--- a/operations-requirements/downloads/01_运营总览 PRD.docx
+++ b/operations-requirements/downloads/01_运营总览 PRD.docx
@@ -433,6 +433,68 @@
       <w:pPr>
         <w:spacing w:after="0"/>
       </w:pPr>
+    </w:p>
+    <w:p>
+      <w:pPr>
+        <w:pStyle w:val="Heading2"/>
+      </w:pPr>
+      <w:r>
+        <w:t>1.1 原型界面依据</w:t>
+      </w:r>
+    </w:p>
+    <w:p>
+      <w:r>
+        <w:t>以下截图直接取自 AiwaBot产品原型-v3.2.html，用于核对页面布局、入口、字段和操作位置。</w:t>
+      </w:r>
+    </w:p>
+    <w:p>
+      <w:pPr>
+        <w:keepNext/>
+        <w:jc w:val="center"/>
+      </w:pPr>
+      <w:r>
+        <w:drawing>
+          <wp:inline xmlns:a="http://schemas.openxmlformats.org/drawingml/2006/main" xmlns:pic="http://schemas.openxmlformats.org/drawingml/2006/picture">
+            <wp:extent cx="6355080" cy="3574732"/>
+            <wp:docPr id="1" name="Picture 1"/>
+            <wp:cNvGraphicFramePr>
+              <a:graphicFrameLocks noChangeAspect="1"/>
+            </wp:cNvGraphicFramePr>
+            <a:graphic>
+              <a:graphicData uri="http://schemas.openxmlformats.org/drawingml/2006/picture">
+                <pic:pic>
+                  <pic:nvPicPr>
+                    <pic:cNvPr id="0" name="ops-01-dashboard.png"/>
+                    <pic:cNvPicPr/>
+                  </pic:nvPicPr>
+                  <pic:blipFill>
+                    <a:blip r:embed="rId11"/>
+                    <a:stretch>
+                      <a:fillRect/>
+                    </a:stretch>
+                  </pic:blipFill>
+                  <pic:spPr>
+                    <a:xfrm>
+                      <a:off x="0" y="0"/>
+                      <a:ext cx="6355080" cy="3574732"/>
+                    </a:xfrm>
+                    <a:prstGeom prst="rect"/>
+                  </pic:spPr>
+                </pic:pic>
+              </a:graphicData>
+            </a:graphic>
+          </wp:inline>
+        </w:drawing>
+      </w:r>
+    </w:p>
+    <w:p>
+      <w:pPr>
+        <w:pStyle w:val="Caption"/>
+        <w:jc w:val="center"/>
+      </w:pPr>
+      <w:r>
+        <w:t>图 1-1  运营总览页面</w:t>
+      </w:r>
     </w:p>
     <w:p>
       <w:pPr>

--- a/operations-requirements/downloads/01_运营总览 PRD.docx
+++ b/operations-requirements/downloads/01_运营总览 PRD.docx
@@ -38,7 +38,7 @@
           <w:color w:val="2E74B5"/>
           <w:sz w:val="20"/>
         </w:rPr>
-        <w:t>OS-OPS-PRD-01  |  V2.0  |  2026-09-08</w:t>
+        <w:t>OS-OPS-PRD-01  |  V2.1  |  2026-09-09</w:t>
       </w:r>
     </w:p>
     <w:p>
@@ -366,7 +366,7 @@
                 <w:color w:val="1F2937"/>
                 <w:sz w:val="18"/>
               </w:rPr>
-              <w:t>V2.0  2026-09-08</w:t>
+              <w:t>V2.1  2026-09-09</w:t>
             </w:r>
           </w:p>
         </w:tc>
@@ -1034,7 +1034,7 @@
         <w:pStyle w:val="Heading2"/>
       </w:pPr>
       <w:r>
-        <w:t>3.1 指标卡片</w:t>
+        <w:t>3.1 统计口径总则</w:t>
       </w:r>
     </w:p>
     <w:tbl>
@@ -1046,8 +1046,8 @@
         <w:tblLook w:firstColumn="1" w:firstRow="1" w:lastColumn="0" w:lastRow="0" w:noHBand="0" w:noVBand="1" w:val="04A0"/>
       </w:tblPr>
       <w:tblGrid>
-        <w:gridCol w:w="3024"/>
-        <w:gridCol w:w="7200"/>
+        <w:gridCol w:w="2088"/>
+        <w:gridCol w:w="8136"/>
       </w:tblGrid>
       <w:tr>
         <w:trPr>
@@ -1055,7 +1055,7 @@
         </w:trPr>
         <w:tc>
           <w:tcPr>
-            <w:tcW w:type="dxa" w:w="3024"/>
+            <w:tcW w:type="dxa" w:w="2088"/>
             <w:shd w:fill="17365D"/>
             <w:tcMar>
               <w:top w:w="75" w:type="dxa"/>
@@ -1071,15 +1071,15 @@
                 <w:rFonts w:ascii="Calibri" w:hAnsi="Calibri" w:eastAsia="Microsoft YaHei"/>
                 <w:b/>
                 <w:color w:val="FFFFFF"/>
-                <w:sz w:val="17"/>
-              </w:rPr>
-              <w:t>指标</w:t>
-            </w:r>
-          </w:p>
-        </w:tc>
-        <w:tc>
-          <w:tcPr>
-            <w:tcW w:type="dxa" w:w="7200"/>
+                <w:sz w:val="16"/>
+              </w:rPr>
+              <w:t>规则项</w:t>
+            </w:r>
+          </w:p>
+        </w:tc>
+        <w:tc>
+          <w:tcPr>
+            <w:tcW w:type="dxa" w:w="8136"/>
             <w:shd w:fill="17365D"/>
             <w:tcMar>
               <w:top w:w="75" w:type="dxa"/>
@@ -1095,9 +1095,9 @@
                 <w:rFonts w:ascii="Calibri" w:hAnsi="Calibri" w:eastAsia="Microsoft YaHei"/>
                 <w:b/>
                 <w:color w:val="FFFFFF"/>
-                <w:sz w:val="17"/>
-              </w:rPr>
-              <w:t>交互要求</w:t>
+                <w:sz w:val="16"/>
+              </w:rPr>
+              <w:t>开发规格</w:t>
             </w:r>
           </w:p>
         </w:tc>
@@ -1108,53 +1108,53 @@
         </w:trPr>
         <w:tc>
           <w:tcPr>
-            <w:tcW w:type="dxa" w:w="3024"/>
-            <w:tcMar>
-              <w:top w:w="75" w:type="dxa"/>
-              <w:start w:w="100" w:type="dxa"/>
-              <w:bottom w:w="75" w:type="dxa"/>
-              <w:end w:w="100" w:type="dxa"/>
-            </w:tcMar>
-            <w:vAlign w:val="center"/>
-          </w:tcPr>
-          <w:p>
-            <w:pPr>
-              <w:spacing w:after="0" w:line="259" w:lineRule="auto"/>
-            </w:pPr>
-            <w:r>
-              <w:rPr>
-                <w:rFonts w:ascii="Calibri" w:hAnsi="Calibri" w:eastAsia="Microsoft YaHei"/>
-                <w:b w:val="0"/>
-                <w:color w:val="1F2937"/>
-                <w:sz w:val="17"/>
-              </w:rPr>
-              <w:t>本月现金流</w:t>
-            </w:r>
-          </w:p>
-        </w:tc>
-        <w:tc>
-          <w:tcPr>
-            <w:tcW w:type="dxa" w:w="7200"/>
-            <w:tcMar>
-              <w:top w:w="75" w:type="dxa"/>
-              <w:start w:w="100" w:type="dxa"/>
-              <w:bottom w:w="75" w:type="dxa"/>
-              <w:end w:w="100" w:type="dxa"/>
-            </w:tcMar>
-            <w:vAlign w:val="center"/>
-          </w:tcPr>
-          <w:p>
-            <w:pPr>
-              <w:spacing w:after="0" w:line="259" w:lineRule="auto"/>
-            </w:pPr>
-            <w:r>
-              <w:rPr>
-                <w:rFonts w:ascii="Calibri" w:hAnsi="Calibri" w:eastAsia="Microsoft YaHei"/>
-                <w:b w:val="0"/>
-                <w:color w:val="1F2937"/>
-                <w:sz w:val="17"/>
-              </w:rPr>
-              <w:t>显示当前值、统计周期、对比值或目标值、数据截止时间；点击后按相同口径下钻。</w:t>
+            <w:tcW w:type="dxa" w:w="2088"/>
+            <w:tcMar>
+              <w:top w:w="75" w:type="dxa"/>
+              <w:start w:w="100" w:type="dxa"/>
+              <w:bottom w:w="75" w:type="dxa"/>
+              <w:end w:w="100" w:type="dxa"/>
+            </w:tcMar>
+            <w:vAlign w:val="center"/>
+          </w:tcPr>
+          <w:p>
+            <w:pPr>
+              <w:spacing w:after="0" w:line="259" w:lineRule="auto"/>
+            </w:pPr>
+            <w:r>
+              <w:rPr>
+                <w:rFonts w:ascii="Calibri" w:hAnsi="Calibri" w:eastAsia="Microsoft YaHei"/>
+                <w:b w:val="0"/>
+                <w:color w:val="1F2937"/>
+                <w:sz w:val="16"/>
+              </w:rPr>
+              <w:t>时区与区间</w:t>
+            </w:r>
+          </w:p>
+        </w:tc>
+        <w:tc>
+          <w:tcPr>
+            <w:tcW w:type="dxa" w:w="8136"/>
+            <w:tcMar>
+              <w:top w:w="75" w:type="dxa"/>
+              <w:start w:w="100" w:type="dxa"/>
+              <w:bottom w:w="75" w:type="dxa"/>
+              <w:end w:w="100" w:type="dxa"/>
+            </w:tcMar>
+            <w:vAlign w:val="center"/>
+          </w:tcPr>
+          <w:p>
+            <w:pPr>
+              <w:spacing w:after="0" w:line="259" w:lineRule="auto"/>
+            </w:pPr>
+            <w:r>
+              <w:rPr>
+                <w:rFonts w:ascii="Calibri" w:hAnsi="Calibri" w:eastAsia="Microsoft YaHei"/>
+                <w:b w:val="0"/>
+                <w:color w:val="1F2937"/>
+                <w:sz w:val="16"/>
+              </w:rPr>
+              <w:t>统一使用Asia/Hong_Kong。周为周一00:00至下周一00:00，月/季为自然月/自然季；事件型指标使用左闭右开区间[startAt,endAt)。</w:t>
             </w:r>
           </w:p>
         </w:tc>
@@ -1165,7 +1165,7 @@
         </w:trPr>
         <w:tc>
           <w:tcPr>
-            <w:tcW w:type="dxa" w:w="3024"/>
+            <w:tcW w:type="dxa" w:w="2088"/>
             <w:tcMar>
               <w:top w:w="75" w:type="dxa"/>
               <w:start w:w="100" w:type="dxa"/>
@@ -1184,15 +1184,15 @@
                 <w:rFonts w:ascii="Calibri" w:hAnsi="Calibri" w:eastAsia="Microsoft YaHei"/>
                 <w:b w:val="0"/>
                 <w:color w:val="1F2937"/>
-                <w:sz w:val="17"/>
-              </w:rPr>
-              <w:t>本月成交</w:t>
-            </w:r>
-          </w:p>
-        </w:tc>
-        <w:tc>
-          <w:tcPr>
-            <w:tcW w:type="dxa" w:w="7200"/>
+                <w:sz w:val="16"/>
+              </w:rPr>
+              <w:t>报告截止时点</w:t>
+            </w:r>
+          </w:p>
+        </w:tc>
+        <w:tc>
+          <w:tcPr>
+            <w:tcW w:type="dxa" w:w="8136"/>
             <w:tcMar>
               <w:top w:w="75" w:type="dxa"/>
               <w:start w:w="100" w:type="dxa"/>
@@ -1211,9 +1211,9 @@
                 <w:rFonts w:ascii="Calibri" w:hAnsi="Calibri" w:eastAsia="Microsoft YaHei"/>
                 <w:b w:val="0"/>
                 <w:color w:val="1F2937"/>
-                <w:sz w:val="17"/>
-              </w:rPr>
-              <w:t>显示当前值、统计周期、对比值或目标值、数据截止时间；点击后按相同口径下钻。</w:t>
+                <w:sz w:val="16"/>
+              </w:rPr>
+              <w:t>每次查询返回asOfTime；未结束周期只统计至asOfTime。同比/环比取紧邻可比周期的相同已过时长，页面必须显示“截至时间”。</w:t>
             </w:r>
           </w:p>
         </w:tc>
@@ -1224,53 +1224,53 @@
         </w:trPr>
         <w:tc>
           <w:tcPr>
-            <w:tcW w:type="dxa" w:w="3024"/>
-            <w:tcMar>
-              <w:top w:w="75" w:type="dxa"/>
-              <w:start w:w="100" w:type="dxa"/>
-              <w:bottom w:w="75" w:type="dxa"/>
-              <w:end w:w="100" w:type="dxa"/>
-            </w:tcMar>
-            <w:vAlign w:val="center"/>
-          </w:tcPr>
-          <w:p>
-            <w:pPr>
-              <w:spacing w:after="0" w:line="259" w:lineRule="auto"/>
-            </w:pPr>
-            <w:r>
-              <w:rPr>
-                <w:rFonts w:ascii="Calibri" w:hAnsi="Calibri" w:eastAsia="Microsoft YaHei"/>
-                <w:b w:val="0"/>
-                <w:color w:val="1F2937"/>
-                <w:sz w:val="17"/>
-              </w:rPr>
-              <w:t>面积出租率</w:t>
-            </w:r>
-          </w:p>
-        </w:tc>
-        <w:tc>
-          <w:tcPr>
-            <w:tcW w:type="dxa" w:w="7200"/>
-            <w:tcMar>
-              <w:top w:w="75" w:type="dxa"/>
-              <w:start w:w="100" w:type="dxa"/>
-              <w:bottom w:w="75" w:type="dxa"/>
-              <w:end w:w="100" w:type="dxa"/>
-            </w:tcMar>
-            <w:vAlign w:val="center"/>
-          </w:tcPr>
-          <w:p>
-            <w:pPr>
-              <w:spacing w:after="0" w:line="259" w:lineRule="auto"/>
-            </w:pPr>
-            <w:r>
-              <w:rPr>
-                <w:rFonts w:ascii="Calibri" w:hAnsi="Calibri" w:eastAsia="Microsoft YaHei"/>
-                <w:b w:val="0"/>
-                <w:color w:val="1F2937"/>
-                <w:sz w:val="17"/>
-              </w:rPr>
-              <w:t>显示当前值、统计周期、对比值或目标值、数据截止时间；点击后按相同口径下钻。</w:t>
+            <w:tcW w:type="dxa" w:w="2088"/>
+            <w:tcMar>
+              <w:top w:w="75" w:type="dxa"/>
+              <w:start w:w="100" w:type="dxa"/>
+              <w:bottom w:w="75" w:type="dxa"/>
+              <w:end w:w="100" w:type="dxa"/>
+            </w:tcMar>
+            <w:vAlign w:val="center"/>
+          </w:tcPr>
+          <w:p>
+            <w:pPr>
+              <w:spacing w:after="0" w:line="259" w:lineRule="auto"/>
+            </w:pPr>
+            <w:r>
+              <w:rPr>
+                <w:rFonts w:ascii="Calibri" w:hAnsi="Calibri" w:eastAsia="Microsoft YaHei"/>
+                <w:b w:val="0"/>
+                <w:color w:val="1F2937"/>
+                <w:sz w:val="16"/>
+              </w:rPr>
+              <w:t>事件型与快照型</w:t>
+            </w:r>
+          </w:p>
+        </w:tc>
+        <w:tc>
+          <w:tcPr>
+            <w:tcW w:type="dxa" w:w="8136"/>
+            <w:tcMar>
+              <w:top w:w="75" w:type="dxa"/>
+              <w:start w:w="100" w:type="dxa"/>
+              <w:bottom w:w="75" w:type="dxa"/>
+              <w:end w:w="100" w:type="dxa"/>
+            </w:tcMar>
+            <w:vAlign w:val="center"/>
+          </w:tcPr>
+          <w:p>
+            <w:pPr>
+              <w:spacing w:after="0" w:line="259" w:lineRule="auto"/>
+            </w:pPr>
+            <w:r>
+              <w:rPr>
+                <w:rFonts w:ascii="Calibri" w:hAnsi="Calibri" w:eastAsia="Microsoft YaHei"/>
+                <w:b w:val="0"/>
+                <w:color w:val="1F2937"/>
+                <w:sz w:val="16"/>
+              </w:rPr>
+              <w:t>现金流、成交、收入、新增客户使用业务事件时间；出租率、开放工单、客户在租状态使用截止时点快照。两类指标不得互换时间字段。</w:t>
             </w:r>
           </w:p>
         </w:tc>
@@ -1281,7 +1281,7 @@
         </w:trPr>
         <w:tc>
           <w:tcPr>
-            <w:tcW w:type="dxa" w:w="3024"/>
+            <w:tcW w:type="dxa" w:w="2088"/>
             <w:tcMar>
               <w:top w:w="75" w:type="dxa"/>
               <w:start w:w="100" w:type="dxa"/>
@@ -1300,15 +1300,15 @@
                 <w:rFonts w:ascii="Calibri" w:hAnsi="Calibri" w:eastAsia="Microsoft YaHei"/>
                 <w:b w:val="0"/>
                 <w:color w:val="1F2937"/>
-                <w:sz w:val="17"/>
-              </w:rPr>
-              <w:t>容积出租率</w:t>
-            </w:r>
-          </w:p>
-        </w:tc>
-        <w:tc>
-          <w:tcPr>
-            <w:tcW w:type="dxa" w:w="7200"/>
+                <w:sz w:val="16"/>
+              </w:rPr>
+              <w:t>数据范围</w:t>
+            </w:r>
+          </w:p>
+        </w:tc>
+        <w:tc>
+          <w:tcPr>
+            <w:tcW w:type="dxa" w:w="8136"/>
             <w:tcMar>
               <w:top w:w="75" w:type="dxa"/>
               <w:start w:w="100" w:type="dxa"/>
@@ -1327,9 +1327,9 @@
                 <w:rFonts w:ascii="Calibri" w:hAnsi="Calibri" w:eastAsia="Microsoft YaHei"/>
                 <w:b w:val="0"/>
                 <w:color w:val="1F2937"/>
-                <w:sz w:val="17"/>
-              </w:rPr>
-              <w:t>显示当前值、统计周期、对比值或目标值、数据截止时间；点击后按相同口径下钻。</w:t>
+                <w:sz w:val="16"/>
+              </w:rPr>
+              <w:t>所有指标先应用当前用户dataScope，再应用区域、门店、业务类型筛选。跨门店订单按指标规则指定的归属门店统计，不得重复计入。</w:t>
             </w:r>
           </w:p>
         </w:tc>
@@ -1340,53 +1340,53 @@
         </w:trPr>
         <w:tc>
           <w:tcPr>
-            <w:tcW w:type="dxa" w:w="3024"/>
-            <w:tcMar>
-              <w:top w:w="75" w:type="dxa"/>
-              <w:start w:w="100" w:type="dxa"/>
-              <w:bottom w:w="75" w:type="dxa"/>
-              <w:end w:w="100" w:type="dxa"/>
-            </w:tcMar>
-            <w:vAlign w:val="center"/>
-          </w:tcPr>
-          <w:p>
-            <w:pPr>
-              <w:spacing w:after="0" w:line="259" w:lineRule="auto"/>
-            </w:pPr>
-            <w:r>
-              <w:rPr>
-                <w:rFonts w:ascii="Calibri" w:hAnsi="Calibri" w:eastAsia="Microsoft YaHei"/>
-                <w:b w:val="0"/>
-                <w:color w:val="1F2937"/>
-                <w:sz w:val="17"/>
-              </w:rPr>
-              <w:t>迷你箱出租率</w:t>
-            </w:r>
-          </w:p>
-        </w:tc>
-        <w:tc>
-          <w:tcPr>
-            <w:tcW w:type="dxa" w:w="7200"/>
-            <w:tcMar>
-              <w:top w:w="75" w:type="dxa"/>
-              <w:start w:w="100" w:type="dxa"/>
-              <w:bottom w:w="75" w:type="dxa"/>
-              <w:end w:w="100" w:type="dxa"/>
-            </w:tcMar>
-            <w:vAlign w:val="center"/>
-          </w:tcPr>
-          <w:p>
-            <w:pPr>
-              <w:spacing w:after="0" w:line="259" w:lineRule="auto"/>
-            </w:pPr>
-            <w:r>
-              <w:rPr>
-                <w:rFonts w:ascii="Calibri" w:hAnsi="Calibri" w:eastAsia="Microsoft YaHei"/>
-                <w:b w:val="0"/>
-                <w:color w:val="1F2937"/>
-                <w:sz w:val="17"/>
-              </w:rPr>
-              <w:t>显示当前值、统计周期、对比值或目标值、数据截止时间；点击后按相同口径下钻。</w:t>
+            <w:tcW w:type="dxa" w:w="2088"/>
+            <w:tcMar>
+              <w:top w:w="75" w:type="dxa"/>
+              <w:start w:w="100" w:type="dxa"/>
+              <w:bottom w:w="75" w:type="dxa"/>
+              <w:end w:w="100" w:type="dxa"/>
+            </w:tcMar>
+            <w:vAlign w:val="center"/>
+          </w:tcPr>
+          <w:p>
+            <w:pPr>
+              <w:spacing w:after="0" w:line="259" w:lineRule="auto"/>
+            </w:pPr>
+            <w:r>
+              <w:rPr>
+                <w:rFonts w:ascii="Calibri" w:hAnsi="Calibri" w:eastAsia="Microsoft YaHei"/>
+                <w:b w:val="0"/>
+                <w:color w:val="1F2937"/>
+                <w:sz w:val="16"/>
+              </w:rPr>
+              <w:t>去重与冲正</w:t>
+            </w:r>
+          </w:p>
+        </w:tc>
+        <w:tc>
+          <w:tcPr>
+            <w:tcW w:type="dxa" w:w="8136"/>
+            <w:tcMar>
+              <w:top w:w="75" w:type="dxa"/>
+              <w:start w:w="100" w:type="dxa"/>
+              <w:bottom w:w="75" w:type="dxa"/>
+              <w:end w:w="100" w:type="dxa"/>
+            </w:tcMar>
+            <w:vAlign w:val="center"/>
+          </w:tcPr>
+          <w:p>
+            <w:pPr>
+              <w:spacing w:after="0" w:line="259" w:lineRule="auto"/>
+            </w:pPr>
+            <w:r>
+              <w:rPr>
+                <w:rFonts w:ascii="Calibri" w:hAnsi="Calibri" w:eastAsia="Microsoft YaHei"/>
+                <w:b w:val="0"/>
+                <w:color w:val="1F2937"/>
+                <w:sz w:val="16"/>
+              </w:rPr>
+              <w:t>订单/线索/仓位/迷你箱/工单按各自主键去重；事件以eventId幂等。迟到事件进入下一次重算；退款与冲正计入实际完成周期，并保留原交易关联。</w:t>
             </w:r>
           </w:p>
         </w:tc>
@@ -1397,7 +1397,7 @@
         </w:trPr>
         <w:tc>
           <w:tcPr>
-            <w:tcW w:type="dxa" w:w="3024"/>
+            <w:tcW w:type="dxa" w:w="2088"/>
             <w:tcMar>
               <w:top w:w="75" w:type="dxa"/>
               <w:start w:w="100" w:type="dxa"/>
@@ -1416,15 +1416,15 @@
                 <w:rFonts w:ascii="Calibri" w:hAnsi="Calibri" w:eastAsia="Microsoft YaHei"/>
                 <w:b w:val="0"/>
                 <w:color w:val="1F2937"/>
-                <w:sz w:val="17"/>
-              </w:rPr>
-              <w:t>30天内到期</w:t>
-            </w:r>
-          </w:p>
-        </w:tc>
-        <w:tc>
-          <w:tcPr>
-            <w:tcW w:type="dxa" w:w="7200"/>
+                <w:sz w:val="16"/>
+              </w:rPr>
+              <w:t>精度与展示</w:t>
+            </w:r>
+          </w:p>
+        </w:tc>
+        <w:tc>
+          <w:tcPr>
+            <w:tcW w:type="dxa" w:w="8136"/>
             <w:tcMar>
               <w:top w:w="75" w:type="dxa"/>
               <w:start w:w="100" w:type="dxa"/>
@@ -1443,9 +1443,9 @@
                 <w:rFonts w:ascii="Calibri" w:hAnsi="Calibri" w:eastAsia="Microsoft YaHei"/>
                 <w:b w:val="0"/>
                 <w:color w:val="1F2937"/>
-                <w:sz w:val="17"/>
-              </w:rPr>
-              <w:t>显示当前值、统计周期、对比值或目标值、数据截止时间；点击后按相同口径下钻。</w:t>
+                <w:sz w:val="16"/>
+              </w:rPr>
+              <w:t>金额以分存储、HKD展示；计数为整数；率先用未四舍五入分子分母计算，再四舍五入到2位，小卡可显示1位。目标偏差使用百分点pp。</w:t>
             </w:r>
           </w:p>
         </w:tc>
@@ -1456,53 +1456,53 @@
         </w:trPr>
         <w:tc>
           <w:tcPr>
-            <w:tcW w:type="dxa" w:w="3024"/>
-            <w:tcMar>
-              <w:top w:w="75" w:type="dxa"/>
-              <w:start w:w="100" w:type="dxa"/>
-              <w:bottom w:w="75" w:type="dxa"/>
-              <w:end w:w="100" w:type="dxa"/>
-            </w:tcMar>
-            <w:vAlign w:val="center"/>
-          </w:tcPr>
-          <w:p>
-            <w:pPr>
-              <w:spacing w:after="0" w:line="259" w:lineRule="auto"/>
-            </w:pPr>
-            <w:r>
-              <w:rPr>
-                <w:rFonts w:ascii="Calibri" w:hAnsi="Calibri" w:eastAsia="Microsoft YaHei"/>
-                <w:b w:val="0"/>
-                <w:color w:val="1F2937"/>
-                <w:sz w:val="17"/>
-              </w:rPr>
-              <w:t>总体续租率</w:t>
-            </w:r>
-          </w:p>
-        </w:tc>
-        <w:tc>
-          <w:tcPr>
-            <w:tcW w:type="dxa" w:w="7200"/>
-            <w:tcMar>
-              <w:top w:w="75" w:type="dxa"/>
-              <w:start w:w="100" w:type="dxa"/>
-              <w:bottom w:w="75" w:type="dxa"/>
-              <w:end w:w="100" w:type="dxa"/>
-            </w:tcMar>
-            <w:vAlign w:val="center"/>
-          </w:tcPr>
-          <w:p>
-            <w:pPr>
-              <w:spacing w:after="0" w:line="259" w:lineRule="auto"/>
-            </w:pPr>
-            <w:r>
-              <w:rPr>
-                <w:rFonts w:ascii="Calibri" w:hAnsi="Calibri" w:eastAsia="Microsoft YaHei"/>
-                <w:b w:val="0"/>
-                <w:color w:val="1F2937"/>
-                <w:sz w:val="17"/>
-              </w:rPr>
-              <w:t>显示当前值、统计周期、对比值或目标值、数据截止时间；点击后按相同口径下钻。</w:t>
+            <w:tcW w:type="dxa" w:w="2088"/>
+            <w:tcMar>
+              <w:top w:w="75" w:type="dxa"/>
+              <w:start w:w="100" w:type="dxa"/>
+              <w:bottom w:w="75" w:type="dxa"/>
+              <w:end w:w="100" w:type="dxa"/>
+            </w:tcMar>
+            <w:vAlign w:val="center"/>
+          </w:tcPr>
+          <w:p>
+            <w:pPr>
+              <w:spacing w:after="0" w:line="259" w:lineRule="auto"/>
+            </w:pPr>
+            <w:r>
+              <w:rPr>
+                <w:rFonts w:ascii="Calibri" w:hAnsi="Calibri" w:eastAsia="Microsoft YaHei"/>
+                <w:b w:val="0"/>
+                <w:color w:val="1F2937"/>
+                <w:sz w:val="16"/>
+              </w:rPr>
+              <w:t>零分母</w:t>
+            </w:r>
+          </w:p>
+        </w:tc>
+        <w:tc>
+          <w:tcPr>
+            <w:tcW w:type="dxa" w:w="8136"/>
+            <w:tcMar>
+              <w:top w:w="75" w:type="dxa"/>
+              <w:start w:w="100" w:type="dxa"/>
+              <w:bottom w:w="75" w:type="dxa"/>
+              <w:end w:w="100" w:type="dxa"/>
+            </w:tcMar>
+            <w:vAlign w:val="center"/>
+          </w:tcPr>
+          <w:p>
+            <w:pPr>
+              <w:spacing w:after="0" w:line="259" w:lineRule="auto"/>
+            </w:pPr>
+            <w:r>
+              <w:rPr>
+                <w:rFonts w:ascii="Calibri" w:hAnsi="Calibri" w:eastAsia="Microsoft YaHei"/>
+                <w:b w:val="0"/>
+                <w:color w:val="1F2937"/>
+                <w:sz w:val="16"/>
+              </w:rPr>
+              <w:t>分母为0时值返回null，界面显示“—/暂无可计算数据”，不得显示0%；同时返回reasonCode=ZERO_DENOMINATOR。</w:t>
             </w:r>
           </w:p>
         </w:tc>
@@ -1513,7 +1513,7 @@
         </w:trPr>
         <w:tc>
           <w:tcPr>
-            <w:tcW w:type="dxa" w:w="3024"/>
+            <w:tcW w:type="dxa" w:w="2088"/>
             <w:tcMar>
               <w:top w:w="75" w:type="dxa"/>
               <w:start w:w="100" w:type="dxa"/>
@@ -1532,15 +1532,15 @@
                 <w:rFonts w:ascii="Calibri" w:hAnsi="Calibri" w:eastAsia="Microsoft YaHei"/>
                 <w:b w:val="0"/>
                 <w:color w:val="1F2937"/>
-                <w:sz w:val="17"/>
-              </w:rPr>
-              <w:t>当前开放工单</w:t>
-            </w:r>
-          </w:p>
-        </w:tc>
-        <w:tc>
-          <w:tcPr>
-            <w:tcW w:type="dxa" w:w="7200"/>
+                <w:sz w:val="16"/>
+              </w:rPr>
+              <w:t>刷新与降级</w:t>
+            </w:r>
+          </w:p>
+        </w:tc>
+        <w:tc>
+          <w:tcPr>
+            <w:tcW w:type="dxa" w:w="8136"/>
             <w:tcMar>
               <w:top w:w="75" w:type="dxa"/>
               <w:start w:w="100" w:type="dxa"/>
@@ -1559,66 +1559,9 @@
                 <w:rFonts w:ascii="Calibri" w:hAnsi="Calibri" w:eastAsia="Microsoft YaHei"/>
                 <w:b w:val="0"/>
                 <w:color w:val="1F2937"/>
-                <w:sz w:val="17"/>
-              </w:rPr>
-              <w:t>显示当前值、统计周期、对比值或目标值、数据截止时间；点击后按相同口径下钻。</w:t>
-            </w:r>
-          </w:p>
-        </w:tc>
-      </w:tr>
-      <w:tr>
-        <w:trPr>
-          <w:cantSplit/>
-        </w:trPr>
-        <w:tc>
-          <w:tcPr>
-            <w:tcW w:type="dxa" w:w="3024"/>
-            <w:tcMar>
-              <w:top w:w="75" w:type="dxa"/>
-              <w:start w:w="100" w:type="dxa"/>
-              <w:bottom w:w="75" w:type="dxa"/>
-              <w:end w:w="100" w:type="dxa"/>
-            </w:tcMar>
-            <w:vAlign w:val="center"/>
-          </w:tcPr>
-          <w:p>
-            <w:pPr>
-              <w:spacing w:after="0" w:line="259" w:lineRule="auto"/>
-            </w:pPr>
-            <w:r>
-              <w:rPr>
-                <w:rFonts w:ascii="Calibri" w:hAnsi="Calibri" w:eastAsia="Microsoft YaHei"/>
-                <w:b w:val="0"/>
-                <w:color w:val="1F2937"/>
-                <w:sz w:val="17"/>
-              </w:rPr>
-              <w:t>SLA风险</w:t>
-            </w:r>
-          </w:p>
-        </w:tc>
-        <w:tc>
-          <w:tcPr>
-            <w:tcW w:type="dxa" w:w="7200"/>
-            <w:tcMar>
-              <w:top w:w="75" w:type="dxa"/>
-              <w:start w:w="100" w:type="dxa"/>
-              <w:bottom w:w="75" w:type="dxa"/>
-              <w:end w:w="100" w:type="dxa"/>
-            </w:tcMar>
-            <w:vAlign w:val="center"/>
-          </w:tcPr>
-          <w:p>
-            <w:pPr>
-              <w:spacing w:after="0" w:line="259" w:lineRule="auto"/>
-            </w:pPr>
-            <w:r>
-              <w:rPr>
-                <w:rFonts w:ascii="Calibri" w:hAnsi="Calibri" w:eastAsia="Microsoft YaHei"/>
-                <w:b w:val="0"/>
-                <w:color w:val="1F2937"/>
-                <w:sz w:val="17"/>
-              </w:rPr>
-              <w:t>显示当前值、统计周期、对比值或目标值、数据截止时间；点击后按相同口径下钻。</w:t>
+                <w:sz w:val="16"/>
+              </w:rPr>
+              <w:t>线索/订单/资产/续租5分钟、工单1分钟、财务15分钟、客户30分钟。任一源超SLA时标记受影响组件、显示最后成功时间，禁止用0替代失败。</w:t>
             </w:r>
           </w:p>
         </w:tc>
@@ -1634,7 +1577,7 @@
         <w:pStyle w:val="Heading2"/>
       </w:pPr>
       <w:r>
-        <w:t>3.2 筛选与列表行为</w:t>
+        <w:t>3.2 核心指标卡计算规则</w:t>
       </w:r>
     </w:p>
     <w:tbl>
@@ -1646,8 +1589,10 @@
         <w:tblLook w:firstColumn="1" w:firstRow="1" w:lastColumn="0" w:lastRow="0" w:noHBand="0" w:noVBand="1" w:val="04A0"/>
       </w:tblPr>
       <w:tblGrid>
-        <w:gridCol w:w="3312"/>
-        <w:gridCol w:w="6912"/>
+        <w:gridCol w:w="1800"/>
+        <w:gridCol w:w="3528"/>
+        <w:gridCol w:w="3096"/>
+        <w:gridCol w:w="1800"/>
       </w:tblGrid>
       <w:tr>
         <w:trPr>
@@ -1655,7 +1600,7 @@
         </w:trPr>
         <w:tc>
           <w:tcPr>
-            <w:tcW w:type="dxa" w:w="3312"/>
+            <w:tcW w:type="dxa" w:w="1800"/>
             <w:shd w:fill="17365D"/>
             <w:tcMar>
               <w:top w:w="75" w:type="dxa"/>
@@ -1671,15 +1616,15 @@
                 <w:rFonts w:ascii="Calibri" w:hAnsi="Calibri" w:eastAsia="Microsoft YaHei"/>
                 <w:b/>
                 <w:color w:val="FFFFFF"/>
-                <w:sz w:val="17"/>
-              </w:rPr>
-              <w:t>筛选项</w:t>
-            </w:r>
-          </w:p>
-        </w:tc>
-        <w:tc>
-          <w:tcPr>
-            <w:tcW w:type="dxa" w:w="6912"/>
+                <w:sz w:val="14"/>
+              </w:rPr>
+              <w:t>指标ID/指标</w:t>
+            </w:r>
+          </w:p>
+        </w:tc>
+        <w:tc>
+          <w:tcPr>
+            <w:tcW w:type="dxa" w:w="3528"/>
             <w:shd w:fill="17365D"/>
             <w:tcMar>
               <w:top w:w="75" w:type="dxa"/>
@@ -1695,9 +1640,57 @@
                 <w:rFonts w:ascii="Calibri" w:hAnsi="Calibri" w:eastAsia="Microsoft YaHei"/>
                 <w:b/>
                 <w:color w:val="FFFFFF"/>
-                <w:sz w:val="17"/>
-              </w:rPr>
-              <w:t>交互与校验</w:t>
+                <w:sz w:val="14"/>
+              </w:rPr>
+              <w:t>公式与去重</w:t>
+            </w:r>
+          </w:p>
+        </w:tc>
+        <w:tc>
+          <w:tcPr>
+            <w:tcW w:type="dxa" w:w="3096"/>
+            <w:shd w:fill="17365D"/>
+            <w:tcMar>
+              <w:top w:w="75" w:type="dxa"/>
+              <w:start w:w="100" w:type="dxa"/>
+              <w:bottom w:w="75" w:type="dxa"/>
+              <w:end w:w="100" w:type="dxa"/>
+            </w:tcMar>
+            <w:vAlign w:val="center"/>
+          </w:tcPr>
+          <w:p>
+            <w:r>
+              <w:rPr>
+                <w:rFonts w:ascii="Calibri" w:hAnsi="Calibri" w:eastAsia="Microsoft YaHei"/>
+                <w:b/>
+                <w:color w:val="FFFFFF"/>
+                <w:sz w:val="14"/>
+              </w:rPr>
+              <w:t>时间口径及排除项</w:t>
+            </w:r>
+          </w:p>
+        </w:tc>
+        <w:tc>
+          <w:tcPr>
+            <w:tcW w:type="dxa" w:w="1800"/>
+            <w:shd w:fill="17365D"/>
+            <w:tcMar>
+              <w:top w:w="75" w:type="dxa"/>
+              <w:start w:w="100" w:type="dxa"/>
+              <w:bottom w:w="75" w:type="dxa"/>
+              <w:end w:w="100" w:type="dxa"/>
+            </w:tcMar>
+            <w:vAlign w:val="center"/>
+          </w:tcPr>
+          <w:p>
+            <w:r>
+              <w:rPr>
+                <w:rFonts w:ascii="Calibri" w:hAnsi="Calibri" w:eastAsia="Microsoft YaHei"/>
+                <w:b/>
+                <w:color w:val="FFFFFF"/>
+                <w:sz w:val="14"/>
+              </w:rPr>
+              <w:t>刷新、下钻与对账</w:t>
             </w:r>
           </w:p>
         </w:tc>
@@ -1708,53 +1701,105 @@
         </w:trPr>
         <w:tc>
           <w:tcPr>
-            <w:tcW w:type="dxa" w:w="3312"/>
-            <w:tcMar>
-              <w:top w:w="75" w:type="dxa"/>
-              <w:start w:w="100" w:type="dxa"/>
-              <w:bottom w:w="75" w:type="dxa"/>
-              <w:end w:w="100" w:type="dxa"/>
-            </w:tcMar>
-            <w:vAlign w:val="center"/>
-          </w:tcPr>
-          <w:p>
-            <w:pPr>
-              <w:spacing w:after="0" w:line="259" w:lineRule="auto"/>
-            </w:pPr>
-            <w:r>
-              <w:rPr>
-                <w:rFonts w:ascii="Calibri" w:hAnsi="Calibri" w:eastAsia="Microsoft YaHei"/>
-                <w:b w:val="0"/>
-                <w:color w:val="1F2937"/>
-                <w:sz w:val="17"/>
-              </w:rPr>
-              <w:t>关键字</w:t>
-            </w:r>
-          </w:p>
-        </w:tc>
-        <w:tc>
-          <w:tcPr>
-            <w:tcW w:type="dxa" w:w="6912"/>
-            <w:tcMar>
-              <w:top w:w="75" w:type="dxa"/>
-              <w:start w:w="100" w:type="dxa"/>
-              <w:bottom w:w="75" w:type="dxa"/>
-              <w:end w:w="100" w:type="dxa"/>
-            </w:tcMar>
-            <w:vAlign w:val="center"/>
-          </w:tcPr>
-          <w:p>
-            <w:pPr>
-              <w:spacing w:after="0" w:line="259" w:lineRule="auto"/>
-            </w:pPr>
-            <w:r>
-              <w:rPr>
-                <w:rFonts w:ascii="Calibri" w:hAnsi="Calibri" w:eastAsia="Microsoft YaHei"/>
-                <w:b w:val="0"/>
-                <w:color w:val="1F2937"/>
-                <w:sz w:val="17"/>
-              </w:rPr>
-              <w:t>支持单项或组合查询；点击重置恢复默认；返回列表时保留本次会话条件。</w:t>
+            <w:tcW w:type="dxa" w:w="1800"/>
+            <w:tcMar>
+              <w:top w:w="75" w:type="dxa"/>
+              <w:start w:w="100" w:type="dxa"/>
+              <w:bottom w:w="75" w:type="dxa"/>
+              <w:end w:w="100" w:type="dxa"/>
+            </w:tcMar>
+            <w:vAlign w:val="center"/>
+          </w:tcPr>
+          <w:p>
+            <w:pPr>
+              <w:spacing w:after="0" w:line="259" w:lineRule="auto"/>
+            </w:pPr>
+            <w:r>
+              <w:rPr>
+                <w:rFonts w:ascii="Calibri" w:hAnsi="Calibri" w:eastAsia="Microsoft YaHei"/>
+                <w:b w:val="0"/>
+                <w:color w:val="1F2937"/>
+                <w:sz w:val="14"/>
+              </w:rPr>
+              <w:t>K01 本月现金流</w:t>
+            </w:r>
+          </w:p>
+        </w:tc>
+        <w:tc>
+          <w:tcPr>
+            <w:tcW w:type="dxa" w:w="3528"/>
+            <w:tcMar>
+              <w:top w:w="75" w:type="dxa"/>
+              <w:start w:w="100" w:type="dxa"/>
+              <w:bottom w:w="75" w:type="dxa"/>
+              <w:end w:w="100" w:type="dxa"/>
+            </w:tcMar>
+            <w:vAlign w:val="center"/>
+          </w:tcPr>
+          <w:p>
+            <w:pPr>
+              <w:spacing w:after="0" w:line="259" w:lineRule="auto"/>
+            </w:pPr>
+            <w:r>
+              <w:rPr>
+                <w:rFonts w:ascii="Calibri" w:hAnsi="Calibri" w:eastAsia="Microsoft YaHei"/>
+                <w:b w:val="0"/>
+                <w:color w:val="1F2937"/>
+                <w:sz w:val="14"/>
+              </w:rPr>
+              <w:t>Σ已入账现金流入（租金、按金、服务费）－Σ已完成退款－Σ已确认现金支出；以paymentTransactionId去重，币种统一为HKD。</w:t>
+            </w:r>
+          </w:p>
+        </w:tc>
+        <w:tc>
+          <w:tcPr>
+            <w:tcW w:type="dxa" w:w="3096"/>
+            <w:tcMar>
+              <w:top w:w="75" w:type="dxa"/>
+              <w:start w:w="100" w:type="dxa"/>
+              <w:bottom w:w="75" w:type="dxa"/>
+              <w:end w:w="100" w:type="dxa"/>
+            </w:tcMar>
+            <w:vAlign w:val="center"/>
+          </w:tcPr>
+          <w:p>
+            <w:pPr>
+              <w:spacing w:after="0" w:line="259" w:lineRule="auto"/>
+            </w:pPr>
+            <w:r>
+              <w:rPr>
+                <w:rFonts w:ascii="Calibri" w:hAnsi="Calibri" w:eastAsia="Microsoft YaHei"/>
+                <w:b w:val="0"/>
+                <w:color w:val="1F2937"/>
+                <w:sz w:val="14"/>
+              </w:rPr>
+              <w:t>postedAt落在所选周期；排除应收未收、待核验付款、仅开票、作废/测试交易。跨币种按入账日财务汇率换算。</w:t>
+            </w:r>
+          </w:p>
+        </w:tc>
+        <w:tc>
+          <w:tcPr>
+            <w:tcW w:type="dxa" w:w="1800"/>
+            <w:tcMar>
+              <w:top w:w="75" w:type="dxa"/>
+              <w:start w:w="100" w:type="dxa"/>
+              <w:bottom w:w="75" w:type="dxa"/>
+              <w:end w:w="100" w:type="dxa"/>
+            </w:tcMar>
+            <w:vAlign w:val="center"/>
+          </w:tcPr>
+          <w:p>
+            <w:pPr>
+              <w:spacing w:after="0" w:line="259" w:lineRule="auto"/>
+            </w:pPr>
+            <w:r>
+              <w:rPr>
+                <w:rFonts w:ascii="Calibri" w:hAnsi="Calibri" w:eastAsia="Microsoft YaHei"/>
+                <w:b w:val="0"/>
+                <w:color w:val="1F2937"/>
+                <w:sz w:val="14"/>
+              </w:rPr>
+              <w:t>15分钟；下钻付款凭证，明细分项合计必须与卡片精确到分一致。</w:t>
             </w:r>
           </w:p>
         </w:tc>
@@ -1765,7 +1810,7 @@
         </w:trPr>
         <w:tc>
           <w:tcPr>
-            <w:tcW w:type="dxa" w:w="3312"/>
+            <w:tcW w:type="dxa" w:w="1800"/>
             <w:tcMar>
               <w:top w:w="75" w:type="dxa"/>
               <w:start w:w="100" w:type="dxa"/>
@@ -1784,15 +1829,15 @@
                 <w:rFonts w:ascii="Calibri" w:hAnsi="Calibri" w:eastAsia="Microsoft YaHei"/>
                 <w:b w:val="0"/>
                 <w:color w:val="1F2937"/>
-                <w:sz w:val="17"/>
-              </w:rPr>
-              <w:t>状态</w:t>
-            </w:r>
-          </w:p>
-        </w:tc>
-        <w:tc>
-          <w:tcPr>
-            <w:tcW w:type="dxa" w:w="6912"/>
+                <w:sz w:val="14"/>
+              </w:rPr>
+              <w:t>K02 本月成交</w:t>
+            </w:r>
+          </w:p>
+        </w:tc>
+        <w:tc>
+          <w:tcPr>
+            <w:tcW w:type="dxa" w:w="3528"/>
             <w:tcMar>
               <w:top w:w="75" w:type="dxa"/>
               <w:start w:w="100" w:type="dxa"/>
@@ -1811,9 +1856,63 @@
                 <w:rFonts w:ascii="Calibri" w:hAnsi="Calibri" w:eastAsia="Microsoft YaHei"/>
                 <w:b w:val="0"/>
                 <w:color w:val="1F2937"/>
-                <w:sz w:val="17"/>
-              </w:rPr>
-              <w:t>支持单项或组合查询；点击重置恢复默认；返回列表时保留本次会话条件。</w:t>
+                <w:sz w:val="14"/>
+              </w:rPr>
+              <w:t>COUNT(DISTINCT orderId)，条件为合同签署完成且首笔应收确认；同一订单仅计1次。转化率＝当期有效线索归因成交数÷当期有效线索数。</w:t>
+            </w:r>
+          </w:p>
+        </w:tc>
+        <w:tc>
+          <w:tcPr>
+            <w:tcW w:type="dxa" w:w="3096"/>
+            <w:tcMar>
+              <w:top w:w="75" w:type="dxa"/>
+              <w:start w:w="100" w:type="dxa"/>
+              <w:bottom w:w="75" w:type="dxa"/>
+              <w:end w:w="100" w:type="dxa"/>
+            </w:tcMar>
+            <w:vAlign w:val="center"/>
+            <w:shd w:fill="F4F7FB"/>
+          </w:tcPr>
+          <w:p>
+            <w:pPr>
+              <w:spacing w:after="0" w:line="259" w:lineRule="auto"/>
+            </w:pPr>
+            <w:r>
+              <w:rPr>
+                <w:rFonts w:ascii="Calibri" w:hAnsi="Calibri" w:eastAsia="Microsoft YaHei"/>
+                <w:b w:val="0"/>
+                <w:color w:val="1F2937"/>
+                <w:sz w:val="14"/>
+              </w:rPr>
+              <w:t>成交时间取firstReceivableConfirmedAt；排除草稿、取消、全额退款、重复转化、测试订单。线索按leadId去重。</w:t>
+            </w:r>
+          </w:p>
+        </w:tc>
+        <w:tc>
+          <w:tcPr>
+            <w:tcW w:type="dxa" w:w="1800"/>
+            <w:tcMar>
+              <w:top w:w="75" w:type="dxa"/>
+              <w:start w:w="100" w:type="dxa"/>
+              <w:bottom w:w="75" w:type="dxa"/>
+              <w:end w:w="100" w:type="dxa"/>
+            </w:tcMar>
+            <w:vAlign w:val="center"/>
+            <w:shd w:fill="F4F7FB"/>
+          </w:tcPr>
+          <w:p>
+            <w:pPr>
+              <w:spacing w:after="0" w:line="259" w:lineRule="auto"/>
+            </w:pPr>
+            <w:r>
+              <w:rPr>
+                <w:rFonts w:ascii="Calibri" w:hAnsi="Calibri" w:eastAsia="Microsoft YaHei"/>
+                <w:b w:val="0"/>
+                <w:color w:val="1F2937"/>
+                <w:sz w:val="14"/>
+              </w:rPr>
+              <w:t>5分钟；下钻订单中心。卡片同时返回dealCount、leadCount、conversionRate，前端不得自行混用口径。</w:t>
             </w:r>
           </w:p>
         </w:tc>
@@ -1824,53 +1923,105 @@
         </w:trPr>
         <w:tc>
           <w:tcPr>
-            <w:tcW w:type="dxa" w:w="3312"/>
-            <w:tcMar>
-              <w:top w:w="75" w:type="dxa"/>
-              <w:start w:w="100" w:type="dxa"/>
-              <w:bottom w:w="75" w:type="dxa"/>
-              <w:end w:w="100" w:type="dxa"/>
-            </w:tcMar>
-            <w:vAlign w:val="center"/>
-          </w:tcPr>
-          <w:p>
-            <w:pPr>
-              <w:spacing w:after="0" w:line="259" w:lineRule="auto"/>
-            </w:pPr>
-            <w:r>
-              <w:rPr>
-                <w:rFonts w:ascii="Calibri" w:hAnsi="Calibri" w:eastAsia="Microsoft YaHei"/>
-                <w:b w:val="0"/>
-                <w:color w:val="1F2937"/>
-                <w:sz w:val="17"/>
-              </w:rPr>
-              <w:t>负责人或店铺</w:t>
-            </w:r>
-          </w:p>
-        </w:tc>
-        <w:tc>
-          <w:tcPr>
-            <w:tcW w:type="dxa" w:w="6912"/>
-            <w:tcMar>
-              <w:top w:w="75" w:type="dxa"/>
-              <w:start w:w="100" w:type="dxa"/>
-              <w:bottom w:w="75" w:type="dxa"/>
-              <w:end w:w="100" w:type="dxa"/>
-            </w:tcMar>
-            <w:vAlign w:val="center"/>
-          </w:tcPr>
-          <w:p>
-            <w:pPr>
-              <w:spacing w:after="0" w:line="259" w:lineRule="auto"/>
-            </w:pPr>
-            <w:r>
-              <w:rPr>
-                <w:rFonts w:ascii="Calibri" w:hAnsi="Calibri" w:eastAsia="Microsoft YaHei"/>
-                <w:b w:val="0"/>
-                <w:color w:val="1F2937"/>
-                <w:sz w:val="17"/>
-              </w:rPr>
-              <w:t>支持单项或组合查询；点击重置恢复默认；返回列表时保留本次会话条件。</w:t>
+            <w:tcW w:type="dxa" w:w="1800"/>
+            <w:tcMar>
+              <w:top w:w="75" w:type="dxa"/>
+              <w:start w:w="100" w:type="dxa"/>
+              <w:bottom w:w="75" w:type="dxa"/>
+              <w:end w:w="100" w:type="dxa"/>
+            </w:tcMar>
+            <w:vAlign w:val="center"/>
+          </w:tcPr>
+          <w:p>
+            <w:pPr>
+              <w:spacing w:after="0" w:line="259" w:lineRule="auto"/>
+            </w:pPr>
+            <w:r>
+              <w:rPr>
+                <w:rFonts w:ascii="Calibri" w:hAnsi="Calibri" w:eastAsia="Microsoft YaHei"/>
+                <w:b w:val="0"/>
+                <w:color w:val="1F2937"/>
+                <w:sz w:val="14"/>
+              </w:rPr>
+              <w:t>K03 面积出租率</w:t>
+            </w:r>
+          </w:p>
+        </w:tc>
+        <w:tc>
+          <w:tcPr>
+            <w:tcW w:type="dxa" w:w="3528"/>
+            <w:tcMar>
+              <w:top w:w="75" w:type="dxa"/>
+              <w:start w:w="100" w:type="dxa"/>
+              <w:bottom w:w="75" w:type="dxa"/>
+              <w:end w:w="100" w:type="dxa"/>
+            </w:tcMar>
+            <w:vAlign w:val="center"/>
+          </w:tcPr>
+          <w:p>
+            <w:pPr>
+              <w:spacing w:after="0" w:line="259" w:lineRule="auto"/>
+            </w:pPr>
+            <w:r>
+              <w:rPr>
+                <w:rFonts w:ascii="Calibri" w:hAnsi="Calibri" w:eastAsia="Microsoft YaHei"/>
+                <w:b w:val="0"/>
+                <w:color w:val="1F2937"/>
+                <w:sz w:val="14"/>
+              </w:rPr>
+              <w:t>期末已租迷你仓实际面积÷期末可出租迷你仓实际面积×100%；按面积加权，不得平均各仓位出租率。</w:t>
+            </w:r>
+          </w:p>
+        </w:tc>
+        <w:tc>
+          <w:tcPr>
+            <w:tcW w:type="dxa" w:w="3096"/>
+            <w:tcMar>
+              <w:top w:w="75" w:type="dxa"/>
+              <w:start w:w="100" w:type="dxa"/>
+              <w:bottom w:w="75" w:type="dxa"/>
+              <w:end w:w="100" w:type="dxa"/>
+            </w:tcMar>
+            <w:vAlign w:val="center"/>
+          </w:tcPr>
+          <w:p>
+            <w:pPr>
+              <w:spacing w:after="0" w:line="259" w:lineRule="auto"/>
+            </w:pPr>
+            <w:r>
+              <w:rPr>
+                <w:rFonts w:ascii="Calibri" w:hAnsi="Calibri" w:eastAsia="Microsoft YaHei"/>
+                <w:b w:val="0"/>
+                <w:color w:val="1F2937"/>
+                <w:sz w:val="14"/>
+              </w:rPr>
+              <w:t>取报告截止时点快照；仅正常营业门店。禁用、维修及nonRentable仓位不进入分母；已生效占用进入分子。</w:t>
+            </w:r>
+          </w:p>
+        </w:tc>
+        <w:tc>
+          <w:tcPr>
+            <w:tcW w:type="dxa" w:w="1800"/>
+            <w:tcMar>
+              <w:top w:w="75" w:type="dxa"/>
+              <w:start w:w="100" w:type="dxa"/>
+              <w:bottom w:w="75" w:type="dxa"/>
+              <w:end w:w="100" w:type="dxa"/>
+            </w:tcMar>
+            <w:vAlign w:val="center"/>
+          </w:tcPr>
+          <w:p>
+            <w:pPr>
+              <w:spacing w:after="0" w:line="259" w:lineRule="auto"/>
+            </w:pPr>
+            <w:r>
+              <w:rPr>
+                <w:rFonts w:ascii="Calibri" w:hAnsi="Calibri" w:eastAsia="Microsoft YaHei"/>
+                <w:b w:val="0"/>
+                <w:color w:val="1F2937"/>
+                <w:sz w:val="14"/>
+              </w:rPr>
+              <w:t>5分钟；下钻空间管理，并返回rentedArea、rentableArea和目标值。</w:t>
             </w:r>
           </w:p>
         </w:tc>
@@ -1881,7 +2032,7 @@
         </w:trPr>
         <w:tc>
           <w:tcPr>
-            <w:tcW w:type="dxa" w:w="3312"/>
+            <w:tcW w:type="dxa" w:w="1800"/>
             <w:tcMar>
               <w:top w:w="75" w:type="dxa"/>
               <w:start w:w="100" w:type="dxa"/>
@@ -1900,15 +2051,15 @@
                 <w:rFonts w:ascii="Calibri" w:hAnsi="Calibri" w:eastAsia="Microsoft YaHei"/>
                 <w:b w:val="0"/>
                 <w:color w:val="1F2937"/>
-                <w:sz w:val="17"/>
-              </w:rPr>
-              <w:t>创建或业务时间范围</w:t>
-            </w:r>
-          </w:p>
-        </w:tc>
-        <w:tc>
-          <w:tcPr>
-            <w:tcW w:type="dxa" w:w="6912"/>
+                <w:sz w:val="14"/>
+              </w:rPr>
+              <w:t>K04 容积出租率</w:t>
+            </w:r>
+          </w:p>
+        </w:tc>
+        <w:tc>
+          <w:tcPr>
+            <w:tcW w:type="dxa" w:w="3528"/>
             <w:tcMar>
               <w:top w:w="75" w:type="dxa"/>
               <w:start w:w="100" w:type="dxa"/>
@@ -1927,9 +2078,616 @@
                 <w:rFonts w:ascii="Calibri" w:hAnsi="Calibri" w:eastAsia="Microsoft YaHei"/>
                 <w:b w:val="0"/>
                 <w:color w:val="1F2937"/>
-                <w:sz w:val="17"/>
-              </w:rPr>
-              <w:t>支持单项或组合查询；点击重置恢复默认；返回列表时保留本次会话条件。</w:t>
+                <w:sz w:val="14"/>
+              </w:rPr>
+              <w:t>期末已租可用容积÷期末可出租可用容积×100%；仓位容积＝有效长×宽×高，统一单位后汇总。</w:t>
+            </w:r>
+          </w:p>
+        </w:tc>
+        <w:tc>
+          <w:tcPr>
+            <w:tcW w:type="dxa" w:w="3096"/>
+            <w:tcMar>
+              <w:top w:w="75" w:type="dxa"/>
+              <w:start w:w="100" w:type="dxa"/>
+              <w:bottom w:w="75" w:type="dxa"/>
+              <w:end w:w="100" w:type="dxa"/>
+            </w:tcMar>
+            <w:vAlign w:val="center"/>
+            <w:shd w:fill="F4F7FB"/>
+          </w:tcPr>
+          <w:p>
+            <w:pPr>
+              <w:spacing w:after="0" w:line="259" w:lineRule="auto"/>
+            </w:pPr>
+            <w:r>
+              <w:rPr>
+                <w:rFonts w:ascii="Calibri" w:hAnsi="Calibri" w:eastAsia="Microsoft YaHei"/>
+                <w:b w:val="0"/>
+                <w:color w:val="1F2937"/>
+                <w:sz w:val="14"/>
+              </w:rPr>
+              <w:t>取截止时点快照；尺寸缺失仓位不进入分子/分母并计入口径异常数；禁用、维修、不可出租排除。</w:t>
+            </w:r>
+          </w:p>
+        </w:tc>
+        <w:tc>
+          <w:tcPr>
+            <w:tcW w:type="dxa" w:w="1800"/>
+            <w:tcMar>
+              <w:top w:w="75" w:type="dxa"/>
+              <w:start w:w="100" w:type="dxa"/>
+              <w:bottom w:w="75" w:type="dxa"/>
+              <w:end w:w="100" w:type="dxa"/>
+            </w:tcMar>
+            <w:vAlign w:val="center"/>
+            <w:shd w:fill="F4F7FB"/>
+          </w:tcPr>
+          <w:p>
+            <w:pPr>
+              <w:spacing w:after="0" w:line="259" w:lineRule="auto"/>
+            </w:pPr>
+            <w:r>
+              <w:rPr>
+                <w:rFonts w:ascii="Calibri" w:hAnsi="Calibri" w:eastAsia="Microsoft YaHei"/>
+                <w:b w:val="0"/>
+                <w:color w:val="1F2937"/>
+                <w:sz w:val="14"/>
+              </w:rPr>
+              <w:t>5分钟；下钻缺尺寸及在租仓位，返回rentedVolume、rentableVolume、invalidDimensionCount。</w:t>
+            </w:r>
+          </w:p>
+        </w:tc>
+      </w:tr>
+      <w:tr>
+        <w:trPr>
+          <w:cantSplit/>
+        </w:trPr>
+        <w:tc>
+          <w:tcPr>
+            <w:tcW w:type="dxa" w:w="1800"/>
+            <w:tcMar>
+              <w:top w:w="75" w:type="dxa"/>
+              <w:start w:w="100" w:type="dxa"/>
+              <w:bottom w:w="75" w:type="dxa"/>
+              <w:end w:w="100" w:type="dxa"/>
+            </w:tcMar>
+            <w:vAlign w:val="center"/>
+          </w:tcPr>
+          <w:p>
+            <w:pPr>
+              <w:spacing w:after="0" w:line="259" w:lineRule="auto"/>
+            </w:pPr>
+            <w:r>
+              <w:rPr>
+                <w:rFonts w:ascii="Calibri" w:hAnsi="Calibri" w:eastAsia="Microsoft YaHei"/>
+                <w:b w:val="0"/>
+                <w:color w:val="1F2937"/>
+                <w:sz w:val="14"/>
+              </w:rPr>
+              <w:t>K05 迷你箱出租率</w:t>
+            </w:r>
+          </w:p>
+        </w:tc>
+        <w:tc>
+          <w:tcPr>
+            <w:tcW w:type="dxa" w:w="3528"/>
+            <w:tcMar>
+              <w:top w:w="75" w:type="dxa"/>
+              <w:start w:w="100" w:type="dxa"/>
+              <w:bottom w:w="75" w:type="dxa"/>
+              <w:end w:w="100" w:type="dxa"/>
+            </w:tcMar>
+            <w:vAlign w:val="center"/>
+          </w:tcPr>
+          <w:p>
+            <w:pPr>
+              <w:spacing w:after="0" w:line="259" w:lineRule="auto"/>
+            </w:pPr>
+            <w:r>
+              <w:rPr>
+                <w:rFonts w:ascii="Calibri" w:hAnsi="Calibri" w:eastAsia="Microsoft YaHei"/>
+                <w:b w:val="0"/>
+                <w:color w:val="1F2937"/>
+                <w:sz w:val="14"/>
+              </w:rPr>
+              <w:t>（已配对＋在仓在租＋召回处理中）迷你箱数÷可运营迷你箱总数×100%；按boxId去重。</w:t>
+            </w:r>
+          </w:p>
+        </w:tc>
+        <w:tc>
+          <w:tcPr>
+            <w:tcW w:type="dxa" w:w="3096"/>
+            <w:tcMar>
+              <w:top w:w="75" w:type="dxa"/>
+              <w:start w:w="100" w:type="dxa"/>
+              <w:bottom w:w="75" w:type="dxa"/>
+              <w:end w:w="100" w:type="dxa"/>
+            </w:tcMar>
+            <w:vAlign w:val="center"/>
+          </w:tcPr>
+          <w:p>
+            <w:pPr>
+              <w:spacing w:after="0" w:line="259" w:lineRule="auto"/>
+            </w:pPr>
+            <w:r>
+              <w:rPr>
+                <w:rFonts w:ascii="Calibri" w:hAnsi="Calibri" w:eastAsia="Microsoft YaHei"/>
+                <w:b w:val="0"/>
+                <w:color w:val="1F2937"/>
+                <w:sz w:val="14"/>
+              </w:rPr>
+              <w:t>取截止时点最新状态；维修、报废、禁用、测试箱不进分母。召回完成且解除客户关系后不再计入分子。</w:t>
+            </w:r>
+          </w:p>
+        </w:tc>
+        <w:tc>
+          <w:tcPr>
+            <w:tcW w:type="dxa" w:w="1800"/>
+            <w:tcMar>
+              <w:top w:w="75" w:type="dxa"/>
+              <w:start w:w="100" w:type="dxa"/>
+              <w:bottom w:w="75" w:type="dxa"/>
+              <w:end w:w="100" w:type="dxa"/>
+            </w:tcMar>
+            <w:vAlign w:val="center"/>
+          </w:tcPr>
+          <w:p>
+            <w:pPr>
+              <w:spacing w:after="0" w:line="259" w:lineRule="auto"/>
+            </w:pPr>
+            <w:r>
+              <w:rPr>
+                <w:rFonts w:ascii="Calibri" w:hAnsi="Calibri" w:eastAsia="Microsoft YaHei"/>
+                <w:b w:val="0"/>
+                <w:color w:val="1F2937"/>
+                <w:sz w:val="14"/>
+              </w:rPr>
+              <w:t>5分钟；下钻迷你箱资产，返回rentedBoxCount、operableBoxCount。</w:t>
+            </w:r>
+          </w:p>
+        </w:tc>
+      </w:tr>
+      <w:tr>
+        <w:trPr>
+          <w:cantSplit/>
+        </w:trPr>
+        <w:tc>
+          <w:tcPr>
+            <w:tcW w:type="dxa" w:w="1800"/>
+            <w:tcMar>
+              <w:top w:w="75" w:type="dxa"/>
+              <w:start w:w="100" w:type="dxa"/>
+              <w:bottom w:w="75" w:type="dxa"/>
+              <w:end w:w="100" w:type="dxa"/>
+            </w:tcMar>
+            <w:vAlign w:val="center"/>
+            <w:shd w:fill="F4F7FB"/>
+          </w:tcPr>
+          <w:p>
+            <w:pPr>
+              <w:spacing w:after="0" w:line="259" w:lineRule="auto"/>
+            </w:pPr>
+            <w:r>
+              <w:rPr>
+                <w:rFonts w:ascii="Calibri" w:hAnsi="Calibri" w:eastAsia="Microsoft YaHei"/>
+                <w:b w:val="0"/>
+                <w:color w:val="1F2937"/>
+                <w:sz w:val="14"/>
+              </w:rPr>
+              <w:t>K06 30天内到期</w:t>
+            </w:r>
+          </w:p>
+        </w:tc>
+        <w:tc>
+          <w:tcPr>
+            <w:tcW w:type="dxa" w:w="3528"/>
+            <w:tcMar>
+              <w:top w:w="75" w:type="dxa"/>
+              <w:start w:w="100" w:type="dxa"/>
+              <w:bottom w:w="75" w:type="dxa"/>
+              <w:end w:w="100" w:type="dxa"/>
+            </w:tcMar>
+            <w:vAlign w:val="center"/>
+            <w:shd w:fill="F4F7FB"/>
+          </w:tcPr>
+          <w:p>
+            <w:pPr>
+              <w:spacing w:after="0" w:line="259" w:lineRule="auto"/>
+            </w:pPr>
+            <w:r>
+              <w:rPr>
+                <w:rFonts w:ascii="Calibri" w:hAnsi="Calibri" w:eastAsia="Microsoft YaHei"/>
+                <w:b w:val="0"/>
+                <w:color w:val="1F2937"/>
+                <w:sz w:val="14"/>
+              </w:rPr>
+              <w:t>COUNT(DISTINCT unitId)，active合同的endDate位于(asOfDate, asOfDate＋30天]。</w:t>
+            </w:r>
+          </w:p>
+        </w:tc>
+        <w:tc>
+          <w:tcPr>
+            <w:tcW w:type="dxa" w:w="3096"/>
+            <w:tcMar>
+              <w:top w:w="75" w:type="dxa"/>
+              <w:start w:w="100" w:type="dxa"/>
+              <w:bottom w:w="75" w:type="dxa"/>
+              <w:end w:w="100" w:type="dxa"/>
+            </w:tcMar>
+            <w:vAlign w:val="center"/>
+            <w:shd w:fill="F4F7FB"/>
+          </w:tcPr>
+          <w:p>
+            <w:pPr>
+              <w:spacing w:after="0" w:line="259" w:lineRule="auto"/>
+            </w:pPr>
+            <w:r>
+              <w:rPr>
+                <w:rFonts w:ascii="Calibri" w:hAnsi="Calibri" w:eastAsia="Microsoft YaHei"/>
+                <w:b w:val="0"/>
+                <w:color w:val="1F2937"/>
+                <w:sz w:val="14"/>
+              </w:rPr>
+              <w:t>以香港自然日计算；已完成续租、已退租、取消、测试订单排除；转仓合并后只统计目标有效仓位。</w:t>
+            </w:r>
+          </w:p>
+        </w:tc>
+        <w:tc>
+          <w:tcPr>
+            <w:tcW w:type="dxa" w:w="1800"/>
+            <w:tcMar>
+              <w:top w:w="75" w:type="dxa"/>
+              <w:start w:w="100" w:type="dxa"/>
+              <w:bottom w:w="75" w:type="dxa"/>
+              <w:end w:w="100" w:type="dxa"/>
+            </w:tcMar>
+            <w:vAlign w:val="center"/>
+            <w:shd w:fill="F4F7FB"/>
+          </w:tcPr>
+          <w:p>
+            <w:pPr>
+              <w:spacing w:after="0" w:line="259" w:lineRule="auto"/>
+            </w:pPr>
+            <w:r>
+              <w:rPr>
+                <w:rFonts w:ascii="Calibri" w:hAnsi="Calibri" w:eastAsia="Microsoft YaHei"/>
+                <w:b w:val="0"/>
+                <w:color w:val="1F2937"/>
+                <w:sz w:val="14"/>
+              </w:rPr>
+              <w:t>5分钟；下钻续租管理并携带expiryFrom/expiryTo；展示最近到期剩余天数。</w:t>
+            </w:r>
+          </w:p>
+        </w:tc>
+      </w:tr>
+      <w:tr>
+        <w:trPr>
+          <w:cantSplit/>
+        </w:trPr>
+        <w:tc>
+          <w:tcPr>
+            <w:tcW w:type="dxa" w:w="1800"/>
+            <w:tcMar>
+              <w:top w:w="75" w:type="dxa"/>
+              <w:start w:w="100" w:type="dxa"/>
+              <w:bottom w:w="75" w:type="dxa"/>
+              <w:end w:w="100" w:type="dxa"/>
+            </w:tcMar>
+            <w:vAlign w:val="center"/>
+          </w:tcPr>
+          <w:p>
+            <w:pPr>
+              <w:spacing w:after="0" w:line="259" w:lineRule="auto"/>
+            </w:pPr>
+            <w:r>
+              <w:rPr>
+                <w:rFonts w:ascii="Calibri" w:hAnsi="Calibri" w:eastAsia="Microsoft YaHei"/>
+                <w:b w:val="0"/>
+                <w:color w:val="1F2937"/>
+                <w:sz w:val="14"/>
+              </w:rPr>
+              <w:t>K07 总体续租率</w:t>
+            </w:r>
+          </w:p>
+        </w:tc>
+        <w:tc>
+          <w:tcPr>
+            <w:tcW w:type="dxa" w:w="3528"/>
+            <w:tcMar>
+              <w:top w:w="75" w:type="dxa"/>
+              <w:start w:w="100" w:type="dxa"/>
+              <w:bottom w:w="75" w:type="dxa"/>
+              <w:end w:w="100" w:type="dxa"/>
+            </w:tcMar>
+            <w:vAlign w:val="center"/>
+          </w:tcPr>
+          <w:p>
+            <w:pPr>
+              <w:spacing w:after="0" w:line="259" w:lineRule="auto"/>
+            </w:pPr>
+            <w:r>
+              <w:rPr>
+                <w:rFonts w:ascii="Calibri" w:hAnsi="Calibri" w:eastAsia="Microsoft YaHei"/>
+                <w:b w:val="0"/>
+                <w:color w:val="1F2937"/>
+                <w:sz w:val="14"/>
+              </w:rPr>
+              <w:t>已完成续租客户数÷符合续租条件的到期客户数×100%；同一客户同一续租事件涉及多个仓位只计1人。</w:t>
+            </w:r>
+          </w:p>
+        </w:tc>
+        <w:tc>
+          <w:tcPr>
+            <w:tcW w:type="dxa" w:w="3096"/>
+            <w:tcMar>
+              <w:top w:w="75" w:type="dxa"/>
+              <w:start w:w="100" w:type="dxa"/>
+              <w:bottom w:w="75" w:type="dxa"/>
+              <w:end w:w="100" w:type="dxa"/>
+            </w:tcMar>
+            <w:vAlign w:val="center"/>
+          </w:tcPr>
+          <w:p>
+            <w:pPr>
+              <w:spacing w:after="0" w:line="259" w:lineRule="auto"/>
+            </w:pPr>
+            <w:r>
+              <w:rPr>
+                <w:rFonts w:ascii="Calibri" w:hAnsi="Calibri" w:eastAsia="Microsoft YaHei"/>
+                <w:b w:val="0"/>
+                <w:color w:val="1F2937"/>
+                <w:sz w:val="14"/>
+              </w:rPr>
+              <w:t>分母按原合同到期日在所选周期；分子须续租合同已签且首笔续租款已确认。主动退租、作废合同、测试订单、转仓合并排除。</w:t>
+            </w:r>
+          </w:p>
+        </w:tc>
+        <w:tc>
+          <w:tcPr>
+            <w:tcW w:type="dxa" w:w="1800"/>
+            <w:tcMar>
+              <w:top w:w="75" w:type="dxa"/>
+              <w:start w:w="100" w:type="dxa"/>
+              <w:bottom w:w="75" w:type="dxa"/>
+              <w:end w:w="100" w:type="dxa"/>
+            </w:tcMar>
+            <w:vAlign w:val="center"/>
+          </w:tcPr>
+          <w:p>
+            <w:pPr>
+              <w:spacing w:after="0" w:line="259" w:lineRule="auto"/>
+            </w:pPr>
+            <w:r>
+              <w:rPr>
+                <w:rFonts w:ascii="Calibri" w:hAnsi="Calibri" w:eastAsia="Microsoft YaHei"/>
+                <w:b w:val="0"/>
+                <w:color w:val="1F2937"/>
+                <w:sz w:val="14"/>
+              </w:rPr>
+              <w:t>5分钟；下钻续租管理，返回eligibleCustomerCount、renewedCustomerCount、pendingCustomerCount。</w:t>
+            </w:r>
+          </w:p>
+        </w:tc>
+      </w:tr>
+      <w:tr>
+        <w:trPr>
+          <w:cantSplit/>
+        </w:trPr>
+        <w:tc>
+          <w:tcPr>
+            <w:tcW w:type="dxa" w:w="1800"/>
+            <w:tcMar>
+              <w:top w:w="75" w:type="dxa"/>
+              <w:start w:w="100" w:type="dxa"/>
+              <w:bottom w:w="75" w:type="dxa"/>
+              <w:end w:w="100" w:type="dxa"/>
+            </w:tcMar>
+            <w:vAlign w:val="center"/>
+            <w:shd w:fill="F4F7FB"/>
+          </w:tcPr>
+          <w:p>
+            <w:pPr>
+              <w:spacing w:after="0" w:line="259" w:lineRule="auto"/>
+            </w:pPr>
+            <w:r>
+              <w:rPr>
+                <w:rFonts w:ascii="Calibri" w:hAnsi="Calibri" w:eastAsia="Microsoft YaHei"/>
+                <w:b w:val="0"/>
+                <w:color w:val="1F2937"/>
+                <w:sz w:val="14"/>
+              </w:rPr>
+              <w:t>K08 当前开放工单</w:t>
+            </w:r>
+          </w:p>
+        </w:tc>
+        <w:tc>
+          <w:tcPr>
+            <w:tcW w:type="dxa" w:w="3528"/>
+            <w:tcMar>
+              <w:top w:w="75" w:type="dxa"/>
+              <w:start w:w="100" w:type="dxa"/>
+              <w:bottom w:w="75" w:type="dxa"/>
+              <w:end w:w="100" w:type="dxa"/>
+            </w:tcMar>
+            <w:vAlign w:val="center"/>
+            <w:shd w:fill="F4F7FB"/>
+          </w:tcPr>
+          <w:p>
+            <w:pPr>
+              <w:spacing w:after="0" w:line="259" w:lineRule="auto"/>
+            </w:pPr>
+            <w:r>
+              <w:rPr>
+                <w:rFonts w:ascii="Calibri" w:hAnsi="Calibri" w:eastAsia="Microsoft YaHei"/>
+                <w:b w:val="0"/>
+                <w:color w:val="1F2937"/>
+                <w:sz w:val="14"/>
+              </w:rPr>
+              <w:t>COUNT(DISTINCT ticketId)，状态属于待接单、待处理、处理中、待复核等非终态。</w:t>
+            </w:r>
+          </w:p>
+        </w:tc>
+        <w:tc>
+          <w:tcPr>
+            <w:tcW w:type="dxa" w:w="3096"/>
+            <w:tcMar>
+              <w:top w:w="75" w:type="dxa"/>
+              <w:start w:w="100" w:type="dxa"/>
+              <w:bottom w:w="75" w:type="dxa"/>
+              <w:end w:w="100" w:type="dxa"/>
+            </w:tcMar>
+            <w:vAlign w:val="center"/>
+            <w:shd w:fill="F4F7FB"/>
+          </w:tcPr>
+          <w:p>
+            <w:pPr>
+              <w:spacing w:after="0" w:line="259" w:lineRule="auto"/>
+            </w:pPr>
+            <w:r>
+              <w:rPr>
+                <w:rFonts w:ascii="Calibri" w:hAnsi="Calibri" w:eastAsia="Microsoft YaHei"/>
+                <w:b w:val="0"/>
+                <w:color w:val="1F2937"/>
+                <w:sz w:val="14"/>
+              </w:rPr>
+              <w:t>取截止时点快照；取消、已完成、已关闭、测试工单排除；按当前归属门店计数。</w:t>
+            </w:r>
+          </w:p>
+        </w:tc>
+        <w:tc>
+          <w:tcPr>
+            <w:tcW w:type="dxa" w:w="1800"/>
+            <w:tcMar>
+              <w:top w:w="75" w:type="dxa"/>
+              <w:start w:w="100" w:type="dxa"/>
+              <w:bottom w:w="75" w:type="dxa"/>
+              <w:end w:w="100" w:type="dxa"/>
+            </w:tcMar>
+            <w:vAlign w:val="center"/>
+            <w:shd w:fill="F4F7FB"/>
+          </w:tcPr>
+          <w:p>
+            <w:pPr>
+              <w:spacing w:after="0" w:line="259" w:lineRule="auto"/>
+            </w:pPr>
+            <w:r>
+              <w:rPr>
+                <w:rFonts w:ascii="Calibri" w:hAnsi="Calibri" w:eastAsia="Microsoft YaHei"/>
+                <w:b w:val="0"/>
+                <w:color w:val="1F2937"/>
+                <w:sz w:val="14"/>
+              </w:rPr>
+              <w:t>1分钟；下钻工单中心并携带openStatus集合。</w:t>
+            </w:r>
+          </w:p>
+        </w:tc>
+      </w:tr>
+      <w:tr>
+        <w:trPr>
+          <w:cantSplit/>
+        </w:trPr>
+        <w:tc>
+          <w:tcPr>
+            <w:tcW w:type="dxa" w:w="1800"/>
+            <w:tcMar>
+              <w:top w:w="75" w:type="dxa"/>
+              <w:start w:w="100" w:type="dxa"/>
+              <w:bottom w:w="75" w:type="dxa"/>
+              <w:end w:w="100" w:type="dxa"/>
+            </w:tcMar>
+            <w:vAlign w:val="center"/>
+          </w:tcPr>
+          <w:p>
+            <w:pPr>
+              <w:spacing w:after="0" w:line="259" w:lineRule="auto"/>
+            </w:pPr>
+            <w:r>
+              <w:rPr>
+                <w:rFonts w:ascii="Calibri" w:hAnsi="Calibri" w:eastAsia="Microsoft YaHei"/>
+                <w:b w:val="0"/>
+                <w:color w:val="1F2937"/>
+                <w:sz w:val="14"/>
+              </w:rPr>
+              <w:t>K09 SLA风险</w:t>
+            </w:r>
+          </w:p>
+        </w:tc>
+        <w:tc>
+          <w:tcPr>
+            <w:tcW w:type="dxa" w:w="3528"/>
+            <w:tcMar>
+              <w:top w:w="75" w:type="dxa"/>
+              <w:start w:w="100" w:type="dxa"/>
+              <w:bottom w:w="75" w:type="dxa"/>
+              <w:end w:w="100" w:type="dxa"/>
+            </w:tcMar>
+            <w:vAlign w:val="center"/>
+          </w:tcPr>
+          <w:p>
+            <w:pPr>
+              <w:spacing w:after="0" w:line="259" w:lineRule="auto"/>
+            </w:pPr>
+            <w:r>
+              <w:rPr>
+                <w:rFonts w:ascii="Calibri" w:hAnsi="Calibri" w:eastAsia="Microsoft YaHei"/>
+                <w:b w:val="0"/>
+                <w:color w:val="1F2937"/>
+                <w:sz w:val="14"/>
+              </w:rPr>
+              <w:t>开放工单中已超SLA，或预计剩余时长≤预警阈值的COUNT(DISTINCT ticketId)。</w:t>
+            </w:r>
+          </w:p>
+        </w:tc>
+        <w:tc>
+          <w:tcPr>
+            <w:tcW w:type="dxa" w:w="3096"/>
+            <w:tcMar>
+              <w:top w:w="75" w:type="dxa"/>
+              <w:start w:w="100" w:type="dxa"/>
+              <w:bottom w:w="75" w:type="dxa"/>
+              <w:end w:w="100" w:type="dxa"/>
+            </w:tcMar>
+            <w:vAlign w:val="center"/>
+          </w:tcPr>
+          <w:p>
+            <w:pPr>
+              <w:spacing w:after="0" w:line="259" w:lineRule="auto"/>
+            </w:pPr>
+            <w:r>
+              <w:rPr>
+                <w:rFonts w:ascii="Calibri" w:hAnsi="Calibri" w:eastAsia="Microsoft YaHei"/>
+                <w:b w:val="0"/>
+                <w:color w:val="1F2937"/>
+                <w:sz w:val="14"/>
+              </w:rPr>
+              <w:t>暂停计时须有获批暂停区间；剩余时长＝SLA截止－当前时间－有效暂停时长。阈值由工单类型/优先级配置。</w:t>
+            </w:r>
+          </w:p>
+        </w:tc>
+        <w:tc>
+          <w:tcPr>
+            <w:tcW w:type="dxa" w:w="1800"/>
+            <w:tcMar>
+              <w:top w:w="75" w:type="dxa"/>
+              <w:start w:w="100" w:type="dxa"/>
+              <w:bottom w:w="75" w:type="dxa"/>
+              <w:end w:w="100" w:type="dxa"/>
+            </w:tcMar>
+            <w:vAlign w:val="center"/>
+          </w:tcPr>
+          <w:p>
+            <w:pPr>
+              <w:spacing w:after="0" w:line="259" w:lineRule="auto"/>
+            </w:pPr>
+            <w:r>
+              <w:rPr>
+                <w:rFonts w:ascii="Calibri" w:hAnsi="Calibri" w:eastAsia="Microsoft YaHei"/>
+                <w:b w:val="0"/>
+                <w:color w:val="1F2937"/>
+                <w:sz w:val="14"/>
+              </w:rPr>
+              <w:t>1分钟；下钻SLA风险清单，优先显示已超时，再按剩余时长升序。</w:t>
             </w:r>
           </w:p>
         </w:tc>
@@ -1942,10 +2700,3133 @@
     </w:p>
     <w:p>
       <w:pPr>
-        <w:pStyle w:val="ListBullet"/>
+        <w:pStyle w:val="Heading2"/>
       </w:pPr>
       <w:r>
-        <w:t>默认按最近更新时间倒序；用户主动排序后记录字段和方向</w:t>
+        <w:t>3.3 图表统计规则</w:t>
+      </w:r>
+    </w:p>
+    <w:tbl>
+      <w:tblPr>
+        <w:tblStyle w:val="TableGrid"/>
+        <w:tblW w:type="dxa" w:w="10224"/>
+        <w:jc w:val="center"/>
+        <w:tblLayout w:type="fixed"/>
+        <w:tblLook w:firstColumn="1" w:firstRow="1" w:lastColumn="0" w:lastRow="0" w:noHBand="0" w:noVBand="1" w:val="04A0"/>
+      </w:tblPr>
+      <w:tblGrid>
+        <w:gridCol w:w="1944"/>
+        <w:gridCol w:w="1440"/>
+        <w:gridCol w:w="3672"/>
+        <w:gridCol w:w="3168"/>
+      </w:tblGrid>
+      <w:tr>
+        <w:trPr>
+          <w:tblHeader/>
+        </w:trPr>
+        <w:tc>
+          <w:tcPr>
+            <w:tcW w:type="dxa" w:w="1944"/>
+            <w:shd w:fill="17365D"/>
+            <w:tcMar>
+              <w:top w:w="75" w:type="dxa"/>
+              <w:start w:w="100" w:type="dxa"/>
+              <w:bottom w:w="75" w:type="dxa"/>
+              <w:end w:w="100" w:type="dxa"/>
+            </w:tcMar>
+            <w:vAlign w:val="center"/>
+          </w:tcPr>
+          <w:p>
+            <w:r>
+              <w:rPr>
+                <w:rFonts w:ascii="Calibri" w:hAnsi="Calibri" w:eastAsia="Microsoft YaHei"/>
+                <w:b/>
+                <w:color w:val="FFFFFF"/>
+                <w:sz w:val="14"/>
+              </w:rPr>
+              <w:t>图表ID/名称</w:t>
+            </w:r>
+          </w:p>
+        </w:tc>
+        <w:tc>
+          <w:tcPr>
+            <w:tcW w:type="dxa" w:w="1440"/>
+            <w:shd w:fill="17365D"/>
+            <w:tcMar>
+              <w:top w:w="75" w:type="dxa"/>
+              <w:start w:w="100" w:type="dxa"/>
+              <w:bottom w:w="75" w:type="dxa"/>
+              <w:end w:w="100" w:type="dxa"/>
+            </w:tcMar>
+            <w:vAlign w:val="center"/>
+          </w:tcPr>
+          <w:p>
+            <w:r>
+              <w:rPr>
+                <w:rFonts w:ascii="Calibri" w:hAnsi="Calibri" w:eastAsia="Microsoft YaHei"/>
+                <w:b/>
+                <w:color w:val="FFFFFF"/>
+                <w:sz w:val="14"/>
+              </w:rPr>
+              <w:t>图形</w:t>
+            </w:r>
+          </w:p>
+        </w:tc>
+        <w:tc>
+          <w:tcPr>
+            <w:tcW w:type="dxa" w:w="3672"/>
+            <w:shd w:fill="17365D"/>
+            <w:tcMar>
+              <w:top w:w="75" w:type="dxa"/>
+              <w:start w:w="100" w:type="dxa"/>
+              <w:bottom w:w="75" w:type="dxa"/>
+              <w:end w:w="100" w:type="dxa"/>
+            </w:tcMar>
+            <w:vAlign w:val="center"/>
+          </w:tcPr>
+          <w:p>
+            <w:r>
+              <w:rPr>
+                <w:rFonts w:ascii="Calibri" w:hAnsi="Calibri" w:eastAsia="Microsoft YaHei"/>
+                <w:b/>
+                <w:color w:val="FFFFFF"/>
+                <w:sz w:val="14"/>
+              </w:rPr>
+              <w:t>统计公式与维度</w:t>
+            </w:r>
+          </w:p>
+        </w:tc>
+        <w:tc>
+          <w:tcPr>
+            <w:tcW w:type="dxa" w:w="3168"/>
+            <w:shd w:fill="17365D"/>
+            <w:tcMar>
+              <w:top w:w="75" w:type="dxa"/>
+              <w:start w:w="100" w:type="dxa"/>
+              <w:bottom w:w="75" w:type="dxa"/>
+              <w:end w:w="100" w:type="dxa"/>
+            </w:tcMar>
+            <w:vAlign w:val="center"/>
+          </w:tcPr>
+          <w:p>
+            <w:r>
+              <w:rPr>
+                <w:rFonts w:ascii="Calibri" w:hAnsi="Calibri" w:eastAsia="Microsoft YaHei"/>
+                <w:b/>
+                <w:color w:val="FFFFFF"/>
+                <w:sz w:val="14"/>
+              </w:rPr>
+              <w:t>特殊规则、联动与下钻</w:t>
+            </w:r>
+          </w:p>
+        </w:tc>
+      </w:tr>
+      <w:tr>
+        <w:trPr>
+          <w:cantSplit/>
+        </w:trPr>
+        <w:tc>
+          <w:tcPr>
+            <w:tcW w:type="dxa" w:w="1944"/>
+            <w:tcMar>
+              <w:top w:w="75" w:type="dxa"/>
+              <w:start w:w="100" w:type="dxa"/>
+              <w:bottom w:w="75" w:type="dxa"/>
+              <w:end w:w="100" w:type="dxa"/>
+            </w:tcMar>
+            <w:vAlign w:val="center"/>
+          </w:tcPr>
+          <w:p>
+            <w:pPr>
+              <w:spacing w:after="0" w:line="259" w:lineRule="auto"/>
+            </w:pPr>
+            <w:r>
+              <w:rPr>
+                <w:rFonts w:ascii="Calibri" w:hAnsi="Calibri" w:eastAsia="Microsoft YaHei"/>
+                <w:b w:val="0"/>
+                <w:color w:val="1F2937"/>
+                <w:sz w:val="14"/>
+              </w:rPr>
+              <w:t>C01 销售转化路径</w:t>
+            </w:r>
+          </w:p>
+        </w:tc>
+        <w:tc>
+          <w:tcPr>
+            <w:tcW w:type="dxa" w:w="1440"/>
+            <w:tcMar>
+              <w:top w:w="75" w:type="dxa"/>
+              <w:start w:w="100" w:type="dxa"/>
+              <w:bottom w:w="75" w:type="dxa"/>
+              <w:end w:w="100" w:type="dxa"/>
+            </w:tcMar>
+            <w:vAlign w:val="center"/>
+          </w:tcPr>
+          <w:p>
+            <w:pPr>
+              <w:spacing w:after="0" w:line="259" w:lineRule="auto"/>
+            </w:pPr>
+            <w:r>
+              <w:rPr>
+                <w:rFonts w:ascii="Calibri" w:hAnsi="Calibri" w:eastAsia="Microsoft YaHei"/>
+                <w:b w:val="0"/>
+                <w:color w:val="1F2937"/>
+                <w:sz w:val="14"/>
+              </w:rPr>
+              <w:t>数字漏斗/路径</w:t>
+            </w:r>
+          </w:p>
+        </w:tc>
+        <w:tc>
+          <w:tcPr>
+            <w:tcW w:type="dxa" w:w="3672"/>
+            <w:tcMar>
+              <w:top w:w="75" w:type="dxa"/>
+              <w:start w:w="100" w:type="dxa"/>
+              <w:bottom w:w="75" w:type="dxa"/>
+              <w:end w:w="100" w:type="dxa"/>
+            </w:tcMar>
+            <w:vAlign w:val="center"/>
+          </w:tcPr>
+          <w:p>
+            <w:pPr>
+              <w:spacing w:after="0" w:line="259" w:lineRule="auto"/>
+            </w:pPr>
+            <w:r>
+              <w:rPr>
+                <w:rFonts w:ascii="Calibri" w:hAnsi="Calibri" w:eastAsia="Microsoft YaHei"/>
+                <w:b w:val="0"/>
+                <w:color w:val="1F2937"/>
+                <w:sz w:val="14"/>
+              </w:rPr>
+              <w:t>线索317、有效联系276、预约看仓66、入住成交84；有效联系率＝有效联系线索÷有效线索；联系后成交率＝有效联系后成交线索÷有效联系线索。</w:t>
+            </w:r>
+          </w:p>
+        </w:tc>
+        <w:tc>
+          <w:tcPr>
+            <w:tcW w:type="dxa" w:w="3168"/>
+            <w:tcMar>
+              <w:top w:w="75" w:type="dxa"/>
+              <w:start w:w="100" w:type="dxa"/>
+              <w:bottom w:w="75" w:type="dxa"/>
+              <w:end w:w="100" w:type="dxa"/>
+            </w:tcMar>
+            <w:vAlign w:val="center"/>
+          </w:tcPr>
+          <w:p>
+            <w:pPr>
+              <w:spacing w:after="0" w:line="259" w:lineRule="auto"/>
+            </w:pPr>
+            <w:r>
+              <w:rPr>
+                <w:rFonts w:ascii="Calibri" w:hAnsi="Calibri" w:eastAsia="Microsoft YaHei"/>
+                <w:b w:val="0"/>
+                <w:color w:val="1F2937"/>
+                <w:sz w:val="14"/>
+              </w:rPr>
+              <w:t>预约不是成交必经节点，禁止用相邻柱高强制单调；看仓率分母为具备看仓意向的有效联系线索。点击阶段下钻对应线索/预约/订单。</w:t>
+            </w:r>
+          </w:p>
+        </w:tc>
+      </w:tr>
+      <w:tr>
+        <w:trPr>
+          <w:cantSplit/>
+        </w:trPr>
+        <w:tc>
+          <w:tcPr>
+            <w:tcW w:type="dxa" w:w="1944"/>
+            <w:tcMar>
+              <w:top w:w="75" w:type="dxa"/>
+              <w:start w:w="100" w:type="dxa"/>
+              <w:bottom w:w="75" w:type="dxa"/>
+              <w:end w:w="100" w:type="dxa"/>
+            </w:tcMar>
+            <w:vAlign w:val="center"/>
+            <w:shd w:fill="F4F7FB"/>
+          </w:tcPr>
+          <w:p>
+            <w:pPr>
+              <w:spacing w:after="0" w:line="259" w:lineRule="auto"/>
+            </w:pPr>
+            <w:r>
+              <w:rPr>
+                <w:rFonts w:ascii="Calibri" w:hAnsi="Calibri" w:eastAsia="Microsoft YaHei"/>
+                <w:b w:val="0"/>
+                <w:color w:val="1F2937"/>
+                <w:sz w:val="14"/>
+              </w:rPr>
+              <w:t>C02 营销效率</w:t>
+            </w:r>
+          </w:p>
+        </w:tc>
+        <w:tc>
+          <w:tcPr>
+            <w:tcW w:type="dxa" w:w="1440"/>
+            <w:tcMar>
+              <w:top w:w="75" w:type="dxa"/>
+              <w:start w:w="100" w:type="dxa"/>
+              <w:bottom w:w="75" w:type="dxa"/>
+              <w:end w:w="100" w:type="dxa"/>
+            </w:tcMar>
+            <w:vAlign w:val="center"/>
+            <w:shd w:fill="F4F7FB"/>
+          </w:tcPr>
+          <w:p>
+            <w:pPr>
+              <w:spacing w:after="0" w:line="259" w:lineRule="auto"/>
+            </w:pPr>
+            <w:r>
+              <w:rPr>
+                <w:rFonts w:ascii="Calibri" w:hAnsi="Calibri" w:eastAsia="Microsoft YaHei"/>
+                <w:b w:val="0"/>
+                <w:color w:val="1F2937"/>
+                <w:sz w:val="14"/>
+              </w:rPr>
+              <w:t>预算进度＋成本指标</w:t>
+            </w:r>
+          </w:p>
+        </w:tc>
+        <w:tc>
+          <w:tcPr>
+            <w:tcW w:type="dxa" w:w="3672"/>
+            <w:tcMar>
+              <w:top w:w="75" w:type="dxa"/>
+              <w:start w:w="100" w:type="dxa"/>
+              <w:bottom w:w="75" w:type="dxa"/>
+              <w:end w:w="100" w:type="dxa"/>
+            </w:tcMar>
+            <w:vAlign w:val="center"/>
+            <w:shd w:fill="F4F7FB"/>
+          </w:tcPr>
+          <w:p>
+            <w:pPr>
+              <w:spacing w:after="0" w:line="259" w:lineRule="auto"/>
+            </w:pPr>
+            <w:r>
+              <w:rPr>
+                <w:rFonts w:ascii="Calibri" w:hAnsi="Calibri" w:eastAsia="Microsoft YaHei"/>
+                <w:b w:val="0"/>
+                <w:color w:val="1F2937"/>
+                <w:sz w:val="14"/>
+              </w:rPr>
+              <w:t>执行率＝已确认营销支出÷已审批预算；余额＝预算－支出；CPL＝支出÷付费渠道有效线索；来电成本＝支出÷归因有效来电；成交成本＝支出÷归因成交订单。</w:t>
+            </w:r>
+          </w:p>
+        </w:tc>
+        <w:tc>
+          <w:tcPr>
+            <w:tcW w:type="dxa" w:w="3168"/>
+            <w:tcMar>
+              <w:top w:w="75" w:type="dxa"/>
+              <w:start w:w="100" w:type="dxa"/>
+              <w:bottom w:w="75" w:type="dxa"/>
+              <w:end w:w="100" w:type="dxa"/>
+            </w:tcMar>
+            <w:vAlign w:val="center"/>
+            <w:shd w:fill="F4F7FB"/>
+          </w:tcPr>
+          <w:p>
+            <w:pPr>
+              <w:spacing w:after="0" w:line="259" w:lineRule="auto"/>
+            </w:pPr>
+            <w:r>
+              <w:rPr>
+                <w:rFonts w:ascii="Calibri" w:hAnsi="Calibri" w:eastAsia="Microsoft YaHei"/>
+                <w:b w:val="0"/>
+                <w:color w:val="1F2937"/>
+                <w:sz w:val="14"/>
+              </w:rPr>
+              <w:t>按campaignId及首触归因；分母为0显示“—”。原型示例预算120,000、余额18,226，对应执行率84.8%。</w:t>
+            </w:r>
+          </w:p>
+        </w:tc>
+      </w:tr>
+      <w:tr>
+        <w:trPr>
+          <w:cantSplit/>
+        </w:trPr>
+        <w:tc>
+          <w:tcPr>
+            <w:tcW w:type="dxa" w:w="1944"/>
+            <w:tcMar>
+              <w:top w:w="75" w:type="dxa"/>
+              <w:start w:w="100" w:type="dxa"/>
+              <w:bottom w:w="75" w:type="dxa"/>
+              <w:end w:w="100" w:type="dxa"/>
+            </w:tcMar>
+            <w:vAlign w:val="center"/>
+          </w:tcPr>
+          <w:p>
+            <w:pPr>
+              <w:spacing w:after="0" w:line="259" w:lineRule="auto"/>
+            </w:pPr>
+            <w:r>
+              <w:rPr>
+                <w:rFonts w:ascii="Calibri" w:hAnsi="Calibri" w:eastAsia="Microsoft YaHei"/>
+                <w:b w:val="0"/>
+                <w:color w:val="1F2937"/>
+                <w:sz w:val="14"/>
+              </w:rPr>
+              <w:t>C03 获客渠道构成</w:t>
+            </w:r>
+          </w:p>
+        </w:tc>
+        <w:tc>
+          <w:tcPr>
+            <w:tcW w:type="dxa" w:w="1440"/>
+            <w:tcMar>
+              <w:top w:w="75" w:type="dxa"/>
+              <w:start w:w="100" w:type="dxa"/>
+              <w:bottom w:w="75" w:type="dxa"/>
+              <w:end w:w="100" w:type="dxa"/>
+            </w:tcMar>
+            <w:vAlign w:val="center"/>
+          </w:tcPr>
+          <w:p>
+            <w:pPr>
+              <w:spacing w:after="0" w:line="259" w:lineRule="auto"/>
+            </w:pPr>
+            <w:r>
+              <w:rPr>
+                <w:rFonts w:ascii="Calibri" w:hAnsi="Calibri" w:eastAsia="Microsoft YaHei"/>
+                <w:b w:val="0"/>
+                <w:color w:val="1F2937"/>
+                <w:sz w:val="14"/>
+              </w:rPr>
+              <w:t>环形图</w:t>
+            </w:r>
+          </w:p>
+        </w:tc>
+        <w:tc>
+          <w:tcPr>
+            <w:tcW w:type="dxa" w:w="3672"/>
+            <w:tcMar>
+              <w:top w:w="75" w:type="dxa"/>
+              <w:start w:w="100" w:type="dxa"/>
+              <w:bottom w:w="75" w:type="dxa"/>
+              <w:end w:w="100" w:type="dxa"/>
+            </w:tcMar>
+            <w:vAlign w:val="center"/>
+          </w:tcPr>
+          <w:p>
+            <w:pPr>
+              <w:spacing w:after="0" w:line="259" w:lineRule="auto"/>
+            </w:pPr>
+            <w:r>
+              <w:rPr>
+                <w:rFonts w:ascii="Calibri" w:hAnsi="Calibri" w:eastAsia="Microsoft YaHei"/>
+                <w:b w:val="0"/>
+                <w:color w:val="1F2937"/>
+                <w:sz w:val="14"/>
+              </w:rPr>
+              <w:t>按有效线索firstTouchChannel分组COUNT(DISTINCT leadId)，占比＝渠道线索数÷全部有效线索数。</w:t>
+            </w:r>
+          </w:p>
+        </w:tc>
+        <w:tc>
+          <w:tcPr>
+            <w:tcW w:type="dxa" w:w="3168"/>
+            <w:tcMar>
+              <w:top w:w="75" w:type="dxa"/>
+              <w:start w:w="100" w:type="dxa"/>
+              <w:bottom w:w="75" w:type="dxa"/>
+              <w:end w:w="100" w:type="dxa"/>
+            </w:tcMar>
+            <w:vAlign w:val="center"/>
+          </w:tcPr>
+          <w:p>
+            <w:pPr>
+              <w:spacing w:after="0" w:line="259" w:lineRule="auto"/>
+            </w:pPr>
+            <w:r>
+              <w:rPr>
+                <w:rFonts w:ascii="Calibri" w:hAnsi="Calibri" w:eastAsia="Microsoft YaHei"/>
+                <w:b w:val="0"/>
+                <w:color w:val="1F2937"/>
+                <w:sz w:val="14"/>
+              </w:rPr>
+              <w:t>未知渠道单列“其他/未知”；按数量降序；百分比由后端原始分子分母计算，末位差使用最大余数法校正到100%。</w:t>
+            </w:r>
+          </w:p>
+        </w:tc>
+      </w:tr>
+      <w:tr>
+        <w:trPr>
+          <w:cantSplit/>
+        </w:trPr>
+        <w:tc>
+          <w:tcPr>
+            <w:tcW w:type="dxa" w:w="1944"/>
+            <w:tcMar>
+              <w:top w:w="75" w:type="dxa"/>
+              <w:start w:w="100" w:type="dxa"/>
+              <w:bottom w:w="75" w:type="dxa"/>
+              <w:end w:w="100" w:type="dxa"/>
+            </w:tcMar>
+            <w:vAlign w:val="center"/>
+            <w:shd w:fill="F4F7FB"/>
+          </w:tcPr>
+          <w:p>
+            <w:pPr>
+              <w:spacing w:after="0" w:line="259" w:lineRule="auto"/>
+            </w:pPr>
+            <w:r>
+              <w:rPr>
+                <w:rFonts w:ascii="Calibri" w:hAnsi="Calibri" w:eastAsia="Microsoft YaHei"/>
+                <w:b w:val="0"/>
+                <w:color w:val="1F2937"/>
+                <w:sz w:val="14"/>
+              </w:rPr>
+              <w:t>C04 门店续租率</w:t>
+            </w:r>
+          </w:p>
+        </w:tc>
+        <w:tc>
+          <w:tcPr>
+            <w:tcW w:type="dxa" w:w="1440"/>
+            <w:tcMar>
+              <w:top w:w="75" w:type="dxa"/>
+              <w:start w:w="100" w:type="dxa"/>
+              <w:bottom w:w="75" w:type="dxa"/>
+              <w:end w:w="100" w:type="dxa"/>
+            </w:tcMar>
+            <w:vAlign w:val="center"/>
+            <w:shd w:fill="F4F7FB"/>
+          </w:tcPr>
+          <w:p>
+            <w:pPr>
+              <w:spacing w:after="0" w:line="259" w:lineRule="auto"/>
+            </w:pPr>
+            <w:r>
+              <w:rPr>
+                <w:rFonts w:ascii="Calibri" w:hAnsi="Calibri" w:eastAsia="Microsoft YaHei"/>
+                <w:b w:val="0"/>
+                <w:color w:val="1F2937"/>
+                <w:sz w:val="14"/>
+              </w:rPr>
+              <w:t>门店柱状图＋目标线</w:t>
+            </w:r>
+          </w:p>
+        </w:tc>
+        <w:tc>
+          <w:tcPr>
+            <w:tcW w:type="dxa" w:w="3672"/>
+            <w:tcMar>
+              <w:top w:w="75" w:type="dxa"/>
+              <w:start w:w="100" w:type="dxa"/>
+              <w:bottom w:w="75" w:type="dxa"/>
+              <w:end w:w="100" w:type="dxa"/>
+            </w:tcMar>
+            <w:vAlign w:val="center"/>
+            <w:shd w:fill="F4F7FB"/>
+          </w:tcPr>
+          <w:p>
+            <w:pPr>
+              <w:spacing w:after="0" w:line="259" w:lineRule="auto"/>
+            </w:pPr>
+            <w:r>
+              <w:rPr>
+                <w:rFonts w:ascii="Calibri" w:hAnsi="Calibri" w:eastAsia="Microsoft YaHei"/>
+                <w:b w:val="0"/>
+                <w:color w:val="1F2937"/>
+                <w:sz w:val="14"/>
+              </w:rPr>
+              <w:t>门店续租率＝门店已完成续租客户÷门店符合条件到期客户；目标线默认75%，配置化。</w:t>
+            </w:r>
+          </w:p>
+        </w:tc>
+        <w:tc>
+          <w:tcPr>
+            <w:tcW w:type="dxa" w:w="3168"/>
+            <w:tcMar>
+              <w:top w:w="75" w:type="dxa"/>
+              <w:start w:w="100" w:type="dxa"/>
+              <w:bottom w:w="75" w:type="dxa"/>
+              <w:end w:w="100" w:type="dxa"/>
+            </w:tcMar>
+            <w:vAlign w:val="center"/>
+            <w:shd w:fill="F4F7FB"/>
+          </w:tcPr>
+          <w:p>
+            <w:pPr>
+              <w:spacing w:after="0" w:line="259" w:lineRule="auto"/>
+            </w:pPr>
+            <w:r>
+              <w:rPr>
+                <w:rFonts w:ascii="Calibri" w:hAnsi="Calibri" w:eastAsia="Microsoft YaHei"/>
+                <w:b w:val="0"/>
+                <w:color w:val="1F2937"/>
+                <w:sz w:val="14"/>
+              </w:rPr>
+              <w:t>客户按customerId＋renewalEventId去重，门店按原到期合同storeId归属；同率时按符合条件客户数降序。点击门店下钻。</w:t>
+            </w:r>
+          </w:p>
+        </w:tc>
+      </w:tr>
+      <w:tr>
+        <w:trPr>
+          <w:cantSplit/>
+        </w:trPr>
+        <w:tc>
+          <w:tcPr>
+            <w:tcW w:type="dxa" w:w="1944"/>
+            <w:tcMar>
+              <w:top w:w="75" w:type="dxa"/>
+              <w:start w:w="100" w:type="dxa"/>
+              <w:bottom w:w="75" w:type="dxa"/>
+              <w:end w:w="100" w:type="dxa"/>
+            </w:tcMar>
+            <w:vAlign w:val="center"/>
+          </w:tcPr>
+          <w:p>
+            <w:pPr>
+              <w:spacing w:after="0" w:line="259" w:lineRule="auto"/>
+            </w:pPr>
+            <w:r>
+              <w:rPr>
+                <w:rFonts w:ascii="Calibri" w:hAnsi="Calibri" w:eastAsia="Microsoft YaHei"/>
+                <w:b w:val="0"/>
+                <w:color w:val="1F2937"/>
+                <w:sz w:val="14"/>
+              </w:rPr>
+              <w:t>C05 续租时机分布</w:t>
+            </w:r>
+          </w:p>
+        </w:tc>
+        <w:tc>
+          <w:tcPr>
+            <w:tcW w:type="dxa" w:w="1440"/>
+            <w:tcMar>
+              <w:top w:w="75" w:type="dxa"/>
+              <w:start w:w="100" w:type="dxa"/>
+              <w:bottom w:w="75" w:type="dxa"/>
+              <w:end w:w="100" w:type="dxa"/>
+            </w:tcMar>
+            <w:vAlign w:val="center"/>
+          </w:tcPr>
+          <w:p>
+            <w:pPr>
+              <w:spacing w:after="0" w:line="259" w:lineRule="auto"/>
+            </w:pPr>
+            <w:r>
+              <w:rPr>
+                <w:rFonts w:ascii="Calibri" w:hAnsi="Calibri" w:eastAsia="Microsoft YaHei"/>
+                <w:b w:val="0"/>
+                <w:color w:val="1F2937"/>
+                <w:sz w:val="14"/>
+              </w:rPr>
+              <w:t>近4季度柱线图</w:t>
+            </w:r>
+          </w:p>
+        </w:tc>
+        <w:tc>
+          <w:tcPr>
+            <w:tcW w:type="dxa" w:w="3672"/>
+            <w:tcMar>
+              <w:top w:w="75" w:type="dxa"/>
+              <w:start w:w="100" w:type="dxa"/>
+              <w:bottom w:w="75" w:type="dxa"/>
+              <w:end w:w="100" w:type="dxa"/>
+            </w:tcMar>
+            <w:vAlign w:val="center"/>
+          </w:tcPr>
+          <w:p>
+            <w:pPr>
+              <w:spacing w:after="0" w:line="259" w:lineRule="auto"/>
+            </w:pPr>
+            <w:r>
+              <w:rPr>
+                <w:rFonts w:ascii="Calibri" w:hAnsi="Calibri" w:eastAsia="Microsoft YaHei"/>
+                <w:b w:val="0"/>
+                <w:color w:val="1F2937"/>
+                <w:sz w:val="14"/>
+              </w:rPr>
+              <w:t>柱为renewalEffectiveAt落入季度的续租客户数；率为原合同到期日在该季度的已续客户÷符合条件客户。</w:t>
+            </w:r>
+          </w:p>
+        </w:tc>
+        <w:tc>
+          <w:tcPr>
+            <w:tcW w:type="dxa" w:w="3168"/>
+            <w:tcMar>
+              <w:top w:w="75" w:type="dxa"/>
+              <w:start w:w="100" w:type="dxa"/>
+              <w:bottom w:w="75" w:type="dxa"/>
+              <w:end w:w="100" w:type="dxa"/>
+            </w:tcMar>
+            <w:vAlign w:val="center"/>
+          </w:tcPr>
+          <w:p>
+            <w:pPr>
+              <w:spacing w:after="0" w:line="259" w:lineRule="auto"/>
+            </w:pPr>
+            <w:r>
+              <w:rPr>
+                <w:rFonts w:ascii="Calibri" w:hAnsi="Calibri" w:eastAsia="Microsoft YaHei"/>
+                <w:b w:val="0"/>
+                <w:color w:val="1F2937"/>
+                <w:sz w:val="14"/>
+              </w:rPr>
+              <w:t>数量与续租率使用不同时间锚点，接口必须分别返回countTimeBasis和rateTimeBasis，页面问号明确说明，禁止用柱值直接除出率。</w:t>
+            </w:r>
+          </w:p>
+        </w:tc>
+      </w:tr>
+      <w:tr>
+        <w:trPr>
+          <w:cantSplit/>
+        </w:trPr>
+        <w:tc>
+          <w:tcPr>
+            <w:tcW w:type="dxa" w:w="1944"/>
+            <w:tcMar>
+              <w:top w:w="75" w:type="dxa"/>
+              <w:start w:w="100" w:type="dxa"/>
+              <w:bottom w:w="75" w:type="dxa"/>
+              <w:end w:w="100" w:type="dxa"/>
+            </w:tcMar>
+            <w:vAlign w:val="center"/>
+            <w:shd w:fill="F4F7FB"/>
+          </w:tcPr>
+          <w:p>
+            <w:pPr>
+              <w:spacing w:after="0" w:line="259" w:lineRule="auto"/>
+            </w:pPr>
+            <w:r>
+              <w:rPr>
+                <w:rFonts w:ascii="Calibri" w:hAnsi="Calibri" w:eastAsia="Microsoft YaHei"/>
+                <w:b w:val="0"/>
+                <w:color w:val="1F2937"/>
+                <w:sz w:val="14"/>
+              </w:rPr>
+              <w:t>C06 现金流与收入趋势</w:t>
+            </w:r>
+          </w:p>
+        </w:tc>
+        <w:tc>
+          <w:tcPr>
+            <w:tcW w:type="dxa" w:w="1440"/>
+            <w:tcMar>
+              <w:top w:w="75" w:type="dxa"/>
+              <w:start w:w="100" w:type="dxa"/>
+              <w:bottom w:w="75" w:type="dxa"/>
+              <w:end w:w="100" w:type="dxa"/>
+            </w:tcMar>
+            <w:vAlign w:val="center"/>
+            <w:shd w:fill="F4F7FB"/>
+          </w:tcPr>
+          <w:p>
+            <w:pPr>
+              <w:spacing w:after="0" w:line="259" w:lineRule="auto"/>
+            </w:pPr>
+            <w:r>
+              <w:rPr>
+                <w:rFonts w:ascii="Calibri" w:hAnsi="Calibri" w:eastAsia="Microsoft YaHei"/>
+                <w:b w:val="0"/>
+                <w:color w:val="1F2937"/>
+                <w:sz w:val="14"/>
+              </w:rPr>
+              <w:t>近7月双折线</w:t>
+            </w:r>
+          </w:p>
+        </w:tc>
+        <w:tc>
+          <w:tcPr>
+            <w:tcW w:type="dxa" w:w="3672"/>
+            <w:tcMar>
+              <w:top w:w="75" w:type="dxa"/>
+              <w:start w:w="100" w:type="dxa"/>
+              <w:bottom w:w="75" w:type="dxa"/>
+              <w:end w:w="100" w:type="dxa"/>
+            </w:tcMar>
+            <w:vAlign w:val="center"/>
+            <w:shd w:fill="F4F7FB"/>
+          </w:tcPr>
+          <w:p>
+            <w:pPr>
+              <w:spacing w:after="0" w:line="259" w:lineRule="auto"/>
+            </w:pPr>
+            <w:r>
+              <w:rPr>
+                <w:rFonts w:ascii="Calibri" w:hAnsi="Calibri" w:eastAsia="Microsoft YaHei"/>
+                <w:b w:val="0"/>
+                <w:color w:val="1F2937"/>
+                <w:sz w:val="14"/>
+              </w:rPr>
+              <w:t>收入线＝已入账租金＋服务费，不含可退按金和现金支出；现金流净额按K01。对比线取紧邻上一可比周期，并按相同已过天数截断。</w:t>
+            </w:r>
+          </w:p>
+        </w:tc>
+        <w:tc>
+          <w:tcPr>
+            <w:tcW w:type="dxa" w:w="3168"/>
+            <w:tcMar>
+              <w:top w:w="75" w:type="dxa"/>
+              <w:start w:w="100" w:type="dxa"/>
+              <w:bottom w:w="75" w:type="dxa"/>
+              <w:end w:w="100" w:type="dxa"/>
+            </w:tcMar>
+            <w:vAlign w:val="center"/>
+            <w:shd w:fill="F4F7FB"/>
+          </w:tcPr>
+          <w:p>
+            <w:pPr>
+              <w:spacing w:after="0" w:line="259" w:lineRule="auto"/>
+            </w:pPr>
+            <w:r>
+              <w:rPr>
+                <w:rFonts w:ascii="Calibri" w:hAnsi="Calibri" w:eastAsia="Microsoft YaHei"/>
+                <w:b w:val="0"/>
+                <w:color w:val="1F2937"/>
+                <w:sz w:val="14"/>
+              </w:rPr>
+              <w:t>月粒度按香港时区；当前月未结束显示“截至M月D日”。点击月份下钻付款凭证；退款回冲到实际完成月份，不回写原月。</w:t>
+            </w:r>
+          </w:p>
+        </w:tc>
+      </w:tr>
+      <w:tr>
+        <w:trPr>
+          <w:cantSplit/>
+        </w:trPr>
+        <w:tc>
+          <w:tcPr>
+            <w:tcW w:type="dxa" w:w="1944"/>
+            <w:tcMar>
+              <w:top w:w="75" w:type="dxa"/>
+              <w:start w:w="100" w:type="dxa"/>
+              <w:bottom w:w="75" w:type="dxa"/>
+              <w:end w:w="100" w:type="dxa"/>
+            </w:tcMar>
+            <w:vAlign w:val="center"/>
+          </w:tcPr>
+          <w:p>
+            <w:pPr>
+              <w:spacing w:after="0" w:line="259" w:lineRule="auto"/>
+            </w:pPr>
+            <w:r>
+              <w:rPr>
+                <w:rFonts w:ascii="Calibri" w:hAnsi="Calibri" w:eastAsia="Microsoft YaHei"/>
+                <w:b w:val="0"/>
+                <w:color w:val="1F2937"/>
+                <w:sz w:val="14"/>
+              </w:rPr>
+              <w:t>C07 空间利用率</w:t>
+            </w:r>
+          </w:p>
+        </w:tc>
+        <w:tc>
+          <w:tcPr>
+            <w:tcW w:type="dxa" w:w="1440"/>
+            <w:tcMar>
+              <w:top w:w="75" w:type="dxa"/>
+              <w:start w:w="100" w:type="dxa"/>
+              <w:bottom w:w="75" w:type="dxa"/>
+              <w:end w:w="100" w:type="dxa"/>
+            </w:tcMar>
+            <w:vAlign w:val="center"/>
+          </w:tcPr>
+          <w:p>
+            <w:pPr>
+              <w:spacing w:after="0" w:line="259" w:lineRule="auto"/>
+            </w:pPr>
+            <w:r>
+              <w:rPr>
+                <w:rFonts w:ascii="Calibri" w:hAnsi="Calibri" w:eastAsia="Microsoft YaHei"/>
+                <w:b w:val="0"/>
+                <w:color w:val="1F2937"/>
+                <w:sz w:val="14"/>
+              </w:rPr>
+              <w:t>三项仪表/进度条</w:t>
+            </w:r>
+          </w:p>
+        </w:tc>
+        <w:tc>
+          <w:tcPr>
+            <w:tcW w:type="dxa" w:w="3672"/>
+            <w:tcMar>
+              <w:top w:w="75" w:type="dxa"/>
+              <w:start w:w="100" w:type="dxa"/>
+              <w:bottom w:w="75" w:type="dxa"/>
+              <w:end w:w="100" w:type="dxa"/>
+            </w:tcMar>
+            <w:vAlign w:val="center"/>
+          </w:tcPr>
+          <w:p>
+            <w:pPr>
+              <w:spacing w:after="0" w:line="259" w:lineRule="auto"/>
+            </w:pPr>
+            <w:r>
+              <w:rPr>
+                <w:rFonts w:ascii="Calibri" w:hAnsi="Calibri" w:eastAsia="Microsoft YaHei"/>
+                <w:b w:val="0"/>
+                <w:color w:val="1F2937"/>
+                <w:sz w:val="14"/>
+              </w:rPr>
+              <w:t>面积、容积、迷你箱分别严格复用K03、K04、K05，不允许前端二次聚合。</w:t>
+            </w:r>
+          </w:p>
+        </w:tc>
+        <w:tc>
+          <w:tcPr>
+            <w:tcW w:type="dxa" w:w="3168"/>
+            <w:tcMar>
+              <w:top w:w="75" w:type="dxa"/>
+              <w:start w:w="100" w:type="dxa"/>
+              <w:bottom w:w="75" w:type="dxa"/>
+              <w:end w:w="100" w:type="dxa"/>
+            </w:tcMar>
+            <w:vAlign w:val="center"/>
+          </w:tcPr>
+          <w:p>
+            <w:pPr>
+              <w:spacing w:after="0" w:line="259" w:lineRule="auto"/>
+            </w:pPr>
+            <w:r>
+              <w:rPr>
+                <w:rFonts w:ascii="Calibri" w:hAnsi="Calibri" w:eastAsia="Microsoft YaHei"/>
+                <w:b w:val="0"/>
+                <w:color w:val="1F2937"/>
+                <w:sz w:val="14"/>
+              </w:rPr>
+              <w:t>同时返回分子、分母、异常资产数及快照时间；区域/门店筛选后重新计算，不使用全局率平均。</w:t>
+            </w:r>
+          </w:p>
+        </w:tc>
+      </w:tr>
+      <w:tr>
+        <w:trPr>
+          <w:cantSplit/>
+        </w:trPr>
+        <w:tc>
+          <w:tcPr>
+            <w:tcW w:type="dxa" w:w="1944"/>
+            <w:tcMar>
+              <w:top w:w="75" w:type="dxa"/>
+              <w:start w:w="100" w:type="dxa"/>
+              <w:bottom w:w="75" w:type="dxa"/>
+              <w:end w:w="100" w:type="dxa"/>
+            </w:tcMar>
+            <w:vAlign w:val="center"/>
+            <w:shd w:fill="F4F7FB"/>
+          </w:tcPr>
+          <w:p>
+            <w:pPr>
+              <w:spacing w:after="0" w:line="259" w:lineRule="auto"/>
+            </w:pPr>
+            <w:r>
+              <w:rPr>
+                <w:rFonts w:ascii="Calibri" w:hAnsi="Calibri" w:eastAsia="Microsoft YaHei"/>
+                <w:b w:val="0"/>
+                <w:color w:val="1F2937"/>
+                <w:sz w:val="14"/>
+              </w:rPr>
+              <w:t>C08 重点门店效率</w:t>
+            </w:r>
+          </w:p>
+        </w:tc>
+        <w:tc>
+          <w:tcPr>
+            <w:tcW w:type="dxa" w:w="1440"/>
+            <w:tcMar>
+              <w:top w:w="75" w:type="dxa"/>
+              <w:start w:w="100" w:type="dxa"/>
+              <w:bottom w:w="75" w:type="dxa"/>
+              <w:end w:w="100" w:type="dxa"/>
+            </w:tcMar>
+            <w:vAlign w:val="center"/>
+            <w:shd w:fill="F4F7FB"/>
+          </w:tcPr>
+          <w:p>
+            <w:pPr>
+              <w:spacing w:after="0" w:line="259" w:lineRule="auto"/>
+            </w:pPr>
+            <w:r>
+              <w:rPr>
+                <w:rFonts w:ascii="Calibri" w:hAnsi="Calibri" w:eastAsia="Microsoft YaHei"/>
+                <w:b w:val="0"/>
+                <w:color w:val="1F2937"/>
+                <w:sz w:val="14"/>
+              </w:rPr>
+              <w:t>门店排名条形图</w:t>
+            </w:r>
+          </w:p>
+        </w:tc>
+        <w:tc>
+          <w:tcPr>
+            <w:tcW w:type="dxa" w:w="3672"/>
+            <w:tcMar>
+              <w:top w:w="75" w:type="dxa"/>
+              <w:start w:w="100" w:type="dxa"/>
+              <w:bottom w:w="75" w:type="dxa"/>
+              <w:end w:w="100" w:type="dxa"/>
+            </w:tcMar>
+            <w:vAlign w:val="center"/>
+            <w:shd w:fill="F4F7FB"/>
+          </w:tcPr>
+          <w:p>
+            <w:pPr>
+              <w:spacing w:after="0" w:line="259" w:lineRule="auto"/>
+            </w:pPr>
+            <w:r>
+              <w:rPr>
+                <w:rFonts w:ascii="Calibri" w:hAnsi="Calibri" w:eastAsia="Microsoft YaHei"/>
+                <w:b w:val="0"/>
+                <w:color w:val="1F2937"/>
+                <w:sz w:val="14"/>
+              </w:rPr>
+              <w:t>门店面积出租率、续租率及未来30天到期数；默认取面积出租率Top4。</w:t>
+            </w:r>
+          </w:p>
+        </w:tc>
+        <w:tc>
+          <w:tcPr>
+            <w:tcW w:type="dxa" w:w="3168"/>
+            <w:tcMar>
+              <w:top w:w="75" w:type="dxa"/>
+              <w:start w:w="100" w:type="dxa"/>
+              <w:bottom w:w="75" w:type="dxa"/>
+              <w:end w:w="100" w:type="dxa"/>
+            </w:tcMar>
+            <w:vAlign w:val="center"/>
+            <w:shd w:fill="F4F7FB"/>
+          </w:tcPr>
+          <w:p>
+            <w:pPr>
+              <w:spacing w:after="0" w:line="259" w:lineRule="auto"/>
+            </w:pPr>
+            <w:r>
+              <w:rPr>
+                <w:rFonts w:ascii="Calibri" w:hAnsi="Calibri" w:eastAsia="Microsoft YaHei"/>
+                <w:b w:val="0"/>
+                <w:color w:val="1F2937"/>
+                <w:sz w:val="14"/>
+              </w:rPr>
+              <w:t>排序：出租率降序→可出租面积降序→storeCode升序；目标线85%。点击门店进入楼层/仓位视图并继承截止时点。</w:t>
+            </w:r>
+          </w:p>
+        </w:tc>
+      </w:tr>
+      <w:tr>
+        <w:trPr>
+          <w:cantSplit/>
+        </w:trPr>
+        <w:tc>
+          <w:tcPr>
+            <w:tcW w:type="dxa" w:w="1944"/>
+            <w:tcMar>
+              <w:top w:w="75" w:type="dxa"/>
+              <w:start w:w="100" w:type="dxa"/>
+              <w:bottom w:w="75" w:type="dxa"/>
+              <w:end w:w="100" w:type="dxa"/>
+            </w:tcMar>
+            <w:vAlign w:val="center"/>
+          </w:tcPr>
+          <w:p>
+            <w:pPr>
+              <w:spacing w:after="0" w:line="259" w:lineRule="auto"/>
+            </w:pPr>
+            <w:r>
+              <w:rPr>
+                <w:rFonts w:ascii="Calibri" w:hAnsi="Calibri" w:eastAsia="Microsoft YaHei"/>
+                <w:b w:val="0"/>
+                <w:color w:val="1F2937"/>
+                <w:sz w:val="14"/>
+              </w:rPr>
+              <w:t>C09 迷你箱区域状态</w:t>
+            </w:r>
+          </w:p>
+        </w:tc>
+        <w:tc>
+          <w:tcPr>
+            <w:tcW w:type="dxa" w:w="1440"/>
+            <w:tcMar>
+              <w:top w:w="75" w:type="dxa"/>
+              <w:start w:w="100" w:type="dxa"/>
+              <w:bottom w:w="75" w:type="dxa"/>
+              <w:end w:w="100" w:type="dxa"/>
+            </w:tcMar>
+            <w:vAlign w:val="center"/>
+          </w:tcPr>
+          <w:p>
+            <w:pPr>
+              <w:spacing w:after="0" w:line="259" w:lineRule="auto"/>
+            </w:pPr>
+            <w:r>
+              <w:rPr>
+                <w:rFonts w:ascii="Calibri" w:hAnsi="Calibri" w:eastAsia="Microsoft YaHei"/>
+                <w:b w:val="0"/>
+                <w:color w:val="1F2937"/>
+                <w:sz w:val="14"/>
+              </w:rPr>
+              <w:t>分组堆叠条形图</w:t>
+            </w:r>
+          </w:p>
+        </w:tc>
+        <w:tc>
+          <w:tcPr>
+            <w:tcW w:type="dxa" w:w="3672"/>
+            <w:tcMar>
+              <w:top w:w="75" w:type="dxa"/>
+              <w:start w:w="100" w:type="dxa"/>
+              <w:bottom w:w="75" w:type="dxa"/>
+              <w:end w:w="100" w:type="dxa"/>
+            </w:tcMar>
+            <w:vAlign w:val="center"/>
+          </w:tcPr>
+          <w:p>
+            <w:pPr>
+              <w:spacing w:after="0" w:line="259" w:lineRule="auto"/>
+            </w:pPr>
+            <w:r>
+              <w:rPr>
+                <w:rFonts w:ascii="Calibri" w:hAnsi="Calibri" w:eastAsia="Microsoft YaHei"/>
+                <w:b w:val="0"/>
+                <w:color w:val="1F2937"/>
+                <w:sz w:val="14"/>
+              </w:rPr>
+              <w:t>按box最新StoreLocation分组；在租＝已配对＋在仓在租＋召回处理中，空闲＝当前可用。</w:t>
+            </w:r>
+          </w:p>
+        </w:tc>
+        <w:tc>
+          <w:tcPr>
+            <w:tcW w:type="dxa" w:w="3168"/>
+            <w:tcMar>
+              <w:top w:w="75" w:type="dxa"/>
+              <w:start w:w="100" w:type="dxa"/>
+              <w:bottom w:w="75" w:type="dxa"/>
+              <w:end w:w="100" w:type="dxa"/>
+            </w:tcMar>
+            <w:vAlign w:val="center"/>
+          </w:tcPr>
+          <w:p>
+            <w:pPr>
+              <w:spacing w:after="0" w:line="259" w:lineRule="auto"/>
+            </w:pPr>
+            <w:r>
+              <w:rPr>
+                <w:rFonts w:ascii="Calibri" w:hAnsi="Calibri" w:eastAsia="Microsoft YaHei"/>
+                <w:b w:val="0"/>
+                <w:color w:val="1F2937"/>
+                <w:sz w:val="14"/>
+              </w:rPr>
+              <w:t>区域合计须等于全局可运营箱数；位置未知单列“待定位”；原型示例699在租、751空闲、合计1450，出租率48.21%。</w:t>
+            </w:r>
+          </w:p>
+        </w:tc>
+      </w:tr>
+      <w:tr>
+        <w:trPr>
+          <w:cantSplit/>
+        </w:trPr>
+        <w:tc>
+          <w:tcPr>
+            <w:tcW w:type="dxa" w:w="1944"/>
+            <w:tcMar>
+              <w:top w:w="75" w:type="dxa"/>
+              <w:start w:w="100" w:type="dxa"/>
+              <w:bottom w:w="75" w:type="dxa"/>
+              <w:end w:w="100" w:type="dxa"/>
+            </w:tcMar>
+            <w:vAlign w:val="center"/>
+            <w:shd w:fill="F4F7FB"/>
+          </w:tcPr>
+          <w:p>
+            <w:pPr>
+              <w:spacing w:after="0" w:line="259" w:lineRule="auto"/>
+            </w:pPr>
+            <w:r>
+              <w:rPr>
+                <w:rFonts w:ascii="Calibri" w:hAnsi="Calibri" w:eastAsia="Microsoft YaHei"/>
+                <w:b w:val="0"/>
+                <w:color w:val="1F2937"/>
+                <w:sz w:val="14"/>
+              </w:rPr>
+              <w:t>C10 到期风险分布</w:t>
+            </w:r>
+          </w:p>
+        </w:tc>
+        <w:tc>
+          <w:tcPr>
+            <w:tcW w:type="dxa" w:w="1440"/>
+            <w:tcMar>
+              <w:top w:w="75" w:type="dxa"/>
+              <w:start w:w="100" w:type="dxa"/>
+              <w:bottom w:w="75" w:type="dxa"/>
+              <w:end w:w="100" w:type="dxa"/>
+            </w:tcMar>
+            <w:vAlign w:val="center"/>
+            <w:shd w:fill="F4F7FB"/>
+          </w:tcPr>
+          <w:p>
+            <w:pPr>
+              <w:spacing w:after="0" w:line="259" w:lineRule="auto"/>
+            </w:pPr>
+            <w:r>
+              <w:rPr>
+                <w:rFonts w:ascii="Calibri" w:hAnsi="Calibri" w:eastAsia="Microsoft YaHei"/>
+                <w:b w:val="0"/>
+                <w:color w:val="1F2937"/>
+                <w:sz w:val="14"/>
+              </w:rPr>
+              <w:t>分段柱状图</w:t>
+            </w:r>
+          </w:p>
+        </w:tc>
+        <w:tc>
+          <w:tcPr>
+            <w:tcW w:type="dxa" w:w="3672"/>
+            <w:tcMar>
+              <w:top w:w="75" w:type="dxa"/>
+              <w:start w:w="100" w:type="dxa"/>
+              <w:bottom w:w="75" w:type="dxa"/>
+              <w:end w:w="100" w:type="dxa"/>
+            </w:tcMar>
+            <w:vAlign w:val="center"/>
+            <w:shd w:fill="F4F7FB"/>
+          </w:tcPr>
+          <w:p>
+            <w:pPr>
+              <w:spacing w:after="0" w:line="259" w:lineRule="auto"/>
+            </w:pPr>
+            <w:r>
+              <w:rPr>
+                <w:rFonts w:ascii="Calibri" w:hAnsi="Calibri" w:eastAsia="Microsoft YaHei"/>
+                <w:b w:val="0"/>
+                <w:color w:val="1F2937"/>
+                <w:sz w:val="14"/>
+              </w:rPr>
+              <w:t>将K06仓位按剩余自然日分为1–7天、8–14天、15–30天，区间互斥且并集等于30天到期数。</w:t>
+            </w:r>
+          </w:p>
+        </w:tc>
+        <w:tc>
+          <w:tcPr>
+            <w:tcW w:type="dxa" w:w="3168"/>
+            <w:tcMar>
+              <w:top w:w="75" w:type="dxa"/>
+              <w:start w:w="100" w:type="dxa"/>
+              <w:bottom w:w="75" w:type="dxa"/>
+              <w:end w:w="100" w:type="dxa"/>
+            </w:tcMar>
+            <w:vAlign w:val="center"/>
+            <w:shd w:fill="F4F7FB"/>
+          </w:tcPr>
+          <w:p>
+            <w:pPr>
+              <w:spacing w:after="0" w:line="259" w:lineRule="auto"/>
+            </w:pPr>
+            <w:r>
+              <w:rPr>
+                <w:rFonts w:ascii="Calibri" w:hAnsi="Calibri" w:eastAsia="Microsoft YaHei"/>
+                <w:b w:val="0"/>
+                <w:color w:val="1F2937"/>
+                <w:sz w:val="14"/>
+              </w:rPr>
+              <w:t>剩余天数＝endDate－asOfDate；当日已到期进入逾期清单，不进入未来30天。点击分段下钻并携带精确日期区间。</w:t>
+            </w:r>
+          </w:p>
+        </w:tc>
+      </w:tr>
+      <w:tr>
+        <w:trPr>
+          <w:cantSplit/>
+        </w:trPr>
+        <w:tc>
+          <w:tcPr>
+            <w:tcW w:type="dxa" w:w="1944"/>
+            <w:tcMar>
+              <w:top w:w="75" w:type="dxa"/>
+              <w:start w:w="100" w:type="dxa"/>
+              <w:bottom w:w="75" w:type="dxa"/>
+              <w:end w:w="100" w:type="dxa"/>
+            </w:tcMar>
+            <w:vAlign w:val="center"/>
+          </w:tcPr>
+          <w:p>
+            <w:pPr>
+              <w:spacing w:after="0" w:line="259" w:lineRule="auto"/>
+            </w:pPr>
+            <w:r>
+              <w:rPr>
+                <w:rFonts w:ascii="Calibri" w:hAnsi="Calibri" w:eastAsia="Microsoft YaHei"/>
+                <w:b w:val="0"/>
+                <w:color w:val="1F2937"/>
+                <w:sz w:val="14"/>
+              </w:rPr>
+              <w:t>C11 工单处置概览</w:t>
+            </w:r>
+          </w:p>
+        </w:tc>
+        <w:tc>
+          <w:tcPr>
+            <w:tcW w:type="dxa" w:w="1440"/>
+            <w:tcMar>
+              <w:top w:w="75" w:type="dxa"/>
+              <w:start w:w="100" w:type="dxa"/>
+              <w:bottom w:w="75" w:type="dxa"/>
+              <w:end w:w="100" w:type="dxa"/>
+            </w:tcMar>
+            <w:vAlign w:val="center"/>
+          </w:tcPr>
+          <w:p>
+            <w:pPr>
+              <w:spacing w:after="0" w:line="259" w:lineRule="auto"/>
+            </w:pPr>
+            <w:r>
+              <w:rPr>
+                <w:rFonts w:ascii="Calibri" w:hAnsi="Calibri" w:eastAsia="Microsoft YaHei"/>
+                <w:b w:val="0"/>
+                <w:color w:val="1F2937"/>
+                <w:sz w:val="14"/>
+              </w:rPr>
+              <w:t>状态卡＋类型分布</w:t>
+            </w:r>
+          </w:p>
+        </w:tc>
+        <w:tc>
+          <w:tcPr>
+            <w:tcW w:type="dxa" w:w="3672"/>
+            <w:tcMar>
+              <w:top w:w="75" w:type="dxa"/>
+              <w:start w:w="100" w:type="dxa"/>
+              <w:bottom w:w="75" w:type="dxa"/>
+              <w:end w:w="100" w:type="dxa"/>
+            </w:tcMar>
+            <w:vAlign w:val="center"/>
+          </w:tcPr>
+          <w:p>
+            <w:pPr>
+              <w:spacing w:after="0" w:line="259" w:lineRule="auto"/>
+            </w:pPr>
+            <w:r>
+              <w:rPr>
+                <w:rFonts w:ascii="Calibri" w:hAnsi="Calibri" w:eastAsia="Microsoft YaHei"/>
+                <w:b w:val="0"/>
+                <w:color w:val="1F2937"/>
+                <w:sz w:val="14"/>
+              </w:rPr>
+              <w:t>开放工单按待处理/处理中/SLA风险分组；今日完成按completedAt香港自然日；类型分布按ticketType；高优先级按priority配置。</w:t>
+            </w:r>
+          </w:p>
+        </w:tc>
+        <w:tc>
+          <w:tcPr>
+            <w:tcW w:type="dxa" w:w="3168"/>
+            <w:tcMar>
+              <w:top w:w="75" w:type="dxa"/>
+              <w:start w:w="100" w:type="dxa"/>
+              <w:bottom w:w="75" w:type="dxa"/>
+              <w:end w:w="100" w:type="dxa"/>
+            </w:tcMar>
+            <w:vAlign w:val="center"/>
+          </w:tcPr>
+          <w:p>
+            <w:pPr>
+              <w:spacing w:after="0" w:line="259" w:lineRule="auto"/>
+            </w:pPr>
+            <w:r>
+              <w:rPr>
+                <w:rFonts w:ascii="Calibri" w:hAnsi="Calibri" w:eastAsia="Microsoft YaHei"/>
+                <w:b w:val="0"/>
+                <w:color w:val="1F2937"/>
+                <w:sz w:val="14"/>
+              </w:rPr>
+              <w:t>状态分组互斥，SLA风险为开放工单的交叉标签，不与状态数相加；点击类型或状态下钻工单中心。</w:t>
+            </w:r>
+          </w:p>
+        </w:tc>
+      </w:tr>
+      <w:tr>
+        <w:trPr>
+          <w:cantSplit/>
+        </w:trPr>
+        <w:tc>
+          <w:tcPr>
+            <w:tcW w:type="dxa" w:w="1944"/>
+            <w:tcMar>
+              <w:top w:w="75" w:type="dxa"/>
+              <w:start w:w="100" w:type="dxa"/>
+              <w:bottom w:w="75" w:type="dxa"/>
+              <w:end w:w="100" w:type="dxa"/>
+            </w:tcMar>
+            <w:vAlign w:val="center"/>
+            <w:shd w:fill="F4F7FB"/>
+          </w:tcPr>
+          <w:p>
+            <w:pPr>
+              <w:spacing w:after="0" w:line="259" w:lineRule="auto"/>
+            </w:pPr>
+            <w:r>
+              <w:rPr>
+                <w:rFonts w:ascii="Calibri" w:hAnsi="Calibri" w:eastAsia="Microsoft YaHei"/>
+                <w:b w:val="0"/>
+                <w:color w:val="1F2937"/>
+                <w:sz w:val="14"/>
+              </w:rPr>
+              <w:t>C12 订单业务分布</w:t>
+            </w:r>
+          </w:p>
+        </w:tc>
+        <w:tc>
+          <w:tcPr>
+            <w:tcW w:type="dxa" w:w="1440"/>
+            <w:tcMar>
+              <w:top w:w="75" w:type="dxa"/>
+              <w:start w:w="100" w:type="dxa"/>
+              <w:bottom w:w="75" w:type="dxa"/>
+              <w:end w:w="100" w:type="dxa"/>
+            </w:tcMar>
+            <w:vAlign w:val="center"/>
+            <w:shd w:fill="F4F7FB"/>
+          </w:tcPr>
+          <w:p>
+            <w:pPr>
+              <w:spacing w:after="0" w:line="259" w:lineRule="auto"/>
+            </w:pPr>
+            <w:r>
+              <w:rPr>
+                <w:rFonts w:ascii="Calibri" w:hAnsi="Calibri" w:eastAsia="Microsoft YaHei"/>
+                <w:b w:val="0"/>
+                <w:color w:val="1F2937"/>
+                <w:sz w:val="14"/>
+              </w:rPr>
+              <w:t>环形图＋最新动态</w:t>
+            </w:r>
+          </w:p>
+        </w:tc>
+        <w:tc>
+          <w:tcPr>
+            <w:tcW w:type="dxa" w:w="3672"/>
+            <w:tcMar>
+              <w:top w:w="75" w:type="dxa"/>
+              <w:start w:w="100" w:type="dxa"/>
+              <w:bottom w:w="75" w:type="dxa"/>
+              <w:end w:w="100" w:type="dxa"/>
+            </w:tcMar>
+            <w:vAlign w:val="center"/>
+            <w:shd w:fill="F4F7FB"/>
+          </w:tcPr>
+          <w:p>
+            <w:pPr>
+              <w:spacing w:after="0" w:line="259" w:lineRule="auto"/>
+            </w:pPr>
+            <w:r>
+              <w:rPr>
+                <w:rFonts w:ascii="Calibri" w:hAnsi="Calibri" w:eastAsia="Microsoft YaHei"/>
+                <w:b w:val="0"/>
+                <w:color w:val="1F2937"/>
+                <w:sz w:val="14"/>
+              </w:rPr>
+              <w:t>按所选周期有效订单businessType分为迷你仓、迷你箱、续租、退租；COUNT(DISTINCT orderId)，占比＝类型订单数÷总有效订单数。</w:t>
+            </w:r>
+          </w:p>
+        </w:tc>
+        <w:tc>
+          <w:tcPr>
+            <w:tcW w:type="dxa" w:w="3168"/>
+            <w:tcMar>
+              <w:top w:w="75" w:type="dxa"/>
+              <w:start w:w="100" w:type="dxa"/>
+              <w:bottom w:w="75" w:type="dxa"/>
+              <w:end w:w="100" w:type="dxa"/>
+            </w:tcMar>
+            <w:vAlign w:val="center"/>
+            <w:shd w:fill="F4F7FB"/>
+          </w:tcPr>
+          <w:p>
+            <w:pPr>
+              <w:spacing w:after="0" w:line="259" w:lineRule="auto"/>
+            </w:pPr>
+            <w:r>
+              <w:rPr>
+                <w:rFonts w:ascii="Calibri" w:hAnsi="Calibri" w:eastAsia="Microsoft YaHei"/>
+                <w:b w:val="0"/>
+                <w:color w:val="1F2937"/>
+                <w:sz w:val="14"/>
+              </w:rPr>
+              <w:t>排除草稿、取消、测试及全额退款订单；最新动态按业务节点时间倒序，仅显示用户有权限的数据。原型固定数字不得写死。</w:t>
+            </w:r>
+          </w:p>
+        </w:tc>
+      </w:tr>
+      <w:tr>
+        <w:trPr>
+          <w:cantSplit/>
+        </w:trPr>
+        <w:tc>
+          <w:tcPr>
+            <w:tcW w:type="dxa" w:w="1944"/>
+            <w:tcMar>
+              <w:top w:w="75" w:type="dxa"/>
+              <w:start w:w="100" w:type="dxa"/>
+              <w:bottom w:w="75" w:type="dxa"/>
+              <w:end w:w="100" w:type="dxa"/>
+            </w:tcMar>
+            <w:vAlign w:val="center"/>
+          </w:tcPr>
+          <w:p>
+            <w:pPr>
+              <w:spacing w:after="0" w:line="259" w:lineRule="auto"/>
+            </w:pPr>
+            <w:r>
+              <w:rPr>
+                <w:rFonts w:ascii="Calibri" w:hAnsi="Calibri" w:eastAsia="Microsoft YaHei"/>
+                <w:b w:val="0"/>
+                <w:color w:val="1F2937"/>
+                <w:sz w:val="14"/>
+              </w:rPr>
+              <w:t>C13 客户资产概览</w:t>
+            </w:r>
+          </w:p>
+        </w:tc>
+        <w:tc>
+          <w:tcPr>
+            <w:tcW w:type="dxa" w:w="1440"/>
+            <w:tcMar>
+              <w:top w:w="75" w:type="dxa"/>
+              <w:start w:w="100" w:type="dxa"/>
+              <w:bottom w:w="75" w:type="dxa"/>
+              <w:end w:w="100" w:type="dxa"/>
+            </w:tcMar>
+            <w:vAlign w:val="center"/>
+          </w:tcPr>
+          <w:p>
+            <w:pPr>
+              <w:spacing w:after="0" w:line="259" w:lineRule="auto"/>
+            </w:pPr>
+            <w:r>
+              <w:rPr>
+                <w:rFonts w:ascii="Calibri" w:hAnsi="Calibri" w:eastAsia="Microsoft YaHei"/>
+                <w:b w:val="0"/>
+                <w:color w:val="1F2937"/>
+                <w:sz w:val="14"/>
+              </w:rPr>
+              <w:t>指标卡＋客群构成</w:t>
+            </w:r>
+          </w:p>
+        </w:tc>
+        <w:tc>
+          <w:tcPr>
+            <w:tcW w:type="dxa" w:w="3672"/>
+            <w:tcMar>
+              <w:top w:w="75" w:type="dxa"/>
+              <w:start w:w="100" w:type="dxa"/>
+              <w:bottom w:w="75" w:type="dxa"/>
+              <w:end w:w="100" w:type="dxa"/>
+            </w:tcMar>
+            <w:vAlign w:val="center"/>
+          </w:tcPr>
+          <w:p>
+            <w:pPr>
+              <w:spacing w:after="0" w:line="259" w:lineRule="auto"/>
+            </w:pPr>
+            <w:r>
+              <w:rPr>
+                <w:rFonts w:ascii="Calibri" w:hAnsi="Calibri" w:eastAsia="Microsoft YaHei"/>
+                <w:b w:val="0"/>
+                <w:color w:val="1F2937"/>
+                <w:sz w:val="14"/>
+              </w:rPr>
+              <w:t>客户总数按有效customerId；活跃在租为截止时点至少一个有效租约；新增按createdAt；资料完整率＝必填主档字段完整客户÷有效客户。</w:t>
+            </w:r>
+          </w:p>
+        </w:tc>
+        <w:tc>
+          <w:tcPr>
+            <w:tcW w:type="dxa" w:w="3168"/>
+            <w:tcMar>
+              <w:top w:w="75" w:type="dxa"/>
+              <w:start w:w="100" w:type="dxa"/>
+              <w:bottom w:w="75" w:type="dxa"/>
+              <w:end w:w="100" w:type="dxa"/>
+            </w:tcMar>
+            <w:vAlign w:val="center"/>
+          </w:tcPr>
+          <w:p>
+            <w:pPr>
+              <w:spacing w:after="0" w:line="259" w:lineRule="auto"/>
+            </w:pPr>
+            <w:r>
+              <w:rPr>
+                <w:rFonts w:ascii="Calibri" w:hAnsi="Calibri" w:eastAsia="Microsoft YaHei"/>
+                <w:b w:val="0"/>
+                <w:color w:val="1F2937"/>
+                <w:sz w:val="14"/>
+              </w:rPr>
+              <w:t>客群标签按优先级互斥：活跃迷你仓→活跃迷你箱→潜在客户→历史客户；一个客户只落一个主分群。点击下钻客户档案。</w:t>
+            </w:r>
+          </w:p>
+        </w:tc>
+      </w:tr>
+      <w:tr>
+        <w:trPr>
+          <w:cantSplit/>
+        </w:trPr>
+        <w:tc>
+          <w:tcPr>
+            <w:tcW w:type="dxa" w:w="1944"/>
+            <w:tcMar>
+              <w:top w:w="75" w:type="dxa"/>
+              <w:start w:w="100" w:type="dxa"/>
+              <w:bottom w:w="75" w:type="dxa"/>
+              <w:end w:w="100" w:type="dxa"/>
+            </w:tcMar>
+            <w:vAlign w:val="center"/>
+            <w:shd w:fill="F4F7FB"/>
+          </w:tcPr>
+          <w:p>
+            <w:pPr>
+              <w:spacing w:after="0" w:line="259" w:lineRule="auto"/>
+            </w:pPr>
+            <w:r>
+              <w:rPr>
+                <w:rFonts w:ascii="Calibri" w:hAnsi="Calibri" w:eastAsia="Microsoft YaHei"/>
+                <w:b w:val="0"/>
+                <w:color w:val="1F2937"/>
+                <w:sz w:val="14"/>
+              </w:rPr>
+              <w:t>C14 空间经营全景</w:t>
+            </w:r>
+          </w:p>
+        </w:tc>
+        <w:tc>
+          <w:tcPr>
+            <w:tcW w:type="dxa" w:w="1440"/>
+            <w:tcMar>
+              <w:top w:w="75" w:type="dxa"/>
+              <w:start w:w="100" w:type="dxa"/>
+              <w:bottom w:w="75" w:type="dxa"/>
+              <w:end w:w="100" w:type="dxa"/>
+            </w:tcMar>
+            <w:vAlign w:val="center"/>
+            <w:shd w:fill="F4F7FB"/>
+          </w:tcPr>
+          <w:p>
+            <w:pPr>
+              <w:spacing w:after="0" w:line="259" w:lineRule="auto"/>
+            </w:pPr>
+            <w:r>
+              <w:rPr>
+                <w:rFonts w:ascii="Calibri" w:hAnsi="Calibri" w:eastAsia="Microsoft YaHei"/>
+                <w:b w:val="0"/>
+                <w:color w:val="1F2937"/>
+                <w:sz w:val="14"/>
+              </w:rPr>
+              <w:t>香港地图→门店→楼层→仓位</w:t>
+            </w:r>
+          </w:p>
+        </w:tc>
+        <w:tc>
+          <w:tcPr>
+            <w:tcW w:type="dxa" w:w="3672"/>
+            <w:tcMar>
+              <w:top w:w="75" w:type="dxa"/>
+              <w:start w:w="100" w:type="dxa"/>
+              <w:bottom w:w="75" w:type="dxa"/>
+              <w:end w:w="100" w:type="dxa"/>
+            </w:tcMar>
+            <w:vAlign w:val="center"/>
+            <w:shd w:fill="F4F7FB"/>
+          </w:tcPr>
+          <w:p>
+            <w:pPr>
+              <w:spacing w:after="0" w:line="259" w:lineRule="auto"/>
+            </w:pPr>
+            <w:r>
+              <w:rPr>
+                <w:rFonts w:ascii="Calibri" w:hAnsi="Calibri" w:eastAsia="Microsoft YaHei"/>
+                <w:b w:val="0"/>
+                <w:color w:val="1F2937"/>
+                <w:sz w:val="14"/>
+              </w:rPr>
+              <w:t>组合展示门店数、仓位总数、已租、预留、维修、禁用、到期及出租率；楼层可出租数＝总数－维修－禁用－不可出租。</w:t>
+            </w:r>
+          </w:p>
+        </w:tc>
+        <w:tc>
+          <w:tcPr>
+            <w:tcW w:type="dxa" w:w="3168"/>
+            <w:tcMar>
+              <w:top w:w="75" w:type="dxa"/>
+              <w:start w:w="100" w:type="dxa"/>
+              <w:bottom w:w="75" w:type="dxa"/>
+              <w:end w:w="100" w:type="dxa"/>
+            </w:tcMar>
+            <w:vAlign w:val="center"/>
+            <w:shd w:fill="F4F7FB"/>
+          </w:tcPr>
+          <w:p>
+            <w:pPr>
+              <w:spacing w:after="0" w:line="259" w:lineRule="auto"/>
+            </w:pPr>
+            <w:r>
+              <w:rPr>
+                <w:rFonts w:ascii="Calibri" w:hAnsi="Calibri" w:eastAsia="Microsoft YaHei"/>
+                <w:b w:val="0"/>
+                <w:color w:val="1F2937"/>
+                <w:sz w:val="14"/>
+              </w:rPr>
+              <w:t>地图和层级卡使用同一assetSnapshotId；点击区域、门店、楼层逐级过滤。仓位状态互斥，状态合计须等于层级总数。</w:t>
+            </w:r>
+          </w:p>
+        </w:tc>
+      </w:tr>
+      <w:tr>
+        <w:trPr>
+          <w:cantSplit/>
+        </w:trPr>
+        <w:tc>
+          <w:tcPr>
+            <w:tcW w:type="dxa" w:w="1944"/>
+            <w:tcMar>
+              <w:top w:w="75" w:type="dxa"/>
+              <w:start w:w="100" w:type="dxa"/>
+              <w:bottom w:w="75" w:type="dxa"/>
+              <w:end w:w="100" w:type="dxa"/>
+            </w:tcMar>
+            <w:vAlign w:val="center"/>
+          </w:tcPr>
+          <w:p>
+            <w:pPr>
+              <w:spacing w:after="0" w:line="259" w:lineRule="auto"/>
+            </w:pPr>
+            <w:r>
+              <w:rPr>
+                <w:rFonts w:ascii="Calibri" w:hAnsi="Calibri" w:eastAsia="Microsoft YaHei"/>
+                <w:b w:val="0"/>
+                <w:color w:val="1F2937"/>
+                <w:sz w:val="14"/>
+              </w:rPr>
+              <w:t>C15 经营预警</w:t>
+            </w:r>
+          </w:p>
+        </w:tc>
+        <w:tc>
+          <w:tcPr>
+            <w:tcW w:type="dxa" w:w="1440"/>
+            <w:tcMar>
+              <w:top w:w="75" w:type="dxa"/>
+              <w:start w:w="100" w:type="dxa"/>
+              <w:bottom w:w="75" w:type="dxa"/>
+              <w:end w:w="100" w:type="dxa"/>
+            </w:tcMar>
+            <w:vAlign w:val="center"/>
+          </w:tcPr>
+          <w:p>
+            <w:pPr>
+              <w:spacing w:after="0" w:line="259" w:lineRule="auto"/>
+            </w:pPr>
+            <w:r>
+              <w:rPr>
+                <w:rFonts w:ascii="Calibri" w:hAnsi="Calibri" w:eastAsia="Microsoft YaHei"/>
+                <w:b w:val="0"/>
+                <w:color w:val="1F2937"/>
+                <w:sz w:val="14"/>
+              </w:rPr>
+              <w:t>规则卡片</w:t>
+            </w:r>
+          </w:p>
+        </w:tc>
+        <w:tc>
+          <w:tcPr>
+            <w:tcW w:type="dxa" w:w="3672"/>
+            <w:tcMar>
+              <w:top w:w="75" w:type="dxa"/>
+              <w:start w:w="100" w:type="dxa"/>
+              <w:bottom w:w="75" w:type="dxa"/>
+              <w:end w:w="100" w:type="dxa"/>
+            </w:tcMar>
+            <w:vAlign w:val="center"/>
+          </w:tcPr>
+          <w:p>
+            <w:pPr>
+              <w:spacing w:after="0" w:line="259" w:lineRule="auto"/>
+            </w:pPr>
+            <w:r>
+              <w:rPr>
+                <w:rFonts w:ascii="Calibri" w:hAnsi="Calibri" w:eastAsia="Microsoft YaHei"/>
+                <w:b w:val="0"/>
+                <w:color w:val="1F2937"/>
+                <w:sz w:val="14"/>
+              </w:rPr>
+              <w:t>预算超支、成交成本环比、出租率低于目标、口径异常、30天到期和SLA风险按配置阈值产生预警。</w:t>
+            </w:r>
+          </w:p>
+        </w:tc>
+        <w:tc>
+          <w:tcPr>
+            <w:tcW w:type="dxa" w:w="3168"/>
+            <w:tcMar>
+              <w:top w:w="75" w:type="dxa"/>
+              <w:start w:w="100" w:type="dxa"/>
+              <w:bottom w:w="75" w:type="dxa"/>
+              <w:end w:w="100" w:type="dxa"/>
+            </w:tcMar>
+            <w:vAlign w:val="center"/>
+          </w:tcPr>
+          <w:p>
+            <w:pPr>
+              <w:spacing w:after="0" w:line="259" w:lineRule="auto"/>
+            </w:pPr>
+            <w:r>
+              <w:rPr>
+                <w:rFonts w:ascii="Calibri" w:hAnsi="Calibri" w:eastAsia="Microsoft YaHei"/>
+                <w:b w:val="0"/>
+                <w:color w:val="1F2937"/>
+                <w:sz w:val="14"/>
+              </w:rPr>
+              <w:t>每条预警返回ruleId、level、actual、threshold、dimension、detectedAt和detailUrl；数据源失败显示“数据异常”，不得生成业务零值预警。</w:t>
+            </w:r>
+          </w:p>
+        </w:tc>
+      </w:tr>
+    </w:tbl>
+    <w:p>
+      <w:pPr>
+        <w:spacing w:after="0"/>
+      </w:pPr>
+    </w:p>
+    <w:p>
+      <w:pPr>
+        <w:pStyle w:val="Heading2"/>
+      </w:pPr>
+      <w:r>
+        <w:t>3.4 筛选、联动与查询状态</w:t>
+      </w:r>
+    </w:p>
+    <w:tbl>
+      <w:tblPr>
+        <w:tblStyle w:val="TableGrid"/>
+        <w:tblW w:type="dxa" w:w="10224"/>
+        <w:jc w:val="center"/>
+        <w:tblLayout w:type="fixed"/>
+        <w:tblLook w:firstColumn="1" w:firstRow="1" w:lastColumn="0" w:lastRow="0" w:noHBand="0" w:noVBand="1" w:val="04A0"/>
+      </w:tblPr>
+      <w:tblGrid>
+        <w:gridCol w:w="2232"/>
+        <w:gridCol w:w="7992"/>
+      </w:tblGrid>
+      <w:tr>
+        <w:trPr>
+          <w:tblHeader/>
+        </w:trPr>
+        <w:tc>
+          <w:tcPr>
+            <w:tcW w:type="dxa" w:w="2232"/>
+            <w:shd w:fill="17365D"/>
+            <w:tcMar>
+              <w:top w:w="75" w:type="dxa"/>
+              <w:start w:w="100" w:type="dxa"/>
+              <w:bottom w:w="75" w:type="dxa"/>
+              <w:end w:w="100" w:type="dxa"/>
+            </w:tcMar>
+            <w:vAlign w:val="center"/>
+          </w:tcPr>
+          <w:p>
+            <w:r>
+              <w:rPr>
+                <w:rFonts w:ascii="Calibri" w:hAnsi="Calibri" w:eastAsia="Microsoft YaHei"/>
+                <w:b/>
+                <w:color w:val="FFFFFF"/>
+                <w:sz w:val="16"/>
+              </w:rPr>
+              <w:t>能力</w:t>
+            </w:r>
+          </w:p>
+        </w:tc>
+        <w:tc>
+          <w:tcPr>
+            <w:tcW w:type="dxa" w:w="7992"/>
+            <w:shd w:fill="17365D"/>
+            <w:tcMar>
+              <w:top w:w="75" w:type="dxa"/>
+              <w:start w:w="100" w:type="dxa"/>
+              <w:bottom w:w="75" w:type="dxa"/>
+              <w:end w:w="100" w:type="dxa"/>
+            </w:tcMar>
+            <w:vAlign w:val="center"/>
+          </w:tcPr>
+          <w:p>
+            <w:r>
+              <w:rPr>
+                <w:rFonts w:ascii="Calibri" w:hAnsi="Calibri" w:eastAsia="Microsoft YaHei"/>
+                <w:b/>
+                <w:color w:val="FFFFFF"/>
+                <w:sz w:val="16"/>
+              </w:rPr>
+              <w:t>规则</w:t>
+            </w:r>
+          </w:p>
+        </w:tc>
+      </w:tr>
+      <w:tr>
+        <w:trPr>
+          <w:cantSplit/>
+        </w:trPr>
+        <w:tc>
+          <w:tcPr>
+            <w:tcW w:type="dxa" w:w="2232"/>
+            <w:tcMar>
+              <w:top w:w="75" w:type="dxa"/>
+              <w:start w:w="100" w:type="dxa"/>
+              <w:bottom w:w="75" w:type="dxa"/>
+              <w:end w:w="100" w:type="dxa"/>
+            </w:tcMar>
+            <w:vAlign w:val="center"/>
+          </w:tcPr>
+          <w:p>
+            <w:pPr>
+              <w:spacing w:after="0" w:line="259" w:lineRule="auto"/>
+            </w:pPr>
+            <w:r>
+              <w:rPr>
+                <w:rFonts w:ascii="Calibri" w:hAnsi="Calibri" w:eastAsia="Microsoft YaHei"/>
+                <w:b w:val="0"/>
+                <w:color w:val="1F2937"/>
+                <w:sz w:val="16"/>
+              </w:rPr>
+              <w:t>周期</w:t>
+            </w:r>
+          </w:p>
+        </w:tc>
+        <w:tc>
+          <w:tcPr>
+            <w:tcW w:type="dxa" w:w="7992"/>
+            <w:tcMar>
+              <w:top w:w="75" w:type="dxa"/>
+              <w:start w:w="100" w:type="dxa"/>
+              <w:bottom w:w="75" w:type="dxa"/>
+              <w:end w:w="100" w:type="dxa"/>
+            </w:tcMar>
+            <w:vAlign w:val="center"/>
+          </w:tcPr>
+          <w:p>
+            <w:pPr>
+              <w:spacing w:after="0" w:line="259" w:lineRule="auto"/>
+            </w:pPr>
+            <w:r>
+              <w:rPr>
+                <w:rFonts w:ascii="Calibri" w:hAnsi="Calibri" w:eastAsia="Microsoft YaHei"/>
+                <w:b w:val="0"/>
+                <w:color w:val="1F2937"/>
+                <w:sz w:val="16"/>
+              </w:rPr>
+              <w:t>默认本月；可选本周、本月、本季及自定义只读报告周期。切换周期时重算事件型指标，快照型指标取周期末或当前asOfTime。</w:t>
+            </w:r>
+          </w:p>
+        </w:tc>
+      </w:tr>
+      <w:tr>
+        <w:trPr>
+          <w:cantSplit/>
+        </w:trPr>
+        <w:tc>
+          <w:tcPr>
+            <w:tcW w:type="dxa" w:w="2232"/>
+            <w:tcMar>
+              <w:top w:w="75" w:type="dxa"/>
+              <w:start w:w="100" w:type="dxa"/>
+              <w:bottom w:w="75" w:type="dxa"/>
+              <w:end w:w="100" w:type="dxa"/>
+            </w:tcMar>
+            <w:vAlign w:val="center"/>
+            <w:shd w:fill="F4F7FB"/>
+          </w:tcPr>
+          <w:p>
+            <w:pPr>
+              <w:spacing w:after="0" w:line="259" w:lineRule="auto"/>
+            </w:pPr>
+            <w:r>
+              <w:rPr>
+                <w:rFonts w:ascii="Calibri" w:hAnsi="Calibri" w:eastAsia="Microsoft YaHei"/>
+                <w:b w:val="0"/>
+                <w:color w:val="1F2937"/>
+                <w:sz w:val="16"/>
+              </w:rPr>
+              <w:t>区域/门店</w:t>
+            </w:r>
+          </w:p>
+        </w:tc>
+        <w:tc>
+          <w:tcPr>
+            <w:tcW w:type="dxa" w:w="7992"/>
+            <w:tcMar>
+              <w:top w:w="75" w:type="dxa"/>
+              <w:start w:w="100" w:type="dxa"/>
+              <w:bottom w:w="75" w:type="dxa"/>
+              <w:end w:w="100" w:type="dxa"/>
+            </w:tcMar>
+            <w:vAlign w:val="center"/>
+            <w:shd w:fill="F4F7FB"/>
+          </w:tcPr>
+          <w:p>
+            <w:pPr>
+              <w:spacing w:after="0" w:line="259" w:lineRule="auto"/>
+            </w:pPr>
+            <w:r>
+              <w:rPr>
+                <w:rFonts w:ascii="Calibri" w:hAnsi="Calibri" w:eastAsia="Microsoft YaHei"/>
+                <w:b w:val="0"/>
+                <w:color w:val="1F2937"/>
+                <w:sz w:val="16"/>
+              </w:rPr>
+              <w:t>区域多选、门店多选；门店选项受区域及dataScope约束。地图选择与顶部筛选双向同步，并在页面显示当前作用范围。</w:t>
+            </w:r>
+          </w:p>
+        </w:tc>
+      </w:tr>
+      <w:tr>
+        <w:trPr>
+          <w:cantSplit/>
+        </w:trPr>
+        <w:tc>
+          <w:tcPr>
+            <w:tcW w:type="dxa" w:w="2232"/>
+            <w:tcMar>
+              <w:top w:w="75" w:type="dxa"/>
+              <w:start w:w="100" w:type="dxa"/>
+              <w:bottom w:w="75" w:type="dxa"/>
+              <w:end w:w="100" w:type="dxa"/>
+            </w:tcMar>
+            <w:vAlign w:val="center"/>
+          </w:tcPr>
+          <w:p>
+            <w:pPr>
+              <w:spacing w:after="0" w:line="259" w:lineRule="auto"/>
+            </w:pPr>
+            <w:r>
+              <w:rPr>
+                <w:rFonts w:ascii="Calibri" w:hAnsi="Calibri" w:eastAsia="Microsoft YaHei"/>
+                <w:b w:val="0"/>
+                <w:color w:val="1F2937"/>
+                <w:sz w:val="16"/>
+              </w:rPr>
+              <w:t>业务类型</w:t>
+            </w:r>
+          </w:p>
+        </w:tc>
+        <w:tc>
+          <w:tcPr>
+            <w:tcW w:type="dxa" w:w="7992"/>
+            <w:tcMar>
+              <w:top w:w="75" w:type="dxa"/>
+              <w:start w:w="100" w:type="dxa"/>
+              <w:bottom w:w="75" w:type="dxa"/>
+              <w:end w:w="100" w:type="dxa"/>
+            </w:tcMar>
+            <w:vAlign w:val="center"/>
+          </w:tcPr>
+          <w:p>
+            <w:pPr>
+              <w:spacing w:after="0" w:line="259" w:lineRule="auto"/>
+            </w:pPr>
+            <w:r>
+              <w:rPr>
+                <w:rFonts w:ascii="Calibri" w:hAnsi="Calibri" w:eastAsia="Microsoft YaHei"/>
+                <w:b w:val="0"/>
+                <w:color w:val="1F2937"/>
+                <w:sz w:val="16"/>
+              </w:rPr>
+              <w:t>全部、迷你仓、迷你箱；不适用该维度的组件保持显示并标记“不受业务类型筛选影响”，不得静默改变定义。</w:t>
+            </w:r>
+          </w:p>
+        </w:tc>
+      </w:tr>
+      <w:tr>
+        <w:trPr>
+          <w:cantSplit/>
+        </w:trPr>
+        <w:tc>
+          <w:tcPr>
+            <w:tcW w:type="dxa" w:w="2232"/>
+            <w:tcMar>
+              <w:top w:w="75" w:type="dxa"/>
+              <w:start w:w="100" w:type="dxa"/>
+              <w:bottom w:w="75" w:type="dxa"/>
+              <w:end w:w="100" w:type="dxa"/>
+            </w:tcMar>
+            <w:vAlign w:val="center"/>
+            <w:shd w:fill="F4F7FB"/>
+          </w:tcPr>
+          <w:p>
+            <w:pPr>
+              <w:spacing w:after="0" w:line="259" w:lineRule="auto"/>
+            </w:pPr>
+            <w:r>
+              <w:rPr>
+                <w:rFonts w:ascii="Calibri" w:hAnsi="Calibri" w:eastAsia="Microsoft YaHei"/>
+                <w:b w:val="0"/>
+                <w:color w:val="1F2937"/>
+                <w:sz w:val="16"/>
+              </w:rPr>
+              <w:t>跨组件联动</w:t>
+            </w:r>
+          </w:p>
+        </w:tc>
+        <w:tc>
+          <w:tcPr>
+            <w:tcW w:type="dxa" w:w="7992"/>
+            <w:tcMar>
+              <w:top w:w="75" w:type="dxa"/>
+              <w:start w:w="100" w:type="dxa"/>
+              <w:bottom w:w="75" w:type="dxa"/>
+              <w:end w:w="100" w:type="dxa"/>
+            </w:tcMar>
+            <w:vAlign w:val="center"/>
+            <w:shd w:fill="F4F7FB"/>
+          </w:tcPr>
+          <w:p>
+            <w:pPr>
+              <w:spacing w:after="0" w:line="259" w:lineRule="auto"/>
+            </w:pPr>
+            <w:r>
+              <w:rPr>
+                <w:rFonts w:ascii="Calibri" w:hAnsi="Calibri" w:eastAsia="Microsoft YaHei"/>
+                <w:b w:val="0"/>
+                <w:color w:val="1F2937"/>
+                <w:sz w:val="16"/>
+              </w:rPr>
+              <w:t>点击渠道、门店、季度、到期分段或工单状态，只增加临时维度筛选；页面提供面包屑和“清除联动”。切换主周期清除临时联动。</w:t>
+            </w:r>
+          </w:p>
+        </w:tc>
+      </w:tr>
+      <w:tr>
+        <w:trPr>
+          <w:cantSplit/>
+        </w:trPr>
+        <w:tc>
+          <w:tcPr>
+            <w:tcW w:type="dxa" w:w="2232"/>
+            <w:tcMar>
+              <w:top w:w="75" w:type="dxa"/>
+              <w:start w:w="100" w:type="dxa"/>
+              <w:bottom w:w="75" w:type="dxa"/>
+              <w:end w:w="100" w:type="dxa"/>
+            </w:tcMar>
+            <w:vAlign w:val="center"/>
+          </w:tcPr>
+          <w:p>
+            <w:pPr>
+              <w:spacing w:after="0" w:line="259" w:lineRule="auto"/>
+            </w:pPr>
+            <w:r>
+              <w:rPr>
+                <w:rFonts w:ascii="Calibri" w:hAnsi="Calibri" w:eastAsia="Microsoft YaHei"/>
+                <w:b w:val="0"/>
+                <w:color w:val="1F2937"/>
+                <w:sz w:val="16"/>
+              </w:rPr>
+              <w:t>下钻</w:t>
+            </w:r>
+          </w:p>
+        </w:tc>
+        <w:tc>
+          <w:tcPr>
+            <w:tcW w:type="dxa" w:w="7992"/>
+            <w:tcMar>
+              <w:top w:w="75" w:type="dxa"/>
+              <w:start w:w="100" w:type="dxa"/>
+              <w:bottom w:w="75" w:type="dxa"/>
+              <w:end w:w="100" w:type="dxa"/>
+            </w:tcMar>
+            <w:vAlign w:val="center"/>
+          </w:tcPr>
+          <w:p>
+            <w:pPr>
+              <w:spacing w:after="0" w:line="259" w:lineRule="auto"/>
+            </w:pPr>
+            <w:r>
+              <w:rPr>
+                <w:rFonts w:ascii="Calibri" w:hAnsi="Calibri" w:eastAsia="Microsoft YaHei"/>
+                <w:b w:val="0"/>
+                <w:color w:val="1F2937"/>
+                <w:sz w:val="16"/>
+              </w:rPr>
+              <w:t>detailUrl携带metricId、periodStart、periodEnd、asOfTime、dimensionFilters和metricVersion；目标列表显示口径摘要，返回时保留原筛选。</w:t>
+            </w:r>
+          </w:p>
+        </w:tc>
+      </w:tr>
+      <w:tr>
+        <w:trPr>
+          <w:cantSplit/>
+        </w:trPr>
+        <w:tc>
+          <w:tcPr>
+            <w:tcW w:type="dxa" w:w="2232"/>
+            <w:tcMar>
+              <w:top w:w="75" w:type="dxa"/>
+              <w:start w:w="100" w:type="dxa"/>
+              <w:bottom w:w="75" w:type="dxa"/>
+              <w:end w:w="100" w:type="dxa"/>
+            </w:tcMar>
+            <w:vAlign w:val="center"/>
+            <w:shd w:fill="F4F7FB"/>
+          </w:tcPr>
+          <w:p>
+            <w:pPr>
+              <w:spacing w:after="0" w:line="259" w:lineRule="auto"/>
+            </w:pPr>
+            <w:r>
+              <w:rPr>
+                <w:rFonts w:ascii="Calibri" w:hAnsi="Calibri" w:eastAsia="Microsoft YaHei"/>
+                <w:b w:val="0"/>
+                <w:color w:val="1F2937"/>
+                <w:sz w:val="16"/>
+              </w:rPr>
+              <w:t>加载/空态/失败</w:t>
+            </w:r>
+          </w:p>
+        </w:tc>
+        <w:tc>
+          <w:tcPr>
+            <w:tcW w:type="dxa" w:w="7992"/>
+            <w:tcMar>
+              <w:top w:w="75" w:type="dxa"/>
+              <w:start w:w="100" w:type="dxa"/>
+              <w:bottom w:w="75" w:type="dxa"/>
+              <w:end w:w="100" w:type="dxa"/>
+            </w:tcMar>
+            <w:vAlign w:val="center"/>
+            <w:shd w:fill="F4F7FB"/>
+          </w:tcPr>
+          <w:p>
+            <w:pPr>
+              <w:spacing w:after="0" w:line="259" w:lineRule="auto"/>
+            </w:pPr>
+            <w:r>
+              <w:rPr>
+                <w:rFonts w:ascii="Calibri" w:hAnsi="Calibri" w:eastAsia="Microsoft YaHei"/>
+                <w:b w:val="0"/>
+                <w:color w:val="1F2937"/>
+                <w:sz w:val="16"/>
+              </w:rPr>
+              <w:t>整页并行查询；组件单独骨架。合法零值显示0，零分母显示—，无权限显示受限，源失败显示错误及重试；其他组件继续可用。</w:t>
+            </w:r>
+          </w:p>
+        </w:tc>
+      </w:tr>
+    </w:tbl>
+    <w:p>
+      <w:pPr>
+        <w:spacing w:after="0"/>
+      </w:pPr>
+    </w:p>
+    <w:p>
+      <w:pPr>
+        <w:pStyle w:val="Heading2"/>
+      </w:pPr>
+      <w:r>
+        <w:t>3.5 数据来源与字段映射</w:t>
+      </w:r>
+    </w:p>
+    <w:tbl>
+      <w:tblPr>
+        <w:tblStyle w:val="TableGrid"/>
+        <w:tblW w:type="dxa" w:w="10224"/>
+        <w:jc w:val="center"/>
+        <w:tblLayout w:type="fixed"/>
+        <w:tblLook w:firstColumn="1" w:firstRow="1" w:lastColumn="0" w:lastRow="0" w:noHBand="0" w:noVBand="1" w:val="04A0"/>
+      </w:tblPr>
+      <w:tblGrid>
+        <w:gridCol w:w="1728"/>
+        <w:gridCol w:w="2448"/>
+        <w:gridCol w:w="3456"/>
+        <w:gridCol w:w="2592"/>
+      </w:tblGrid>
+      <w:tr>
+        <w:trPr>
+          <w:tblHeader/>
+        </w:trPr>
+        <w:tc>
+          <w:tcPr>
+            <w:tcW w:type="dxa" w:w="1728"/>
+            <w:shd w:fill="17365D"/>
+            <w:tcMar>
+              <w:top w:w="75" w:type="dxa"/>
+              <w:start w:w="100" w:type="dxa"/>
+              <w:bottom w:w="75" w:type="dxa"/>
+              <w:end w:w="100" w:type="dxa"/>
+            </w:tcMar>
+            <w:vAlign w:val="center"/>
+          </w:tcPr>
+          <w:p>
+            <w:r>
+              <w:rPr>
+                <w:rFonts w:ascii="Calibri" w:hAnsi="Calibri" w:eastAsia="Microsoft YaHei"/>
+                <w:b/>
+                <w:color w:val="FFFFFF"/>
+                <w:sz w:val="15"/>
+              </w:rPr>
+              <w:t>数据域</w:t>
+            </w:r>
+          </w:p>
+        </w:tc>
+        <w:tc>
+          <w:tcPr>
+            <w:tcW w:type="dxa" w:w="2448"/>
+            <w:shd w:fill="17365D"/>
+            <w:tcMar>
+              <w:top w:w="75" w:type="dxa"/>
+              <w:start w:w="100" w:type="dxa"/>
+              <w:bottom w:w="75" w:type="dxa"/>
+              <w:end w:w="100" w:type="dxa"/>
+            </w:tcMar>
+            <w:vAlign w:val="center"/>
+          </w:tcPr>
+          <w:p>
+            <w:r>
+              <w:rPr>
+                <w:rFonts w:ascii="Calibri" w:hAnsi="Calibri" w:eastAsia="Microsoft YaHei"/>
+                <w:b/>
+                <w:color w:val="FFFFFF"/>
+                <w:sz w:val="15"/>
+              </w:rPr>
+              <w:t>事实对象</w:t>
+            </w:r>
+          </w:p>
+        </w:tc>
+        <w:tc>
+          <w:tcPr>
+            <w:tcW w:type="dxa" w:w="3456"/>
+            <w:shd w:fill="17365D"/>
+            <w:tcMar>
+              <w:top w:w="75" w:type="dxa"/>
+              <w:start w:w="100" w:type="dxa"/>
+              <w:bottom w:w="75" w:type="dxa"/>
+              <w:end w:w="100" w:type="dxa"/>
+            </w:tcMar>
+            <w:vAlign w:val="center"/>
+          </w:tcPr>
+          <w:p>
+            <w:r>
+              <w:rPr>
+                <w:rFonts w:ascii="Calibri" w:hAnsi="Calibri" w:eastAsia="Microsoft YaHei"/>
+                <w:b/>
+                <w:color w:val="FFFFFF"/>
+                <w:sz w:val="15"/>
+              </w:rPr>
+              <w:t>关键字段</w:t>
+            </w:r>
+          </w:p>
+        </w:tc>
+        <w:tc>
+          <w:tcPr>
+            <w:tcW w:type="dxa" w:w="2592"/>
+            <w:shd w:fill="17365D"/>
+            <w:tcMar>
+              <w:top w:w="75" w:type="dxa"/>
+              <w:start w:w="100" w:type="dxa"/>
+              <w:bottom w:w="75" w:type="dxa"/>
+              <w:end w:w="100" w:type="dxa"/>
+            </w:tcMar>
+            <w:vAlign w:val="center"/>
+          </w:tcPr>
+          <w:p>
+            <w:r>
+              <w:rPr>
+                <w:rFonts w:ascii="Calibri" w:hAnsi="Calibri" w:eastAsia="Microsoft YaHei"/>
+                <w:b/>
+                <w:color w:val="FFFFFF"/>
+                <w:sz w:val="15"/>
+              </w:rPr>
+              <w:t>用途与责任</w:t>
+            </w:r>
+          </w:p>
+        </w:tc>
+      </w:tr>
+      <w:tr>
+        <w:trPr>
+          <w:cantSplit/>
+        </w:trPr>
+        <w:tc>
+          <w:tcPr>
+            <w:tcW w:type="dxa" w:w="1728"/>
+            <w:tcMar>
+              <w:top w:w="75" w:type="dxa"/>
+              <w:start w:w="100" w:type="dxa"/>
+              <w:bottom w:w="75" w:type="dxa"/>
+              <w:end w:w="100" w:type="dxa"/>
+            </w:tcMar>
+            <w:vAlign w:val="center"/>
+          </w:tcPr>
+          <w:p>
+            <w:pPr>
+              <w:spacing w:after="0" w:line="259" w:lineRule="auto"/>
+            </w:pPr>
+            <w:r>
+              <w:rPr>
+                <w:rFonts w:ascii="Calibri" w:hAnsi="Calibri" w:eastAsia="Microsoft YaHei"/>
+                <w:b w:val="0"/>
+                <w:color w:val="1F2937"/>
+                <w:sz w:val="15"/>
+              </w:rPr>
+              <w:t>财务主域</w:t>
+            </w:r>
+          </w:p>
+        </w:tc>
+        <w:tc>
+          <w:tcPr>
+            <w:tcW w:type="dxa" w:w="2448"/>
+            <w:tcMar>
+              <w:top w:w="75" w:type="dxa"/>
+              <w:start w:w="100" w:type="dxa"/>
+              <w:bottom w:w="75" w:type="dxa"/>
+              <w:end w:w="100" w:type="dxa"/>
+            </w:tcMar>
+            <w:vAlign w:val="center"/>
+          </w:tcPr>
+          <w:p>
+            <w:pPr>
+              <w:spacing w:after="0" w:line="259" w:lineRule="auto"/>
+            </w:pPr>
+            <w:r>
+              <w:rPr>
+                <w:rFonts w:ascii="Calibri" w:hAnsi="Calibri" w:eastAsia="Microsoft YaHei"/>
+                <w:b w:val="0"/>
+                <w:color w:val="1F2937"/>
+                <w:sz w:val="15"/>
+              </w:rPr>
+              <w:t>PaymentTransaction、Refund、CashExpense、FxRate</w:t>
+            </w:r>
+          </w:p>
+        </w:tc>
+        <w:tc>
+          <w:tcPr>
+            <w:tcW w:type="dxa" w:w="3456"/>
+            <w:tcMar>
+              <w:top w:w="75" w:type="dxa"/>
+              <w:start w:w="100" w:type="dxa"/>
+              <w:bottom w:w="75" w:type="dxa"/>
+              <w:end w:w="100" w:type="dxa"/>
+            </w:tcMar>
+            <w:vAlign w:val="center"/>
+          </w:tcPr>
+          <w:p>
+            <w:pPr>
+              <w:spacing w:after="0" w:line="259" w:lineRule="auto"/>
+            </w:pPr>
+            <w:r>
+              <w:rPr>
+                <w:rFonts w:ascii="Calibri" w:hAnsi="Calibri" w:eastAsia="Microsoft YaHei"/>
+                <w:b w:val="0"/>
+                <w:color w:val="1F2937"/>
+                <w:sz w:val="15"/>
+              </w:rPr>
+              <w:t>transactionId、amountMinor、currency、status、postedAt、storeId</w:t>
+            </w:r>
+          </w:p>
+        </w:tc>
+        <w:tc>
+          <w:tcPr>
+            <w:tcW w:type="dxa" w:w="2592"/>
+            <w:tcMar>
+              <w:top w:w="75" w:type="dxa"/>
+              <w:start w:w="100" w:type="dxa"/>
+              <w:bottom w:w="75" w:type="dxa"/>
+              <w:end w:w="100" w:type="dxa"/>
+            </w:tcMar>
+            <w:vAlign w:val="center"/>
+          </w:tcPr>
+          <w:p>
+            <w:pPr>
+              <w:spacing w:after="0" w:line="259" w:lineRule="auto"/>
+            </w:pPr>
+            <w:r>
+              <w:rPr>
+                <w:rFonts w:ascii="Calibri" w:hAnsi="Calibri" w:eastAsia="Microsoft YaHei"/>
+                <w:b w:val="0"/>
+                <w:color w:val="1F2937"/>
+                <w:sz w:val="15"/>
+              </w:rPr>
+              <w:t>现金流、收入、营销支出；财务入账状态为唯一事实来源。</w:t>
+            </w:r>
+          </w:p>
+        </w:tc>
+      </w:tr>
+      <w:tr>
+        <w:trPr>
+          <w:cantSplit/>
+        </w:trPr>
+        <w:tc>
+          <w:tcPr>
+            <w:tcW w:type="dxa" w:w="1728"/>
+            <w:tcMar>
+              <w:top w:w="75" w:type="dxa"/>
+              <w:start w:w="100" w:type="dxa"/>
+              <w:bottom w:w="75" w:type="dxa"/>
+              <w:end w:w="100" w:type="dxa"/>
+            </w:tcMar>
+            <w:vAlign w:val="center"/>
+            <w:shd w:fill="F4F7FB"/>
+          </w:tcPr>
+          <w:p>
+            <w:pPr>
+              <w:spacing w:after="0" w:line="259" w:lineRule="auto"/>
+            </w:pPr>
+            <w:r>
+              <w:rPr>
+                <w:rFonts w:ascii="Calibri" w:hAnsi="Calibri" w:eastAsia="Microsoft YaHei"/>
+                <w:b w:val="0"/>
+                <w:color w:val="1F2937"/>
+                <w:sz w:val="15"/>
+              </w:rPr>
+              <w:t>销售主域</w:t>
+            </w:r>
+          </w:p>
+        </w:tc>
+        <w:tc>
+          <w:tcPr>
+            <w:tcW w:type="dxa" w:w="2448"/>
+            <w:tcMar>
+              <w:top w:w="75" w:type="dxa"/>
+              <w:start w:w="100" w:type="dxa"/>
+              <w:bottom w:w="75" w:type="dxa"/>
+              <w:end w:w="100" w:type="dxa"/>
+            </w:tcMar>
+            <w:vAlign w:val="center"/>
+            <w:shd w:fill="F4F7FB"/>
+          </w:tcPr>
+          <w:p>
+            <w:pPr>
+              <w:spacing w:after="0" w:line="259" w:lineRule="auto"/>
+            </w:pPr>
+            <w:r>
+              <w:rPr>
+                <w:rFonts w:ascii="Calibri" w:hAnsi="Calibri" w:eastAsia="Microsoft YaHei"/>
+                <w:b w:val="0"/>
+                <w:color w:val="1F2937"/>
+                <w:sz w:val="15"/>
+              </w:rPr>
+              <w:t>Lead、Contact、Appointment、SalesOrder</w:t>
+            </w:r>
+          </w:p>
+        </w:tc>
+        <w:tc>
+          <w:tcPr>
+            <w:tcW w:type="dxa" w:w="3456"/>
+            <w:tcMar>
+              <w:top w:w="75" w:type="dxa"/>
+              <w:start w:w="100" w:type="dxa"/>
+              <w:bottom w:w="75" w:type="dxa"/>
+              <w:end w:w="100" w:type="dxa"/>
+            </w:tcMar>
+            <w:vAlign w:val="center"/>
+            <w:shd w:fill="F4F7FB"/>
+          </w:tcPr>
+          <w:p>
+            <w:pPr>
+              <w:spacing w:after="0" w:line="259" w:lineRule="auto"/>
+            </w:pPr>
+            <w:r>
+              <w:rPr>
+                <w:rFonts w:ascii="Calibri" w:hAnsi="Calibri" w:eastAsia="Microsoft YaHei"/>
+                <w:b w:val="0"/>
+                <w:color w:val="1F2937"/>
+                <w:sz w:val="15"/>
+              </w:rPr>
+              <w:t>leadId、orderId、channel、businessType、signedAt、firstReceivableConfirmedAt</w:t>
+            </w:r>
+          </w:p>
+        </w:tc>
+        <w:tc>
+          <w:tcPr>
+            <w:tcW w:type="dxa" w:w="2592"/>
+            <w:tcMar>
+              <w:top w:w="75" w:type="dxa"/>
+              <w:start w:w="100" w:type="dxa"/>
+              <w:bottom w:w="75" w:type="dxa"/>
+              <w:end w:w="100" w:type="dxa"/>
+            </w:tcMar>
+            <w:vAlign w:val="center"/>
+            <w:shd w:fill="F4F7FB"/>
+          </w:tcPr>
+          <w:p>
+            <w:pPr>
+              <w:spacing w:after="0" w:line="259" w:lineRule="auto"/>
+            </w:pPr>
+            <w:r>
+              <w:rPr>
+                <w:rFonts w:ascii="Calibri" w:hAnsi="Calibri" w:eastAsia="Microsoft YaHei"/>
+                <w:b w:val="0"/>
+                <w:color w:val="1F2937"/>
+                <w:sz w:val="15"/>
+              </w:rPr>
+              <w:t>成交、转化路径、渠道、订单构成；编号去重。</w:t>
+            </w:r>
+          </w:p>
+        </w:tc>
+      </w:tr>
+      <w:tr>
+        <w:trPr>
+          <w:cantSplit/>
+        </w:trPr>
+        <w:tc>
+          <w:tcPr>
+            <w:tcW w:type="dxa" w:w="1728"/>
+            <w:tcMar>
+              <w:top w:w="75" w:type="dxa"/>
+              <w:start w:w="100" w:type="dxa"/>
+              <w:bottom w:w="75" w:type="dxa"/>
+              <w:end w:w="100" w:type="dxa"/>
+            </w:tcMar>
+            <w:vAlign w:val="center"/>
+          </w:tcPr>
+          <w:p>
+            <w:pPr>
+              <w:spacing w:after="0" w:line="259" w:lineRule="auto"/>
+            </w:pPr>
+            <w:r>
+              <w:rPr>
+                <w:rFonts w:ascii="Calibri" w:hAnsi="Calibri" w:eastAsia="Microsoft YaHei"/>
+                <w:b w:val="0"/>
+                <w:color w:val="1F2937"/>
+                <w:sz w:val="15"/>
+              </w:rPr>
+              <w:t>合同续租域</w:t>
+            </w:r>
+          </w:p>
+        </w:tc>
+        <w:tc>
+          <w:tcPr>
+            <w:tcW w:type="dxa" w:w="2448"/>
+            <w:tcMar>
+              <w:top w:w="75" w:type="dxa"/>
+              <w:start w:w="100" w:type="dxa"/>
+              <w:bottom w:w="75" w:type="dxa"/>
+              <w:end w:w="100" w:type="dxa"/>
+            </w:tcMar>
+            <w:vAlign w:val="center"/>
+          </w:tcPr>
+          <w:p>
+            <w:pPr>
+              <w:spacing w:after="0" w:line="259" w:lineRule="auto"/>
+            </w:pPr>
+            <w:r>
+              <w:rPr>
+                <w:rFonts w:ascii="Calibri" w:hAnsi="Calibri" w:eastAsia="Microsoft YaHei"/>
+                <w:b w:val="0"/>
+                <w:color w:val="1F2937"/>
+                <w:sz w:val="15"/>
+              </w:rPr>
+              <w:t>Contract、RenewalEvent</w:t>
+            </w:r>
+          </w:p>
+        </w:tc>
+        <w:tc>
+          <w:tcPr>
+            <w:tcW w:type="dxa" w:w="3456"/>
+            <w:tcMar>
+              <w:top w:w="75" w:type="dxa"/>
+              <w:start w:w="100" w:type="dxa"/>
+              <w:bottom w:w="75" w:type="dxa"/>
+              <w:end w:w="100" w:type="dxa"/>
+            </w:tcMar>
+            <w:vAlign w:val="center"/>
+          </w:tcPr>
+          <w:p>
+            <w:pPr>
+              <w:spacing w:after="0" w:line="259" w:lineRule="auto"/>
+            </w:pPr>
+            <w:r>
+              <w:rPr>
+                <w:rFonts w:ascii="Calibri" w:hAnsi="Calibri" w:eastAsia="Microsoft YaHei"/>
+                <w:b w:val="0"/>
+                <w:color w:val="1F2937"/>
+                <w:sz w:val="15"/>
+              </w:rPr>
+              <w:t>customerId、unitId、storeId、endDate、renewalEffectiveAt、status</w:t>
+            </w:r>
+          </w:p>
+        </w:tc>
+        <w:tc>
+          <w:tcPr>
+            <w:tcW w:type="dxa" w:w="2592"/>
+            <w:tcMar>
+              <w:top w:w="75" w:type="dxa"/>
+              <w:start w:w="100" w:type="dxa"/>
+              <w:bottom w:w="75" w:type="dxa"/>
+              <w:end w:w="100" w:type="dxa"/>
+            </w:tcMar>
+            <w:vAlign w:val="center"/>
+          </w:tcPr>
+          <w:p>
+            <w:pPr>
+              <w:spacing w:after="0" w:line="259" w:lineRule="auto"/>
+            </w:pPr>
+            <w:r>
+              <w:rPr>
+                <w:rFonts w:ascii="Calibri" w:hAnsi="Calibri" w:eastAsia="Microsoft YaHei"/>
+                <w:b w:val="0"/>
+                <w:color w:val="1F2937"/>
+                <w:sz w:val="15"/>
+              </w:rPr>
+              <w:t>到期、续租率、续租时机；保留原合同归属。</w:t>
+            </w:r>
+          </w:p>
+        </w:tc>
+      </w:tr>
+      <w:tr>
+        <w:trPr>
+          <w:cantSplit/>
+        </w:trPr>
+        <w:tc>
+          <w:tcPr>
+            <w:tcW w:type="dxa" w:w="1728"/>
+            <w:tcMar>
+              <w:top w:w="75" w:type="dxa"/>
+              <w:start w:w="100" w:type="dxa"/>
+              <w:bottom w:w="75" w:type="dxa"/>
+              <w:end w:w="100" w:type="dxa"/>
+            </w:tcMar>
+            <w:vAlign w:val="center"/>
+            <w:shd w:fill="F4F7FB"/>
+          </w:tcPr>
+          <w:p>
+            <w:pPr>
+              <w:spacing w:after="0" w:line="259" w:lineRule="auto"/>
+            </w:pPr>
+            <w:r>
+              <w:rPr>
+                <w:rFonts w:ascii="Calibri" w:hAnsi="Calibri" w:eastAsia="Microsoft YaHei"/>
+                <w:b w:val="0"/>
+                <w:color w:val="1F2937"/>
+                <w:sz w:val="15"/>
+              </w:rPr>
+              <w:t>空间资产域</w:t>
+            </w:r>
+          </w:p>
+        </w:tc>
+        <w:tc>
+          <w:tcPr>
+            <w:tcW w:type="dxa" w:w="2448"/>
+            <w:tcMar>
+              <w:top w:w="75" w:type="dxa"/>
+              <w:start w:w="100" w:type="dxa"/>
+              <w:bottom w:w="75" w:type="dxa"/>
+              <w:end w:w="100" w:type="dxa"/>
+            </w:tcMar>
+            <w:vAlign w:val="center"/>
+            <w:shd w:fill="F4F7FB"/>
+          </w:tcPr>
+          <w:p>
+            <w:pPr>
+              <w:spacing w:after="0" w:line="259" w:lineRule="auto"/>
+            </w:pPr>
+            <w:r>
+              <w:rPr>
+                <w:rFonts w:ascii="Calibri" w:hAnsi="Calibri" w:eastAsia="Microsoft YaHei"/>
+                <w:b w:val="0"/>
+                <w:color w:val="1F2937"/>
+                <w:sz w:val="15"/>
+              </w:rPr>
+              <w:t>Store、Floor、StorageUnit、AssetSnapshot</w:t>
+            </w:r>
+          </w:p>
+        </w:tc>
+        <w:tc>
+          <w:tcPr>
+            <w:tcW w:type="dxa" w:w="3456"/>
+            <w:tcMar>
+              <w:top w:w="75" w:type="dxa"/>
+              <w:start w:w="100" w:type="dxa"/>
+              <w:bottom w:w="75" w:type="dxa"/>
+              <w:end w:w="100" w:type="dxa"/>
+            </w:tcMar>
+            <w:vAlign w:val="center"/>
+            <w:shd w:fill="F4F7FB"/>
+          </w:tcPr>
+          <w:p>
+            <w:pPr>
+              <w:spacing w:after="0" w:line="259" w:lineRule="auto"/>
+            </w:pPr>
+            <w:r>
+              <w:rPr>
+                <w:rFonts w:ascii="Calibri" w:hAnsi="Calibri" w:eastAsia="Microsoft YaHei"/>
+                <w:b w:val="0"/>
+                <w:color w:val="1F2937"/>
+                <w:sz w:val="15"/>
+              </w:rPr>
+              <w:t>area、volume、rentableFlag、occupancyStatus、snapshotId</w:t>
+            </w:r>
+          </w:p>
+        </w:tc>
+        <w:tc>
+          <w:tcPr>
+            <w:tcW w:type="dxa" w:w="2592"/>
+            <w:tcMar>
+              <w:top w:w="75" w:type="dxa"/>
+              <w:start w:w="100" w:type="dxa"/>
+              <w:bottom w:w="75" w:type="dxa"/>
+              <w:end w:w="100" w:type="dxa"/>
+            </w:tcMar>
+            <w:vAlign w:val="center"/>
+            <w:shd w:fill="F4F7FB"/>
+          </w:tcPr>
+          <w:p>
+            <w:pPr>
+              <w:spacing w:after="0" w:line="259" w:lineRule="auto"/>
+            </w:pPr>
+            <w:r>
+              <w:rPr>
+                <w:rFonts w:ascii="Calibri" w:hAnsi="Calibri" w:eastAsia="Microsoft YaHei"/>
+                <w:b w:val="0"/>
+                <w:color w:val="1F2937"/>
+                <w:sz w:val="15"/>
+              </w:rPr>
+              <w:t>面积/容积出租率、门店效率、空间全景。</w:t>
+            </w:r>
+          </w:p>
+        </w:tc>
+      </w:tr>
+      <w:tr>
+        <w:trPr>
+          <w:cantSplit/>
+        </w:trPr>
+        <w:tc>
+          <w:tcPr>
+            <w:tcW w:type="dxa" w:w="1728"/>
+            <w:tcMar>
+              <w:top w:w="75" w:type="dxa"/>
+              <w:start w:w="100" w:type="dxa"/>
+              <w:bottom w:w="75" w:type="dxa"/>
+              <w:end w:w="100" w:type="dxa"/>
+            </w:tcMar>
+            <w:vAlign w:val="center"/>
+          </w:tcPr>
+          <w:p>
+            <w:pPr>
+              <w:spacing w:after="0" w:line="259" w:lineRule="auto"/>
+            </w:pPr>
+            <w:r>
+              <w:rPr>
+                <w:rFonts w:ascii="Calibri" w:hAnsi="Calibri" w:eastAsia="Microsoft YaHei"/>
+                <w:b w:val="0"/>
+                <w:color w:val="1F2937"/>
+                <w:sz w:val="15"/>
+              </w:rPr>
+              <w:t>迷你箱域</w:t>
+            </w:r>
+          </w:p>
+        </w:tc>
+        <w:tc>
+          <w:tcPr>
+            <w:tcW w:type="dxa" w:w="2448"/>
+            <w:tcMar>
+              <w:top w:w="75" w:type="dxa"/>
+              <w:start w:w="100" w:type="dxa"/>
+              <w:bottom w:w="75" w:type="dxa"/>
+              <w:end w:w="100" w:type="dxa"/>
+            </w:tcMar>
+            <w:vAlign w:val="center"/>
+          </w:tcPr>
+          <w:p>
+            <w:pPr>
+              <w:spacing w:after="0" w:line="259" w:lineRule="auto"/>
+            </w:pPr>
+            <w:r>
+              <w:rPr>
+                <w:rFonts w:ascii="Calibri" w:hAnsi="Calibri" w:eastAsia="Microsoft YaHei"/>
+                <w:b w:val="0"/>
+                <w:color w:val="1F2937"/>
+                <w:sz w:val="15"/>
+              </w:rPr>
+              <w:t>BoxAsset、BoxPairing、BoxLocation</w:t>
+            </w:r>
+          </w:p>
+        </w:tc>
+        <w:tc>
+          <w:tcPr>
+            <w:tcW w:type="dxa" w:w="3456"/>
+            <w:tcMar>
+              <w:top w:w="75" w:type="dxa"/>
+              <w:start w:w="100" w:type="dxa"/>
+              <w:bottom w:w="75" w:type="dxa"/>
+              <w:end w:w="100" w:type="dxa"/>
+            </w:tcMar>
+            <w:vAlign w:val="center"/>
+          </w:tcPr>
+          <w:p>
+            <w:pPr>
+              <w:spacing w:after="0" w:line="259" w:lineRule="auto"/>
+            </w:pPr>
+            <w:r>
+              <w:rPr>
+                <w:rFonts w:ascii="Calibri" w:hAnsi="Calibri" w:eastAsia="Microsoft YaHei"/>
+                <w:b w:val="0"/>
+                <w:color w:val="1F2937"/>
+                <w:sz w:val="15"/>
+              </w:rPr>
+              <w:t>boxId、operableStatus、rentalStatus、latestStoreLocation</w:t>
+            </w:r>
+          </w:p>
+        </w:tc>
+        <w:tc>
+          <w:tcPr>
+            <w:tcW w:type="dxa" w:w="2592"/>
+            <w:tcMar>
+              <w:top w:w="75" w:type="dxa"/>
+              <w:start w:w="100" w:type="dxa"/>
+              <w:bottom w:w="75" w:type="dxa"/>
+              <w:end w:w="100" w:type="dxa"/>
+            </w:tcMar>
+            <w:vAlign w:val="center"/>
+          </w:tcPr>
+          <w:p>
+            <w:pPr>
+              <w:spacing w:after="0" w:line="259" w:lineRule="auto"/>
+            </w:pPr>
+            <w:r>
+              <w:rPr>
+                <w:rFonts w:ascii="Calibri" w:hAnsi="Calibri" w:eastAsia="Microsoft YaHei"/>
+                <w:b w:val="0"/>
+                <w:color w:val="1F2937"/>
+                <w:sz w:val="15"/>
+              </w:rPr>
+              <w:t>迷你箱出租率与区域状态。</w:t>
+            </w:r>
+          </w:p>
+        </w:tc>
+      </w:tr>
+      <w:tr>
+        <w:trPr>
+          <w:cantSplit/>
+        </w:trPr>
+        <w:tc>
+          <w:tcPr>
+            <w:tcW w:type="dxa" w:w="1728"/>
+            <w:tcMar>
+              <w:top w:w="75" w:type="dxa"/>
+              <w:start w:w="100" w:type="dxa"/>
+              <w:bottom w:w="75" w:type="dxa"/>
+              <w:end w:w="100" w:type="dxa"/>
+            </w:tcMar>
+            <w:vAlign w:val="center"/>
+            <w:shd w:fill="F4F7FB"/>
+          </w:tcPr>
+          <w:p>
+            <w:pPr>
+              <w:spacing w:after="0" w:line="259" w:lineRule="auto"/>
+            </w:pPr>
+            <w:r>
+              <w:rPr>
+                <w:rFonts w:ascii="Calibri" w:hAnsi="Calibri" w:eastAsia="Microsoft YaHei"/>
+                <w:b w:val="0"/>
+                <w:color w:val="1F2937"/>
+                <w:sz w:val="15"/>
+              </w:rPr>
+              <w:t>工单域</w:t>
+            </w:r>
+          </w:p>
+        </w:tc>
+        <w:tc>
+          <w:tcPr>
+            <w:tcW w:type="dxa" w:w="2448"/>
+            <w:tcMar>
+              <w:top w:w="75" w:type="dxa"/>
+              <w:start w:w="100" w:type="dxa"/>
+              <w:bottom w:w="75" w:type="dxa"/>
+              <w:end w:w="100" w:type="dxa"/>
+            </w:tcMar>
+            <w:vAlign w:val="center"/>
+            <w:shd w:fill="F4F7FB"/>
+          </w:tcPr>
+          <w:p>
+            <w:pPr>
+              <w:spacing w:after="0" w:line="259" w:lineRule="auto"/>
+            </w:pPr>
+            <w:r>
+              <w:rPr>
+                <w:rFonts w:ascii="Calibri" w:hAnsi="Calibri" w:eastAsia="Microsoft YaHei"/>
+                <w:b w:val="0"/>
+                <w:color w:val="1F2937"/>
+                <w:sz w:val="15"/>
+              </w:rPr>
+              <w:t>Ticket、TicketSlaClock</w:t>
+            </w:r>
+          </w:p>
+        </w:tc>
+        <w:tc>
+          <w:tcPr>
+            <w:tcW w:type="dxa" w:w="3456"/>
+            <w:tcMar>
+              <w:top w:w="75" w:type="dxa"/>
+              <w:start w:w="100" w:type="dxa"/>
+              <w:bottom w:w="75" w:type="dxa"/>
+              <w:end w:w="100" w:type="dxa"/>
+            </w:tcMar>
+            <w:vAlign w:val="center"/>
+            <w:shd w:fill="F4F7FB"/>
+          </w:tcPr>
+          <w:p>
+            <w:pPr>
+              <w:spacing w:after="0" w:line="259" w:lineRule="auto"/>
+            </w:pPr>
+            <w:r>
+              <w:rPr>
+                <w:rFonts w:ascii="Calibri" w:hAnsi="Calibri" w:eastAsia="Microsoft YaHei"/>
+                <w:b w:val="0"/>
+                <w:color w:val="1F2937"/>
+                <w:sz w:val="15"/>
+              </w:rPr>
+              <w:t>ticketId、status、type、priority、slaDueAt、pauseIntervals</w:t>
+            </w:r>
+          </w:p>
+        </w:tc>
+        <w:tc>
+          <w:tcPr>
+            <w:tcW w:type="dxa" w:w="2592"/>
+            <w:tcMar>
+              <w:top w:w="75" w:type="dxa"/>
+              <w:start w:w="100" w:type="dxa"/>
+              <w:bottom w:w="75" w:type="dxa"/>
+              <w:end w:w="100" w:type="dxa"/>
+            </w:tcMar>
+            <w:vAlign w:val="center"/>
+            <w:shd w:fill="F4F7FB"/>
+          </w:tcPr>
+          <w:p>
+            <w:pPr>
+              <w:spacing w:after="0" w:line="259" w:lineRule="auto"/>
+            </w:pPr>
+            <w:r>
+              <w:rPr>
+                <w:rFonts w:ascii="Calibri" w:hAnsi="Calibri" w:eastAsia="Microsoft YaHei"/>
+                <w:b w:val="0"/>
+                <w:color w:val="1F2937"/>
+                <w:sz w:val="15"/>
+              </w:rPr>
+              <w:t>开放工单、SLA风险、今日完成。</w:t>
+            </w:r>
+          </w:p>
+        </w:tc>
+      </w:tr>
+      <w:tr>
+        <w:trPr>
+          <w:cantSplit/>
+        </w:trPr>
+        <w:tc>
+          <w:tcPr>
+            <w:tcW w:type="dxa" w:w="1728"/>
+            <w:tcMar>
+              <w:top w:w="75" w:type="dxa"/>
+              <w:start w:w="100" w:type="dxa"/>
+              <w:bottom w:w="75" w:type="dxa"/>
+              <w:end w:w="100" w:type="dxa"/>
+            </w:tcMar>
+            <w:vAlign w:val="center"/>
+          </w:tcPr>
+          <w:p>
+            <w:pPr>
+              <w:spacing w:after="0" w:line="259" w:lineRule="auto"/>
+            </w:pPr>
+            <w:r>
+              <w:rPr>
+                <w:rFonts w:ascii="Calibri" w:hAnsi="Calibri" w:eastAsia="Microsoft YaHei"/>
+                <w:b w:val="0"/>
+                <w:color w:val="1F2937"/>
+                <w:sz w:val="15"/>
+              </w:rPr>
+              <w:t>客户主域</w:t>
+            </w:r>
+          </w:p>
+        </w:tc>
+        <w:tc>
+          <w:tcPr>
+            <w:tcW w:type="dxa" w:w="2448"/>
+            <w:tcMar>
+              <w:top w:w="75" w:type="dxa"/>
+              <w:start w:w="100" w:type="dxa"/>
+              <w:bottom w:w="75" w:type="dxa"/>
+              <w:end w:w="100" w:type="dxa"/>
+            </w:tcMar>
+            <w:vAlign w:val="center"/>
+          </w:tcPr>
+          <w:p>
+            <w:pPr>
+              <w:spacing w:after="0" w:line="259" w:lineRule="auto"/>
+            </w:pPr>
+            <w:r>
+              <w:rPr>
+                <w:rFonts w:ascii="Calibri" w:hAnsi="Calibri" w:eastAsia="Microsoft YaHei"/>
+                <w:b w:val="0"/>
+                <w:color w:val="1F2937"/>
+                <w:sz w:val="15"/>
+              </w:rPr>
+              <w:t>Customer、CustomerProfile</w:t>
+            </w:r>
+          </w:p>
+        </w:tc>
+        <w:tc>
+          <w:tcPr>
+            <w:tcW w:type="dxa" w:w="3456"/>
+            <w:tcMar>
+              <w:top w:w="75" w:type="dxa"/>
+              <w:start w:w="100" w:type="dxa"/>
+              <w:bottom w:w="75" w:type="dxa"/>
+              <w:end w:w="100" w:type="dxa"/>
+            </w:tcMar>
+            <w:vAlign w:val="center"/>
+          </w:tcPr>
+          <w:p>
+            <w:pPr>
+              <w:spacing w:after="0" w:line="259" w:lineRule="auto"/>
+            </w:pPr>
+            <w:r>
+              <w:rPr>
+                <w:rFonts w:ascii="Calibri" w:hAnsi="Calibri" w:eastAsia="Microsoft YaHei"/>
+                <w:b w:val="0"/>
+                <w:color w:val="1F2937"/>
+                <w:sz w:val="15"/>
+              </w:rPr>
+              <w:t>customerId、createdAt、profileCompleteness、segmentFacts</w:t>
+            </w:r>
+          </w:p>
+        </w:tc>
+        <w:tc>
+          <w:tcPr>
+            <w:tcW w:type="dxa" w:w="2592"/>
+            <w:tcMar>
+              <w:top w:w="75" w:type="dxa"/>
+              <w:start w:w="100" w:type="dxa"/>
+              <w:bottom w:w="75" w:type="dxa"/>
+              <w:end w:w="100" w:type="dxa"/>
+            </w:tcMar>
+            <w:vAlign w:val="center"/>
+          </w:tcPr>
+          <w:p>
+            <w:pPr>
+              <w:spacing w:after="0" w:line="259" w:lineRule="auto"/>
+            </w:pPr>
+            <w:r>
+              <w:rPr>
+                <w:rFonts w:ascii="Calibri" w:hAnsi="Calibri" w:eastAsia="Microsoft YaHei"/>
+                <w:b w:val="0"/>
+                <w:color w:val="1F2937"/>
+                <w:sz w:val="15"/>
+              </w:rPr>
+              <w:t>客户资产概览与分群。</w:t>
+            </w:r>
+          </w:p>
+        </w:tc>
+      </w:tr>
+    </w:tbl>
+    <w:p>
+      <w:pPr>
+        <w:spacing w:after="0"/>
+      </w:pPr>
+    </w:p>
+    <w:p>
+      <w:pPr>
+        <w:pStyle w:val="Heading2"/>
+      </w:pPr>
+      <w:r>
+        <w:t>3.6 接口返回与可追溯要求</w:t>
       </w:r>
     </w:p>
     <w:p>
@@ -1953,7 +5834,7 @@
         <w:pStyle w:val="ListBullet"/>
       </w:pPr>
       <w:r>
-        <w:t>分页支持10、20、50、100条；切换每页条数回到第1页</w:t>
+        <w:t>每个指标或图表返回metricId、metricVersion、asOfTime、periodStart、periodEnd、timezone、numerator、denominator、value、unit、status和detailUrl</w:t>
       </w:r>
     </w:p>
     <w:p>
@@ -1961,7 +5842,7 @@
         <w:pStyle w:val="ListBullet"/>
       </w:pPr>
       <w:r>
-        <w:t>加载中显示骨架或加载态；空结果区分无数据和筛选无结果</w:t>
+        <w:t>图表series返回dimensionCode、dimensionName、count或amountMinor、rawRate及displayRate；前端只格式化，不重新定义口径</w:t>
       </w:r>
     </w:p>
     <w:p>
@@ -1969,15 +5850,717 @@
         <w:pStyle w:val="ListBullet"/>
       </w:pPr>
       <w:r>
-        <w:t>查询失败保留筛选条件并提供重试；不得用旧数据冒充最新结果</w:t>
+        <w:t>报告生成时冻结metricVersion、筛选条件、源数据watermark和assetSnapshotId，历史报告不得随当前数据静默变化</w:t>
       </w:r>
+    </w:p>
+    <w:p>
+      <w:pPr>
+        <w:pStyle w:val="ListBullet"/>
+      </w:pPr>
+      <w:r>
+        <w:t>组件状态支持SUCCESS、STALE、PARTIAL、FAILED、NO_PERMISSION；PARTIAL必须返回missingSources与影响说明</w:t>
+      </w:r>
+    </w:p>
+    <w:p>
+      <w:pPr>
+        <w:pStyle w:val="Heading2"/>
+      </w:pPr>
+      <w:r>
+        <w:t>3.7 口径验收与对账示例</w:t>
+      </w:r>
+    </w:p>
+    <w:tbl>
+      <w:tblPr>
+        <w:tblStyle w:val="TableGrid"/>
+        <w:tblW w:type="dxa" w:w="10224"/>
+        <w:jc w:val="center"/>
+        <w:tblLayout w:type="fixed"/>
+        <w:tblLook w:firstColumn="1" w:firstRow="1" w:lastColumn="0" w:lastRow="0" w:noHBand="0" w:noVBand="1" w:val="04A0"/>
+      </w:tblPr>
+      <w:tblGrid>
+        <w:gridCol w:w="2160"/>
+        <w:gridCol w:w="3816"/>
+        <w:gridCol w:w="4248"/>
+      </w:tblGrid>
+      <w:tr>
+        <w:trPr>
+          <w:tblHeader/>
+        </w:trPr>
+        <w:tc>
+          <w:tcPr>
+            <w:tcW w:type="dxa" w:w="2160"/>
+            <w:shd w:fill="17365D"/>
+            <w:tcMar>
+              <w:top w:w="75" w:type="dxa"/>
+              <w:start w:w="100" w:type="dxa"/>
+              <w:bottom w:w="75" w:type="dxa"/>
+              <w:end w:w="100" w:type="dxa"/>
+            </w:tcMar>
+            <w:vAlign w:val="center"/>
+          </w:tcPr>
+          <w:p>
+            <w:r>
+              <w:rPr>
+                <w:rFonts w:ascii="Calibri" w:hAnsi="Calibri" w:eastAsia="Microsoft YaHei"/>
+                <w:b/>
+                <w:color w:val="FFFFFF"/>
+                <w:sz w:val="16"/>
+              </w:rPr>
+              <w:t>验收项</w:t>
+            </w:r>
+          </w:p>
+        </w:tc>
+        <w:tc>
+          <w:tcPr>
+            <w:tcW w:type="dxa" w:w="3816"/>
+            <w:shd w:fill="17365D"/>
+            <w:tcMar>
+              <w:top w:w="75" w:type="dxa"/>
+              <w:start w:w="100" w:type="dxa"/>
+              <w:bottom w:w="75" w:type="dxa"/>
+              <w:end w:w="100" w:type="dxa"/>
+            </w:tcMar>
+            <w:vAlign w:val="center"/>
+          </w:tcPr>
+          <w:p>
+            <w:r>
+              <w:rPr>
+                <w:rFonts w:ascii="Calibri" w:hAnsi="Calibri" w:eastAsia="Microsoft YaHei"/>
+                <w:b/>
+                <w:color w:val="FFFFFF"/>
+                <w:sz w:val="16"/>
+              </w:rPr>
+              <w:t>输入</w:t>
+            </w:r>
+          </w:p>
+        </w:tc>
+        <w:tc>
+          <w:tcPr>
+            <w:tcW w:type="dxa" w:w="4248"/>
+            <w:shd w:fill="17365D"/>
+            <w:tcMar>
+              <w:top w:w="75" w:type="dxa"/>
+              <w:start w:w="100" w:type="dxa"/>
+              <w:bottom w:w="75" w:type="dxa"/>
+              <w:end w:w="100" w:type="dxa"/>
+            </w:tcMar>
+            <w:vAlign w:val="center"/>
+          </w:tcPr>
+          <w:p>
+            <w:r>
+              <w:rPr>
+                <w:rFonts w:ascii="Calibri" w:hAnsi="Calibri" w:eastAsia="Microsoft YaHei"/>
+                <w:b/>
+                <w:color w:val="FFFFFF"/>
+                <w:sz w:val="16"/>
+              </w:rPr>
+              <w:t>预期结果</w:t>
+            </w:r>
+          </w:p>
+        </w:tc>
+      </w:tr>
+      <w:tr>
+        <w:trPr>
+          <w:cantSplit/>
+        </w:trPr>
+        <w:tc>
+          <w:tcPr>
+            <w:tcW w:type="dxa" w:w="2160"/>
+            <w:tcMar>
+              <w:top w:w="75" w:type="dxa"/>
+              <w:start w:w="100" w:type="dxa"/>
+              <w:bottom w:w="75" w:type="dxa"/>
+              <w:end w:w="100" w:type="dxa"/>
+            </w:tcMar>
+            <w:vAlign w:val="center"/>
+          </w:tcPr>
+          <w:p>
+            <w:pPr>
+              <w:spacing w:after="0" w:line="259" w:lineRule="auto"/>
+            </w:pPr>
+            <w:r>
+              <w:rPr>
+                <w:rFonts w:ascii="Calibri" w:hAnsi="Calibri" w:eastAsia="Microsoft YaHei"/>
+                <w:b w:val="0"/>
+                <w:color w:val="1F2937"/>
+                <w:sz w:val="16"/>
+              </w:rPr>
+              <w:t>成交转化率</w:t>
+            </w:r>
+          </w:p>
+        </w:tc>
+        <w:tc>
+          <w:tcPr>
+            <w:tcW w:type="dxa" w:w="3816"/>
+            <w:tcMar>
+              <w:top w:w="75" w:type="dxa"/>
+              <w:start w:w="100" w:type="dxa"/>
+              <w:bottom w:w="75" w:type="dxa"/>
+              <w:end w:w="100" w:type="dxa"/>
+            </w:tcMar>
+            <w:vAlign w:val="center"/>
+          </w:tcPr>
+          <w:p>
+            <w:pPr>
+              <w:spacing w:after="0" w:line="259" w:lineRule="auto"/>
+            </w:pPr>
+            <w:r>
+              <w:rPr>
+                <w:rFonts w:ascii="Calibri" w:hAnsi="Calibri" w:eastAsia="Microsoft YaHei"/>
+                <w:b w:val="0"/>
+                <w:color w:val="1F2937"/>
+                <w:sz w:val="16"/>
+              </w:rPr>
+              <w:t>有效线索317，归因成交84</w:t>
+            </w:r>
+          </w:p>
+        </w:tc>
+        <w:tc>
+          <w:tcPr>
+            <w:tcW w:type="dxa" w:w="4248"/>
+            <w:tcMar>
+              <w:top w:w="75" w:type="dxa"/>
+              <w:start w:w="100" w:type="dxa"/>
+              <w:bottom w:w="75" w:type="dxa"/>
+              <w:end w:w="100" w:type="dxa"/>
+            </w:tcMar>
+            <w:vAlign w:val="center"/>
+          </w:tcPr>
+          <w:p>
+            <w:pPr>
+              <w:spacing w:after="0" w:line="259" w:lineRule="auto"/>
+            </w:pPr>
+            <w:r>
+              <w:rPr>
+                <w:rFonts w:ascii="Calibri" w:hAnsi="Calibri" w:eastAsia="Microsoft YaHei"/>
+                <w:b w:val="0"/>
+                <w:color w:val="1F2937"/>
+                <w:sz w:val="16"/>
+              </w:rPr>
+              <w:t>84÷317＝26.4984%，卡片显示26.5%，明细成交leadId去重后为84。</w:t>
+            </w:r>
+          </w:p>
+        </w:tc>
+      </w:tr>
+      <w:tr>
+        <w:trPr>
+          <w:cantSplit/>
+        </w:trPr>
+        <w:tc>
+          <w:tcPr>
+            <w:tcW w:type="dxa" w:w="2160"/>
+            <w:tcMar>
+              <w:top w:w="75" w:type="dxa"/>
+              <w:start w:w="100" w:type="dxa"/>
+              <w:bottom w:w="75" w:type="dxa"/>
+              <w:end w:w="100" w:type="dxa"/>
+            </w:tcMar>
+            <w:vAlign w:val="center"/>
+            <w:shd w:fill="F4F7FB"/>
+          </w:tcPr>
+          <w:p>
+            <w:pPr>
+              <w:spacing w:after="0" w:line="259" w:lineRule="auto"/>
+            </w:pPr>
+            <w:r>
+              <w:rPr>
+                <w:rFonts w:ascii="Calibri" w:hAnsi="Calibri" w:eastAsia="Microsoft YaHei"/>
+                <w:b w:val="0"/>
+                <w:color w:val="1F2937"/>
+                <w:sz w:val="16"/>
+              </w:rPr>
+              <w:t>面积目标偏差</w:t>
+            </w:r>
+          </w:p>
+        </w:tc>
+        <w:tc>
+          <w:tcPr>
+            <w:tcW w:type="dxa" w:w="3816"/>
+            <w:tcMar>
+              <w:top w:w="75" w:type="dxa"/>
+              <w:start w:w="100" w:type="dxa"/>
+              <w:bottom w:w="75" w:type="dxa"/>
+              <w:end w:w="100" w:type="dxa"/>
+            </w:tcMar>
+            <w:vAlign w:val="center"/>
+            <w:shd w:fill="F4F7FB"/>
+          </w:tcPr>
+          <w:p>
+            <w:pPr>
+              <w:spacing w:after="0" w:line="259" w:lineRule="auto"/>
+            </w:pPr>
+            <w:r>
+              <w:rPr>
+                <w:rFonts w:ascii="Calibri" w:hAnsi="Calibri" w:eastAsia="Microsoft YaHei"/>
+                <w:b w:val="0"/>
+                <w:color w:val="1F2937"/>
+                <w:sz w:val="16"/>
+              </w:rPr>
+              <w:t>面积出租率86.84%，目标85.00%</w:t>
+            </w:r>
+          </w:p>
+        </w:tc>
+        <w:tc>
+          <w:tcPr>
+            <w:tcW w:type="dxa" w:w="4248"/>
+            <w:tcMar>
+              <w:top w:w="75" w:type="dxa"/>
+              <w:start w:w="100" w:type="dxa"/>
+              <w:bottom w:w="75" w:type="dxa"/>
+              <w:end w:w="100" w:type="dxa"/>
+            </w:tcMar>
+            <w:vAlign w:val="center"/>
+            <w:shd w:fill="F4F7FB"/>
+          </w:tcPr>
+          <w:p>
+            <w:pPr>
+              <w:spacing w:after="0" w:line="259" w:lineRule="auto"/>
+            </w:pPr>
+            <w:r>
+              <w:rPr>
+                <w:rFonts w:ascii="Calibri" w:hAnsi="Calibri" w:eastAsia="Microsoft YaHei"/>
+                <w:b w:val="0"/>
+                <w:color w:val="1F2937"/>
+                <w:sz w:val="16"/>
+              </w:rPr>
+              <w:t>显示高于目标1.84pp，不得显示“增长2.16%”。</w:t>
+            </w:r>
+          </w:p>
+        </w:tc>
+      </w:tr>
+      <w:tr>
+        <w:trPr>
+          <w:cantSplit/>
+        </w:trPr>
+        <w:tc>
+          <w:tcPr>
+            <w:tcW w:type="dxa" w:w="2160"/>
+            <w:tcMar>
+              <w:top w:w="75" w:type="dxa"/>
+              <w:start w:w="100" w:type="dxa"/>
+              <w:bottom w:w="75" w:type="dxa"/>
+              <w:end w:w="100" w:type="dxa"/>
+            </w:tcMar>
+            <w:vAlign w:val="center"/>
+          </w:tcPr>
+          <w:p>
+            <w:pPr>
+              <w:spacing w:after="0" w:line="259" w:lineRule="auto"/>
+            </w:pPr>
+            <w:r>
+              <w:rPr>
+                <w:rFonts w:ascii="Calibri" w:hAnsi="Calibri" w:eastAsia="Microsoft YaHei"/>
+                <w:b w:val="0"/>
+                <w:color w:val="1F2937"/>
+                <w:sz w:val="16"/>
+              </w:rPr>
+              <w:t>迷你箱出租率</w:t>
+            </w:r>
+          </w:p>
+        </w:tc>
+        <w:tc>
+          <w:tcPr>
+            <w:tcW w:type="dxa" w:w="3816"/>
+            <w:tcMar>
+              <w:top w:w="75" w:type="dxa"/>
+              <w:start w:w="100" w:type="dxa"/>
+              <w:bottom w:w="75" w:type="dxa"/>
+              <w:end w:w="100" w:type="dxa"/>
+            </w:tcMar>
+            <w:vAlign w:val="center"/>
+          </w:tcPr>
+          <w:p>
+            <w:pPr>
+              <w:spacing w:after="0" w:line="259" w:lineRule="auto"/>
+            </w:pPr>
+            <w:r>
+              <w:rPr>
+                <w:rFonts w:ascii="Calibri" w:hAnsi="Calibri" w:eastAsia="Microsoft YaHei"/>
+                <w:b w:val="0"/>
+                <w:color w:val="1F2937"/>
+                <w:sz w:val="16"/>
+              </w:rPr>
+              <w:t>在租699，空闲751，维修/禁用不在分母</w:t>
+            </w:r>
+          </w:p>
+        </w:tc>
+        <w:tc>
+          <w:tcPr>
+            <w:tcW w:type="dxa" w:w="4248"/>
+            <w:tcMar>
+              <w:top w:w="75" w:type="dxa"/>
+              <w:start w:w="100" w:type="dxa"/>
+              <w:bottom w:w="75" w:type="dxa"/>
+              <w:end w:w="100" w:type="dxa"/>
+            </w:tcMar>
+            <w:vAlign w:val="center"/>
+          </w:tcPr>
+          <w:p>
+            <w:pPr>
+              <w:spacing w:after="0" w:line="259" w:lineRule="auto"/>
+            </w:pPr>
+            <w:r>
+              <w:rPr>
+                <w:rFonts w:ascii="Calibri" w:hAnsi="Calibri" w:eastAsia="Microsoft YaHei"/>
+                <w:b w:val="0"/>
+                <w:color w:val="1F2937"/>
+                <w:sz w:val="16"/>
+              </w:rPr>
+              <w:t>699÷(699＋751)＝48.2069%，显示48.21%；区域在租与空闲分别汇总为699和751。</w:t>
+            </w:r>
+          </w:p>
+        </w:tc>
+      </w:tr>
+      <w:tr>
+        <w:trPr>
+          <w:cantSplit/>
+        </w:trPr>
+        <w:tc>
+          <w:tcPr>
+            <w:tcW w:type="dxa" w:w="2160"/>
+            <w:tcMar>
+              <w:top w:w="75" w:type="dxa"/>
+              <w:start w:w="100" w:type="dxa"/>
+              <w:bottom w:w="75" w:type="dxa"/>
+              <w:end w:w="100" w:type="dxa"/>
+            </w:tcMar>
+            <w:vAlign w:val="center"/>
+            <w:shd w:fill="F4F7FB"/>
+          </w:tcPr>
+          <w:p>
+            <w:pPr>
+              <w:spacing w:after="0" w:line="259" w:lineRule="auto"/>
+            </w:pPr>
+            <w:r>
+              <w:rPr>
+                <w:rFonts w:ascii="Calibri" w:hAnsi="Calibri" w:eastAsia="Microsoft YaHei"/>
+                <w:b w:val="0"/>
+                <w:color w:val="1F2937"/>
+                <w:sz w:val="16"/>
+              </w:rPr>
+              <w:t>营销预算</w:t>
+            </w:r>
+          </w:p>
+        </w:tc>
+        <w:tc>
+          <w:tcPr>
+            <w:tcW w:type="dxa" w:w="3816"/>
+            <w:tcMar>
+              <w:top w:w="75" w:type="dxa"/>
+              <w:start w:w="100" w:type="dxa"/>
+              <w:bottom w:w="75" w:type="dxa"/>
+              <w:end w:w="100" w:type="dxa"/>
+            </w:tcMar>
+            <w:vAlign w:val="center"/>
+            <w:shd w:fill="F4F7FB"/>
+          </w:tcPr>
+          <w:p>
+            <w:pPr>
+              <w:spacing w:after="0" w:line="259" w:lineRule="auto"/>
+            </w:pPr>
+            <w:r>
+              <w:rPr>
+                <w:rFonts w:ascii="Calibri" w:hAnsi="Calibri" w:eastAsia="Microsoft YaHei"/>
+                <w:b w:val="0"/>
+                <w:color w:val="1F2937"/>
+                <w:sz w:val="16"/>
+              </w:rPr>
+              <w:t>预算120,000，余额18,226</w:t>
+            </w:r>
+          </w:p>
+        </w:tc>
+        <w:tc>
+          <w:tcPr>
+            <w:tcW w:type="dxa" w:w="4248"/>
+            <w:tcMar>
+              <w:top w:w="75" w:type="dxa"/>
+              <w:start w:w="100" w:type="dxa"/>
+              <w:bottom w:w="75" w:type="dxa"/>
+              <w:end w:w="100" w:type="dxa"/>
+            </w:tcMar>
+            <w:vAlign w:val="center"/>
+            <w:shd w:fill="F4F7FB"/>
+          </w:tcPr>
+          <w:p>
+            <w:pPr>
+              <w:spacing w:after="0" w:line="259" w:lineRule="auto"/>
+            </w:pPr>
+            <w:r>
+              <w:rPr>
+                <w:rFonts w:ascii="Calibri" w:hAnsi="Calibri" w:eastAsia="Microsoft YaHei"/>
+                <w:b w:val="0"/>
+                <w:color w:val="1F2937"/>
+                <w:sz w:val="16"/>
+              </w:rPr>
+              <w:t>支出101,774，执行率84.8117%，显示84.8%；支出明细合计等于101,774.00。</w:t>
+            </w:r>
+          </w:p>
+        </w:tc>
+      </w:tr>
+      <w:tr>
+        <w:trPr>
+          <w:cantSplit/>
+        </w:trPr>
+        <w:tc>
+          <w:tcPr>
+            <w:tcW w:type="dxa" w:w="2160"/>
+            <w:tcMar>
+              <w:top w:w="75" w:type="dxa"/>
+              <w:start w:w="100" w:type="dxa"/>
+              <w:bottom w:w="75" w:type="dxa"/>
+              <w:end w:w="100" w:type="dxa"/>
+            </w:tcMar>
+            <w:vAlign w:val="center"/>
+          </w:tcPr>
+          <w:p>
+            <w:pPr>
+              <w:spacing w:after="0" w:line="259" w:lineRule="auto"/>
+            </w:pPr>
+            <w:r>
+              <w:rPr>
+                <w:rFonts w:ascii="Calibri" w:hAnsi="Calibri" w:eastAsia="Microsoft YaHei"/>
+                <w:b w:val="0"/>
+                <w:color w:val="1F2937"/>
+                <w:sz w:val="16"/>
+              </w:rPr>
+              <w:t>到期分段</w:t>
+            </w:r>
+          </w:p>
+        </w:tc>
+        <w:tc>
+          <w:tcPr>
+            <w:tcW w:type="dxa" w:w="3816"/>
+            <w:tcMar>
+              <w:top w:w="75" w:type="dxa"/>
+              <w:start w:w="100" w:type="dxa"/>
+              <w:bottom w:w="75" w:type="dxa"/>
+              <w:end w:w="100" w:type="dxa"/>
+            </w:tcMar>
+            <w:vAlign w:val="center"/>
+          </w:tcPr>
+          <w:p>
+            <w:pPr>
+              <w:spacing w:after="0" w:line="259" w:lineRule="auto"/>
+            </w:pPr>
+            <w:r>
+              <w:rPr>
+                <w:rFonts w:ascii="Calibri" w:hAnsi="Calibri" w:eastAsia="Microsoft YaHei"/>
+                <w:b w:val="0"/>
+                <w:color w:val="1F2937"/>
+                <w:sz w:val="16"/>
+              </w:rPr>
+              <w:t>1–7天40、8–14天45、15–30天70</w:t>
+            </w:r>
+          </w:p>
+        </w:tc>
+        <w:tc>
+          <w:tcPr>
+            <w:tcW w:type="dxa" w:w="4248"/>
+            <w:tcMar>
+              <w:top w:w="75" w:type="dxa"/>
+              <w:start w:w="100" w:type="dxa"/>
+              <w:bottom w:w="75" w:type="dxa"/>
+              <w:end w:w="100" w:type="dxa"/>
+            </w:tcMar>
+            <w:vAlign w:val="center"/>
+          </w:tcPr>
+          <w:p>
+            <w:pPr>
+              <w:spacing w:after="0" w:line="259" w:lineRule="auto"/>
+            </w:pPr>
+            <w:r>
+              <w:rPr>
+                <w:rFonts w:ascii="Calibri" w:hAnsi="Calibri" w:eastAsia="Microsoft YaHei"/>
+                <w:b w:val="0"/>
+                <w:color w:val="1F2937"/>
+                <w:sz w:val="16"/>
+              </w:rPr>
+              <w:t>总数155；三个分段互斥，下钻去重unitId合计必须等于K06。</w:t>
+            </w:r>
+          </w:p>
+        </w:tc>
+      </w:tr>
+      <w:tr>
+        <w:trPr>
+          <w:cantSplit/>
+        </w:trPr>
+        <w:tc>
+          <w:tcPr>
+            <w:tcW w:type="dxa" w:w="2160"/>
+            <w:tcMar>
+              <w:top w:w="75" w:type="dxa"/>
+              <w:start w:w="100" w:type="dxa"/>
+              <w:bottom w:w="75" w:type="dxa"/>
+              <w:end w:w="100" w:type="dxa"/>
+            </w:tcMar>
+            <w:vAlign w:val="center"/>
+            <w:shd w:fill="F4F7FB"/>
+          </w:tcPr>
+          <w:p>
+            <w:pPr>
+              <w:spacing w:after="0" w:line="259" w:lineRule="auto"/>
+            </w:pPr>
+            <w:r>
+              <w:rPr>
+                <w:rFonts w:ascii="Calibri" w:hAnsi="Calibri" w:eastAsia="Microsoft YaHei"/>
+                <w:b w:val="0"/>
+                <w:color w:val="1F2937"/>
+                <w:sz w:val="16"/>
+              </w:rPr>
+              <w:t>零分母</w:t>
+            </w:r>
+          </w:p>
+        </w:tc>
+        <w:tc>
+          <w:tcPr>
+            <w:tcW w:type="dxa" w:w="3816"/>
+            <w:tcMar>
+              <w:top w:w="75" w:type="dxa"/>
+              <w:start w:w="100" w:type="dxa"/>
+              <w:bottom w:w="75" w:type="dxa"/>
+              <w:end w:w="100" w:type="dxa"/>
+            </w:tcMar>
+            <w:vAlign w:val="center"/>
+            <w:shd w:fill="F4F7FB"/>
+          </w:tcPr>
+          <w:p>
+            <w:pPr>
+              <w:spacing w:after="0" w:line="259" w:lineRule="auto"/>
+            </w:pPr>
+            <w:r>
+              <w:rPr>
+                <w:rFonts w:ascii="Calibri" w:hAnsi="Calibri" w:eastAsia="Microsoft YaHei"/>
+                <w:b w:val="0"/>
+                <w:color w:val="1F2937"/>
+                <w:sz w:val="16"/>
+              </w:rPr>
+              <w:t>某门店本期符合续租条件客户0</w:t>
+            </w:r>
+          </w:p>
+        </w:tc>
+        <w:tc>
+          <w:tcPr>
+            <w:tcW w:type="dxa" w:w="4248"/>
+            <w:tcMar>
+              <w:top w:w="75" w:type="dxa"/>
+              <w:start w:w="100" w:type="dxa"/>
+              <w:bottom w:w="75" w:type="dxa"/>
+              <w:end w:w="100" w:type="dxa"/>
+            </w:tcMar>
+            <w:vAlign w:val="center"/>
+            <w:shd w:fill="F4F7FB"/>
+          </w:tcPr>
+          <w:p>
+            <w:pPr>
+              <w:spacing w:after="0" w:line="259" w:lineRule="auto"/>
+            </w:pPr>
+            <w:r>
+              <w:rPr>
+                <w:rFonts w:ascii="Calibri" w:hAnsi="Calibri" w:eastAsia="Microsoft YaHei"/>
+                <w:b w:val="0"/>
+                <w:color w:val="1F2937"/>
+                <w:sz w:val="16"/>
+              </w:rPr>
+              <w:t>renewalRate=null、reasonCode=ZERO_DENOMINATOR，页面显示—，不参与门店高低排名。</w:t>
+            </w:r>
+          </w:p>
+        </w:tc>
+      </w:tr>
+      <w:tr>
+        <w:trPr>
+          <w:cantSplit/>
+        </w:trPr>
+        <w:tc>
+          <w:tcPr>
+            <w:tcW w:type="dxa" w:w="2160"/>
+            <w:tcMar>
+              <w:top w:w="75" w:type="dxa"/>
+              <w:start w:w="100" w:type="dxa"/>
+              <w:bottom w:w="75" w:type="dxa"/>
+              <w:end w:w="100" w:type="dxa"/>
+            </w:tcMar>
+            <w:vAlign w:val="center"/>
+          </w:tcPr>
+          <w:p>
+            <w:pPr>
+              <w:spacing w:after="0" w:line="259" w:lineRule="auto"/>
+            </w:pPr>
+            <w:r>
+              <w:rPr>
+                <w:rFonts w:ascii="Calibri" w:hAnsi="Calibri" w:eastAsia="Microsoft YaHei"/>
+                <w:b w:val="0"/>
+                <w:color w:val="1F2937"/>
+                <w:sz w:val="16"/>
+              </w:rPr>
+              <w:t>数据源失败</w:t>
+            </w:r>
+          </w:p>
+        </w:tc>
+        <w:tc>
+          <w:tcPr>
+            <w:tcW w:type="dxa" w:w="3816"/>
+            <w:tcMar>
+              <w:top w:w="75" w:type="dxa"/>
+              <w:start w:w="100" w:type="dxa"/>
+              <w:bottom w:w="75" w:type="dxa"/>
+              <w:end w:w="100" w:type="dxa"/>
+            </w:tcMar>
+            <w:vAlign w:val="center"/>
+          </w:tcPr>
+          <w:p>
+            <w:pPr>
+              <w:spacing w:after="0" w:line="259" w:lineRule="auto"/>
+            </w:pPr>
+            <w:r>
+              <w:rPr>
+                <w:rFonts w:ascii="Calibri" w:hAnsi="Calibri" w:eastAsia="Microsoft YaHei"/>
+                <w:b w:val="0"/>
+                <w:color w:val="1F2937"/>
+                <w:sz w:val="16"/>
+              </w:rPr>
+              <w:t>财务聚合超时，资产与工单成功</w:t>
+            </w:r>
+          </w:p>
+        </w:tc>
+        <w:tc>
+          <w:tcPr>
+            <w:tcW w:type="dxa" w:w="4248"/>
+            <w:tcMar>
+              <w:top w:w="75" w:type="dxa"/>
+              <w:start w:w="100" w:type="dxa"/>
+              <w:bottom w:w="75" w:type="dxa"/>
+              <w:end w:w="100" w:type="dxa"/>
+            </w:tcMar>
+            <w:vAlign w:val="center"/>
+          </w:tcPr>
+          <w:p>
+            <w:pPr>
+              <w:spacing w:after="0" w:line="259" w:lineRule="auto"/>
+            </w:pPr>
+            <w:r>
+              <w:rPr>
+                <w:rFonts w:ascii="Calibri" w:hAnsi="Calibri" w:eastAsia="Microsoft YaHei"/>
+                <w:b w:val="0"/>
+                <w:color w:val="1F2937"/>
+                <w:sz w:val="16"/>
+              </w:rPr>
+              <w:t>现金流/收入组件显示FAILED及最后成功时间；出租率和工单正常展示，现金流不得显示HK$0。</w:t>
+            </w:r>
+          </w:p>
+        </w:tc>
+      </w:tr>
+    </w:tbl>
+    <w:p>
+      <w:pPr>
+        <w:spacing w:after="0"/>
+      </w:pPr>
     </w:p>
     <w:p>
       <w:pPr>
         <w:pStyle w:val="Heading1"/>
       </w:pPr>
       <w:r>
-        <w:t>4 列表字段规格</w:t>
+        <w:t>4 数据返回字段规格</w:t>
       </w:r>
     </w:p>
     <w:tbl>
@@ -3103,7 +7686,7 @@
         <w:pStyle w:val="Heading1"/>
       </w:pPr>
       <w:r>
-        <w:t>5 新增与编辑表单</w:t>
+        <w:t>5 报告生成参数</w:t>
       </w:r>
     </w:p>
     <w:tbl>
@@ -4217,7 +8800,7 @@
         <w:pStyle w:val="ListBullet"/>
       </w:pPr>
       <w:r>
-        <w:t>首次打开新增表单使用服务端默认值；编辑表单显示当前version</w:t>
+        <w:t>报告生成使用当前筛选、asOfTime和metricVersion，生成后不可静默改写</w:t>
       </w:r>
     </w:p>
     <w:p>
@@ -4225,7 +8808,7 @@
         <w:pStyle w:val="ListBullet"/>
       </w:pPr>
       <w:r>
-        <w:t>字段错误显示在对应字段下方，已填写的其他字段不得清空</w:t>
+        <w:t>接收邮箱仅允许组织通讯录中的获授权地址；报告下载和邮件发送记录审计</w:t>
       </w:r>
     </w:p>
     <w:p>
@@ -4233,15 +8816,7 @@
         <w:pStyle w:val="ListBullet"/>
       </w:pPr>
       <w:r>
-        <w:t>关闭未保存表单时，如有修改必须二次确认</w:t>
-      </w:r>
-    </w:p>
-    <w:p>
-      <w:pPr>
-        <w:pStyle w:val="ListBullet"/>
-      </w:pPr>
-      <w:r>
-        <w:t>保存按钮在请求进行中禁用；超时后先查询结果再允许重试</w:t>
+        <w:t>生成前如存在FAILED组件必须阻止生成，存在STALE或PARTIAL组件须二次确认并在报告显著标注</w:t>
       </w:r>
     </w:p>
     <w:p>
@@ -4931,7 +9506,7 @@
         <w:pStyle w:val="Heading2"/>
       </w:pPr>
       <w:r>
-        <w:t>6.1 标准写操作时序</w:t>
+        <w:t>6.1 查询与报告生成时序</w:t>
       </w:r>
     </w:p>
     <w:p>
@@ -4939,7 +9514,7 @@
         <w:pStyle w:val="ListBullet"/>
       </w:pPr>
       <w:r>
-        <w:t>用户触发操作后，前端先校验可见字段和附件状态</w:t>
+        <w:t>前端提交周期、asOfTime、区域、门店、业务类型和当前dataScope</w:t>
       </w:r>
     </w:p>
     <w:p>
@@ -4947,7 +9522,7 @@
         <w:pStyle w:val="ListBullet"/>
       </w:pPr>
       <w:r>
-        <w:t>提交clientRequestId、expectedVersion和业务参数</w:t>
+        <w:t>聚合服务并行查询指标组件，每个组件返回独立状态、watermark和metricVersion</w:t>
       </w:r>
     </w:p>
     <w:p>
@@ -4955,7 +9530,7 @@
         <w:pStyle w:val="ListBullet"/>
       </w:pPr>
       <w:r>
-        <w:t>服务端校验身份、权限、数据范围、对象状态和业务不变量</w:t>
+        <w:t>前端按组件渲染成功、过期、部分成功、失败或无权限状态，并显示全页最晚截止时间</w:t>
       </w:r>
     </w:p>
     <w:p>
@@ -4963,7 +9538,7 @@
         <w:pStyle w:val="ListBullet"/>
       </w:pPr>
       <w:r>
-        <w:t>事务提交后返回业务编号、version、状态、allowedActions和副作用任务编号</w:t>
+        <w:t>用户点击下钻时携带原筛选及metricVersion，目标模块按同一规则查询并显示口径摘要</w:t>
       </w:r>
     </w:p>
     <w:p>
@@ -4971,7 +9546,7 @@
         <w:pStyle w:val="ListBullet"/>
       </w:pPr>
       <w:r>
-        <w:t>前端以返回结果刷新详情；通知、搜索和统计允许最终一致</w:t>
+        <w:t>生成报告先冻结筛选、watermark与assetSnapshotId；任务完成后返回不可变reportId和下载地址</w:t>
       </w:r>
     </w:p>
     <w:p>
@@ -4979,7 +9554,7 @@
         <w:pStyle w:val="ListBullet"/>
       </w:pPr>
       <w:r>
-        <w:t>409版本冲突时展示最新摘要，要求用户刷新后重新操作</w:t>
+        <w:t>报告生成重试沿用clientRequestId；相同请求不得生成内容不同但编号相同的报告</w:t>
       </w:r>
     </w:p>
     <w:p>
@@ -6287,7 +10862,7 @@
                 <w:color w:val="1F2937"/>
                 <w:sz w:val="16"/>
               </w:rPr>
-              <w:t>列表查询</w:t>
+              <w:t>总览查询</w:t>
             </w:r>
           </w:p>
         </w:tc>
@@ -6313,7 +10888,7 @@
                 <w:color w:val="1F2937"/>
                 <w:sz w:val="16"/>
               </w:rPr>
-              <w:t>GET /ops/v1/dashboard</w:t>
+              <w:t>GET /ops/v1/dashboard/summary</w:t>
             </w:r>
           </w:p>
         </w:tc>
@@ -6339,7 +10914,7 @@
                 <w:color w:val="1F2937"/>
                 <w:sz w:val="16"/>
               </w:rPr>
-              <w:t>分页、排序、筛选、dataScope、字段脱敏和总数</w:t>
+              <w:t>筛选、dataScope、asOfTime、metricVersion及各组件独立状态</w:t>
             </w:r>
           </w:p>
         </w:tc>
@@ -6371,7 +10946,7 @@
                 <w:color w:val="1F2937"/>
                 <w:sz w:val="16"/>
               </w:rPr>
-              <w:t>详情查询</w:t>
+              <w:t>图表查询</w:t>
             </w:r>
           </w:p>
         </w:tc>
@@ -6398,7 +10973,7 @@
                 <w:color w:val="1F2937"/>
                 <w:sz w:val="16"/>
               </w:rPr>
-              <w:t>GET /ops/v1/dashboard/{id}</w:t>
+              <w:t>GET /ops/v1/dashboard/charts/{metricId}</w:t>
             </w:r>
           </w:p>
         </w:tc>
@@ -6425,7 +11000,7 @@
                 <w:color w:val="1F2937"/>
                 <w:sz w:val="16"/>
               </w:rPr>
-              <w:t>返回version、关联对象、时间线和allowedActions</w:t>
+              <w:t>维度序列、原始分子分母、快照或watermark、下钻地址</w:t>
             </w:r>
           </w:p>
         </w:tc>
@@ -6456,7 +11031,7 @@
                 <w:color w:val="1F2937"/>
                 <w:sz w:val="16"/>
               </w:rPr>
-              <w:t>新增</w:t>
+              <w:t>指标下钻</w:t>
             </w:r>
           </w:p>
         </w:tc>
@@ -6482,7 +11057,7 @@
                 <w:color w:val="1F2937"/>
                 <w:sz w:val="16"/>
               </w:rPr>
-              <w:t>POST /ops/v1/dashboard</w:t>
+              <w:t>GET /ops/v1/dashboard/drilldowns/{metricId}</w:t>
             </w:r>
           </w:p>
         </w:tc>
@@ -6508,7 +11083,7 @@
                 <w:color w:val="1F2937"/>
                 <w:sz w:val="16"/>
               </w:rPr>
-              <w:t>使用clientRequestId幂等，返回业务编号</w:t>
+              <w:t>复用指标口径，分页明细总数必须可解释性对账</w:t>
             </w:r>
           </w:p>
         </w:tc>
@@ -6540,7 +11115,7 @@
                 <w:color w:val="1F2937"/>
                 <w:sz w:val="16"/>
               </w:rPr>
-              <w:t>编辑</w:t>
+              <w:t>生成报告</w:t>
             </w:r>
           </w:p>
         </w:tc>
@@ -6567,7 +11142,7 @@
                 <w:color w:val="1F2937"/>
                 <w:sz w:val="16"/>
               </w:rPr>
-              <w:t>PATCH /ops/v1/dashboard/{id}</w:t>
+              <w:t>POST /ops/v1/dashboard/reports</w:t>
             </w:r>
           </w:p>
         </w:tc>
@@ -6594,7 +11169,7 @@
                 <w:color w:val="1F2937"/>
                 <w:sz w:val="16"/>
               </w:rPr>
-              <w:t>使用expectedVersion，冲突返回409</w:t>
+              <w:t>clientRequestId幂等；冻结筛选、metricVersion、watermark和快照</w:t>
             </w:r>
           </w:p>
         </w:tc>
@@ -6625,7 +11200,7 @@
                 <w:color w:val="1F2937"/>
                 <w:sz w:val="16"/>
               </w:rPr>
-              <w:t>状态动作</w:t>
+              <w:t>报告任务</w:t>
             </w:r>
           </w:p>
         </w:tc>
@@ -6651,7 +11226,7 @@
                 <w:color w:val="1F2937"/>
                 <w:sz w:val="16"/>
               </w:rPr>
-              <w:t>POST /ops/v1/dashboard/{id}/actions/{action}</w:t>
+              <w:t>GET /ops/v1/dashboard/reports/{reportId}</w:t>
             </w:r>
           </w:p>
         </w:tc>
@@ -6677,7 +11252,7 @@
                 <w:color w:val="1F2937"/>
                 <w:sz w:val="16"/>
               </w:rPr>
-              <w:t>动作级权限、状态前置条件和原因</w:t>
+              <w:t>状态、部分数据声明、失败原因和短期签名下载地址</w:t>
             </w:r>
           </w:p>
         </w:tc>
@@ -6709,7 +11284,7 @@
                 <w:color w:val="1F2937"/>
                 <w:sz w:val="16"/>
               </w:rPr>
-              <w:t>领域事件</w:t>
+              <w:t>指标失效事件</w:t>
             </w:r>
           </w:p>
         </w:tc>
@@ -6736,7 +11311,7 @@
                 <w:color w:val="1F2937"/>
                 <w:sz w:val="16"/>
               </w:rPr>
-              <w:t>运营总览.Changed.v1</w:t>
+              <w:t>DashboardMetric.Invalidated.v1</w:t>
             </w:r>
           </w:p>
         </w:tc>
@@ -6763,7 +11338,7 @@
                 <w:color w:val="1F2937"/>
                 <w:sz w:val="16"/>
               </w:rPr>
-              <w:t>包含eventId、aggregateId、version、occurredAt和最小业务数据</w:t>
+              <w:t>eventId、metricIds、dimensions、occurredAt；用于定向刷新缓存</w:t>
             </w:r>
           </w:p>
         </w:tc>
@@ -7593,7 +12168,7 @@
                 <w:color w:val="1F2937"/>
                 <w:sz w:val="17"/>
               </w:rPr>
-              <w:t>列表逐列与本文档字段一致，筛选、分页、排序和导出使用同一查询条件。</w:t>
+              <w:t>K01至K09均返回明确分子、分母、时间锚点、排除项、metricVersion和数据截止时间。</w:t>
             </w:r>
           </w:p>
         </w:tc>
@@ -7652,7 +12227,7 @@
                 <w:color w:val="1F2937"/>
                 <w:sz w:val="17"/>
               </w:rPr>
-              <w:t>新增和编辑表单覆盖本文档全部字段，必填、格式、关联对象和跨字段校验可复现。</w:t>
+              <w:t>C01至C15按本文档维度和公式计算；区域、门店、周期联动后不得通过平均汇总率。</w:t>
             </w:r>
           </w:p>
         </w:tc>
@@ -7709,7 +12284,7 @@
                 <w:color w:val="1F2937"/>
                 <w:sz w:val="17"/>
               </w:rPr>
-              <w:t>每个操作仅在allowedActions允许时显示，直接调用接口仍执行权限与状态校验。</w:t>
+              <w:t>84÷317显示26.5%，699÷1450显示48.21%，86.84%相对85%显示+1.84pp。</w:t>
             </w:r>
           </w:p>
         </w:tc>
@@ -7768,7 +12343,7 @@
                 <w:color w:val="1F2937"/>
                 <w:sz w:val="17"/>
               </w:rPr>
-              <w:t>状态流转、时间线、关联编号和领域事件一致，重复提交不产生重复副作用。</w:t>
+              <w:t>到期三个区间互斥且合计等于30天到期卡；门店、区域和全局汇总可逐层对账。</w:t>
             </w:r>
           </w:p>
         </w:tc>
@@ -7825,7 +12400,7 @@
                 <w:color w:val="1F2937"/>
                 <w:sz w:val="17"/>
               </w:rPr>
-              <w:t>客户小程序和工单小程序显示的编号、状态、金额和节点时间与后台详情一致。</w:t>
+              <w:t>零分母显示—且返回ZERO_DENOMINATOR；合法零值显示0；数据源失败不显示为0。</w:t>
             </w:r>
           </w:p>
         </w:tc>
@@ -7884,7 +12459,7 @@
                 <w:color w:val="1F2937"/>
                 <w:sz w:val="17"/>
               </w:rPr>
-              <w:t>400、403、404、409、第三方失败、附件失败和空数据均有明确页面反馈。</w:t>
+              <w:t>下钻请求携带原周期、asOfTime、维度筛选和metricVersion，明细数量与指标口径一致。</w:t>
             </w:r>
           </w:p>
         </w:tc>
@@ -7941,7 +12516,7 @@
                 <w:color w:val="1F2937"/>
                 <w:sz w:val="17"/>
               </w:rPr>
-              <w:t>敏感字段在列表、详情、导出和日志中按权限脱敏，查看原文和下载均有审计。</w:t>
+              <w:t>当前周期对比使用上一可比周期相同已过时长；退款和冲正进入实际完成周期。</w:t>
             </w:r>
           </w:p>
         </w:tc>
@@ -8000,7 +12575,123 @@
                 <w:color w:val="1F2937"/>
                 <w:sz w:val="17"/>
               </w:rPr>
-              <w:t>P0接口具备单元、状态机、权限、幂等和并发自动化测试。</w:t>
+              <w:t>财务、销售、资产、续租、工单和客户任一数据源超SLA时，仅受影响组件降级并显示最后成功时间。</w:t>
+            </w:r>
+          </w:p>
+        </w:tc>
+      </w:tr>
+      <w:tr>
+        <w:trPr>
+          <w:cantSplit/>
+        </w:trPr>
+        <w:tc>
+          <w:tcPr>
+            <w:tcW w:type="dxa" w:w="1944"/>
+            <w:tcMar>
+              <w:top w:w="75" w:type="dxa"/>
+              <w:start w:w="100" w:type="dxa"/>
+              <w:bottom w:w="75" w:type="dxa"/>
+              <w:end w:w="100" w:type="dxa"/>
+            </w:tcMar>
+            <w:vAlign w:val="center"/>
+          </w:tcPr>
+          <w:p>
+            <w:pPr>
+              <w:spacing w:after="0" w:line="259" w:lineRule="auto"/>
+            </w:pPr>
+            <w:r>
+              <w:rPr>
+                <w:rFonts w:ascii="Calibri" w:hAnsi="Calibri" w:eastAsia="Microsoft YaHei"/>
+                <w:b w:val="0"/>
+                <w:color w:val="1F2937"/>
+                <w:sz w:val="17"/>
+              </w:rPr>
+              <w:t>OS-OPS-PRD-01-AC09</w:t>
+            </w:r>
+          </w:p>
+        </w:tc>
+        <w:tc>
+          <w:tcPr>
+            <w:tcW w:type="dxa" w:w="8280"/>
+            <w:tcMar>
+              <w:top w:w="75" w:type="dxa"/>
+              <w:start w:w="100" w:type="dxa"/>
+              <w:bottom w:w="75" w:type="dxa"/>
+              <w:end w:w="100" w:type="dxa"/>
+            </w:tcMar>
+            <w:vAlign w:val="center"/>
+          </w:tcPr>
+          <w:p>
+            <w:pPr>
+              <w:spacing w:after="0" w:line="259" w:lineRule="auto"/>
+            </w:pPr>
+            <w:r>
+              <w:rPr>
+                <w:rFonts w:ascii="Calibri" w:hAnsi="Calibri" w:eastAsia="Microsoft YaHei"/>
+                <w:b w:val="0"/>
+                <w:color w:val="1F2937"/>
+                <w:sz w:val="17"/>
+              </w:rPr>
+              <w:t>报告冻结筛选、metricVersion、watermark和assetSnapshotId，重复下载内容哈希一致。</w:t>
+            </w:r>
+          </w:p>
+        </w:tc>
+      </w:tr>
+      <w:tr>
+        <w:trPr>
+          <w:cantSplit/>
+        </w:trPr>
+        <w:tc>
+          <w:tcPr>
+            <w:tcW w:type="dxa" w:w="1944"/>
+            <w:tcMar>
+              <w:top w:w="75" w:type="dxa"/>
+              <w:start w:w="100" w:type="dxa"/>
+              <w:bottom w:w="75" w:type="dxa"/>
+              <w:end w:w="100" w:type="dxa"/>
+            </w:tcMar>
+            <w:vAlign w:val="center"/>
+            <w:shd w:fill="F4F7FB"/>
+          </w:tcPr>
+          <w:p>
+            <w:pPr>
+              <w:spacing w:after="0" w:line="259" w:lineRule="auto"/>
+            </w:pPr>
+            <w:r>
+              <w:rPr>
+                <w:rFonts w:ascii="Calibri" w:hAnsi="Calibri" w:eastAsia="Microsoft YaHei"/>
+                <w:b w:val="0"/>
+                <w:color w:val="1F2937"/>
+                <w:sz w:val="17"/>
+              </w:rPr>
+              <w:t>OS-OPS-PRD-01-AC10</w:t>
+            </w:r>
+          </w:p>
+        </w:tc>
+        <w:tc>
+          <w:tcPr>
+            <w:tcW w:type="dxa" w:w="8280"/>
+            <w:tcMar>
+              <w:top w:w="75" w:type="dxa"/>
+              <w:start w:w="100" w:type="dxa"/>
+              <w:bottom w:w="75" w:type="dxa"/>
+              <w:end w:w="100" w:type="dxa"/>
+            </w:tcMar>
+            <w:vAlign w:val="center"/>
+            <w:shd w:fill="F4F7FB"/>
+          </w:tcPr>
+          <w:p>
+            <w:pPr>
+              <w:spacing w:after="0" w:line="259" w:lineRule="auto"/>
+            </w:pPr>
+            <w:r>
+              <w:rPr>
+                <w:rFonts w:ascii="Calibri" w:hAnsi="Calibri" w:eastAsia="Microsoft YaHei"/>
+                <w:b w:val="0"/>
+                <w:color w:val="1F2937"/>
+                <w:sz w:val="17"/>
+              </w:rPr>
+              <w:t>权限、dataScope、敏感明细脱敏和导出审计覆盖总览、下钻与报告下载。</w:t>
             </w:r>
           </w:p>
         </w:tc>
@@ -8405,7 +13096,7 @@
         <w:color w:val="667085"/>
         <w:sz w:val="15"/>
       </w:rPr>
-      <w:t xml:space="preserve">V2.0  |  2026-09-08  |  </w:t>
+      <w:t xml:space="preserve">V2.1  |  2026-09-09  |  </w:t>
     </w:r>
     <w:r>
       <w:fldChar w:fldCharType="begin"/>

--- a/operations-requirements/downloads/01_运营总览 PRD.docx
+++ b/operations-requirements/downloads/01_运营总览 PRD.docx
@@ -38,7 +38,7 @@
           <w:color w:val="2E74B5"/>
           <w:sz w:val="20"/>
         </w:rPr>
-        <w:t>OS-OPS-PRD-01  |  V2.1  |  2026-09-09</w:t>
+        <w:t>OS-OPS-PRD-01  |  V2.2  |  2026-09-09</w:t>
       </w:r>
     </w:p>
     <w:p>
@@ -366,7 +366,7 @@
                 <w:color w:val="1F2937"/>
                 <w:sz w:val="18"/>
               </w:rPr>
-              <w:t>V2.1  2026-09-09</w:t>
+              <w:t>V2.2  2026-09-09</w:t>
             </w:r>
           </w:p>
         </w:tc>
@@ -444,56 +444,7 @@
     </w:p>
     <w:p>
       <w:r>
-        <w:t>以下截图直接取自 AiwaBot产品原型-v3.2.html，用于核对页面布局、入口、字段和操作位置。</w:t>
-      </w:r>
-    </w:p>
-    <w:p>
-      <w:pPr>
-        <w:keepNext/>
-        <w:jc w:val="center"/>
-      </w:pPr>
-      <w:r>
-        <w:drawing>
-          <wp:inline xmlns:a="http://schemas.openxmlformats.org/drawingml/2006/main" xmlns:pic="http://schemas.openxmlformats.org/drawingml/2006/picture">
-            <wp:extent cx="6355080" cy="3574732"/>
-            <wp:docPr id="1" name="Picture 1"/>
-            <wp:cNvGraphicFramePr>
-              <a:graphicFrameLocks noChangeAspect="1"/>
-            </wp:cNvGraphicFramePr>
-            <a:graphic>
-              <a:graphicData uri="http://schemas.openxmlformats.org/drawingml/2006/picture">
-                <pic:pic>
-                  <pic:nvPicPr>
-                    <pic:cNvPr id="0" name="ops-01-dashboard.png"/>
-                    <pic:cNvPicPr/>
-                  </pic:nvPicPr>
-                  <pic:blipFill>
-                    <a:blip r:embed="rId11"/>
-                    <a:stretch>
-                      <a:fillRect/>
-                    </a:stretch>
-                  </pic:blipFill>
-                  <pic:spPr>
-                    <a:xfrm>
-                      <a:off x="0" y="0"/>
-                      <a:ext cx="6355080" cy="3574732"/>
-                    </a:xfrm>
-                    <a:prstGeom prst="rect"/>
-                  </pic:spPr>
-                </pic:pic>
-              </a:graphicData>
-            </a:graphic>
-          </wp:inline>
-        </w:drawing>
-      </w:r>
-    </w:p>
-    <w:p>
-      <w:pPr>
-        <w:pStyle w:val="Caption"/>
-        <w:jc w:val="center"/>
-      </w:pPr>
-      <w:r>
-        <w:t>图 1-1  运营总览页面</w:t>
+        <w:t>本模块界面直接取自 AiwaBot产品原型-v3.2.html。真实截图及其与功能点的对应关系见第2.1节。</w:t>
       </w:r>
     </w:p>
     <w:p>
@@ -1011,6 +962,370 @@
                 <w:sz w:val="17"/>
               </w:rPr>
               <w:t>按白名单调用；不可获得交互式管理员权限</w:t>
+            </w:r>
+          </w:p>
+        </w:tc>
+      </w:tr>
+    </w:tbl>
+    <w:p>
+      <w:pPr>
+        <w:spacing w:after="0"/>
+      </w:pPr>
+    </w:p>
+    <w:p>
+      <w:pPr>
+        <w:pStyle w:val="Heading2"/>
+      </w:pPr>
+      <w:r>
+        <w:t>2.1 界面与功能对应说明</w:t>
+      </w:r>
+    </w:p>
+    <w:p>
+      <w:r>
+        <w:t>本节把原型中的真实界面与功能点逐一对应。截图用于确定页面区域、入口和交互位置；字段校验、状态变化和服务端处理以本PRD后续功能规格为准。</w:t>
+      </w:r>
+    </w:p>
+    <w:p>
+      <w:pPr>
+        <w:jc w:val="center"/>
+      </w:pPr>
+      <w:r>
+        <w:drawing>
+          <wp:inline xmlns:a="http://schemas.openxmlformats.org/drawingml/2006/main" xmlns:pic="http://schemas.openxmlformats.org/drawingml/2006/picture">
+            <wp:extent cx="6172200" cy="3471862"/>
+            <wp:docPr id="1" name="Picture 1"/>
+            <wp:cNvGraphicFramePr>
+              <a:graphicFrameLocks noChangeAspect="1"/>
+            </wp:cNvGraphicFramePr>
+            <a:graphic>
+              <a:graphicData uri="http://schemas.openxmlformats.org/drawingml/2006/picture">
+                <pic:pic>
+                  <pic:nvPicPr>
+                    <pic:cNvPr id="0" name="ops-01-dashboard.png"/>
+                    <pic:cNvPicPr/>
+                  </pic:nvPicPr>
+                  <pic:blipFill>
+                    <a:blip r:embed="rId11"/>
+                    <a:stretch>
+                      <a:fillRect/>
+                    </a:stretch>
+                  </pic:blipFill>
+                  <pic:spPr>
+                    <a:xfrm>
+                      <a:off x="0" y="0"/>
+                      <a:ext cx="6172200" cy="3471862"/>
+                    </a:xfrm>
+                    <a:prstGeom prst="rect"/>
+                  </pic:spPr>
+                </pic:pic>
+              </a:graphicData>
+            </a:graphic>
+          </wp:inline>
+        </w:drawing>
+      </w:r>
+    </w:p>
+    <w:p>
+      <w:pPr>
+        <w:pStyle w:val="Caption"/>
+        <w:jc w:val="center"/>
+      </w:pPr>
+      <w:r>
+        <w:t>图 2-1  运营总览页面</w:t>
+      </w:r>
+    </w:p>
+    <w:tbl>
+      <w:tblPr>
+        <w:tblStyle w:val="TableGrid"/>
+        <w:tblW w:type="dxa" w:w="10224"/>
+        <w:jc w:val="center"/>
+        <w:tblLayout w:type="fixed"/>
+        <w:tblLook w:firstColumn="1" w:firstRow="1" w:lastColumn="0" w:lastRow="0" w:noHBand="0" w:noVBand="1" w:val="04A0"/>
+      </w:tblPr>
+      <w:tblGrid>
+        <w:gridCol w:w="1944"/>
+        <w:gridCol w:w="8280"/>
+      </w:tblGrid>
+      <w:tr>
+        <w:trPr>
+          <w:tblHeader/>
+        </w:trPr>
+        <w:tc>
+          <w:tcPr>
+            <w:tcW w:type="dxa" w:w="1944"/>
+            <w:shd w:fill="17365D"/>
+            <w:tcMar>
+              <w:top w:w="75" w:type="dxa"/>
+              <w:start w:w="100" w:type="dxa"/>
+              <w:bottom w:w="75" w:type="dxa"/>
+              <w:end w:w="100" w:type="dxa"/>
+            </w:tcMar>
+            <w:vAlign w:val="center"/>
+          </w:tcPr>
+          <w:p>
+            <w:r>
+              <w:rPr>
+                <w:rFonts w:ascii="Calibri" w:hAnsi="Calibri" w:eastAsia="Microsoft YaHei"/>
+                <w:b/>
+                <w:color w:val="FFFFFF"/>
+                <w:sz w:val="16"/>
+              </w:rPr>
+              <w:t>说明项</w:t>
+            </w:r>
+          </w:p>
+        </w:tc>
+        <w:tc>
+          <w:tcPr>
+            <w:tcW w:type="dxa" w:w="8280"/>
+            <w:shd w:fill="17365D"/>
+            <w:tcMar>
+              <w:top w:w="75" w:type="dxa"/>
+              <w:start w:w="100" w:type="dxa"/>
+              <w:bottom w:w="75" w:type="dxa"/>
+              <w:end w:w="100" w:type="dxa"/>
+            </w:tcMar>
+            <w:vAlign w:val="center"/>
+          </w:tcPr>
+          <w:p>
+            <w:r>
+              <w:rPr>
+                <w:rFonts w:ascii="Calibri" w:hAnsi="Calibri" w:eastAsia="Microsoft YaHei"/>
+                <w:b/>
+                <w:color w:val="FFFFFF"/>
+                <w:sz w:val="16"/>
+              </w:rPr>
+              <w:t>界面辅助说明</w:t>
+            </w:r>
+          </w:p>
+        </w:tc>
+      </w:tr>
+      <w:tr>
+        <w:trPr>
+          <w:cantSplit/>
+        </w:trPr>
+        <w:tc>
+          <w:tcPr>
+            <w:tcW w:type="dxa" w:w="1944"/>
+            <w:tcMar>
+              <w:top w:w="75" w:type="dxa"/>
+              <w:start w:w="100" w:type="dxa"/>
+              <w:bottom w:w="75" w:type="dxa"/>
+              <w:end w:w="100" w:type="dxa"/>
+            </w:tcMar>
+            <w:vAlign w:val="center"/>
+          </w:tcPr>
+          <w:p>
+            <w:pPr>
+              <w:spacing w:after="0" w:line="259" w:lineRule="auto"/>
+            </w:pPr>
+            <w:r>
+              <w:rPr>
+                <w:rFonts w:ascii="Calibri" w:hAnsi="Calibri" w:eastAsia="Microsoft YaHei"/>
+                <w:b w:val="0"/>
+                <w:color w:val="1F2937"/>
+                <w:sz w:val="16"/>
+              </w:rPr>
+              <w:t>对应功能点</w:t>
+            </w:r>
+          </w:p>
+        </w:tc>
+        <w:tc>
+          <w:tcPr>
+            <w:tcW w:type="dxa" w:w="8280"/>
+            <w:tcMar>
+              <w:top w:w="75" w:type="dxa"/>
+              <w:start w:w="100" w:type="dxa"/>
+              <w:bottom w:w="75" w:type="dxa"/>
+              <w:end w:w="100" w:type="dxa"/>
+            </w:tcMar>
+            <w:vAlign w:val="center"/>
+          </w:tcPr>
+          <w:p>
+            <w:pPr>
+              <w:spacing w:after="0" w:line="259" w:lineRule="auto"/>
+            </w:pPr>
+            <w:r>
+              <w:rPr>
+                <w:rFonts w:ascii="Calibri" w:hAnsi="Calibri" w:eastAsia="Microsoft YaHei"/>
+                <w:b w:val="0"/>
+                <w:color w:val="1F2937"/>
+                <w:sz w:val="16"/>
+              </w:rPr>
+              <w:t>OS-OPS-PRD-01-FP01 切换统计周期；OS-OPS-PRD-01-FP02 指标口径说明；OS-OPS-PRD-01-FP03 指标下钻；OS-OPS-PRD-01-FP04 生成报告；OS-OPS-PRD-01-FP05 地图与门店下钻</w:t>
+            </w:r>
+          </w:p>
+        </w:tc>
+      </w:tr>
+      <w:tr>
+        <w:trPr>
+          <w:cantSplit/>
+        </w:trPr>
+        <w:tc>
+          <w:tcPr>
+            <w:tcW w:type="dxa" w:w="1944"/>
+            <w:tcMar>
+              <w:top w:w="75" w:type="dxa"/>
+              <w:start w:w="100" w:type="dxa"/>
+              <w:bottom w:w="75" w:type="dxa"/>
+              <w:end w:w="100" w:type="dxa"/>
+            </w:tcMar>
+            <w:vAlign w:val="center"/>
+            <w:shd w:fill="F4F7FB"/>
+          </w:tcPr>
+          <w:p>
+            <w:pPr>
+              <w:spacing w:after="0" w:line="259" w:lineRule="auto"/>
+            </w:pPr>
+            <w:r>
+              <w:rPr>
+                <w:rFonts w:ascii="Calibri" w:hAnsi="Calibri" w:eastAsia="Microsoft YaHei"/>
+                <w:b w:val="0"/>
+                <w:color w:val="1F2937"/>
+                <w:sz w:val="16"/>
+              </w:rPr>
+              <w:t>页面区域</w:t>
+            </w:r>
+          </w:p>
+        </w:tc>
+        <w:tc>
+          <w:tcPr>
+            <w:tcW w:type="dxa" w:w="8280"/>
+            <w:tcMar>
+              <w:top w:w="75" w:type="dxa"/>
+              <w:start w:w="100" w:type="dxa"/>
+              <w:bottom w:w="75" w:type="dxa"/>
+              <w:end w:w="100" w:type="dxa"/>
+            </w:tcMar>
+            <w:vAlign w:val="center"/>
+            <w:shd w:fill="F4F7FB"/>
+          </w:tcPr>
+          <w:p>
+            <w:pPr>
+              <w:spacing w:after="0" w:line="259" w:lineRule="auto"/>
+            </w:pPr>
+            <w:r>
+              <w:rPr>
+                <w:rFonts w:ascii="Calibri" w:hAnsi="Calibri" w:eastAsia="Microsoft YaHei"/>
+                <w:b w:val="0"/>
+                <w:color w:val="1F2937"/>
+                <w:sz w:val="16"/>
+              </w:rPr>
+              <w:t>顶部为周期和范围筛选，中部为指标卡与图表，内容区提供异常、趋势和下钻入口。</w:t>
+            </w:r>
+          </w:p>
+        </w:tc>
+      </w:tr>
+      <w:tr>
+        <w:trPr>
+          <w:cantSplit/>
+        </w:trPr>
+        <w:tc>
+          <w:tcPr>
+            <w:tcW w:type="dxa" w:w="1944"/>
+            <w:tcMar>
+              <w:top w:w="75" w:type="dxa"/>
+              <w:start w:w="100" w:type="dxa"/>
+              <w:bottom w:w="75" w:type="dxa"/>
+              <w:end w:w="100" w:type="dxa"/>
+            </w:tcMar>
+            <w:vAlign w:val="center"/>
+          </w:tcPr>
+          <w:p>
+            <w:pPr>
+              <w:spacing w:after="0" w:line="259" w:lineRule="auto"/>
+            </w:pPr>
+            <w:r>
+              <w:rPr>
+                <w:rFonts w:ascii="Calibri" w:hAnsi="Calibri" w:eastAsia="Microsoft YaHei"/>
+                <w:b w:val="0"/>
+                <w:color w:val="1F2937"/>
+                <w:sz w:val="16"/>
+              </w:rPr>
+              <w:t>交互要求</w:t>
+            </w:r>
+          </w:p>
+        </w:tc>
+        <w:tc>
+          <w:tcPr>
+            <w:tcW w:type="dxa" w:w="8280"/>
+            <w:tcMar>
+              <w:top w:w="75" w:type="dxa"/>
+              <w:start w:w="100" w:type="dxa"/>
+              <w:bottom w:w="75" w:type="dxa"/>
+              <w:end w:w="100" w:type="dxa"/>
+            </w:tcMar>
+            <w:vAlign w:val="center"/>
+          </w:tcPr>
+          <w:p>
+            <w:pPr>
+              <w:spacing w:after="0" w:line="259" w:lineRule="auto"/>
+            </w:pPr>
+            <w:r>
+              <w:rPr>
+                <w:rFonts w:ascii="Calibri" w:hAnsi="Calibri" w:eastAsia="Microsoft YaHei"/>
+                <w:b w:val="0"/>
+                <w:color w:val="1F2937"/>
+                <w:sz w:val="16"/>
+              </w:rPr>
+              <w:t>筛选变化后组件分别进入加载态；图表显示口径、截止时间和空态。点击卡片、图例或数据点时携带当前筛选下钻。</w:t>
+            </w:r>
+          </w:p>
+        </w:tc>
+      </w:tr>
+      <w:tr>
+        <w:trPr>
+          <w:cantSplit/>
+        </w:trPr>
+        <w:tc>
+          <w:tcPr>
+            <w:tcW w:type="dxa" w:w="1944"/>
+            <w:tcMar>
+              <w:top w:w="75" w:type="dxa"/>
+              <w:start w:w="100" w:type="dxa"/>
+              <w:bottom w:w="75" w:type="dxa"/>
+              <w:end w:w="100" w:type="dxa"/>
+            </w:tcMar>
+            <w:vAlign w:val="center"/>
+            <w:shd w:fill="F4F7FB"/>
+          </w:tcPr>
+          <w:p>
+            <w:pPr>
+              <w:spacing w:after="0" w:line="259" w:lineRule="auto"/>
+            </w:pPr>
+            <w:r>
+              <w:rPr>
+                <w:rFonts w:ascii="Calibri" w:hAnsi="Calibri" w:eastAsia="Microsoft YaHei"/>
+                <w:b w:val="0"/>
+                <w:color w:val="1F2937"/>
+                <w:sz w:val="16"/>
+              </w:rPr>
+              <w:t>状态与权限</w:t>
+            </w:r>
+          </w:p>
+        </w:tc>
+        <w:tc>
+          <w:tcPr>
+            <w:tcW w:type="dxa" w:w="8280"/>
+            <w:tcMar>
+              <w:top w:w="75" w:type="dxa"/>
+              <w:start w:w="100" w:type="dxa"/>
+              <w:bottom w:w="75" w:type="dxa"/>
+              <w:end w:w="100" w:type="dxa"/>
+            </w:tcMar>
+            <w:vAlign w:val="center"/>
+            <w:shd w:fill="F4F7FB"/>
+          </w:tcPr>
+          <w:p>
+            <w:pPr>
+              <w:spacing w:after="0" w:line="259" w:lineRule="auto"/>
+            </w:pPr>
+            <w:r>
+              <w:rPr>
+                <w:rFonts w:ascii="Calibri" w:hAnsi="Calibri" w:eastAsia="Microsoft YaHei"/>
+                <w:b w:val="0"/>
+                <w:color w:val="1F2937"/>
+                <w:sz w:val="16"/>
+              </w:rPr>
+              <w:t>所有行级和详情动作由allowedActions控制；无权限时隐藏入口，直接调用接口仍返回403并记录审计。</w:t>
             </w:r>
           </w:p>
         </w:tc>
@@ -8824,7 +9139,7 @@
         <w:pStyle w:val="Heading1"/>
       </w:pPr>
       <w:r>
-        <w:t>6 操作与处理流程</w:t>
+        <w:t>6 功能点详细设计</w:t>
       </w:r>
     </w:p>
     <w:tbl>
@@ -8836,10 +9151,9 @@
         <w:tblLook w:firstColumn="1" w:firstRow="1" w:lastColumn="0" w:lastRow="0" w:noHBand="0" w:noVBand="1" w:val="04A0"/>
       </w:tblPr>
       <w:tblGrid>
-        <w:gridCol w:w="1512"/>
-        <w:gridCol w:w="1656"/>
-        <w:gridCol w:w="4320"/>
-        <w:gridCol w:w="2736"/>
+        <w:gridCol w:w="1800"/>
+        <w:gridCol w:w="2232"/>
+        <w:gridCol w:w="6192"/>
       </w:tblGrid>
       <w:tr>
         <w:trPr>
@@ -8847,7 +9161,7 @@
         </w:trPr>
         <w:tc>
           <w:tcPr>
-            <w:tcW w:type="dxa" w:w="1512"/>
+            <w:tcW w:type="dxa" w:w="1800"/>
             <w:shd w:fill="17365D"/>
             <w:tcMar>
               <w:top w:w="75" w:type="dxa"/>
@@ -8863,15 +9177,15 @@
                 <w:rFonts w:ascii="Calibri" w:hAnsi="Calibri" w:eastAsia="Microsoft YaHei"/>
                 <w:b/>
                 <w:color w:val="FFFFFF"/>
-                <w:sz w:val="15"/>
-              </w:rPr>
-              <w:t>操作ID</w:t>
-            </w:r>
-          </w:p>
-        </w:tc>
-        <w:tc>
-          <w:tcPr>
-            <w:tcW w:type="dxa" w:w="1656"/>
+                <w:sz w:val="16"/>
+              </w:rPr>
+              <w:t>功能编号</w:t>
+            </w:r>
+          </w:p>
+        </w:tc>
+        <w:tc>
+          <w:tcPr>
+            <w:tcW w:type="dxa" w:w="2232"/>
             <w:shd w:fill="17365D"/>
             <w:tcMar>
               <w:top w:w="75" w:type="dxa"/>
@@ -8887,15 +9201,15 @@
                 <w:rFonts w:ascii="Calibri" w:hAnsi="Calibri" w:eastAsia="Microsoft YaHei"/>
                 <w:b/>
                 <w:color w:val="FFFFFF"/>
-                <w:sz w:val="15"/>
-              </w:rPr>
-              <w:t>操作</w:t>
-            </w:r>
-          </w:p>
-        </w:tc>
-        <w:tc>
-          <w:tcPr>
-            <w:tcW w:type="dxa" w:w="4320"/>
+                <w:sz w:val="16"/>
+              </w:rPr>
+              <w:t>功能点</w:t>
+            </w:r>
+          </w:p>
+        </w:tc>
+        <w:tc>
+          <w:tcPr>
+            <w:tcW w:type="dxa" w:w="6192"/>
             <w:shd w:fill="17365D"/>
             <w:tcMar>
               <w:top w:w="75" w:type="dxa"/>
@@ -8911,33 +9225,9 @@
                 <w:rFonts w:ascii="Calibri" w:hAnsi="Calibri" w:eastAsia="Microsoft YaHei"/>
                 <w:b/>
                 <w:color w:val="FFFFFF"/>
-                <w:sz w:val="15"/>
-              </w:rPr>
-              <w:t>前置条件与系统处理</w:t>
-            </w:r>
-          </w:p>
-        </w:tc>
-        <w:tc>
-          <w:tcPr>
-            <w:tcW w:type="dxa" w:w="2736"/>
-            <w:shd w:fill="17365D"/>
-            <w:tcMar>
-              <w:top w:w="75" w:type="dxa"/>
-              <w:start w:w="100" w:type="dxa"/>
-              <w:bottom w:w="75" w:type="dxa"/>
-              <w:end w:w="100" w:type="dxa"/>
-            </w:tcMar>
-            <w:vAlign w:val="center"/>
-          </w:tcPr>
-          <w:p>
-            <w:r>
-              <w:rPr>
-                <w:rFonts w:ascii="Calibri" w:hAnsi="Calibri" w:eastAsia="Microsoft YaHei"/>
-                <w:b/>
-                <w:color w:val="FFFFFF"/>
-                <w:sz w:val="15"/>
-              </w:rPr>
-              <w:t>结果与失败处理</w:t>
+                <w:sz w:val="16"/>
+              </w:rPr>
+              <w:t>目标</w:t>
             </w:r>
           </w:p>
         </w:tc>
@@ -8948,51 +9238,51 @@
         </w:trPr>
         <w:tc>
           <w:tcPr>
-            <w:tcW w:type="dxa" w:w="1512"/>
-            <w:tcMar>
-              <w:top w:w="75" w:type="dxa"/>
-              <w:start w:w="100" w:type="dxa"/>
-              <w:bottom w:w="75" w:type="dxa"/>
-              <w:end w:w="100" w:type="dxa"/>
-            </w:tcMar>
-            <w:vAlign w:val="center"/>
-          </w:tcPr>
-          <w:p>
-            <w:pPr>
-              <w:spacing w:after="0" w:line="259" w:lineRule="auto"/>
-            </w:pPr>
-            <w:r>
-              <w:rPr>
-                <w:rFonts w:ascii="Calibri" w:hAnsi="Calibri" w:eastAsia="Microsoft YaHei"/>
-                <w:b w:val="0"/>
-                <w:color w:val="1F2937"/>
-                <w:sz w:val="15"/>
-              </w:rPr>
-              <w:t>OS-OPS-PRD-01-A01</w:t>
-            </w:r>
-          </w:p>
-        </w:tc>
-        <w:tc>
-          <w:tcPr>
-            <w:tcW w:type="dxa" w:w="1656"/>
-            <w:tcMar>
-              <w:top w:w="75" w:type="dxa"/>
-              <w:start w:w="100" w:type="dxa"/>
-              <w:bottom w:w="75" w:type="dxa"/>
-              <w:end w:w="100" w:type="dxa"/>
-            </w:tcMar>
-            <w:vAlign w:val="center"/>
-          </w:tcPr>
-          <w:p>
-            <w:pPr>
-              <w:spacing w:after="0" w:line="259" w:lineRule="auto"/>
-            </w:pPr>
-            <w:r>
-              <w:rPr>
-                <w:rFonts w:ascii="Calibri" w:hAnsi="Calibri" w:eastAsia="Microsoft YaHei"/>
-                <w:b w:val="0"/>
-                <w:color w:val="1F2937"/>
-                <w:sz w:val="15"/>
+            <w:tcW w:type="dxa" w:w="1800"/>
+            <w:tcMar>
+              <w:top w:w="75" w:type="dxa"/>
+              <w:start w:w="100" w:type="dxa"/>
+              <w:bottom w:w="75" w:type="dxa"/>
+              <w:end w:w="100" w:type="dxa"/>
+            </w:tcMar>
+            <w:vAlign w:val="center"/>
+          </w:tcPr>
+          <w:p>
+            <w:pPr>
+              <w:spacing w:after="0" w:line="259" w:lineRule="auto"/>
+            </w:pPr>
+            <w:r>
+              <w:rPr>
+                <w:rFonts w:ascii="Calibri" w:hAnsi="Calibri" w:eastAsia="Microsoft YaHei"/>
+                <w:b w:val="0"/>
+                <w:color w:val="1F2937"/>
+                <w:sz w:val="16"/>
+              </w:rPr>
+              <w:t>OS-OPS-PRD-01-FP01</w:t>
+            </w:r>
+          </w:p>
+        </w:tc>
+        <w:tc>
+          <w:tcPr>
+            <w:tcW w:type="dxa" w:w="2232"/>
+            <w:tcMar>
+              <w:top w:w="75" w:type="dxa"/>
+              <w:start w:w="100" w:type="dxa"/>
+              <w:bottom w:w="75" w:type="dxa"/>
+              <w:end w:w="100" w:type="dxa"/>
+            </w:tcMar>
+            <w:vAlign w:val="center"/>
+          </w:tcPr>
+          <w:p>
+            <w:pPr>
+              <w:spacing w:after="0" w:line="259" w:lineRule="auto"/>
+            </w:pPr>
+            <w:r>
+              <w:rPr>
+                <w:rFonts w:ascii="Calibri" w:hAnsi="Calibri" w:eastAsia="Microsoft YaHei"/>
+                <w:b w:val="0"/>
+                <w:color w:val="1F2937"/>
+                <w:sz w:val="16"/>
               </w:rPr>
               <w:t>切换统计周期</w:t>
             </w:r>
@@ -9000,53 +9290,27 @@
         </w:tc>
         <w:tc>
           <w:tcPr>
-            <w:tcW w:type="dxa" w:w="4320"/>
-            <w:tcMar>
-              <w:top w:w="75" w:type="dxa"/>
-              <w:start w:w="100" w:type="dxa"/>
-              <w:bottom w:w="75" w:type="dxa"/>
-              <w:end w:w="100" w:type="dxa"/>
-            </w:tcMar>
-            <w:vAlign w:val="center"/>
-          </w:tcPr>
-          <w:p>
-            <w:pPr>
-              <w:spacing w:after="0" w:line="259" w:lineRule="auto"/>
-            </w:pPr>
-            <w:r>
-              <w:rPr>
-                <w:rFonts w:ascii="Calibri" w:hAnsi="Calibri" w:eastAsia="Microsoft YaHei"/>
-                <w:b w:val="0"/>
-                <w:color w:val="1F2937"/>
-                <w:sz w:val="15"/>
+            <w:tcW w:type="dxa" w:w="6192"/>
+            <w:tcMar>
+              <w:top w:w="75" w:type="dxa"/>
+              <w:start w:w="100" w:type="dxa"/>
+              <w:bottom w:w="75" w:type="dxa"/>
+              <w:end w:w="100" w:type="dxa"/>
+            </w:tcMar>
+            <w:vAlign w:val="center"/>
+          </w:tcPr>
+          <w:p>
+            <w:pPr>
+              <w:spacing w:after="0" w:line="259" w:lineRule="auto"/>
+            </w:pPr>
+            <w:r>
+              <w:rPr>
+                <w:rFonts w:ascii="Calibri" w:hAnsi="Calibri" w:eastAsia="Microsoft YaHei"/>
+                <w:b w:val="0"/>
+                <w:color w:val="1F2937"/>
+                <w:sz w:val="16"/>
               </w:rPr>
               <w:t>选择本周、本月或本季；所有卡片、图表和列表使用同一时间范围并显示截止时间。</w:t>
-            </w:r>
-          </w:p>
-        </w:tc>
-        <w:tc>
-          <w:tcPr>
-            <w:tcW w:type="dxa" w:w="2736"/>
-            <w:tcMar>
-              <w:top w:w="75" w:type="dxa"/>
-              <w:start w:w="100" w:type="dxa"/>
-              <w:bottom w:w="75" w:type="dxa"/>
-              <w:end w:w="100" w:type="dxa"/>
-            </w:tcMar>
-            <w:vAlign w:val="center"/>
-          </w:tcPr>
-          <w:p>
-            <w:pPr>
-              <w:spacing w:after="0" w:line="259" w:lineRule="auto"/>
-            </w:pPr>
-            <w:r>
-              <w:rPr>
-                <w:rFonts w:ascii="Calibri" w:hAnsi="Calibri" w:eastAsia="Microsoft YaHei"/>
-                <w:b w:val="0"/>
-                <w:color w:val="1F2937"/>
-                <w:sz w:val="15"/>
-              </w:rPr>
-              <w:t>成功后刷新详情、allowedActions和时间线；失败保留输入并显示错误码。</w:t>
             </w:r>
           </w:p>
         </w:tc>
@@ -9057,7 +9321,7 @@
         </w:trPr>
         <w:tc>
           <w:tcPr>
-            <w:tcW w:type="dxa" w:w="1512"/>
+            <w:tcW w:type="dxa" w:w="1800"/>
             <w:tcMar>
               <w:top w:w="75" w:type="dxa"/>
               <w:start w:w="100" w:type="dxa"/>
@@ -9076,15 +9340,15 @@
                 <w:rFonts w:ascii="Calibri" w:hAnsi="Calibri" w:eastAsia="Microsoft YaHei"/>
                 <w:b w:val="0"/>
                 <w:color w:val="1F2937"/>
-                <w:sz w:val="15"/>
-              </w:rPr>
-              <w:t>OS-OPS-PRD-01-A02</w:t>
-            </w:r>
-          </w:p>
-        </w:tc>
-        <w:tc>
-          <w:tcPr>
-            <w:tcW w:type="dxa" w:w="1656"/>
+                <w:sz w:val="16"/>
+              </w:rPr>
+              <w:t>OS-OPS-PRD-01-FP02</w:t>
+            </w:r>
+          </w:p>
+        </w:tc>
+        <w:tc>
+          <w:tcPr>
+            <w:tcW w:type="dxa" w:w="2232"/>
             <w:tcMar>
               <w:top w:w="75" w:type="dxa"/>
               <w:start w:w="100" w:type="dxa"/>
@@ -9103,7 +9367,7 @@
                 <w:rFonts w:ascii="Calibri" w:hAnsi="Calibri" w:eastAsia="Microsoft YaHei"/>
                 <w:b w:val="0"/>
                 <w:color w:val="1F2937"/>
-                <w:sz w:val="15"/>
+                <w:sz w:val="16"/>
               </w:rPr>
               <w:t>指标口径说明</w:t>
             </w:r>
@@ -9111,7 +9375,7 @@
         </w:tc>
         <w:tc>
           <w:tcPr>
-            <w:tcW w:type="dxa" w:w="4320"/>
+            <w:tcW w:type="dxa" w:w="6192"/>
             <w:tcMar>
               <w:top w:w="75" w:type="dxa"/>
               <w:start w:w="100" w:type="dxa"/>
@@ -9130,36 +9394,9 @@
                 <w:rFonts w:ascii="Calibri" w:hAnsi="Calibri" w:eastAsia="Microsoft YaHei"/>
                 <w:b w:val="0"/>
                 <w:color w:val="1F2937"/>
-                <w:sz w:val="15"/>
+                <w:sz w:val="16"/>
               </w:rPr>
               <w:t>点击问号展示分子、分母、排除项、时间口径和数据源，口径版本随报告归档。</w:t>
-            </w:r>
-          </w:p>
-        </w:tc>
-        <w:tc>
-          <w:tcPr>
-            <w:tcW w:type="dxa" w:w="2736"/>
-            <w:tcMar>
-              <w:top w:w="75" w:type="dxa"/>
-              <w:start w:w="100" w:type="dxa"/>
-              <w:bottom w:w="75" w:type="dxa"/>
-              <w:end w:w="100" w:type="dxa"/>
-            </w:tcMar>
-            <w:vAlign w:val="center"/>
-            <w:shd w:fill="F4F7FB"/>
-          </w:tcPr>
-          <w:p>
-            <w:pPr>
-              <w:spacing w:after="0" w:line="259" w:lineRule="auto"/>
-            </w:pPr>
-            <w:r>
-              <w:rPr>
-                <w:rFonts w:ascii="Calibri" w:hAnsi="Calibri" w:eastAsia="Microsoft YaHei"/>
-                <w:b w:val="0"/>
-                <w:color w:val="1F2937"/>
-                <w:sz w:val="15"/>
-              </w:rPr>
-              <w:t>成功后刷新详情、allowedActions和时间线；失败保留输入并显示错误码。</w:t>
             </w:r>
           </w:p>
         </w:tc>
@@ -9170,51 +9407,51 @@
         </w:trPr>
         <w:tc>
           <w:tcPr>
-            <w:tcW w:type="dxa" w:w="1512"/>
-            <w:tcMar>
-              <w:top w:w="75" w:type="dxa"/>
-              <w:start w:w="100" w:type="dxa"/>
-              <w:bottom w:w="75" w:type="dxa"/>
-              <w:end w:w="100" w:type="dxa"/>
-            </w:tcMar>
-            <w:vAlign w:val="center"/>
-          </w:tcPr>
-          <w:p>
-            <w:pPr>
-              <w:spacing w:after="0" w:line="259" w:lineRule="auto"/>
-            </w:pPr>
-            <w:r>
-              <w:rPr>
-                <w:rFonts w:ascii="Calibri" w:hAnsi="Calibri" w:eastAsia="Microsoft YaHei"/>
-                <w:b w:val="0"/>
-                <w:color w:val="1F2937"/>
-                <w:sz w:val="15"/>
-              </w:rPr>
-              <w:t>OS-OPS-PRD-01-A03</w:t>
-            </w:r>
-          </w:p>
-        </w:tc>
-        <w:tc>
-          <w:tcPr>
-            <w:tcW w:type="dxa" w:w="1656"/>
-            <w:tcMar>
-              <w:top w:w="75" w:type="dxa"/>
-              <w:start w:w="100" w:type="dxa"/>
-              <w:bottom w:w="75" w:type="dxa"/>
-              <w:end w:w="100" w:type="dxa"/>
-            </w:tcMar>
-            <w:vAlign w:val="center"/>
-          </w:tcPr>
-          <w:p>
-            <w:pPr>
-              <w:spacing w:after="0" w:line="259" w:lineRule="auto"/>
-            </w:pPr>
-            <w:r>
-              <w:rPr>
-                <w:rFonts w:ascii="Calibri" w:hAnsi="Calibri" w:eastAsia="Microsoft YaHei"/>
-                <w:b w:val="0"/>
-                <w:color w:val="1F2937"/>
-                <w:sz w:val="15"/>
+            <w:tcW w:type="dxa" w:w="1800"/>
+            <w:tcMar>
+              <w:top w:w="75" w:type="dxa"/>
+              <w:start w:w="100" w:type="dxa"/>
+              <w:bottom w:w="75" w:type="dxa"/>
+              <w:end w:w="100" w:type="dxa"/>
+            </w:tcMar>
+            <w:vAlign w:val="center"/>
+          </w:tcPr>
+          <w:p>
+            <w:pPr>
+              <w:spacing w:after="0" w:line="259" w:lineRule="auto"/>
+            </w:pPr>
+            <w:r>
+              <w:rPr>
+                <w:rFonts w:ascii="Calibri" w:hAnsi="Calibri" w:eastAsia="Microsoft YaHei"/>
+                <w:b w:val="0"/>
+                <w:color w:val="1F2937"/>
+                <w:sz w:val="16"/>
+              </w:rPr>
+              <w:t>OS-OPS-PRD-01-FP03</w:t>
+            </w:r>
+          </w:p>
+        </w:tc>
+        <w:tc>
+          <w:tcPr>
+            <w:tcW w:type="dxa" w:w="2232"/>
+            <w:tcMar>
+              <w:top w:w="75" w:type="dxa"/>
+              <w:start w:w="100" w:type="dxa"/>
+              <w:bottom w:w="75" w:type="dxa"/>
+              <w:end w:w="100" w:type="dxa"/>
+            </w:tcMar>
+            <w:vAlign w:val="center"/>
+          </w:tcPr>
+          <w:p>
+            <w:pPr>
+              <w:spacing w:after="0" w:line="259" w:lineRule="auto"/>
+            </w:pPr>
+            <w:r>
+              <w:rPr>
+                <w:rFonts w:ascii="Calibri" w:hAnsi="Calibri" w:eastAsia="Microsoft YaHei"/>
+                <w:b w:val="0"/>
+                <w:color w:val="1F2937"/>
+                <w:sz w:val="16"/>
               </w:rPr>
               <w:t>指标下钻</w:t>
             </w:r>
@@ -9222,53 +9459,27 @@
         </w:tc>
         <w:tc>
           <w:tcPr>
-            <w:tcW w:type="dxa" w:w="4320"/>
-            <w:tcMar>
-              <w:top w:w="75" w:type="dxa"/>
-              <w:start w:w="100" w:type="dxa"/>
-              <w:bottom w:w="75" w:type="dxa"/>
-              <w:end w:w="100" w:type="dxa"/>
-            </w:tcMar>
-            <w:vAlign w:val="center"/>
-          </w:tcPr>
-          <w:p>
-            <w:pPr>
-              <w:spacing w:after="0" w:line="259" w:lineRule="auto"/>
-            </w:pPr>
-            <w:r>
-              <w:rPr>
-                <w:rFonts w:ascii="Calibri" w:hAnsi="Calibri" w:eastAsia="Microsoft YaHei"/>
-                <w:b w:val="0"/>
-                <w:color w:val="1F2937"/>
-                <w:sz w:val="15"/>
+            <w:tcW w:type="dxa" w:w="6192"/>
+            <w:tcMar>
+              <w:top w:w="75" w:type="dxa"/>
+              <w:start w:w="100" w:type="dxa"/>
+              <w:bottom w:w="75" w:type="dxa"/>
+              <w:end w:w="100" w:type="dxa"/>
+            </w:tcMar>
+            <w:vAlign w:val="center"/>
+          </w:tcPr>
+          <w:p>
+            <w:pPr>
+              <w:spacing w:after="0" w:line="259" w:lineRule="auto"/>
+            </w:pPr>
+            <w:r>
+              <w:rPr>
+                <w:rFonts w:ascii="Calibri" w:hAnsi="Calibri" w:eastAsia="Microsoft YaHei"/>
+                <w:b w:val="0"/>
+                <w:color w:val="1F2937"/>
+                <w:sz w:val="16"/>
               </w:rPr>
               <w:t>点击成交、到期、续租、工单或仓位指标，携带当前筛选跳转到对应模块。</w:t>
-            </w:r>
-          </w:p>
-        </w:tc>
-        <w:tc>
-          <w:tcPr>
-            <w:tcW w:type="dxa" w:w="2736"/>
-            <w:tcMar>
-              <w:top w:w="75" w:type="dxa"/>
-              <w:start w:w="100" w:type="dxa"/>
-              <w:bottom w:w="75" w:type="dxa"/>
-              <w:end w:w="100" w:type="dxa"/>
-            </w:tcMar>
-            <w:vAlign w:val="center"/>
-          </w:tcPr>
-          <w:p>
-            <w:pPr>
-              <w:spacing w:after="0" w:line="259" w:lineRule="auto"/>
-            </w:pPr>
-            <w:r>
-              <w:rPr>
-                <w:rFonts w:ascii="Calibri" w:hAnsi="Calibri" w:eastAsia="Microsoft YaHei"/>
-                <w:b w:val="0"/>
-                <w:color w:val="1F2937"/>
-                <w:sz w:val="15"/>
-              </w:rPr>
-              <w:t>成功后刷新详情、allowedActions和时间线；失败保留输入并显示错误码。</w:t>
             </w:r>
           </w:p>
         </w:tc>
@@ -9279,7 +9490,7 @@
         </w:trPr>
         <w:tc>
           <w:tcPr>
-            <w:tcW w:type="dxa" w:w="1512"/>
+            <w:tcW w:type="dxa" w:w="1800"/>
             <w:tcMar>
               <w:top w:w="75" w:type="dxa"/>
               <w:start w:w="100" w:type="dxa"/>
@@ -9298,15 +9509,15 @@
                 <w:rFonts w:ascii="Calibri" w:hAnsi="Calibri" w:eastAsia="Microsoft YaHei"/>
                 <w:b w:val="0"/>
                 <w:color w:val="1F2937"/>
-                <w:sz w:val="15"/>
-              </w:rPr>
-              <w:t>OS-OPS-PRD-01-A04</w:t>
-            </w:r>
-          </w:p>
-        </w:tc>
-        <w:tc>
-          <w:tcPr>
-            <w:tcW w:type="dxa" w:w="1656"/>
+                <w:sz w:val="16"/>
+              </w:rPr>
+              <w:t>OS-OPS-PRD-01-FP04</w:t>
+            </w:r>
+          </w:p>
+        </w:tc>
+        <w:tc>
+          <w:tcPr>
+            <w:tcW w:type="dxa" w:w="2232"/>
             <w:tcMar>
               <w:top w:w="75" w:type="dxa"/>
               <w:start w:w="100" w:type="dxa"/>
@@ -9325,7 +9536,7 @@
                 <w:rFonts w:ascii="Calibri" w:hAnsi="Calibri" w:eastAsia="Microsoft YaHei"/>
                 <w:b w:val="0"/>
                 <w:color w:val="1F2937"/>
-                <w:sz w:val="15"/>
+                <w:sz w:val="16"/>
               </w:rPr>
               <w:t>生成报告</w:t>
             </w:r>
@@ -9333,7 +9544,7 @@
         </w:tc>
         <w:tc>
           <w:tcPr>
-            <w:tcW w:type="dxa" w:w="4320"/>
+            <w:tcW w:type="dxa" w:w="6192"/>
             <w:tcMar>
               <w:top w:w="75" w:type="dxa"/>
               <w:start w:w="100" w:type="dxa"/>
@@ -9352,36 +9563,9 @@
                 <w:rFonts w:ascii="Calibri" w:hAnsi="Calibri" w:eastAsia="Microsoft YaHei"/>
                 <w:b w:val="0"/>
                 <w:color w:val="1F2937"/>
-                <w:sz w:val="15"/>
+                <w:sz w:val="16"/>
               </w:rPr>
               <w:t>校验数据计算状态后生成带口径版本的报告；失败时保留任务编号并允许重试。</w:t>
-            </w:r>
-          </w:p>
-        </w:tc>
-        <w:tc>
-          <w:tcPr>
-            <w:tcW w:type="dxa" w:w="2736"/>
-            <w:tcMar>
-              <w:top w:w="75" w:type="dxa"/>
-              <w:start w:w="100" w:type="dxa"/>
-              <w:bottom w:w="75" w:type="dxa"/>
-              <w:end w:w="100" w:type="dxa"/>
-            </w:tcMar>
-            <w:vAlign w:val="center"/>
-            <w:shd w:fill="F4F7FB"/>
-          </w:tcPr>
-          <w:p>
-            <w:pPr>
-              <w:spacing w:after="0" w:line="259" w:lineRule="auto"/>
-            </w:pPr>
-            <w:r>
-              <w:rPr>
-                <w:rFonts w:ascii="Calibri" w:hAnsi="Calibri" w:eastAsia="Microsoft YaHei"/>
-                <w:b w:val="0"/>
-                <w:color w:val="1F2937"/>
-                <w:sz w:val="15"/>
-              </w:rPr>
-              <w:t>成功后刷新详情、allowedActions和时间线；失败保留输入并显示错误码。</w:t>
             </w:r>
           </w:p>
         </w:tc>
@@ -9392,51 +9576,51 @@
         </w:trPr>
         <w:tc>
           <w:tcPr>
-            <w:tcW w:type="dxa" w:w="1512"/>
-            <w:tcMar>
-              <w:top w:w="75" w:type="dxa"/>
-              <w:start w:w="100" w:type="dxa"/>
-              <w:bottom w:w="75" w:type="dxa"/>
-              <w:end w:w="100" w:type="dxa"/>
-            </w:tcMar>
-            <w:vAlign w:val="center"/>
-          </w:tcPr>
-          <w:p>
-            <w:pPr>
-              <w:spacing w:after="0" w:line="259" w:lineRule="auto"/>
-            </w:pPr>
-            <w:r>
-              <w:rPr>
-                <w:rFonts w:ascii="Calibri" w:hAnsi="Calibri" w:eastAsia="Microsoft YaHei"/>
-                <w:b w:val="0"/>
-                <w:color w:val="1F2937"/>
-                <w:sz w:val="15"/>
-              </w:rPr>
-              <w:t>OS-OPS-PRD-01-A05</w:t>
-            </w:r>
-          </w:p>
-        </w:tc>
-        <w:tc>
-          <w:tcPr>
-            <w:tcW w:type="dxa" w:w="1656"/>
-            <w:tcMar>
-              <w:top w:w="75" w:type="dxa"/>
-              <w:start w:w="100" w:type="dxa"/>
-              <w:bottom w:w="75" w:type="dxa"/>
-              <w:end w:w="100" w:type="dxa"/>
-            </w:tcMar>
-            <w:vAlign w:val="center"/>
-          </w:tcPr>
-          <w:p>
-            <w:pPr>
-              <w:spacing w:after="0" w:line="259" w:lineRule="auto"/>
-            </w:pPr>
-            <w:r>
-              <w:rPr>
-                <w:rFonts w:ascii="Calibri" w:hAnsi="Calibri" w:eastAsia="Microsoft YaHei"/>
-                <w:b w:val="0"/>
-                <w:color w:val="1F2937"/>
-                <w:sz w:val="15"/>
+            <w:tcW w:type="dxa" w:w="1800"/>
+            <w:tcMar>
+              <w:top w:w="75" w:type="dxa"/>
+              <w:start w:w="100" w:type="dxa"/>
+              <w:bottom w:w="75" w:type="dxa"/>
+              <w:end w:w="100" w:type="dxa"/>
+            </w:tcMar>
+            <w:vAlign w:val="center"/>
+          </w:tcPr>
+          <w:p>
+            <w:pPr>
+              <w:spacing w:after="0" w:line="259" w:lineRule="auto"/>
+            </w:pPr>
+            <w:r>
+              <w:rPr>
+                <w:rFonts w:ascii="Calibri" w:hAnsi="Calibri" w:eastAsia="Microsoft YaHei"/>
+                <w:b w:val="0"/>
+                <w:color w:val="1F2937"/>
+                <w:sz w:val="16"/>
+              </w:rPr>
+              <w:t>OS-OPS-PRD-01-FP05</w:t>
+            </w:r>
+          </w:p>
+        </w:tc>
+        <w:tc>
+          <w:tcPr>
+            <w:tcW w:type="dxa" w:w="2232"/>
+            <w:tcMar>
+              <w:top w:w="75" w:type="dxa"/>
+              <w:start w:w="100" w:type="dxa"/>
+              <w:bottom w:w="75" w:type="dxa"/>
+              <w:end w:w="100" w:type="dxa"/>
+            </w:tcMar>
+            <w:vAlign w:val="center"/>
+          </w:tcPr>
+          <w:p>
+            <w:pPr>
+              <w:spacing w:after="0" w:line="259" w:lineRule="auto"/>
+            </w:pPr>
+            <w:r>
+              <w:rPr>
+                <w:rFonts w:ascii="Calibri" w:hAnsi="Calibri" w:eastAsia="Microsoft YaHei"/>
+                <w:b w:val="0"/>
+                <w:color w:val="1F2937"/>
+                <w:sz w:val="16"/>
               </w:rPr>
               <w:t>地图与门店下钻</w:t>
             </w:r>
@@ -9444,53 +9628,27 @@
         </w:tc>
         <w:tc>
           <w:tcPr>
-            <w:tcW w:type="dxa" w:w="4320"/>
-            <w:tcMar>
-              <w:top w:w="75" w:type="dxa"/>
-              <w:start w:w="100" w:type="dxa"/>
-              <w:bottom w:w="75" w:type="dxa"/>
-              <w:end w:w="100" w:type="dxa"/>
-            </w:tcMar>
-            <w:vAlign w:val="center"/>
-          </w:tcPr>
-          <w:p>
-            <w:pPr>
-              <w:spacing w:after="0" w:line="259" w:lineRule="auto"/>
-            </w:pPr>
-            <w:r>
-              <w:rPr>
-                <w:rFonts w:ascii="Calibri" w:hAnsi="Calibri" w:eastAsia="Microsoft YaHei"/>
-                <w:b w:val="0"/>
-                <w:color w:val="1F2937"/>
-                <w:sz w:val="15"/>
+            <w:tcW w:type="dxa" w:w="6192"/>
+            <w:tcMar>
+              <w:top w:w="75" w:type="dxa"/>
+              <w:start w:w="100" w:type="dxa"/>
+              <w:bottom w:w="75" w:type="dxa"/>
+              <w:end w:w="100" w:type="dxa"/>
+            </w:tcMar>
+            <w:vAlign w:val="center"/>
+          </w:tcPr>
+          <w:p>
+            <w:pPr>
+              <w:spacing w:after="0" w:line="259" w:lineRule="auto"/>
+            </w:pPr>
+            <w:r>
+              <w:rPr>
+                <w:rFonts w:ascii="Calibri" w:hAnsi="Calibri" w:eastAsia="Microsoft YaHei"/>
+                <w:b w:val="0"/>
+                <w:color w:val="1F2937"/>
+                <w:sz w:val="16"/>
               </w:rPr>
               <w:t>选择门店标记后展示仓位总数、已租、到期风险及门店详情入口。</w:t>
-            </w:r>
-          </w:p>
-        </w:tc>
-        <w:tc>
-          <w:tcPr>
-            <w:tcW w:type="dxa" w:w="2736"/>
-            <w:tcMar>
-              <w:top w:w="75" w:type="dxa"/>
-              <w:start w:w="100" w:type="dxa"/>
-              <w:bottom w:w="75" w:type="dxa"/>
-              <w:end w:w="100" w:type="dxa"/>
-            </w:tcMar>
-            <w:vAlign w:val="center"/>
-          </w:tcPr>
-          <w:p>
-            <w:pPr>
-              <w:spacing w:after="0" w:line="259" w:lineRule="auto"/>
-            </w:pPr>
-            <w:r>
-              <w:rPr>
-                <w:rFonts w:ascii="Calibri" w:hAnsi="Calibri" w:eastAsia="Microsoft YaHei"/>
-                <w:b w:val="0"/>
-                <w:color w:val="1F2937"/>
-                <w:sz w:val="15"/>
-              </w:rPr>
-              <w:t>成功后刷新详情、allowedActions和时间线；失败保留输入并显示错误码。</w:t>
             </w:r>
           </w:p>
         </w:tc>
@@ -9506,7 +9664,1197 @@
         <w:pStyle w:val="Heading2"/>
       </w:pPr>
       <w:r>
-        <w:t>6.1 查询与报告生成时序</w:t>
+        <w:t>6.1 切换统计周期</w:t>
+      </w:r>
+    </w:p>
+    <w:p>
+      <w:pPr>
+        <w:spacing w:after="80"/>
+      </w:pPr>
+      <w:r>
+        <w:rPr>
+          <w:rFonts w:ascii="Calibri" w:hAnsi="Calibri" w:eastAsia="Microsoft YaHei"/>
+          <w:b/>
+          <w:color w:val="1F2937"/>
+          <w:sz w:val="19"/>
+        </w:rPr>
+        <w:t>功能编号：</w:t>
+      </w:r>
+      <w:r>
+        <w:rPr>
+          <w:rFonts w:ascii="Calibri" w:hAnsi="Calibri" w:eastAsia="Microsoft YaHei"/>
+          <w:b w:val="0"/>
+          <w:color w:val="1F2937"/>
+          <w:sz w:val="19"/>
+        </w:rPr>
+        <w:t>OS-OPS-PRD-01-FP01。功能目的为选择本周、本月或本季；所有卡片、图表和列表使用同一时间范围并显示截止时间。</w:t>
+      </w:r>
+    </w:p>
+    <w:p>
+      <w:pPr>
+        <w:spacing w:after="80"/>
+      </w:pPr>
+      <w:r>
+        <w:rPr>
+          <w:rFonts w:ascii="Calibri" w:hAnsi="Calibri" w:eastAsia="Microsoft YaHei"/>
+          <w:b/>
+          <w:color w:val="1F2937"/>
+          <w:sz w:val="19"/>
+        </w:rPr>
+        <w:t>使用角色与入口：</w:t>
+      </w:r>
+      <w:r>
+        <w:rPr>
+          <w:rFonts w:ascii="Calibri" w:hAnsi="Calibri" w:eastAsia="Microsoft YaHei"/>
+          <w:b w:val="0"/>
+          <w:color w:val="1F2937"/>
+          <w:sz w:val="19"/>
+        </w:rPr>
+        <w:t>拥有对应dataScope的查询用户；从指标卡、图表、列表行标题或详情入口进入。入口显示前先校验菜单权限、动作权限和数据范围。</w:t>
+      </w:r>
+    </w:p>
+    <w:p>
+      <w:pPr>
+        <w:spacing w:after="80"/>
+      </w:pPr>
+      <w:r>
+        <w:rPr>
+          <w:rFonts w:ascii="Calibri" w:hAnsi="Calibri" w:eastAsia="Microsoft YaHei"/>
+          <w:b/>
+          <w:color w:val="1F2937"/>
+          <w:sz w:val="19"/>
+        </w:rPr>
+        <w:t>前置条件：</w:t>
+      </w:r>
+      <w:r>
+        <w:rPr>
+          <w:rFonts w:ascii="Calibri" w:hAnsi="Calibri" w:eastAsia="Microsoft YaHei"/>
+          <w:b w:val="0"/>
+          <w:color w:val="1F2937"/>
+          <w:sz w:val="19"/>
+        </w:rPr>
+        <w:t>用户登录有效，拥有菜单和对象查看权限，查询条件属于dataScope；打开详情时对象存在。敏感字段、金额和状态必须回源。</w:t>
+      </w:r>
+    </w:p>
+    <w:p>
+      <w:pPr>
+        <w:spacing w:after="80"/>
+      </w:pPr>
+      <w:r>
+        <w:rPr>
+          <w:rFonts w:ascii="Calibri" w:hAnsi="Calibri" w:eastAsia="Microsoft YaHei"/>
+          <w:b/>
+          <w:color w:val="1F2937"/>
+          <w:sz w:val="19"/>
+        </w:rPr>
+        <w:t>界面操作：</w:t>
+      </w:r>
+      <w:r>
+        <w:rPr>
+          <w:rFonts w:ascii="Calibri" w:hAnsi="Calibri" w:eastAsia="Microsoft YaHei"/>
+          <w:b w:val="0"/>
+          <w:color w:val="1F2937"/>
+          <w:sz w:val="19"/>
+        </w:rPr>
+        <w:t>从卡片、列表或关联编号进入，加载店铺、数据更新时间及时间线；切换页签或筛选不改变主对象，返回时保留来源页条件。</w:t>
+      </w:r>
+    </w:p>
+    <w:p>
+      <w:pPr>
+        <w:spacing w:after="80"/>
+      </w:pPr>
+      <w:r>
+        <w:rPr>
+          <w:rFonts w:ascii="Calibri" w:hAnsi="Calibri" w:eastAsia="Microsoft YaHei"/>
+          <w:b/>
+          <w:color w:val="1F2937"/>
+          <w:sz w:val="19"/>
+        </w:rPr>
+        <w:t>系统处理：</w:t>
+      </w:r>
+      <w:r>
+        <w:rPr>
+          <w:rFonts w:ascii="Calibri" w:hAnsi="Calibri" w:eastAsia="Microsoft YaHei"/>
+          <w:b w:val="0"/>
+          <w:color w:val="1F2937"/>
+          <w:sz w:val="19"/>
+        </w:rPr>
+        <w:t>服务端校验身份、dataScope和字段脱敏后查询 /ops/v1/dashboard；返回version、关联对象、时间线和allowedActions。选择本周、本月或本季；所有卡片、图表和列表使用同一时间范围并显示截止时间。</w:t>
+      </w:r>
+    </w:p>
+    <w:p>
+      <w:pPr>
+        <w:spacing w:after="80"/>
+      </w:pPr>
+      <w:r>
+        <w:rPr>
+          <w:rFonts w:ascii="Calibri" w:hAnsi="Calibri" w:eastAsia="Microsoft YaHei"/>
+          <w:b/>
+          <w:color w:val="1F2937"/>
+          <w:sz w:val="19"/>
+        </w:rPr>
+        <w:t>业务规则：</w:t>
+      </w:r>
+      <w:r>
+        <w:rPr>
+          <w:rFonts w:ascii="Calibri" w:hAnsi="Calibri" w:eastAsia="Microsoft YaHei"/>
+          <w:b w:val="0"/>
+          <w:color w:val="1F2937"/>
+          <w:sz w:val="19"/>
+        </w:rPr>
+        <w:t>查询、详情、统计和下钻必须使用同一dataScope；敏感字段按权限脱敏；刷新时回源获取最新状态。。所有校验必须由服务端再次执行，前端校验只用于即时反馈。</w:t>
+      </w:r>
+    </w:p>
+    <w:p>
+      <w:pPr>
+        <w:spacing w:after="80"/>
+      </w:pPr>
+      <w:r>
+        <w:rPr>
+          <w:rFonts w:ascii="Calibri" w:hAnsi="Calibri" w:eastAsia="Microsoft YaHei"/>
+          <w:b/>
+          <w:color w:val="1F2937"/>
+          <w:sz w:val="19"/>
+        </w:rPr>
+        <w:t>成功结果：</w:t>
+      </w:r>
+      <w:r>
+        <w:rPr>
+          <w:rFonts w:ascii="Calibri" w:hAnsi="Calibri" w:eastAsia="Microsoft YaHei"/>
+          <w:b w:val="0"/>
+          <w:color w:val="1F2937"/>
+          <w:sz w:val="19"/>
+        </w:rPr>
+        <w:t>界面完成切换统计周期并显示最新数据、截止时间、关联对象和允许操作；查询本身不改变业务状态。涉及敏感原文查看时单独记录访问审计。</w:t>
+      </w:r>
+    </w:p>
+    <w:p>
+      <w:pPr>
+        <w:spacing w:after="80"/>
+      </w:pPr>
+      <w:r>
+        <w:rPr>
+          <w:rFonts w:ascii="Calibri" w:hAnsi="Calibri" w:eastAsia="Microsoft YaHei"/>
+          <w:b/>
+          <w:color w:val="1F2937"/>
+          <w:sz w:val="19"/>
+        </w:rPr>
+        <w:t>异常与恢复：</w:t>
+      </w:r>
+      <w:r>
+        <w:rPr>
+          <w:rFonts w:ascii="Calibri" w:hAnsi="Calibri" w:eastAsia="Microsoft YaHei"/>
+          <w:b w:val="0"/>
+          <w:color w:val="1F2937"/>
+          <w:sz w:val="19"/>
+        </w:rPr>
+        <w:t>400定位到具体字段并保留输入；403隐藏敏感内容并记录拒绝审计；409展示最新状态并要求刷新；超时先按clientRequestId查询执行结果；部分成功展示逐项明细和补偿入口。</w:t>
+      </w:r>
+    </w:p>
+    <w:p>
+      <w:pPr>
+        <w:spacing w:after="80"/>
+      </w:pPr>
+      <w:r>
+        <w:rPr>
+          <w:rFonts w:ascii="Calibri" w:hAnsi="Calibri" w:eastAsia="Microsoft YaHei"/>
+          <w:b/>
+          <w:color w:val="1F2937"/>
+          <w:sz w:val="19"/>
+        </w:rPr>
+        <w:t>跨端影响：</w:t>
+      </w:r>
+      <w:r>
+        <w:rPr>
+          <w:rFonts w:ascii="Calibri" w:hAnsi="Calibri" w:eastAsia="Microsoft YaHei"/>
+          <w:b w:val="0"/>
+          <w:color w:val="1F2937"/>
+          <w:sz w:val="19"/>
+        </w:rPr>
+        <w:t>小程序成交、付款、退租和续租结果通过领域事件更新经营指标。跨端消息只携带业务编号，接收端打开后重新鉴权并查询最新状态。</w:t>
+      </w:r>
+    </w:p>
+    <w:p>
+      <w:pPr>
+        <w:spacing w:after="80"/>
+      </w:pPr>
+      <w:r>
+        <w:rPr>
+          <w:rFonts w:ascii="Calibri" w:hAnsi="Calibri" w:eastAsia="Microsoft YaHei"/>
+          <w:b/>
+          <w:color w:val="1F2937"/>
+          <w:sz w:val="19"/>
+        </w:rPr>
+        <w:t>验收条件：</w:t>
+      </w:r>
+      <w:r>
+        <w:rPr>
+          <w:rFonts w:ascii="Calibri" w:hAnsi="Calibri" w:eastAsia="Microsoft YaHei"/>
+          <w:b w:val="0"/>
+          <w:color w:val="1F2937"/>
+          <w:sz w:val="19"/>
+        </w:rPr>
+        <w:t>切换统计周期只返回dataScope内且按权限脱敏的数据；刷新前后无业务写入，筛选、详情和导出对同一对象的字段值一致。</w:t>
+      </w:r>
+    </w:p>
+    <w:p>
+      <w:pPr>
+        <w:pStyle w:val="Heading2"/>
+      </w:pPr>
+      <w:r>
+        <w:t>6.2 指标口径说明</w:t>
+      </w:r>
+    </w:p>
+    <w:p>
+      <w:pPr>
+        <w:spacing w:after="80"/>
+      </w:pPr>
+      <w:r>
+        <w:rPr>
+          <w:rFonts w:ascii="Calibri" w:hAnsi="Calibri" w:eastAsia="Microsoft YaHei"/>
+          <w:b/>
+          <w:color w:val="1F2937"/>
+          <w:sz w:val="19"/>
+        </w:rPr>
+        <w:t>功能编号：</w:t>
+      </w:r>
+      <w:r>
+        <w:rPr>
+          <w:rFonts w:ascii="Calibri" w:hAnsi="Calibri" w:eastAsia="Microsoft YaHei"/>
+          <w:b w:val="0"/>
+          <w:color w:val="1F2937"/>
+          <w:sz w:val="19"/>
+        </w:rPr>
+        <w:t>OS-OPS-PRD-01-FP02。功能目的为点击问号展示分子、分母、排除项、时间口径和数据源，口径版本随报告归档。</w:t>
+      </w:r>
+    </w:p>
+    <w:p>
+      <w:pPr>
+        <w:spacing w:after="80"/>
+      </w:pPr>
+      <w:r>
+        <w:rPr>
+          <w:rFonts w:ascii="Calibri" w:hAnsi="Calibri" w:eastAsia="Microsoft YaHei"/>
+          <w:b/>
+          <w:color w:val="1F2937"/>
+          <w:sz w:val="19"/>
+        </w:rPr>
+        <w:t>使用角色与入口：</w:t>
+      </w:r>
+      <w:r>
+        <w:rPr>
+          <w:rFonts w:ascii="Calibri" w:hAnsi="Calibri" w:eastAsia="Microsoft YaHei"/>
+          <w:b w:val="0"/>
+          <w:color w:val="1F2937"/>
+          <w:sz w:val="19"/>
+        </w:rPr>
+        <w:t>当前对象负责人、被分派执行人或获授权管理员；从列表行操作、详情页主操作区或待办入口进入。入口显示前先校验菜单权限、动作权限和数据范围。</w:t>
+      </w:r>
+    </w:p>
+    <w:p>
+      <w:pPr>
+        <w:spacing w:after="80"/>
+      </w:pPr>
+      <w:r>
+        <w:rPr>
+          <w:rFonts w:ascii="Calibri" w:hAnsi="Calibri" w:eastAsia="Microsoft YaHei"/>
+          <w:b/>
+          <w:color w:val="1F2937"/>
+          <w:sz w:val="19"/>
+        </w:rPr>
+        <w:t>前置条件：</w:t>
+      </w:r>
+      <w:r>
+        <w:rPr>
+          <w:rFonts w:ascii="Calibri" w:hAnsi="Calibri" w:eastAsia="Microsoft YaHei"/>
+          <w:b w:val="0"/>
+          <w:color w:val="1F2937"/>
+          <w:sz w:val="19"/>
+        </w:rPr>
+        <w:t>用户登录有效；目标对象存在且属于用户dataScope；当前状态包含该动作；页面持有最新version和allowedActions。涉及金额、库存、附件或第三方结果时必须回源确认。</w:t>
+      </w:r>
+    </w:p>
+    <w:p>
+      <w:pPr>
+        <w:spacing w:after="80"/>
+      </w:pPr>
+      <w:r>
+        <w:rPr>
+          <w:rFonts w:ascii="Calibri" w:hAnsi="Calibri" w:eastAsia="Microsoft YaHei"/>
+          <w:b/>
+          <w:color w:val="1F2937"/>
+          <w:sz w:val="19"/>
+        </w:rPr>
+        <w:t>界面操作：</w:t>
+      </w:r>
+      <w:r>
+        <w:rPr>
+          <w:rFonts w:ascii="Calibri" w:hAnsi="Calibri" w:eastAsia="Microsoft YaHei"/>
+          <w:b w:val="0"/>
+          <w:color w:val="1F2937"/>
+          <w:sz w:val="19"/>
+        </w:rPr>
+        <w:t>在详情页执行指标口径说明，填写或核对店铺、数据更新时间；界面随步骤显示当前节点、下一步和可撤回条件。</w:t>
+      </w:r>
+    </w:p>
+    <w:p>
+      <w:pPr>
+        <w:spacing w:after="80"/>
+      </w:pPr>
+      <w:r>
+        <w:rPr>
+          <w:rFonts w:ascii="Calibri" w:hAnsi="Calibri" w:eastAsia="Microsoft YaHei"/>
+          <w:b/>
+          <w:color w:val="1F2937"/>
+          <w:sz w:val="19"/>
+        </w:rPr>
+        <w:t>系统处理：</w:t>
+      </w:r>
+      <w:r>
+        <w:rPr>
+          <w:rFonts w:ascii="Calibri" w:hAnsi="Calibri" w:eastAsia="Microsoft YaHei"/>
+          <w:b w:val="0"/>
+          <w:color w:val="1F2937"/>
+          <w:sz w:val="19"/>
+        </w:rPr>
+        <w:t>服务端调用POST /ops/v1/dashboard/{id}/actions/{action}，校验权限、当前状态、expectedVersion和业务不变量，在事务中写入状态及时间线。点击问号展示分子、分母、排除项、时间口径和数据源，口径版本随报告归档。</w:t>
+      </w:r>
+    </w:p>
+    <w:p>
+      <w:pPr>
+        <w:spacing w:after="80"/>
+      </w:pPr>
+      <w:r>
+        <w:rPr>
+          <w:rFonts w:ascii="Calibri" w:hAnsi="Calibri" w:eastAsia="Microsoft YaHei"/>
+          <w:b/>
+          <w:color w:val="1F2937"/>
+          <w:sz w:val="19"/>
+        </w:rPr>
+        <w:t>业务规则：</w:t>
+      </w:r>
+      <w:r>
+        <w:rPr>
+          <w:rFonts w:ascii="Calibri" w:hAnsi="Calibri" w:eastAsia="Microsoft YaHei"/>
+          <w:b w:val="0"/>
+          <w:color w:val="1F2937"/>
+          <w:sz w:val="19"/>
+        </w:rPr>
+        <w:t>指标必须显示数据截止时间，禁止把缓存时间写成业务发生时间；下钻结果总数必须能与指标口径解释一致；部分数据源失败时明确标记受影响指标，不显示为零。所有校验必须由服务端再次执行，前端校验只用于即时反馈。</w:t>
+      </w:r>
+    </w:p>
+    <w:p>
+      <w:pPr>
+        <w:spacing w:after="80"/>
+      </w:pPr>
+      <w:r>
+        <w:rPr>
+          <w:rFonts w:ascii="Calibri" w:hAnsi="Calibri" w:eastAsia="Microsoft YaHei"/>
+          <w:b/>
+          <w:color w:val="1F2937"/>
+          <w:sz w:val="19"/>
+        </w:rPr>
+        <w:t>成功结果：</w:t>
+      </w:r>
+      <w:r>
+        <w:rPr>
+          <w:rFonts w:ascii="Calibri" w:hAnsi="Calibri" w:eastAsia="Microsoft YaHei"/>
+          <w:b w:val="0"/>
+          <w:color w:val="1F2937"/>
+          <w:sz w:val="19"/>
+        </w:rPr>
+        <w:t>页面提示“指标口径说明成功”，刷新对象状态、version、allowedActions、关联对象和时间线；如产生异步任务，同时显示任务编号和进度入口。</w:t>
+      </w:r>
+    </w:p>
+    <w:p>
+      <w:pPr>
+        <w:spacing w:after="80"/>
+      </w:pPr>
+      <w:r>
+        <w:rPr>
+          <w:rFonts w:ascii="Calibri" w:hAnsi="Calibri" w:eastAsia="Microsoft YaHei"/>
+          <w:b/>
+          <w:color w:val="1F2937"/>
+          <w:sz w:val="19"/>
+        </w:rPr>
+        <w:t>异常与恢复：</w:t>
+      </w:r>
+      <w:r>
+        <w:rPr>
+          <w:rFonts w:ascii="Calibri" w:hAnsi="Calibri" w:eastAsia="Microsoft YaHei"/>
+          <w:b w:val="0"/>
+          <w:color w:val="1F2937"/>
+          <w:sz w:val="19"/>
+        </w:rPr>
+        <w:t>400定位到具体字段并保留输入；403隐藏敏感内容并记录拒绝审计；409展示最新状态并要求刷新；超时先按clientRequestId查询执行结果；部分成功展示逐项明细和补偿入口。</w:t>
+      </w:r>
+    </w:p>
+    <w:p>
+      <w:pPr>
+        <w:spacing w:after="80"/>
+      </w:pPr>
+      <w:r>
+        <w:rPr>
+          <w:rFonts w:ascii="Calibri" w:hAnsi="Calibri" w:eastAsia="Microsoft YaHei"/>
+          <w:b/>
+          <w:color w:val="1F2937"/>
+          <w:sz w:val="19"/>
+        </w:rPr>
+        <w:t>跨端影响：</w:t>
+      </w:r>
+      <w:r>
+        <w:rPr>
+          <w:rFonts w:ascii="Calibri" w:hAnsi="Calibri" w:eastAsia="Microsoft YaHei"/>
+          <w:b w:val="0"/>
+          <w:color w:val="1F2937"/>
+          <w:sz w:val="19"/>
+        </w:rPr>
+        <w:t>工单小程序的接单、签到、完成和退回更新SLA统计。跨端消息只携带业务编号，接收端打开后重新鉴权并查询最新状态。</w:t>
+      </w:r>
+    </w:p>
+    <w:p>
+      <w:pPr>
+        <w:spacing w:after="80"/>
+      </w:pPr>
+      <w:r>
+        <w:rPr>
+          <w:rFonts w:ascii="Calibri" w:hAnsi="Calibri" w:eastAsia="Microsoft YaHei"/>
+          <w:b/>
+          <w:color w:val="1F2937"/>
+          <w:sz w:val="19"/>
+        </w:rPr>
+        <w:t>验收条件：</w:t>
+      </w:r>
+      <w:r>
+        <w:rPr>
+          <w:rFonts w:ascii="Calibri" w:hAnsi="Calibri" w:eastAsia="Microsoft YaHei"/>
+          <w:b w:val="0"/>
+          <w:color w:val="1F2937"/>
+          <w:sz w:val="19"/>
+        </w:rPr>
+        <w:t>在允许状态下完成指标口径说明时仅产生一次预期数据变化和一次审计记录；越权、错误状态、重复提交及版本冲突均不得产生重复对象或越级状态。</w:t>
+      </w:r>
+    </w:p>
+    <w:p>
+      <w:pPr>
+        <w:pStyle w:val="Heading2"/>
+      </w:pPr>
+      <w:r>
+        <w:t>6.3 指标下钻</w:t>
+      </w:r>
+    </w:p>
+    <w:p>
+      <w:pPr>
+        <w:spacing w:after="80"/>
+      </w:pPr>
+      <w:r>
+        <w:rPr>
+          <w:rFonts w:ascii="Calibri" w:hAnsi="Calibri" w:eastAsia="Microsoft YaHei"/>
+          <w:b/>
+          <w:color w:val="1F2937"/>
+          <w:sz w:val="19"/>
+        </w:rPr>
+        <w:t>功能编号：</w:t>
+      </w:r>
+      <w:r>
+        <w:rPr>
+          <w:rFonts w:ascii="Calibri" w:hAnsi="Calibri" w:eastAsia="Microsoft YaHei"/>
+          <w:b w:val="0"/>
+          <w:color w:val="1F2937"/>
+          <w:sz w:val="19"/>
+        </w:rPr>
+        <w:t>OS-OPS-PRD-01-FP03。功能目的为点击成交、到期、续租、工单或仓位指标，携带当前筛选跳转到对应模块。</w:t>
+      </w:r>
+    </w:p>
+    <w:p>
+      <w:pPr>
+        <w:spacing w:after="80"/>
+      </w:pPr>
+      <w:r>
+        <w:rPr>
+          <w:rFonts w:ascii="Calibri" w:hAnsi="Calibri" w:eastAsia="Microsoft YaHei"/>
+          <w:b/>
+          <w:color w:val="1F2937"/>
+          <w:sz w:val="19"/>
+        </w:rPr>
+        <w:t>使用角色与入口：</w:t>
+      </w:r>
+      <w:r>
+        <w:rPr>
+          <w:rFonts w:ascii="Calibri" w:hAnsi="Calibri" w:eastAsia="Microsoft YaHei"/>
+          <w:b w:val="0"/>
+          <w:color w:val="1F2937"/>
+          <w:sz w:val="19"/>
+        </w:rPr>
+        <w:t>拥有对应dataScope的查询用户；从指标卡、图表、列表行标题或详情入口进入。入口显示前先校验菜单权限、动作权限和数据范围。</w:t>
+      </w:r>
+    </w:p>
+    <w:p>
+      <w:pPr>
+        <w:spacing w:after="80"/>
+      </w:pPr>
+      <w:r>
+        <w:rPr>
+          <w:rFonts w:ascii="Calibri" w:hAnsi="Calibri" w:eastAsia="Microsoft YaHei"/>
+          <w:b/>
+          <w:color w:val="1F2937"/>
+          <w:sz w:val="19"/>
+        </w:rPr>
+        <w:t>前置条件：</w:t>
+      </w:r>
+      <w:r>
+        <w:rPr>
+          <w:rFonts w:ascii="Calibri" w:hAnsi="Calibri" w:eastAsia="Microsoft YaHei"/>
+          <w:b w:val="0"/>
+          <w:color w:val="1F2937"/>
+          <w:sz w:val="19"/>
+        </w:rPr>
+        <w:t>用户登录有效，拥有菜单和对象查看权限，查询条件属于dataScope；打开详情时对象存在。敏感字段、金额和状态必须回源。</w:t>
+      </w:r>
+    </w:p>
+    <w:p>
+      <w:pPr>
+        <w:spacing w:after="80"/>
+      </w:pPr>
+      <w:r>
+        <w:rPr>
+          <w:rFonts w:ascii="Calibri" w:hAnsi="Calibri" w:eastAsia="Microsoft YaHei"/>
+          <w:b/>
+          <w:color w:val="1F2937"/>
+          <w:sz w:val="19"/>
+        </w:rPr>
+        <w:t>界面操作：</w:t>
+      </w:r>
+      <w:r>
+        <w:rPr>
+          <w:rFonts w:ascii="Calibri" w:hAnsi="Calibri" w:eastAsia="Microsoft YaHei"/>
+          <w:b w:val="0"/>
+          <w:color w:val="1F2937"/>
+          <w:sz w:val="19"/>
+        </w:rPr>
+        <w:t>从卡片、列表或关联编号进入，加载店铺、数据更新时间及时间线；切换页签或筛选不改变主对象，返回时保留来源页条件。</w:t>
+      </w:r>
+    </w:p>
+    <w:p>
+      <w:pPr>
+        <w:spacing w:after="80"/>
+      </w:pPr>
+      <w:r>
+        <w:rPr>
+          <w:rFonts w:ascii="Calibri" w:hAnsi="Calibri" w:eastAsia="Microsoft YaHei"/>
+          <w:b/>
+          <w:color w:val="1F2937"/>
+          <w:sz w:val="19"/>
+        </w:rPr>
+        <w:t>系统处理：</w:t>
+      </w:r>
+      <w:r>
+        <w:rPr>
+          <w:rFonts w:ascii="Calibri" w:hAnsi="Calibri" w:eastAsia="Microsoft YaHei"/>
+          <w:b w:val="0"/>
+          <w:color w:val="1F2937"/>
+          <w:sz w:val="19"/>
+        </w:rPr>
+        <w:t>服务端校验身份、dataScope和字段脱敏后查询 /ops/v1/dashboard；返回version、关联对象、时间线和allowedActions。点击成交、到期、续租、工单或仓位指标，携带当前筛选跳转到对应模块。</w:t>
+      </w:r>
+    </w:p>
+    <w:p>
+      <w:pPr>
+        <w:spacing w:after="80"/>
+      </w:pPr>
+      <w:r>
+        <w:rPr>
+          <w:rFonts w:ascii="Calibri" w:hAnsi="Calibri" w:eastAsia="Microsoft YaHei"/>
+          <w:b/>
+          <w:color w:val="1F2937"/>
+          <w:sz w:val="19"/>
+        </w:rPr>
+        <w:t>业务规则：</w:t>
+      </w:r>
+      <w:r>
+        <w:rPr>
+          <w:rFonts w:ascii="Calibri" w:hAnsi="Calibri" w:eastAsia="Microsoft YaHei"/>
+          <w:b w:val="0"/>
+          <w:color w:val="1F2937"/>
+          <w:sz w:val="19"/>
+        </w:rPr>
+        <w:t>指标必须显示数据截止时间，禁止把缓存时间写成业务发生时间；下钻结果总数必须能与指标口径解释一致；部分数据源失败时明确标记受影响指标，不显示为零。所有校验必须由服务端再次执行，前端校验只用于即时反馈。</w:t>
+      </w:r>
+    </w:p>
+    <w:p>
+      <w:pPr>
+        <w:spacing w:after="80"/>
+      </w:pPr>
+      <w:r>
+        <w:rPr>
+          <w:rFonts w:ascii="Calibri" w:hAnsi="Calibri" w:eastAsia="Microsoft YaHei"/>
+          <w:b/>
+          <w:color w:val="1F2937"/>
+          <w:sz w:val="19"/>
+        </w:rPr>
+        <w:t>成功结果：</w:t>
+      </w:r>
+      <w:r>
+        <w:rPr>
+          <w:rFonts w:ascii="Calibri" w:hAnsi="Calibri" w:eastAsia="Microsoft YaHei"/>
+          <w:b w:val="0"/>
+          <w:color w:val="1F2937"/>
+          <w:sz w:val="19"/>
+        </w:rPr>
+        <w:t>界面完成指标下钻并显示最新数据、截止时间、关联对象和允许操作；查询本身不改变业务状态。涉及敏感原文查看时单独记录访问审计。</w:t>
+      </w:r>
+    </w:p>
+    <w:p>
+      <w:pPr>
+        <w:spacing w:after="80"/>
+      </w:pPr>
+      <w:r>
+        <w:rPr>
+          <w:rFonts w:ascii="Calibri" w:hAnsi="Calibri" w:eastAsia="Microsoft YaHei"/>
+          <w:b/>
+          <w:color w:val="1F2937"/>
+          <w:sz w:val="19"/>
+        </w:rPr>
+        <w:t>异常与恢复：</w:t>
+      </w:r>
+      <w:r>
+        <w:rPr>
+          <w:rFonts w:ascii="Calibri" w:hAnsi="Calibri" w:eastAsia="Microsoft YaHei"/>
+          <w:b w:val="0"/>
+          <w:color w:val="1F2937"/>
+          <w:sz w:val="19"/>
+        </w:rPr>
+        <w:t>400定位到具体字段并保留输入；403隐藏敏感内容并记录拒绝审计；409展示最新状态并要求刷新；超时先按clientRequestId查询执行结果；部分成功展示逐项明细和补偿入口。</w:t>
+      </w:r>
+    </w:p>
+    <w:p>
+      <w:pPr>
+        <w:spacing w:after="80"/>
+      </w:pPr>
+      <w:r>
+        <w:rPr>
+          <w:rFonts w:ascii="Calibri" w:hAnsi="Calibri" w:eastAsia="Microsoft YaHei"/>
+          <w:b/>
+          <w:color w:val="1F2937"/>
+          <w:sz w:val="19"/>
+        </w:rPr>
+        <w:t>跨端影响：</w:t>
+      </w:r>
+      <w:r>
+        <w:rPr>
+          <w:rFonts w:ascii="Calibri" w:hAnsi="Calibri" w:eastAsia="Microsoft YaHei"/>
+          <w:b w:val="0"/>
+          <w:color w:val="1F2937"/>
+          <w:sz w:val="19"/>
+        </w:rPr>
+        <w:t>任何跨端事件延迟不改变详情主数据，用户下钻时回源查询。跨端消息只携带业务编号，接收端打开后重新鉴权并查询最新状态。</w:t>
+      </w:r>
+    </w:p>
+    <w:p>
+      <w:pPr>
+        <w:spacing w:after="80"/>
+      </w:pPr>
+      <w:r>
+        <w:rPr>
+          <w:rFonts w:ascii="Calibri" w:hAnsi="Calibri" w:eastAsia="Microsoft YaHei"/>
+          <w:b/>
+          <w:color w:val="1F2937"/>
+          <w:sz w:val="19"/>
+        </w:rPr>
+        <w:t>验收条件：</w:t>
+      </w:r>
+      <w:r>
+        <w:rPr>
+          <w:rFonts w:ascii="Calibri" w:hAnsi="Calibri" w:eastAsia="Microsoft YaHei"/>
+          <w:b w:val="0"/>
+          <w:color w:val="1F2937"/>
+          <w:sz w:val="19"/>
+        </w:rPr>
+        <w:t>指标下钻只返回dataScope内且按权限脱敏的数据；刷新前后无业务写入，筛选、详情和导出对同一对象的字段值一致。</w:t>
+      </w:r>
+    </w:p>
+    <w:p>
+      <w:pPr>
+        <w:pStyle w:val="Heading2"/>
+      </w:pPr>
+      <w:r>
+        <w:t>6.4 生成报告</w:t>
+      </w:r>
+    </w:p>
+    <w:p>
+      <w:pPr>
+        <w:spacing w:after="80"/>
+      </w:pPr>
+      <w:r>
+        <w:rPr>
+          <w:rFonts w:ascii="Calibri" w:hAnsi="Calibri" w:eastAsia="Microsoft YaHei"/>
+          <w:b/>
+          <w:color w:val="1F2937"/>
+          <w:sz w:val="19"/>
+        </w:rPr>
+        <w:t>功能编号：</w:t>
+      </w:r>
+      <w:r>
+        <w:rPr>
+          <w:rFonts w:ascii="Calibri" w:hAnsi="Calibri" w:eastAsia="Microsoft YaHei"/>
+          <w:b w:val="0"/>
+          <w:color w:val="1F2937"/>
+          <w:sz w:val="19"/>
+        </w:rPr>
+        <w:t>OS-OPS-PRD-01-FP04。功能目的为校验数据计算状态后生成带口径版本的报告；失败时保留任务编号并允许重试。</w:t>
+      </w:r>
+    </w:p>
+    <w:p>
+      <w:pPr>
+        <w:spacing w:after="80"/>
+      </w:pPr>
+      <w:r>
+        <w:rPr>
+          <w:rFonts w:ascii="Calibri" w:hAnsi="Calibri" w:eastAsia="Microsoft YaHei"/>
+          <w:b/>
+          <w:color w:val="1F2937"/>
+          <w:sz w:val="19"/>
+        </w:rPr>
+        <w:t>使用角色与入口：</w:t>
+      </w:r>
+      <w:r>
+        <w:rPr>
+          <w:rFonts w:ascii="Calibri" w:hAnsi="Calibri" w:eastAsia="Microsoft YaHei"/>
+          <w:b w:val="0"/>
+          <w:color w:val="1F2937"/>
+          <w:sz w:val="19"/>
+        </w:rPr>
+        <w:t>具备本模块创建权限的运营人员；从模块列表右上角新增入口或关联对象快捷入口进入。入口显示前先校验菜单权限、动作权限和数据范围。</w:t>
+      </w:r>
+    </w:p>
+    <w:p>
+      <w:pPr>
+        <w:spacing w:after="80"/>
+      </w:pPr>
+      <w:r>
+        <w:rPr>
+          <w:rFonts w:ascii="Calibri" w:hAnsi="Calibri" w:eastAsia="Microsoft YaHei"/>
+          <w:b/>
+          <w:color w:val="1F2937"/>
+          <w:sz w:val="19"/>
+        </w:rPr>
+        <w:t>前置条件：</w:t>
+      </w:r>
+      <w:r>
+        <w:rPr>
+          <w:rFonts w:ascii="Calibri" w:hAnsi="Calibri" w:eastAsia="Microsoft YaHei"/>
+          <w:b w:val="0"/>
+          <w:color w:val="1F2937"/>
+          <w:sz w:val="19"/>
+        </w:rPr>
+        <w:t>用户登录有效并具备创建或批量权限；关联主数据有效且属于dataScope；页面已加载最新字典、业务配置和allowedActions。</w:t>
+      </w:r>
+    </w:p>
+    <w:p>
+      <w:pPr>
+        <w:spacing w:after="80"/>
+      </w:pPr>
+      <w:r>
+        <w:rPr>
+          <w:rFonts w:ascii="Calibri" w:hAnsi="Calibri" w:eastAsia="Microsoft YaHei"/>
+          <w:b/>
+          <w:color w:val="1F2937"/>
+          <w:sz w:val="19"/>
+        </w:rPr>
+        <w:t>界面操作：</w:t>
+      </w:r>
+      <w:r>
+        <w:rPr>
+          <w:rFonts w:ascii="Calibri" w:hAnsi="Calibri" w:eastAsia="Microsoft YaHei"/>
+          <w:b w:val="0"/>
+          <w:color w:val="1F2937"/>
+          <w:sz w:val="19"/>
+        </w:rPr>
+        <w:t>打开新增界面，按页面分组录入统计周期、区域、店铺、业务类型、对比周期、报告格式、接收邮箱、指标名称、当前值、同比或环比、目标值、偏差；关联对象使用检索选择。点击保存前完成字段级和跨字段校验。</w:t>
+      </w:r>
+    </w:p>
+    <w:p>
+      <w:pPr>
+        <w:spacing w:after="80"/>
+      </w:pPr>
+      <w:r>
+        <w:rPr>
+          <w:rFonts w:ascii="Calibri" w:hAnsi="Calibri" w:eastAsia="Microsoft YaHei"/>
+          <w:b/>
+          <w:color w:val="1F2937"/>
+          <w:sz w:val="19"/>
+        </w:rPr>
+        <w:t>系统处理：</w:t>
+      </w:r>
+      <w:r>
+        <w:rPr>
+          <w:rFonts w:ascii="Calibri" w:hAnsi="Calibri" w:eastAsia="Microsoft YaHei"/>
+          <w:b w:val="0"/>
+          <w:color w:val="1F2937"/>
+          <w:sz w:val="19"/>
+        </w:rPr>
+        <w:t>服务端使用clientRequestId幂等校验，在事务内生成业务编号、主对象、初始状态和审计记录；事务提交后发布领域事件。校验数据计算状态后生成带口径版本的报告；失败时保留任务编号并允许重试。</w:t>
+      </w:r>
+    </w:p>
+    <w:p>
+      <w:pPr>
+        <w:spacing w:after="80"/>
+      </w:pPr>
+      <w:r>
+        <w:rPr>
+          <w:rFonts w:ascii="Calibri" w:hAnsi="Calibri" w:eastAsia="Microsoft YaHei"/>
+          <w:b/>
+          <w:color w:val="1F2937"/>
+          <w:sz w:val="19"/>
+        </w:rPr>
+        <w:t>业务规则：</w:t>
+      </w:r>
+      <w:r>
+        <w:rPr>
+          <w:rFonts w:ascii="Calibri" w:hAnsi="Calibri" w:eastAsia="Microsoft YaHei"/>
+          <w:b w:val="0"/>
+          <w:color w:val="1F2937"/>
+          <w:sz w:val="19"/>
+        </w:rPr>
+        <w:t>指标必须显示数据截止时间，禁止把缓存时间写成业务发生时间；现金流、收入、订单和出租率分别使用财务、订单和资产主域数据。所有校验必须由服务端再次执行，前端校验只用于即时反馈。</w:t>
+      </w:r>
+    </w:p>
+    <w:p>
+      <w:pPr>
+        <w:spacing w:after="80"/>
+      </w:pPr>
+      <w:r>
+        <w:rPr>
+          <w:rFonts w:ascii="Calibri" w:hAnsi="Calibri" w:eastAsia="Microsoft YaHei"/>
+          <w:b/>
+          <w:color w:val="1F2937"/>
+          <w:sz w:val="19"/>
+        </w:rPr>
+        <w:t>成功结果：</w:t>
+      </w:r>
+      <w:r>
+        <w:rPr>
+          <w:rFonts w:ascii="Calibri" w:hAnsi="Calibri" w:eastAsia="Microsoft YaHei"/>
+          <w:b w:val="0"/>
+          <w:color w:val="1F2937"/>
+          <w:sz w:val="19"/>
+        </w:rPr>
+        <w:t>页面提示“生成报告成功”，刷新对象状态、version、allowedActions、关联对象和时间线；如产生异步任务，同时显示任务编号和进度入口。</w:t>
+      </w:r>
+    </w:p>
+    <w:p>
+      <w:pPr>
+        <w:spacing w:after="80"/>
+      </w:pPr>
+      <w:r>
+        <w:rPr>
+          <w:rFonts w:ascii="Calibri" w:hAnsi="Calibri" w:eastAsia="Microsoft YaHei"/>
+          <w:b/>
+          <w:color w:val="1F2937"/>
+          <w:sz w:val="19"/>
+        </w:rPr>
+        <w:t>异常与恢复：</w:t>
+      </w:r>
+      <w:r>
+        <w:rPr>
+          <w:rFonts w:ascii="Calibri" w:hAnsi="Calibri" w:eastAsia="Microsoft YaHei"/>
+          <w:b w:val="0"/>
+          <w:color w:val="1F2937"/>
+          <w:sz w:val="19"/>
+        </w:rPr>
+        <w:t>400定位到具体字段并保留输入；403隐藏敏感内容并记录拒绝审计；409展示最新状态并要求刷新；超时先按clientRequestId查询执行结果；部分成功展示逐项明细和补偿入口。</w:t>
+      </w:r>
+    </w:p>
+    <w:p>
+      <w:pPr>
+        <w:spacing w:after="80"/>
+      </w:pPr>
+      <w:r>
+        <w:rPr>
+          <w:rFonts w:ascii="Calibri" w:hAnsi="Calibri" w:eastAsia="Microsoft YaHei"/>
+          <w:b/>
+          <w:color w:val="1F2937"/>
+          <w:sz w:val="19"/>
+        </w:rPr>
+        <w:t>跨端影响：</w:t>
+      </w:r>
+      <w:r>
+        <w:rPr>
+          <w:rFonts w:ascii="Calibri" w:hAnsi="Calibri" w:eastAsia="Microsoft YaHei"/>
+          <w:b w:val="0"/>
+          <w:color w:val="1F2937"/>
+          <w:sz w:val="19"/>
+        </w:rPr>
+        <w:t>小程序成交、付款、退租和续租结果通过领域事件更新经营指标。跨端消息只携带业务编号，接收端打开后重新鉴权并查询最新状态。</w:t>
+      </w:r>
+    </w:p>
+    <w:p>
+      <w:pPr>
+        <w:spacing w:after="80"/>
+      </w:pPr>
+      <w:r>
+        <w:rPr>
+          <w:rFonts w:ascii="Calibri" w:hAnsi="Calibri" w:eastAsia="Microsoft YaHei"/>
+          <w:b/>
+          <w:color w:val="1F2937"/>
+          <w:sz w:val="19"/>
+        </w:rPr>
+        <w:t>验收条件：</w:t>
+      </w:r>
+      <w:r>
+        <w:rPr>
+          <w:rFonts w:ascii="Calibri" w:hAnsi="Calibri" w:eastAsia="Microsoft YaHei"/>
+          <w:b w:val="0"/>
+          <w:color w:val="1F2937"/>
+          <w:sz w:val="19"/>
+        </w:rPr>
+        <w:t>在允许状态下完成生成报告时仅产生一次预期数据变化和一次审计记录；越权、错误状态、重复提交及版本冲突均不得产生重复对象或越级状态。</w:t>
+      </w:r>
+    </w:p>
+    <w:p>
+      <w:pPr>
+        <w:pStyle w:val="Heading2"/>
+      </w:pPr>
+      <w:r>
+        <w:t>6.5 地图与门店下钻</w:t>
+      </w:r>
+    </w:p>
+    <w:p>
+      <w:pPr>
+        <w:spacing w:after="80"/>
+      </w:pPr>
+      <w:r>
+        <w:rPr>
+          <w:rFonts w:ascii="Calibri" w:hAnsi="Calibri" w:eastAsia="Microsoft YaHei"/>
+          <w:b/>
+          <w:color w:val="1F2937"/>
+          <w:sz w:val="19"/>
+        </w:rPr>
+        <w:t>功能编号：</w:t>
+      </w:r>
+      <w:r>
+        <w:rPr>
+          <w:rFonts w:ascii="Calibri" w:hAnsi="Calibri" w:eastAsia="Microsoft YaHei"/>
+          <w:b w:val="0"/>
+          <w:color w:val="1F2937"/>
+          <w:sz w:val="19"/>
+        </w:rPr>
+        <w:t>OS-OPS-PRD-01-FP05。功能目的为选择门店标记后展示仓位总数、已租、到期风险及门店详情入口。</w:t>
+      </w:r>
+    </w:p>
+    <w:p>
+      <w:pPr>
+        <w:spacing w:after="80"/>
+      </w:pPr>
+      <w:r>
+        <w:rPr>
+          <w:rFonts w:ascii="Calibri" w:hAnsi="Calibri" w:eastAsia="Microsoft YaHei"/>
+          <w:b/>
+          <w:color w:val="1F2937"/>
+          <w:sz w:val="19"/>
+        </w:rPr>
+        <w:t>使用角色与入口：</w:t>
+      </w:r>
+      <w:r>
+        <w:rPr>
+          <w:rFonts w:ascii="Calibri" w:hAnsi="Calibri" w:eastAsia="Microsoft YaHei"/>
+          <w:b w:val="0"/>
+          <w:color w:val="1F2937"/>
+          <w:sz w:val="19"/>
+        </w:rPr>
+        <w:t>拥有对应dataScope的查询用户；从指标卡、图表、列表行标题或详情入口进入。入口显示前先校验菜单权限、动作权限和数据范围。</w:t>
+      </w:r>
+    </w:p>
+    <w:p>
+      <w:pPr>
+        <w:spacing w:after="80"/>
+      </w:pPr>
+      <w:r>
+        <w:rPr>
+          <w:rFonts w:ascii="Calibri" w:hAnsi="Calibri" w:eastAsia="Microsoft YaHei"/>
+          <w:b/>
+          <w:color w:val="1F2937"/>
+          <w:sz w:val="19"/>
+        </w:rPr>
+        <w:t>前置条件：</w:t>
+      </w:r>
+      <w:r>
+        <w:rPr>
+          <w:rFonts w:ascii="Calibri" w:hAnsi="Calibri" w:eastAsia="Microsoft YaHei"/>
+          <w:b w:val="0"/>
+          <w:color w:val="1F2937"/>
+          <w:sz w:val="19"/>
+        </w:rPr>
+        <w:t>用户登录有效，拥有菜单和对象查看权限，查询条件属于dataScope；打开详情时对象存在。敏感字段、金额和状态必须回源。</w:t>
+      </w:r>
+    </w:p>
+    <w:p>
+      <w:pPr>
+        <w:spacing w:after="80"/>
+      </w:pPr>
+      <w:r>
+        <w:rPr>
+          <w:rFonts w:ascii="Calibri" w:hAnsi="Calibri" w:eastAsia="Microsoft YaHei"/>
+          <w:b/>
+          <w:color w:val="1F2937"/>
+          <w:sz w:val="19"/>
+        </w:rPr>
+        <w:t>界面操作：</w:t>
+      </w:r>
+      <w:r>
+        <w:rPr>
+          <w:rFonts w:ascii="Calibri" w:hAnsi="Calibri" w:eastAsia="Microsoft YaHei"/>
+          <w:b w:val="0"/>
+          <w:color w:val="1F2937"/>
+          <w:sz w:val="19"/>
+        </w:rPr>
+        <w:t>从卡片、列表或关联编号进入，加载店铺、数据更新时间及时间线；切换页签或筛选不改变主对象，返回时保留来源页条件。</w:t>
+      </w:r>
+    </w:p>
+    <w:p>
+      <w:pPr>
+        <w:spacing w:after="80"/>
+      </w:pPr>
+      <w:r>
+        <w:rPr>
+          <w:rFonts w:ascii="Calibri" w:hAnsi="Calibri" w:eastAsia="Microsoft YaHei"/>
+          <w:b/>
+          <w:color w:val="1F2937"/>
+          <w:sz w:val="19"/>
+        </w:rPr>
+        <w:t>系统处理：</w:t>
+      </w:r>
+      <w:r>
+        <w:rPr>
+          <w:rFonts w:ascii="Calibri" w:hAnsi="Calibri" w:eastAsia="Microsoft YaHei"/>
+          <w:b w:val="0"/>
+          <w:color w:val="1F2937"/>
+          <w:sz w:val="19"/>
+        </w:rPr>
+        <w:t>服务端校验身份、dataScope和字段脱敏后查询 /ops/v1/dashboard；返回version、关联对象、时间线和allowedActions。选择门店标记后展示仓位总数、已租、到期风险及门店详情入口。</w:t>
+      </w:r>
+    </w:p>
+    <w:p>
+      <w:pPr>
+        <w:spacing w:after="80"/>
+      </w:pPr>
+      <w:r>
+        <w:rPr>
+          <w:rFonts w:ascii="Calibri" w:hAnsi="Calibri" w:eastAsia="Microsoft YaHei"/>
+          <w:b/>
+          <w:color w:val="1F2937"/>
+          <w:sz w:val="19"/>
+        </w:rPr>
+        <w:t>业务规则：</w:t>
+      </w:r>
+      <w:r>
+        <w:rPr>
+          <w:rFonts w:ascii="Calibri" w:hAnsi="Calibri" w:eastAsia="Microsoft YaHei"/>
+          <w:b w:val="0"/>
+          <w:color w:val="1F2937"/>
+          <w:sz w:val="19"/>
+        </w:rPr>
+        <w:t>下钻结果总数必须能与指标口径解释一致。所有校验必须由服务端再次执行，前端校验只用于即时反馈。</w:t>
+      </w:r>
+    </w:p>
+    <w:p>
+      <w:pPr>
+        <w:spacing w:after="80"/>
+      </w:pPr>
+      <w:r>
+        <w:rPr>
+          <w:rFonts w:ascii="Calibri" w:hAnsi="Calibri" w:eastAsia="Microsoft YaHei"/>
+          <w:b/>
+          <w:color w:val="1F2937"/>
+          <w:sz w:val="19"/>
+        </w:rPr>
+        <w:t>成功结果：</w:t>
+      </w:r>
+      <w:r>
+        <w:rPr>
+          <w:rFonts w:ascii="Calibri" w:hAnsi="Calibri" w:eastAsia="Microsoft YaHei"/>
+          <w:b w:val="0"/>
+          <w:color w:val="1F2937"/>
+          <w:sz w:val="19"/>
+        </w:rPr>
+        <w:t>界面完成地图与门店下钻并显示最新数据、截止时间、关联对象和允许操作；查询本身不改变业务状态。涉及敏感原文查看时单独记录访问审计。</w:t>
+      </w:r>
+    </w:p>
+    <w:p>
+      <w:pPr>
+        <w:spacing w:after="80"/>
+      </w:pPr>
+      <w:r>
+        <w:rPr>
+          <w:rFonts w:ascii="Calibri" w:hAnsi="Calibri" w:eastAsia="Microsoft YaHei"/>
+          <w:b/>
+          <w:color w:val="1F2937"/>
+          <w:sz w:val="19"/>
+        </w:rPr>
+        <w:t>异常与恢复：</w:t>
+      </w:r>
+      <w:r>
+        <w:rPr>
+          <w:rFonts w:ascii="Calibri" w:hAnsi="Calibri" w:eastAsia="Microsoft YaHei"/>
+          <w:b w:val="0"/>
+          <w:color w:val="1F2937"/>
+          <w:sz w:val="19"/>
+        </w:rPr>
+        <w:t>400定位到具体字段并保留输入；403隐藏敏感内容并记录拒绝审计；409展示最新状态并要求刷新；超时先按clientRequestId查询执行结果；部分成功展示逐项明细和补偿入口。</w:t>
+      </w:r>
+    </w:p>
+    <w:p>
+      <w:pPr>
+        <w:spacing w:after="80"/>
+      </w:pPr>
+      <w:r>
+        <w:rPr>
+          <w:rFonts w:ascii="Calibri" w:hAnsi="Calibri" w:eastAsia="Microsoft YaHei"/>
+          <w:b/>
+          <w:color w:val="1F2937"/>
+          <w:sz w:val="19"/>
+        </w:rPr>
+        <w:t>跨端影响：</w:t>
+      </w:r>
+      <w:r>
+        <w:rPr>
+          <w:rFonts w:ascii="Calibri" w:hAnsi="Calibri" w:eastAsia="Microsoft YaHei"/>
+          <w:b w:val="0"/>
+          <w:color w:val="1F2937"/>
+          <w:sz w:val="19"/>
+        </w:rPr>
+        <w:t>工单小程序的接单、签到、完成和退回更新SLA统计。跨端消息只携带业务编号，接收端打开后重新鉴权并查询最新状态。</w:t>
+      </w:r>
+    </w:p>
+    <w:p>
+      <w:pPr>
+        <w:spacing w:after="80"/>
+      </w:pPr>
+      <w:r>
+        <w:rPr>
+          <w:rFonts w:ascii="Calibri" w:hAnsi="Calibri" w:eastAsia="Microsoft YaHei"/>
+          <w:b/>
+          <w:color w:val="1F2937"/>
+          <w:sz w:val="19"/>
+        </w:rPr>
+        <w:t>验收条件：</w:t>
+      </w:r>
+      <w:r>
+        <w:rPr>
+          <w:rFonts w:ascii="Calibri" w:hAnsi="Calibri" w:eastAsia="Microsoft YaHei"/>
+          <w:b w:val="0"/>
+          <w:color w:val="1F2937"/>
+          <w:sz w:val="19"/>
+        </w:rPr>
+        <w:t>地图与门店下钻只返回dataScope内且按权限脱敏的数据；刷新前后无业务写入，筛选、详情和导出对同一对象的字段值一致。</w:t>
+      </w:r>
+    </w:p>
+    <w:p>
+      <w:pPr>
+        <w:pStyle w:val="Heading2"/>
+      </w:pPr>
+      <w:r>
+        <w:t>6.6 查询与报告生成时序</w:t>
       </w:r>
     </w:p>
     <w:p>
@@ -13096,7 +14444,7 @@
         <w:color w:val="667085"/>
         <w:sz w:val="15"/>
       </w:rPr>
-      <w:t xml:space="preserve">V2.1  |  2026-09-09  |  </w:t>
+      <w:t xml:space="preserve">V2.2  |  2026-09-09  |  </w:t>
     </w:r>
     <w:r>
       <w:fldChar w:fldCharType="begin"/>

--- a/operations-requirements/downloads/01_运营总览 PRD.docx
+++ b/operations-requirements/downloads/01_运营总览 PRD.docx
@@ -38,7 +38,7 @@
           <w:color w:val="2E74B5"/>
           <w:sz w:val="20"/>
         </w:rPr>
-        <w:t>OS-OPS-PRD-01  |  V2.2  |  2026-09-09</w:t>
+        <w:t>OS-OPS-PRD-01  |  V2.3  |  2026-09-09</w:t>
       </w:r>
     </w:p>
     <w:p>
@@ -366,7 +366,7 @@
                 <w:color w:val="1F2937"/>
                 <w:sz w:val="18"/>
               </w:rPr>
-              <w:t>V2.2  2026-09-09</w:t>
+              <w:t>V2.3  2026-09-09</w:t>
             </w:r>
           </w:p>
         </w:tc>
@@ -14444,7 +14444,7 @@
         <w:color w:val="667085"/>
         <w:sz w:val="15"/>
       </w:rPr>
-      <w:t xml:space="preserve">V2.2  |  2026-09-09  |  </w:t>
+      <w:t xml:space="preserve">V2.3  |  2026-09-09  |  </w:t>
     </w:r>
     <w:r>
       <w:fldChar w:fldCharType="begin"/>

--- a/operations-requirements/downloads/01_运营总览 PRD.docx
+++ b/operations-requirements/downloads/01_运营总览 PRD.docx
@@ -57,9 +57,7 @@
       </w:r>
     </w:p>
     <w:p>
-      <w:r>
-        <w:br w:type="page"/>
-      </w:r>
+      <w:r/>
     </w:p>
     <w:p>
       <w:pPr>
@@ -989,40 +987,7 @@
       <w:pPr>
         <w:jc w:val="center"/>
       </w:pPr>
-      <w:r>
-        <w:drawing>
-          <wp:inline xmlns:a="http://schemas.openxmlformats.org/drawingml/2006/main" xmlns:pic="http://schemas.openxmlformats.org/drawingml/2006/picture">
-            <wp:extent cx="6172200" cy="3471862"/>
-            <wp:docPr id="1" name="Picture 1"/>
-            <wp:cNvGraphicFramePr>
-              <a:graphicFrameLocks noChangeAspect="1"/>
-            </wp:cNvGraphicFramePr>
-            <a:graphic>
-              <a:graphicData uri="http://schemas.openxmlformats.org/drawingml/2006/picture">
-                <pic:pic>
-                  <pic:nvPicPr>
-                    <pic:cNvPr id="0" name="ops-01-dashboard.png"/>
-                    <pic:cNvPicPr/>
-                  </pic:nvPicPr>
-                  <pic:blipFill>
-                    <a:blip r:embed="rId11"/>
-                    <a:stretch>
-                      <a:fillRect/>
-                    </a:stretch>
-                  </pic:blipFill>
-                  <pic:spPr>
-                    <a:xfrm>
-                      <a:off x="0" y="0"/>
-                      <a:ext cx="6172200" cy="3471862"/>
-                    </a:xfrm>
-                    <a:prstGeom prst="rect"/>
-                  </pic:spPr>
-                </pic:pic>
-              </a:graphicData>
-            </a:graphic>
-          </wp:inline>
-        </w:drawing>
-      </w:r>
+      <w:r/>
     </w:p>
     <w:p>
       <w:pPr>
@@ -1325,7 +1290,7 @@
                 <w:color w:val="1F2937"/>
                 <w:sz w:val="16"/>
               </w:rPr>
-              <w:t>所有行级和详情动作由allowedActions控制；无权限时隐藏入口，直接调用接口仍返回403并记录审计。</w:t>
+              <w:t>所有行级和详情动作由当前允许操作控制；无权限时隐藏入口，直接调用接口仍返回403并记录审计。</w:t>
             </w:r>
           </w:p>
         </w:tc>
@@ -1469,7 +1434,7 @@
                 <w:color w:val="1F2937"/>
                 <w:sz w:val="16"/>
               </w:rPr>
-              <w:t>统一使用Asia/Hong_Kong。周为周一00:00至下周一00:00，月/季为自然月/自然季；事件型指标使用左闭右开区间[startAt,endAt)。</w:t>
+              <w:t>统一使用香港时间。周为周一00:00至下周一00:00，月/季为自然月/自然季；事件型指标使用左闭右开区间[开始时间,结束时间)。</w:t>
             </w:r>
           </w:p>
         </w:tc>
@@ -1528,7 +1493,7 @@
                 <w:color w:val="1F2937"/>
                 <w:sz w:val="16"/>
               </w:rPr>
-              <w:t>每次查询返回asOfTime；未结束周期只统计至asOfTime。同比/环比取紧邻可比周期的相同已过时长，页面必须显示“截至时间”。</w:t>
+              <w:t>每次查询返回数据截止时间；未结束周期只统计至数据截止时间。同比/环比取紧邻可比周期的相同已过时长，页面必须显示“截至时间”。</w:t>
             </w:r>
           </w:p>
         </w:tc>
@@ -1644,7 +1609,7 @@
                 <w:color w:val="1F2937"/>
                 <w:sz w:val="16"/>
               </w:rPr>
-              <w:t>所有指标先应用当前用户dataScope，再应用区域、门店、业务类型筛选。跨门店订单按指标规则指定的归属门店统计，不得重复计入。</w:t>
+              <w:t>所有指标先应用当前用户数据权限范围，再应用区域、门店、业务类型筛选。跨门店订单按指标规则指定的归属门店统计，不得重复计入。</w:t>
             </w:r>
           </w:p>
         </w:tc>
@@ -1701,7 +1666,7 @@
                 <w:color w:val="1F2937"/>
                 <w:sz w:val="16"/>
               </w:rPr>
-              <w:t>订单/线索/仓位/迷你箱/工单按各自主键去重；事件以eventId幂等。迟到事件进入下一次重算；退款与冲正计入实际完成周期，并保留原交易关联。</w:t>
+              <w:t>订单/线索/仓位/迷你箱/工单按各自主键去重；事件以事件编号幂等。迟到事件进入下一次重算；退款与冲正计入实际完成周期，并保留原交易关联。</w:t>
             </w:r>
           </w:p>
         </w:tc>
@@ -1817,7 +1782,7 @@
                 <w:color w:val="1F2937"/>
                 <w:sz w:val="16"/>
               </w:rPr>
-              <w:t>分母为0时值返回null，界面显示“—/暂无可计算数据”，不得显示0%；同时返回reasonCode=ZERO_DENOMINATOR。</w:t>
+              <w:t>分母为0时值返回null，界面显示“—/暂无可计算数据”，不得显示0%；同时返回原因类型=统计分母为零。</w:t>
             </w:r>
           </w:p>
         </w:tc>
@@ -2062,7 +2027,7 @@
                 <w:color w:val="1F2937"/>
                 <w:sz w:val="14"/>
               </w:rPr>
-              <w:t>Σ已入账现金流入（租金、按金、服务费）－Σ已完成退款－Σ已确认现金支出；以paymentTransactionId去重，币种统一为HKD。</w:t>
+              <w:t>Σ已入账现金流入（租金、按金、服务费）－Σ已完成退款－Σ已确认现金支出；以付款交易编号去重，币种统一为HKD。</w:t>
             </w:r>
           </w:p>
         </w:tc>
@@ -2088,7 +2053,7 @@
                 <w:color w:val="1F2937"/>
                 <w:sz w:val="14"/>
               </w:rPr>
-              <w:t>postedAt落在所选周期；排除应收未收、待核验付款、仅开票、作废/测试交易。跨币种按入账日财务汇率换算。</w:t>
+              <w:t>入账时间落在所选周期；排除应收未收、待核验付款、仅开票、作废/测试交易。跨币种按入账日财务汇率换算。</w:t>
             </w:r>
           </w:p>
         </w:tc>
@@ -2173,7 +2138,7 @@
                 <w:color w:val="1F2937"/>
                 <w:sz w:val="14"/>
               </w:rPr>
-              <w:t>COUNT(DISTINCT orderId)，条件为合同签署完成且首笔应收确认；同一订单仅计1次。转化率＝当期有效线索归因成交数÷当期有效线索数。</w:t>
+              <w:t>计数(去重 订单编号)，条件为合同签署完成且首笔应收确认；同一订单仅计1次。转化率＝当期有效线索归因成交数÷当期有效线索数。</w:t>
             </w:r>
           </w:p>
         </w:tc>
@@ -2200,7 +2165,7 @@
                 <w:color w:val="1F2937"/>
                 <w:sz w:val="14"/>
               </w:rPr>
-              <w:t>成交时间取firstReceivableConfirmedAt；排除草稿、取消、全额退款、重复转化、测试订单。线索按leadId去重。</w:t>
+              <w:t>成交时间取首笔应收确认时间；排除草稿、取消、全额退款、重复转化、测试订单。线索按线索编号去重。</w:t>
             </w:r>
           </w:p>
         </w:tc>
@@ -2227,7 +2192,7 @@
                 <w:color w:val="1F2937"/>
                 <w:sz w:val="14"/>
               </w:rPr>
-              <w:t>5分钟；下钻订单中心。卡片同时返回dealCount、leadCount、conversionRate，前端不得自行混用口径。</w:t>
+              <w:t>5分钟；下钻订单中心。卡片同时返回成交数量、线索数量、转化率，前端不得自行混用口径。</w:t>
             </w:r>
           </w:p>
         </w:tc>
@@ -2310,7 +2275,7 @@
                 <w:color w:val="1F2937"/>
                 <w:sz w:val="14"/>
               </w:rPr>
-              <w:t>取报告截止时点快照；仅正常营业门店。禁用、维修及nonRentable仓位不进入分母；已生效占用进入分子。</w:t>
+              <w:t>取报告截止时点快照；仅正常营业门店。禁用、维修及不可出租仓位不进入分母；已生效占用进入分子。</w:t>
             </w:r>
           </w:p>
         </w:tc>
@@ -2336,7 +2301,7 @@
                 <w:color w:val="1F2937"/>
                 <w:sz w:val="14"/>
               </w:rPr>
-              <w:t>5分钟；下钻空间管理，并返回rentedArea、rentableArea和目标值。</w:t>
+              <w:t>5分钟；下钻空间管理，并返回已出租面积、可出租面积和目标值。</w:t>
             </w:r>
           </w:p>
         </w:tc>
@@ -2449,7 +2414,7 @@
                 <w:color w:val="1F2937"/>
                 <w:sz w:val="14"/>
               </w:rPr>
-              <w:t>5分钟；下钻缺尺寸及在租仓位，返回rentedVolume、rentableVolume、invalidDimensionCount。</w:t>
+              <w:t>5分钟；下钻缺尺寸及在租仓位，返回已出租容积、可出租容积、尺寸异常仓位数。</w:t>
             </w:r>
           </w:p>
         </w:tc>
@@ -2506,7 +2471,7 @@
                 <w:color w:val="1F2937"/>
                 <w:sz w:val="14"/>
               </w:rPr>
-              <w:t>（已配对＋在仓在租＋召回处理中）迷你箱数÷可运营迷你箱总数×100%；按boxId去重。</w:t>
+              <w:t>（已配对＋在仓在租＋召回处理中）迷你箱数÷可运营迷你箱总数×100%；按箱体编号去重。</w:t>
             </w:r>
           </w:p>
         </w:tc>
@@ -2558,7 +2523,7 @@
                 <w:color w:val="1F2937"/>
                 <w:sz w:val="14"/>
               </w:rPr>
-              <w:t>5分钟；下钻迷你箱资产，返回rentedBoxCount、operableBoxCount。</w:t>
+              <w:t>5分钟；下钻迷你箱资产，返回已出租箱体数、可运营箱体数。</w:t>
             </w:r>
           </w:p>
         </w:tc>
@@ -2617,7 +2582,7 @@
                 <w:color w:val="1F2937"/>
                 <w:sz w:val="14"/>
               </w:rPr>
-              <w:t>COUNT(DISTINCT unitId)，active合同的endDate位于(asOfDate, asOfDate＋30天]。</w:t>
+              <w:t>计数(去重 仓位编号)，active合同的结束日期位于(数据截止日期, 数据截止日期＋30天]。</w:t>
             </w:r>
           </w:p>
         </w:tc>
@@ -2671,7 +2636,7 @@
                 <w:color w:val="1F2937"/>
                 <w:sz w:val="14"/>
               </w:rPr>
-              <w:t>5分钟；下钻续租管理并携带expiryFrom/expiryTo；展示最近到期剩余天数。</w:t>
+              <w:t>5分钟；下钻续租管理并携带到期起始日/到期截止日；展示最近到期剩余天数。</w:t>
             </w:r>
           </w:p>
         </w:tc>
@@ -2780,7 +2745,7 @@
                 <w:color w:val="1F2937"/>
                 <w:sz w:val="14"/>
               </w:rPr>
-              <w:t>5分钟；下钻续租管理，返回eligibleCustomerCount、renewedCustomerCount、pendingCustomerCount。</w:t>
+              <w:t>5分钟；下钻续租管理，返回符合条件客户数、已续租客户数、待续租客户数。</w:t>
             </w:r>
           </w:p>
         </w:tc>
@@ -2839,7 +2804,7 @@
                 <w:color w:val="1F2937"/>
                 <w:sz w:val="14"/>
               </w:rPr>
-              <w:t>COUNT(DISTINCT ticketId)，状态属于待接单、待处理、处理中、待复核等非终态。</w:t>
+              <w:t>计数(去重 工单编号)，状态属于待接单、待处理、处理中、待复核等非终态。</w:t>
             </w:r>
           </w:p>
         </w:tc>
@@ -2893,7 +2858,7 @@
                 <w:color w:val="1F2937"/>
                 <w:sz w:val="14"/>
               </w:rPr>
-              <w:t>1分钟；下钻工单中心并携带openStatus集合。</w:t>
+              <w:t>1分钟；下钻工单中心并携带开放状态集合。</w:t>
             </w:r>
           </w:p>
         </w:tc>
@@ -2950,7 +2915,7 @@
                 <w:color w:val="1F2937"/>
                 <w:sz w:val="14"/>
               </w:rPr>
-              <w:t>开放工单中已超SLA，或预计剩余时长≤预警阈值的COUNT(DISTINCT ticketId)。</w:t>
+              <w:t>开放工单中已超SLA，或预计剩余时长≤预警阈值的计数(去重 工单编号)。</w:t>
             </w:r>
           </w:p>
         </w:tc>
@@ -3353,7 +3318,7 @@
                 <w:color w:val="1F2937"/>
                 <w:sz w:val="14"/>
               </w:rPr>
-              <w:t>按campaignId及首触归因；分母为0显示“—”。原型示例预算120,000、余额18,226，对应执行率84.8%。</w:t>
+              <w:t>按营销活动编号及首触归因；分母为0显示“—”。原型示例预算120,000、余额18,226，对应执行率84.8%。</w:t>
             </w:r>
           </w:p>
         </w:tc>
@@ -3436,7 +3401,7 @@
                 <w:color w:val="1F2937"/>
                 <w:sz w:val="14"/>
               </w:rPr>
-              <w:t>按有效线索firstTouchChannel分组COUNT(DISTINCT leadId)，占比＝渠道线索数÷全部有效线索数。</w:t>
+              <w:t>按有效线索首次接触渠道分组计数(去重 线索编号)，占比＝渠道线索数÷全部有效线索数。</w:t>
             </w:r>
           </w:p>
         </w:tc>
@@ -3575,7 +3540,7 @@
                 <w:color w:val="1F2937"/>
                 <w:sz w:val="14"/>
               </w:rPr>
-              <w:t>客户按customerId＋renewalEventId去重，门店按原到期合同storeId归属；同率时按符合条件客户数降序。点击门店下钻。</w:t>
+              <w:t>客户按客户编号＋续租事件编号去重，门店按原到期合同门店编号归属；同率时按符合条件客户数降序。点击门店下钻。</w:t>
             </w:r>
           </w:p>
         </w:tc>
@@ -3658,7 +3623,7 @@
                 <w:color w:val="1F2937"/>
                 <w:sz w:val="14"/>
               </w:rPr>
-              <w:t>柱为renewalEffectiveAt落入季度的续租客户数；率为原合同到期日在该季度的已续客户÷符合条件客户。</w:t>
+              <w:t>柱为续租生效时间落入季度的续租客户数；率为原合同到期日在该季度的已续客户÷符合条件客户。</w:t>
             </w:r>
           </w:p>
         </w:tc>
@@ -3684,7 +3649,7 @@
                 <w:color w:val="1F2937"/>
                 <w:sz w:val="14"/>
               </w:rPr>
-              <w:t>数量与续租率使用不同时间锚点，接口必须分别返回countTimeBasis和rateTimeBasis，页面问号明确说明，禁止用柱值直接除出率。</w:t>
+              <w:t>数量与续租率使用不同时间锚点，接口必须分别返回数量统计时间口径和比率统计时间口径，页面问号明确说明，禁止用柱值直接除出率。</w:t>
             </w:r>
           </w:p>
         </w:tc>
@@ -4019,7 +3984,7 @@
                 <w:color w:val="1F2937"/>
                 <w:sz w:val="14"/>
               </w:rPr>
-              <w:t>排序：出租率降序→可出租面积降序→storeCode升序；目标线85%。点击门店进入楼层/仓位视图并继承截止时点。</w:t>
+              <w:t>排序：出租率降序→可出租面积降序→门店代码升序；目标线85%。点击门店进入楼层/仓位视图并继承截止时点。</w:t>
             </w:r>
           </w:p>
         </w:tc>
@@ -4102,7 +4067,7 @@
                 <w:color w:val="1F2937"/>
                 <w:sz w:val="14"/>
               </w:rPr>
-              <w:t>按box最新StoreLocation分组；在租＝已配对＋在仓在租＋召回处理中，空闲＝当前可用。</w:t>
+              <w:t>按box最新仓储位置分组；在租＝已配对＋在仓在租＋召回处理中，空闲＝当前可用。</w:t>
             </w:r>
           </w:p>
         </w:tc>
@@ -4241,7 +4206,7 @@
                 <w:color w:val="1F2937"/>
                 <w:sz w:val="14"/>
               </w:rPr>
-              <w:t>剩余天数＝endDate－asOfDate；当日已到期进入逾期清单，不进入未来30天。点击分段下钻并携带精确日期区间。</w:t>
+              <w:t>剩余天数＝结束日期－数据截止日期；当日已到期进入逾期清单，不进入未来30天。点击分段下钻并携带精确日期区间。</w:t>
             </w:r>
           </w:p>
         </w:tc>
@@ -4324,7 +4289,7 @@
                 <w:color w:val="1F2937"/>
                 <w:sz w:val="14"/>
               </w:rPr>
-              <w:t>开放工单按待处理/处理中/SLA风险分组；今日完成按completedAt香港自然日；类型分布按ticketType；高优先级按priority配置。</w:t>
+              <w:t>开放工单按待处理/处理中/SLA风险分组；今日完成按完成时间香港自然日；类型分布按工单类型；高优先级按优先级配置。</w:t>
             </w:r>
           </w:p>
         </w:tc>
@@ -4436,7 +4401,7 @@
                 <w:color w:val="1F2937"/>
                 <w:sz w:val="14"/>
               </w:rPr>
-              <w:t>按所选周期有效订单businessType分为迷你仓、迷你箱、续租、退租；COUNT(DISTINCT orderId)，占比＝类型订单数÷总有效订单数。</w:t>
+              <w:t>按所选周期有效订单业务类型分为迷你仓、迷你箱、续租、退租；计数(去重 订单编号)，占比＝类型订单数÷总有效订单数。</w:t>
             </w:r>
           </w:p>
         </w:tc>
@@ -4546,7 +4511,7 @@
                 <w:color w:val="1F2937"/>
                 <w:sz w:val="14"/>
               </w:rPr>
-              <w:t>客户总数按有效customerId；活跃在租为截止时点至少一个有效租约；新增按createdAt；资料完整率＝必填主档字段完整客户÷有效客户。</w:t>
+              <w:t>客户总数按有效客户编号；活跃在租为截止时点至少一个有效租约；新增按创建时间；资料完整率＝必填主档字段完整客户÷有效客户。</w:t>
             </w:r>
           </w:p>
         </w:tc>
@@ -4685,7 +4650,7 @@
                 <w:color w:val="1F2937"/>
                 <w:sz w:val="14"/>
               </w:rPr>
-              <w:t>地图和层级卡使用同一assetSnapshotId；点击区域、门店、楼层逐级过滤。仓位状态互斥，状态合计须等于层级总数。</w:t>
+              <w:t>地图和层级卡使用同一资产快照编号；点击区域、门店、楼层逐级过滤。仓位状态互斥，状态合计须等于层级总数。</w:t>
             </w:r>
           </w:p>
         </w:tc>
@@ -4794,7 +4759,7 @@
                 <w:color w:val="1F2937"/>
                 <w:sz w:val="14"/>
               </w:rPr>
-              <w:t>每条预警返回ruleId、level、actual、threshold、dimension、detectedAt和detailUrl；数据源失败显示“数据异常”，不得生成业务零值预警。</w:t>
+              <w:t>每条预警返回规则编号、level、actual、threshold、dimension、发现时间和详情地址；数据源失败显示“数据异常”，不得生成业务零值预警。</w:t>
             </w:r>
           </w:p>
         </w:tc>
@@ -4930,7 +4895,7 @@
                 <w:color w:val="1F2937"/>
                 <w:sz w:val="16"/>
               </w:rPr>
-              <w:t>默认本月；可选本周、本月、本季及自定义只读报告周期。切换周期时重算事件型指标，快照型指标取周期末或当前asOfTime。</w:t>
+              <w:t>默认本月；可选本周、本月、本季及自定义只读报告周期。切换周期时重算事件型指标，快照型指标取周期末或当前数据截止时间。</w:t>
             </w:r>
           </w:p>
         </w:tc>
@@ -4989,7 +4954,7 @@
                 <w:color w:val="1F2937"/>
                 <w:sz w:val="16"/>
               </w:rPr>
-              <w:t>区域多选、门店多选；门店选项受区域及dataScope约束。地图选择与顶部筛选双向同步，并在页面显示当前作用范围。</w:t>
+              <w:t>区域多选、门店多选；门店选项受区域及数据权限范围约束。地图选择与顶部筛选双向同步，并在页面显示当前作用范围。</w:t>
             </w:r>
           </w:p>
         </w:tc>
@@ -5162,7 +5127,7 @@
                 <w:color w:val="1F2937"/>
                 <w:sz w:val="16"/>
               </w:rPr>
-              <w:t>detailUrl携带metricId、periodStart、periodEnd、asOfTime、dimensionFilters和metricVersion；目标列表显示口径摘要，返回时保留原筛选。</w:t>
+              <w:t>详情地址携带指标编号、统计周期开始时间、统计周期结束时间、数据截止时间、维度筛选条件和指标口径版本；目标列表显示口径摘要，返回时保留原筛选。</w:t>
             </w:r>
           </w:p>
         </w:tc>
@@ -5407,7 +5372,7 @@
                 <w:color w:val="1F2937"/>
                 <w:sz w:val="15"/>
               </w:rPr>
-              <w:t>PaymentTransaction、Refund、CashExpense、FxRate</w:t>
+              <w:t>付款交易、Refund、现金支出、财务汇率</w:t>
             </w:r>
           </w:p>
         </w:tc>
@@ -5433,7 +5398,7 @@
                 <w:color w:val="1F2937"/>
                 <w:sz w:val="15"/>
               </w:rPr>
-              <w:t>transactionId、amountMinor、currency、status、postedAt、storeId</w:t>
+              <w:t>交易编号、最小货币单位金额、currency、业务状态、入账时间、门店编号</w:t>
             </w:r>
           </w:p>
         </w:tc>
@@ -5518,7 +5483,7 @@
                 <w:color w:val="1F2937"/>
                 <w:sz w:val="15"/>
               </w:rPr>
-              <w:t>Lead、Contact、Appointment、SalesOrder</w:t>
+              <w:t>Lead、Contact、Appointment、销售订单</w:t>
             </w:r>
           </w:p>
         </w:tc>
@@ -5545,7 +5510,7 @@
                 <w:color w:val="1F2937"/>
                 <w:sz w:val="15"/>
               </w:rPr>
-              <w:t>leadId、orderId、channel、businessType、signedAt、firstReceivableConfirmedAt</w:t>
+              <w:t>线索编号、订单编号、channel、业务类型、签署时间、首笔应收确认时间</w:t>
             </w:r>
           </w:p>
         </w:tc>
@@ -5629,7 +5594,7 @@
                 <w:color w:val="1F2937"/>
                 <w:sz w:val="15"/>
               </w:rPr>
-              <w:t>Contract、RenewalEvent</w:t>
+              <w:t>Contract、续租事件</w:t>
             </w:r>
           </w:p>
         </w:tc>
@@ -5655,7 +5620,7 @@
                 <w:color w:val="1F2937"/>
                 <w:sz w:val="15"/>
               </w:rPr>
-              <w:t>customerId、unitId、storeId、endDate、renewalEffectiveAt、status</w:t>
+              <w:t>客户编号、仓位编号、门店编号、结束日期、续租生效时间、业务状态</w:t>
             </w:r>
           </w:p>
         </w:tc>
@@ -5740,7 +5705,7 @@
                 <w:color w:val="1F2937"/>
                 <w:sz w:val="15"/>
               </w:rPr>
-              <w:t>Store、Floor、StorageUnit、AssetSnapshot</w:t>
+              <w:t>Store、Floor、仓位、资产快照</w:t>
             </w:r>
           </w:p>
         </w:tc>
@@ -5767,7 +5732,7 @@
                 <w:color w:val="1F2937"/>
                 <w:sz w:val="15"/>
               </w:rPr>
-              <w:t>area、volume、rentableFlag、occupancyStatus、snapshotId</w:t>
+              <w:t>area、volume、是否可出租、占用状态、数据快照编号</w:t>
             </w:r>
           </w:p>
         </w:tc>
@@ -5851,7 +5816,7 @@
                 <w:color w:val="1F2937"/>
                 <w:sz w:val="15"/>
               </w:rPr>
-              <w:t>BoxAsset、BoxPairing、BoxLocation</w:t>
+              <w:t>迷你箱资产、迷你箱配对记录、迷你箱仓储位置</w:t>
             </w:r>
           </w:p>
         </w:tc>
@@ -5877,7 +5842,7 @@
                 <w:color w:val="1F2937"/>
                 <w:sz w:val="15"/>
               </w:rPr>
-              <w:t>boxId、operableStatus、rentalStatus、latestStoreLocation</w:t>
+              <w:t>箱体编号、可运营状态、租用状态、最新仓储位置</w:t>
             </w:r>
           </w:p>
         </w:tc>
@@ -5962,7 +5927,7 @@
                 <w:color w:val="1F2937"/>
                 <w:sz w:val="15"/>
               </w:rPr>
-              <w:t>Ticket、TicketSlaClock</w:t>
+              <w:t>Ticket、工单服务时限计时记录</w:t>
             </w:r>
           </w:p>
         </w:tc>
@@ -5989,7 +5954,7 @@
                 <w:color w:val="1F2937"/>
                 <w:sz w:val="15"/>
               </w:rPr>
-              <w:t>ticketId、status、type、priority、slaDueAt、pauseIntervals</w:t>
+              <w:t>工单编号、业务状态、类型、优先级、服务时限截止时间、暂停计时区间</w:t>
             </w:r>
           </w:p>
         </w:tc>
@@ -6073,7 +6038,7 @@
                 <w:color w:val="1F2937"/>
                 <w:sz w:val="15"/>
               </w:rPr>
-              <w:t>Customer、CustomerProfile</w:t>
+              <w:t>Customer、客户档案</w:t>
             </w:r>
           </w:p>
         </w:tc>
@@ -6099,7 +6064,7 @@
                 <w:color w:val="1F2937"/>
                 <w:sz w:val="15"/>
               </w:rPr>
-              <w:t>customerId、createdAt、profileCompleteness、segmentFacts</w:t>
+              <w:t>客户编号、创建时间、客户档案完整度、客户分群事实</w:t>
             </w:r>
           </w:p>
         </w:tc>
@@ -6149,7 +6114,7 @@
         <w:pStyle w:val="ListBullet"/>
       </w:pPr>
       <w:r>
-        <w:t>每个指标或图表返回metricId、metricVersion、asOfTime、periodStart、periodEnd、timezone、numerator、denominator、value、unit、status和detailUrl</w:t>
+        <w:t>每个指标或图表返回指标编号、指标口径版本、数据截止时间、统计周期开始时间、统计周期结束时间、统计时区、分子、分母、数值、单位、业务状态和详情地址</w:t>
       </w:r>
     </w:p>
     <w:p>
@@ -6157,7 +6122,7 @@
         <w:pStyle w:val="ListBullet"/>
       </w:pPr>
       <w:r>
-        <w:t>图表series返回dimensionCode、dimensionName、count或amountMinor、rawRate及displayRate；前端只格式化，不重新定义口径</w:t>
+        <w:t>图表图表序列返回维度类型、维度名称、count或最小货币单位金额、原始比率及显示比率；前端只格式化，不重新定义口径</w:t>
       </w:r>
     </w:p>
     <w:p>
@@ -6165,7 +6130,7 @@
         <w:pStyle w:val="ListBullet"/>
       </w:pPr>
       <w:r>
-        <w:t>报告生成时冻结metricVersion、筛选条件、源数据watermark和assetSnapshotId，历史报告不得随当前数据静默变化</w:t>
+        <w:t>报告生成时冻结指标口径版本、筛选条件、源数据数据截止水位和资产快照编号，历史报告不得随当前数据静默变化</w:t>
       </w:r>
     </w:p>
     <w:p>
@@ -6173,7 +6138,7 @@
         <w:pStyle w:val="ListBullet"/>
       </w:pPr>
       <w:r>
-        <w:t>组件状态支持SUCCESS、STALE、PARTIAL、FAILED、NO_PERMISSION；PARTIAL必须返回missingSources与影响说明</w:t>
+        <w:t>组件状态支持数据正常、数据已过期、部分数据可用、处理失败、无操作权限；部分数据可用必须返回缺失数据源与影响说明</w:t>
       </w:r>
     </w:p>
     <w:p>
@@ -6352,7 +6317,7 @@
                 <w:color w:val="1F2937"/>
                 <w:sz w:val="16"/>
               </w:rPr>
-              <w:t>84÷317＝26.4984%，卡片显示26.5%，明细成交leadId去重后为84。</w:t>
+              <w:t>84÷317＝26.4984%，卡片显示26.5%，明细成交线索编号去重后为84。</w:t>
             </w:r>
           </w:p>
         </w:tc>
@@ -6690,7 +6655,7 @@
                 <w:color w:val="1F2937"/>
                 <w:sz w:val="16"/>
               </w:rPr>
-              <w:t>总数155；三个分段互斥，下钻去重unitId合计必须等于K06。</w:t>
+              <w:t>总数155；三个分段互斥，下钻去重仓位编号合计必须等于K06。</w:t>
             </w:r>
           </w:p>
         </w:tc>
@@ -6776,7 +6741,7 @@
                 <w:color w:val="1F2937"/>
                 <w:sz w:val="16"/>
               </w:rPr>
-              <w:t>renewalRate=null、reasonCode=ZERO_DENOMINATOR，页面显示—，不参与门店高低排名。</w:t>
+              <w:t>续租率=null、原因类型=统计分母为零，页面显示—，不参与门店高低排名。</w:t>
             </w:r>
           </w:p>
         </w:tc>
@@ -6859,7 +6824,7 @@
                 <w:color w:val="1F2937"/>
                 <w:sz w:val="16"/>
               </w:rPr>
-              <w:t>现金流/收入组件显示FAILED及最后成功时间；出租率和工单正常展示，现金流不得显示HK$0。</w:t>
+              <w:t>现金流/收入组件显示处理失败及最后成功时间；出租率和工单正常展示，现金流不得显示HK$0。</w:t>
             </w:r>
           </w:p>
         </w:tc>
@@ -7319,7 +7284,7 @@
                 <w:color w:val="1F2937"/>
                 <w:sz w:val="16"/>
               </w:rPr>
-              <w:t>按Asia/Hong_Kong显示；空值显示—，排序使用原始时间。</w:t>
+              <w:t>按香港时间显示；空值显示—，排序使用原始时间。</w:t>
             </w:r>
           </w:p>
         </w:tc>
@@ -7763,7 +7728,7 @@
                 <w:color w:val="1F2937"/>
                 <w:sz w:val="16"/>
               </w:rPr>
-              <w:t>按Asia/Hong_Kong显示；空值显示—，排序使用原始时间。</w:t>
+              <w:t>按香港时间显示；空值显示—，排序使用原始时间。</w:t>
             </w:r>
           </w:p>
         </w:tc>
@@ -9115,7 +9080,7 @@
         <w:pStyle w:val="ListBullet"/>
       </w:pPr>
       <w:r>
-        <w:t>报告生成使用当前筛选、asOfTime和metricVersion，生成后不可静默改写</w:t>
+        <w:t>报告生成使用当前筛选、数据截止时间和指标口径版本，生成后不可静默改写</w:t>
       </w:r>
     </w:p>
     <w:p>
@@ -9131,7 +9096,7 @@
         <w:pStyle w:val="ListBullet"/>
       </w:pPr>
       <w:r>
-        <w:t>生成前如存在FAILED组件必须阻止生成，存在STALE或PARTIAL组件须二次确认并在报告显著标注</w:t>
+        <w:t>生成前如存在处理失败组件必须阻止生成，存在数据已过期或部分数据可用组件须二次确认并在报告显著标注</w:t>
       </w:r>
     </w:p>
     <w:p>
@@ -9710,7 +9675,7 @@
           <w:color w:val="1F2937"/>
           <w:sz w:val="19"/>
         </w:rPr>
-        <w:t>拥有对应dataScope的查询用户；从指标卡、图表、列表行标题或详情入口进入。入口显示前先校验菜单权限、动作权限和数据范围。</w:t>
+        <w:t>拥有对应数据权限范围的查询用户；从指标卡、图表、列表行标题或详情入口进入。入口显示前先校验菜单权限、动作权限和数据范围。</w:t>
       </w:r>
     </w:p>
     <w:p>
@@ -9733,7 +9698,7 @@
           <w:color w:val="1F2937"/>
           <w:sz w:val="19"/>
         </w:rPr>
-        <w:t>用户登录有效，拥有菜单和对象查看权限，查询条件属于dataScope；打开详情时对象存在。敏感字段、金额和状态必须回源。</w:t>
+        <w:t>用户登录有效，拥有菜单和对象查看权限，查询条件属于数据权限范围；打开详情时对象存在。敏感字段、金额和状态必须回源。</w:t>
       </w:r>
     </w:p>
     <w:p>
@@ -9779,7 +9744,7 @@
           <w:color w:val="1F2937"/>
           <w:sz w:val="19"/>
         </w:rPr>
-        <w:t>服务端校验身份、dataScope和字段脱敏后查询 /ops/v1/dashboard；返回version、关联对象、时间线和allowedActions。选择本周、本月或本季；所有卡片、图表和列表使用同一时间范围并显示截止时间。</w:t>
+        <w:t>服务端校验身份、数据权限范围和字段脱敏后查询 /ops/v1/dashboard；返回数据版本、关联对象、时间线和当前允许操作。选择本周、本月或本季；所有卡片、图表和列表使用同一时间范围并显示截止时间。</w:t>
       </w:r>
     </w:p>
     <w:p>
@@ -9802,7 +9767,7 @@
           <w:color w:val="1F2937"/>
           <w:sz w:val="19"/>
         </w:rPr>
-        <w:t>查询、详情、统计和下钻必须使用同一dataScope；敏感字段按权限脱敏；刷新时回源获取最新状态。。所有校验必须由服务端再次执行，前端校验只用于即时反馈。</w:t>
+        <w:t>查询、详情、统计和下钻必须使用同一数据权限范围；敏感字段按权限脱敏；刷新时回源获取最新状态。。所有校验必须由服务端再次执行，前端校验只用于即时反馈。</w:t>
       </w:r>
     </w:p>
     <w:p>
@@ -9848,7 +9813,7 @@
           <w:color w:val="1F2937"/>
           <w:sz w:val="19"/>
         </w:rPr>
-        <w:t>400定位到具体字段并保留输入；403隐藏敏感内容并记录拒绝审计；409展示最新状态并要求刷新；超时先按clientRequestId查询执行结果；部分成功展示逐项明细和补偿入口。</w:t>
+        <w:t>400定位到具体字段并保留输入；403隐藏敏感内容并记录拒绝审计；409展示最新状态并要求刷新；超时先按客户端请求编号查询执行结果；部分成功展示逐项明细和补偿入口。</w:t>
       </w:r>
     </w:p>
     <w:p>
@@ -9894,7 +9859,7 @@
           <w:color w:val="1F2937"/>
           <w:sz w:val="19"/>
         </w:rPr>
-        <w:t>切换统计周期只返回dataScope内且按权限脱敏的数据；刷新前后无业务写入，筛选、详情和导出对同一对象的字段值一致。</w:t>
+        <w:t>切换统计周期只返回数据权限范围内且按权限脱敏的数据；刷新前后无业务写入，筛选、详情和导出对同一对象的字段值一致。</w:t>
       </w:r>
     </w:p>
     <w:p>
@@ -9971,7 +9936,7 @@
           <w:color w:val="1F2937"/>
           <w:sz w:val="19"/>
         </w:rPr>
-        <w:t>用户登录有效；目标对象存在且属于用户dataScope；当前状态包含该动作；页面持有最新version和allowedActions。涉及金额、库存、附件或第三方结果时必须回源确认。</w:t>
+        <w:t>用户登录有效；目标对象存在且属于用户数据权限范围；当前状态包含该动作；页面持有最新数据版本和当前允许操作。涉及金额、库存、附件或第三方结果时必须回源确认。</w:t>
       </w:r>
     </w:p>
     <w:p>
@@ -10017,7 +9982,7 @@
           <w:color w:val="1F2937"/>
           <w:sz w:val="19"/>
         </w:rPr>
-        <w:t>服务端调用POST /ops/v1/dashboard/{id}/actions/{action}，校验权限、当前状态、expectedVersion和业务不变量，在事务中写入状态及时间线。点击问号展示分子、分母、排除项、时间口径和数据源，口径版本随报告归档。</w:t>
+        <w:t>服务端调用POST /ops/v1/dashboard/{id}/actions/{action}，校验权限、当前状态、预期数据版本和业务不变量，在事务中写入状态及时间线。点击问号展示分子、分母、排除项、时间口径和数据源，口径版本随报告归档。</w:t>
       </w:r>
     </w:p>
     <w:p>
@@ -10063,7 +10028,7 @@
           <w:color w:val="1F2937"/>
           <w:sz w:val="19"/>
         </w:rPr>
-        <w:t>页面提示“指标口径说明成功”，刷新对象状态、version、allowedActions、关联对象和时间线；如产生异步任务，同时显示任务编号和进度入口。</w:t>
+        <w:t>页面提示“指标口径说明成功”，刷新对象状态、数据版本、当前允许操作、关联对象和时间线；如产生异步任务，同时显示任务编号和进度入口。</w:t>
       </w:r>
     </w:p>
     <w:p>
@@ -10086,7 +10051,7 @@
           <w:color w:val="1F2937"/>
           <w:sz w:val="19"/>
         </w:rPr>
-        <w:t>400定位到具体字段并保留输入；403隐藏敏感内容并记录拒绝审计；409展示最新状态并要求刷新；超时先按clientRequestId查询执行结果；部分成功展示逐项明细和补偿入口。</w:t>
+        <w:t>400定位到具体字段并保留输入；403隐藏敏感内容并记录拒绝审计；409展示最新状态并要求刷新；超时先按客户端请求编号查询执行结果；部分成功展示逐项明细和补偿入口。</w:t>
       </w:r>
     </w:p>
     <w:p>
@@ -10186,7 +10151,7 @@
           <w:color w:val="1F2937"/>
           <w:sz w:val="19"/>
         </w:rPr>
-        <w:t>拥有对应dataScope的查询用户；从指标卡、图表、列表行标题或详情入口进入。入口显示前先校验菜单权限、动作权限和数据范围。</w:t>
+        <w:t>拥有对应数据权限范围的查询用户；从指标卡、图表、列表行标题或详情入口进入。入口显示前先校验菜单权限、动作权限和数据范围。</w:t>
       </w:r>
     </w:p>
     <w:p>
@@ -10209,7 +10174,7 @@
           <w:color w:val="1F2937"/>
           <w:sz w:val="19"/>
         </w:rPr>
-        <w:t>用户登录有效，拥有菜单和对象查看权限，查询条件属于dataScope；打开详情时对象存在。敏感字段、金额和状态必须回源。</w:t>
+        <w:t>用户登录有效，拥有菜单和对象查看权限，查询条件属于数据权限范围；打开详情时对象存在。敏感字段、金额和状态必须回源。</w:t>
       </w:r>
     </w:p>
     <w:p>
@@ -10255,7 +10220,7 @@
           <w:color w:val="1F2937"/>
           <w:sz w:val="19"/>
         </w:rPr>
-        <w:t>服务端校验身份、dataScope和字段脱敏后查询 /ops/v1/dashboard；返回version、关联对象、时间线和allowedActions。点击成交、到期、续租、工单或仓位指标，携带当前筛选跳转到对应模块。</w:t>
+        <w:t>服务端校验身份、数据权限范围和字段脱敏后查询 /ops/v1/dashboard；返回数据版本、关联对象、时间线和当前允许操作。点击成交、到期、续租、工单或仓位指标，携带当前筛选跳转到对应模块。</w:t>
       </w:r>
     </w:p>
     <w:p>
@@ -10324,7 +10289,7 @@
           <w:color w:val="1F2937"/>
           <w:sz w:val="19"/>
         </w:rPr>
-        <w:t>400定位到具体字段并保留输入；403隐藏敏感内容并记录拒绝审计；409展示最新状态并要求刷新；超时先按clientRequestId查询执行结果；部分成功展示逐项明细和补偿入口。</w:t>
+        <w:t>400定位到具体字段并保留输入；403隐藏敏感内容并记录拒绝审计；409展示最新状态并要求刷新；超时先按客户端请求编号查询执行结果；部分成功展示逐项明细和补偿入口。</w:t>
       </w:r>
     </w:p>
     <w:p>
@@ -10370,7 +10335,7 @@
           <w:color w:val="1F2937"/>
           <w:sz w:val="19"/>
         </w:rPr>
-        <w:t>指标下钻只返回dataScope内且按权限脱敏的数据；刷新前后无业务写入，筛选、详情和导出对同一对象的字段值一致。</w:t>
+        <w:t>指标下钻只返回数据权限范围内且按权限脱敏的数据；刷新前后无业务写入，筛选、详情和导出对同一对象的字段值一致。</w:t>
       </w:r>
     </w:p>
     <w:p>
@@ -10447,7 +10412,7 @@
           <w:color w:val="1F2937"/>
           <w:sz w:val="19"/>
         </w:rPr>
-        <w:t>用户登录有效并具备创建或批量权限；关联主数据有效且属于dataScope；页面已加载最新字典、业务配置和allowedActions。</w:t>
+        <w:t>用户登录有效并具备创建或批量权限；关联主数据有效且属于数据权限范围；页面已加载最新字典、业务配置和当前允许操作。</w:t>
       </w:r>
     </w:p>
     <w:p>
@@ -10493,7 +10458,7 @@
           <w:color w:val="1F2937"/>
           <w:sz w:val="19"/>
         </w:rPr>
-        <w:t>服务端使用clientRequestId幂等校验，在事务内生成业务编号、主对象、初始状态和审计记录；事务提交后发布领域事件。校验数据计算状态后生成带口径版本的报告；失败时保留任务编号并允许重试。</w:t>
+        <w:t>服务端使用客户端请求编号幂等校验，在事务内生成业务编号、主对象、初始状态和审计记录；事务提交后发布领域事件。校验数据计算状态后生成带口径版本的报告；失败时保留任务编号并允许重试。</w:t>
       </w:r>
     </w:p>
     <w:p>
@@ -10539,7 +10504,7 @@
           <w:color w:val="1F2937"/>
           <w:sz w:val="19"/>
         </w:rPr>
-        <w:t>页面提示“生成报告成功”，刷新对象状态、version、allowedActions、关联对象和时间线；如产生异步任务，同时显示任务编号和进度入口。</w:t>
+        <w:t>页面提示“生成报告成功”，刷新对象状态、数据版本、当前允许操作、关联对象和时间线；如产生异步任务，同时显示任务编号和进度入口。</w:t>
       </w:r>
     </w:p>
     <w:p>
@@ -10562,7 +10527,7 @@
           <w:color w:val="1F2937"/>
           <w:sz w:val="19"/>
         </w:rPr>
-        <w:t>400定位到具体字段并保留输入；403隐藏敏感内容并记录拒绝审计；409展示最新状态并要求刷新；超时先按clientRequestId查询执行结果；部分成功展示逐项明细和补偿入口。</w:t>
+        <w:t>400定位到具体字段并保留输入；403隐藏敏感内容并记录拒绝审计；409展示最新状态并要求刷新；超时先按客户端请求编号查询执行结果；部分成功展示逐项明细和补偿入口。</w:t>
       </w:r>
     </w:p>
     <w:p>
@@ -10662,7 +10627,7 @@
           <w:color w:val="1F2937"/>
           <w:sz w:val="19"/>
         </w:rPr>
-        <w:t>拥有对应dataScope的查询用户；从指标卡、图表、列表行标题或详情入口进入。入口显示前先校验菜单权限、动作权限和数据范围。</w:t>
+        <w:t>拥有对应数据权限范围的查询用户；从指标卡、图表、列表行标题或详情入口进入。入口显示前先校验菜单权限、动作权限和数据范围。</w:t>
       </w:r>
     </w:p>
     <w:p>
@@ -10685,7 +10650,7 @@
           <w:color w:val="1F2937"/>
           <w:sz w:val="19"/>
         </w:rPr>
-        <w:t>用户登录有效，拥有菜单和对象查看权限，查询条件属于dataScope；打开详情时对象存在。敏感字段、金额和状态必须回源。</w:t>
+        <w:t>用户登录有效，拥有菜单和对象查看权限，查询条件属于数据权限范围；打开详情时对象存在。敏感字段、金额和状态必须回源。</w:t>
       </w:r>
     </w:p>
     <w:p>
@@ -10731,7 +10696,7 @@
           <w:color w:val="1F2937"/>
           <w:sz w:val="19"/>
         </w:rPr>
-        <w:t>服务端校验身份、dataScope和字段脱敏后查询 /ops/v1/dashboard；返回version、关联对象、时间线和allowedActions。选择门店标记后展示仓位总数、已租、到期风险及门店详情入口。</w:t>
+        <w:t>服务端校验身份、数据权限范围和字段脱敏后查询 /ops/v1/dashboard；返回数据版本、关联对象、时间线和当前允许操作。选择门店标记后展示仓位总数、已租、到期风险及门店详情入口。</w:t>
       </w:r>
     </w:p>
     <w:p>
@@ -10800,7 +10765,7 @@
           <w:color w:val="1F2937"/>
           <w:sz w:val="19"/>
         </w:rPr>
-        <w:t>400定位到具体字段并保留输入；403隐藏敏感内容并记录拒绝审计；409展示最新状态并要求刷新；超时先按clientRequestId查询执行结果；部分成功展示逐项明细和补偿入口。</w:t>
+        <w:t>400定位到具体字段并保留输入；403隐藏敏感内容并记录拒绝审计；409展示最新状态并要求刷新；超时先按客户端请求编号查询执行结果；部分成功展示逐项明细和补偿入口。</w:t>
       </w:r>
     </w:p>
     <w:p>
@@ -10846,7 +10811,7 @@
           <w:color w:val="1F2937"/>
           <w:sz w:val="19"/>
         </w:rPr>
-        <w:t>地图与门店下钻只返回dataScope内且按权限脱敏的数据；刷新前后无业务写入，筛选、详情和导出对同一对象的字段值一致。</w:t>
+        <w:t>地图与门店下钻只返回数据权限范围内且按权限脱敏的数据；刷新前后无业务写入，筛选、详情和导出对同一对象的字段值一致。</w:t>
       </w:r>
     </w:p>
     <w:p>
@@ -10862,7 +10827,7 @@
         <w:pStyle w:val="ListBullet"/>
       </w:pPr>
       <w:r>
-        <w:t>前端提交周期、asOfTime、区域、门店、业务类型和当前dataScope</w:t>
+        <w:t>前端提交周期、数据截止时间、区域、门店、业务类型和当前数据权限范围</w:t>
       </w:r>
     </w:p>
     <w:p>
@@ -10870,7 +10835,7 @@
         <w:pStyle w:val="ListBullet"/>
       </w:pPr>
       <w:r>
-        <w:t>聚合服务并行查询指标组件，每个组件返回独立状态、watermark和metricVersion</w:t>
+        <w:t>聚合服务并行查询指标组件，每个组件返回独立状态、数据截止水位和指标口径版本</w:t>
       </w:r>
     </w:p>
     <w:p>
@@ -10886,7 +10851,7 @@
         <w:pStyle w:val="ListBullet"/>
       </w:pPr>
       <w:r>
-        <w:t>用户点击下钻时携带原筛选及metricVersion，目标模块按同一规则查询并显示口径摘要</w:t>
+        <w:t>用户点击下钻时携带原筛选及指标口径版本，目标模块按同一规则查询并显示口径摘要</w:t>
       </w:r>
     </w:p>
     <w:p>
@@ -10894,7 +10859,7 @@
         <w:pStyle w:val="ListBullet"/>
       </w:pPr>
       <w:r>
-        <w:t>生成报告先冻结筛选、watermark与assetSnapshotId；任务完成后返回不可变reportId和下载地址</w:t>
+        <w:t>生成报告先冻结筛选、数据截止水位与资产快照编号；任务完成后返回不可变报告编号和下载地址</w:t>
       </w:r>
     </w:p>
     <w:p>
@@ -10902,7 +10867,7 @@
         <w:pStyle w:val="ListBullet"/>
       </w:pPr>
       <w:r>
-        <w:t>报告生成重试沿用clientRequestId；相同请求不得生成内容不同但编号相同的报告</w:t>
+        <w:t>报告生成重试沿用客户端请求编号；相同请求不得生成内容不同但编号相同的报告</w:t>
       </w:r>
     </w:p>
     <w:p>
@@ -11527,7 +11492,7 @@
                 <w:color w:val="1F2937"/>
                 <w:sz w:val="17"/>
               </w:rPr>
-              <w:t>所有写请求携带clientRequestId和expectedVersion，重复请求返回首次结果</w:t>
+              <w:t>所有写请求携带客户端请求编号和预期数据版本，重复请求返回首次结果</w:t>
             </w:r>
           </w:p>
         </w:tc>
@@ -11586,7 +11551,7 @@
                 <w:color w:val="1F2937"/>
                 <w:sz w:val="17"/>
               </w:rPr>
-              <w:t>服务端返回allowedActions，前端仅据此展示按钮，后端仍逐动作鉴权</w:t>
+              <w:t>服务端返回当前允许操作，前端仅据此展示按钮，后端仍逐动作鉴权</w:t>
             </w:r>
           </w:p>
         </w:tc>
@@ -12075,7 +12040,7 @@
         <w:pStyle w:val="ListBullet"/>
       </w:pPr>
       <w:r>
-        <w:t>客户端缓存仅用于展示，金额、库存、状态和allowedActions必须回源</w:t>
+        <w:t>客户端缓存仅用于展示，金额、库存、状态和当前允许操作必须回源</w:t>
       </w:r>
     </w:p>
     <w:p>
@@ -12083,7 +12048,7 @@
         <w:pStyle w:val="ListBullet"/>
       </w:pPr>
       <w:r>
-        <w:t>离线或网络重试沿用同一clientRequestId，禁止产生重复业务对象</w:t>
+        <w:t>离线或网络重试沿用同一客户端请求编号，禁止产生重复业务对象</w:t>
       </w:r>
     </w:p>
     <w:p>
@@ -12262,7 +12227,7 @@
                 <w:color w:val="1F2937"/>
                 <w:sz w:val="16"/>
               </w:rPr>
-              <w:t>筛选、dataScope、asOfTime、metricVersion及各组件独立状态</w:t>
+              <w:t>筛选、数据权限范围、数据截止时间、指标口径版本及各组件独立状态</w:t>
             </w:r>
           </w:p>
         </w:tc>
@@ -12321,7 +12286,7 @@
                 <w:color w:val="1F2937"/>
                 <w:sz w:val="16"/>
               </w:rPr>
-              <w:t>GET /ops/v1/dashboard/charts/{metricId}</w:t>
+              <w:t>GET /ops/v1/dashboard/charts/{指标编号}</w:t>
             </w:r>
           </w:p>
         </w:tc>
@@ -12348,7 +12313,7 @@
                 <w:color w:val="1F2937"/>
                 <w:sz w:val="16"/>
               </w:rPr>
-              <w:t>维度序列、原始分子分母、快照或watermark、下钻地址</w:t>
+              <w:t>维度序列、原始分子分母、快照或数据截止水位、下钻地址</w:t>
             </w:r>
           </w:p>
         </w:tc>
@@ -12405,7 +12370,7 @@
                 <w:color w:val="1F2937"/>
                 <w:sz w:val="16"/>
               </w:rPr>
-              <w:t>GET /ops/v1/dashboard/drilldowns/{metricId}</w:t>
+              <w:t>GET /ops/v1/dashboard/drilldowns/{指标编号}</w:t>
             </w:r>
           </w:p>
         </w:tc>
@@ -12517,7 +12482,7 @@
                 <w:color w:val="1F2937"/>
                 <w:sz w:val="16"/>
               </w:rPr>
-              <w:t>clientRequestId幂等；冻结筛选、metricVersion、watermark和快照</w:t>
+              <w:t>客户端请求编号幂等；冻结筛选、指标口径版本、数据截止水位和快照</w:t>
             </w:r>
           </w:p>
         </w:tc>
@@ -12574,7 +12539,7 @@
                 <w:color w:val="1F2937"/>
                 <w:sz w:val="16"/>
               </w:rPr>
-              <w:t>GET /ops/v1/dashboard/reports/{reportId}</w:t>
+              <w:t>GET /ops/v1/dashboard/reports/{报告编号}</w:t>
             </w:r>
           </w:p>
         </w:tc>
@@ -12659,7 +12624,7 @@
                 <w:color w:val="1F2937"/>
                 <w:sz w:val="16"/>
               </w:rPr>
-              <w:t>DashboardMetric.Invalidated.v1</w:t>
+              <w:t>总览指标.Invalidated.v1</w:t>
             </w:r>
           </w:p>
         </w:tc>
@@ -12686,7 +12651,7 @@
                 <w:color w:val="1F2937"/>
                 <w:sz w:val="16"/>
               </w:rPr>
-              <w:t>eventId、metricIds、dimensions、occurredAt；用于定向刷新缓存</w:t>
+              <w:t>事件编号、指标编号集合、dimensions、发生时间；用于定向刷新缓存</w:t>
             </w:r>
           </w:p>
         </w:tc>
@@ -13101,7 +13066,7 @@
                 <w:color w:val="1F2937"/>
                 <w:sz w:val="16"/>
               </w:rPr>
-              <w:t>返回409和最新version摘要</w:t>
+              <w:t>返回409和最新数据版本摘要</w:t>
             </w:r>
           </w:p>
         </w:tc>
@@ -13516,7 +13481,7 @@
                 <w:color w:val="1F2937"/>
                 <w:sz w:val="17"/>
               </w:rPr>
-              <w:t>K01至K09均返回明确分子、分母、时间锚点、排除项、metricVersion和数据截止时间。</w:t>
+              <w:t>K01至K09均返回明确分子、分母、时间锚点、排除项、指标口径版本和数据截止时间。</w:t>
             </w:r>
           </w:p>
         </w:tc>
@@ -13748,7 +13713,7 @@
                 <w:color w:val="1F2937"/>
                 <w:sz w:val="17"/>
               </w:rPr>
-              <w:t>零分母显示—且返回ZERO_DENOMINATOR；合法零值显示0；数据源失败不显示为0。</w:t>
+              <w:t>零分母显示—且返回统计分母为零；合法零值显示0；数据源失败不显示为0。</w:t>
             </w:r>
           </w:p>
         </w:tc>
@@ -13807,7 +13772,7 @@
                 <w:color w:val="1F2937"/>
                 <w:sz w:val="17"/>
               </w:rPr>
-              <w:t>下钻请求携带原周期、asOfTime、维度筛选和metricVersion，明细数量与指标口径一致。</w:t>
+              <w:t>下钻请求携带原周期、数据截止时间、维度筛选和指标口径版本，明细数量与指标口径一致。</w:t>
             </w:r>
           </w:p>
         </w:tc>
@@ -13980,7 +13945,7 @@
                 <w:color w:val="1F2937"/>
                 <w:sz w:val="17"/>
               </w:rPr>
-              <w:t>报告冻结筛选、metricVersion、watermark和assetSnapshotId，重复下载内容哈希一致。</w:t>
+              <w:t>报告冻结筛选、指标口径版本、数据截止水位和资产快照编号，重复下载内容哈希一致。</w:t>
             </w:r>
           </w:p>
         </w:tc>
@@ -14039,7 +14004,7 @@
                 <w:color w:val="1F2937"/>
                 <w:sz w:val="17"/>
               </w:rPr>
-              <w:t>权限、dataScope、敏感明细脱敏和导出审计覆盖总览、下钻与报告下载。</w:t>
+              <w:t>权限、数据权限范围、敏感明细脱敏和导出审计覆盖总览、下钻与报告下载。</w:t>
             </w:r>
           </w:p>
         </w:tc>
